--- a/capstone/Implementation-Guide.docx
+++ b/capstone/Implementation-Guide.docx
@@ -18,7 +18,7 @@
       <w:r>
         <w:t>Healthcare Insurance Analytics Platform</w:t>
         <w:br/>
-        <w:t>AWS (Redshift) + Snowflake + Docker PySpark</w:t>
+        <w:t>AWS S3 · Redshift Serverless · Docker PySpark</w:t>
       </w:r>
     </w:p>
     <w:p/>
@@ -33,200 +33,212 @@
     <w:p>
       <w:pPr/>
       <w:r>
-        <w:t>1. Architecture Overview</w:t>
+        <w:t>1.  Architecture Overview</w:t>
       </w:r>
     </w:p>
     <w:p>
       <w:pPr/>
       <w:r>
-        <w:t>2. Prerequisites &amp; Tools</w:t>
+        <w:t>2.  Prerequisites &amp; Tools</w:t>
       </w:r>
     </w:p>
     <w:p>
       <w:pPr/>
       <w:r>
-        <w:t>3. GitHub Repository Setup</w:t>
+        <w:t>3.  GitHub Repository Setup</w:t>
       </w:r>
     </w:p>
     <w:p>
       <w:pPr/>
       <w:r>
-        <w:t>4. AWS Infrastructure Setup</w:t>
+        <w:t>4.  AWS Infrastructure Setup</w:t>
       </w:r>
     </w:p>
     <w:p>
       <w:pPr/>
       <w:r>
-        <w:t xml:space="preserve">   4.1  IAM Roles &amp; Policies</w:t>
+        <w:t xml:space="preserve">    4.1  IAM — User, Role &amp; Policies</w:t>
       </w:r>
     </w:p>
     <w:p>
       <w:pPr/>
       <w:r>
-        <w:t xml:space="preserve">   4.2  AWS S3 — Create Bucket &amp; Upload Data</w:t>
+        <w:t xml:space="preserve">    4.2  AWS S3 — Bucket, Folders &amp; Data Upload</w:t>
       </w:r>
     </w:p>
     <w:p>
       <w:pPr/>
       <w:r>
-        <w:t xml:space="preserve">   4.3  AWS Redshift — Cluster Setup</w:t>
+        <w:t xml:space="preserve">    4.3  Redshift Serverless — Namespace &amp; Workgroup</w:t>
       </w:r>
     </w:p>
     <w:p>
       <w:pPr/>
       <w:r>
-        <w:t xml:space="preserve">   4.4  AWS EMR — Spark Cluster Setup</w:t>
+        <w:t xml:space="preserve">    4.4  Redshift — Create Schemas &amp; Run DDL</w:t>
       </w:r>
     </w:p>
     <w:p>
       <w:pPr/>
       <w:r>
-        <w:t>5. Snowflake Setup</w:t>
+        <w:t>5.  Docker PySpark Environment</w:t>
       </w:r>
     </w:p>
     <w:p>
       <w:pPr/>
       <w:r>
-        <w:t xml:space="preserve">   5.1  Account &amp; Warehouse</w:t>
+        <w:t xml:space="preserve">    5.1  Run PySpark Container</w:t>
       </w:r>
     </w:p>
     <w:p>
       <w:pPr/>
       <w:r>
-        <w:t xml:space="preserve">   5.2  Database, Schema, Roles</w:t>
+        <w:t xml:space="preserve">    5.2  Install Dependencies &amp; JARs</w:t>
       </w:r>
     </w:p>
     <w:p>
       <w:pPr/>
       <w:r>
-        <w:t>6. Docker + PySpark Environment</w:t>
+        <w:t xml:space="preserve">    5.3  Project Folder Structure</w:t>
       </w:r>
     </w:p>
     <w:p>
       <w:pPr/>
       <w:r>
-        <w:t xml:space="preserve">   6.1  Pull Image &amp; Run Container</w:t>
+        <w:t xml:space="preserve">    5.4  spark_session.py</w:t>
       </w:r>
     </w:p>
     <w:p>
       <w:pPr/>
       <w:r>
-        <w:t xml:space="preserve">   6.2  Project Structure</w:t>
+        <w:t xml:space="preserve">    5.5  redshift_utils.py</w:t>
       </w:r>
     </w:p>
     <w:p>
       <w:pPr/>
       <w:r>
-        <w:t xml:space="preserve">   6.3  Spark Session Config (Redshift &amp; Snowflake)</w:t>
+        <w:t>6.  DDL Scripts — Redshift</w:t>
       </w:r>
     </w:p>
     <w:p>
       <w:pPr/>
       <w:r>
-        <w:t>7. DDL Scripts — Redshift</w:t>
+        <w:t>7.  Data Cleansing Modules</w:t>
       </w:r>
     </w:p>
     <w:p>
       <w:pPr/>
       <w:r>
-        <w:t>8. DDL Scripts — Snowflake</w:t>
+        <w:t xml:space="preserve">    7.1  Execution Order</w:t>
       </w:r>
     </w:p>
     <w:p>
       <w:pPr/>
       <w:r>
-        <w:t>9. Data Cleansing Modules (PySpark)</w:t>
+        <w:t xml:space="preserve">    7.2  patients_cleanse.py</w:t>
       </w:r>
     </w:p>
     <w:p>
       <w:pPr/>
       <w:r>
-        <w:t xml:space="preserve">   9.1  patients_cleanse.py</w:t>
+        <w:t xml:space="preserve">    7.3  subscribers_cleanse.py</w:t>
       </w:r>
     </w:p>
     <w:p>
       <w:pPr/>
       <w:r>
-        <w:t xml:space="preserve">   9.2  subscribers_cleanse.py</w:t>
+        <w:t xml:space="preserve">    7.4  claims_cleanse.py</w:t>
       </w:r>
     </w:p>
     <w:p>
       <w:pPr/>
       <w:r>
-        <w:t xml:space="preserve">   9.3  claims_cleanse.py</w:t>
+        <w:t xml:space="preserve">    7.5  group_subgroup_cleanse.py</w:t>
       </w:r>
     </w:p>
     <w:p>
       <w:pPr/>
       <w:r>
-        <w:t xml:space="preserve">   9.4  group_subgroup_cleanse.py</w:t>
+        <w:t>8.  Use Case Result Modules (UC-01 to UC-13)</w:t>
       </w:r>
     </w:p>
     <w:p>
       <w:pPr/>
       <w:r>
-        <w:t>10. Use Case Result Modules (UC-01 to UC-13)</w:t>
+        <w:t xml:space="preserve">    8.1  result_writer.py (shared utility)</w:t>
       </w:r>
     </w:p>
     <w:p>
       <w:pPr/>
       <w:r>
-        <w:t>11. Jira Sprint Setup</w:t>
+        <w:t xml:space="preserve">    8.2  UC-01 through UC-13 — full code</w:t>
       </w:r>
     </w:p>
     <w:p>
       <w:pPr/>
       <w:r>
-        <w:t>12. Deployment to AWS EMR</w:t>
+        <w:t>9.  Running the Full Pipeline</w:t>
       </w:r>
     </w:p>
     <w:p>
       <w:pPr/>
       <w:r>
-        <w:t>13. Databricks Visualization (Optional)</w:t>
-      </w:r>
-    </w:p>
-    <w:p>
-      <w:r>
-        <w:br w:type="page"/>
-      </w:r>
-    </w:p>
-    <w:p>
-      <w:pPr>
-        <w:pStyle w:val="Heading1"/>
-      </w:pPr>
-      <w:r>
-        <w:t>1. Architecture Overview</w:t>
+        <w:t>10. Jira Sprint Setup</w:t>
       </w:r>
     </w:p>
     <w:p>
       <w:pPr/>
       <w:r>
-        <w:t>The pipeline follows the Medallion Architecture (Bronze → Silver → Gold):</w:t>
+        <w:t>11. Deployment to AWS EMR (Production)</w:t>
       </w:r>
     </w:p>
     <w:p>
-      <w:pPr>
-        <w:pStyle w:val="ListBullet"/>
-      </w:pPr>
-      <w:r>
-        <w:t>Bronze Layer: Raw files on AWS S3 (input-data/)</w:t>
+      <w:pPr/>
+      <w:r>
+        <w:t>12. Databricks Visualization (Optional)</w:t>
       </w:r>
     </w:p>
     <w:p>
-      <w:pPr>
-        <w:pStyle w:val="ListBullet"/>
-      </w:pPr>
-      <w:r>
-        <w:t>Silver Layer: Cleansed tables in Redshift schema cleaned_data / Snowflake schema CLEANED_DATA</w:t>
+      <w:r>
+        <w:br w:type="page"/>
       </w:r>
     </w:p>
     <w:p>
       <w:pPr>
+        <w:pStyle w:val="Heading1"/>
+      </w:pPr>
+      <w:r>
+        <w:t>1. Architecture Overview</w:t>
+      </w:r>
+    </w:p>
+    <w:p>
+      <w:pPr/>
+      <w:r>
+        <w:t>This project follows the Medallion Architecture pattern across three layers:</w:t>
+      </w:r>
+    </w:p>
+    <w:p>
+      <w:pPr>
         <w:pStyle w:val="ListBullet"/>
       </w:pPr>
       <w:r>
-        <w:t>Gold Layer: Use-case result tables in Redshift schema Project-Output / Snowflake schema PROJECT_OUTPUT</w:t>
+        <w:t>Bronze   — Raw CSV files stored in AWS S3 (input-data/ folder)</w:t>
+      </w:r>
+    </w:p>
+    <w:p>
+      <w:pPr>
+        <w:pStyle w:val="ListBullet"/>
+      </w:pPr>
+      <w:r>
+        <w:t>Silver   — Cleansed tables in Redshift schema: cleaned_data</w:t>
+      </w:r>
+    </w:p>
+    <w:p>
+      <w:pPr>
+        <w:pStyle w:val="ListBullet"/>
+      </w:pPr>
+      <w:r>
+        <w:t>Gold     — Use-case result tables in Redshift schema: Project-Output</w:t>
       </w:r>
     </w:p>
     <w:p>
@@ -235,12 +247,11 @@
     <w:p>
       <w:pPr/>
       <w:r>
-        <w:t>Data Flow:</w:t>
+        <w:t>End-to-end data flow:</w:t>
       </w:r>
     </w:p>
     <w:p>
       <w:pPr>
-        <w:spacing w:before="40" w:after="40"/>
         <w:ind w:left="432"/>
       </w:pPr>
       <w:r>
@@ -249,13 +260,13 @@
           <w:color w:val="1A1A2E"/>
           <w:sz w:val="16"/>
         </w:rPr>
-        <w:t>S3 (raw CSV/Parquet)</w:t>
-        <w:br/>
-        <w:t xml:space="preserve">  └─► PySpark (Docker / EMR / Databricks)</w:t>
-        <w:br/>
-        <w:t xml:space="preserve">        ├─► Cleanse → Redshift: cleaned_data.*  (or Snowflake: CLEANED_DATA.*)</w:t>
-        <w:br/>
-        <w:t xml:space="preserve">        └─► Transform → Redshift: Project-Output.*  (or Snowflake: PROJECT_OUTPUT.*)</w:t>
+        <w:t>AWS S3 (input-data/)</w:t>
+        <w:br/>
+        <w:t xml:space="preserve">  └─► Docker PySpark  ← reads raw files from S3</w:t>
+        <w:br/>
+        <w:t xml:space="preserve">        ├─► Cleanse → Redshift Serverless: cleaned_data.*</w:t>
+        <w:br/>
+        <w:t xml:space="preserve">        └─► Transform → Redshift Serverless: "Project-Output".*</w:t>
       </w:r>
     </w:p>
     <w:p>
@@ -267,7 +278,7 @@
         <w:t xml:space="preserve">✅ BEST PRACTICE: </w:t>
       </w:r>
       <w:r>
-        <w:t>Always separate raw, cleansed, and result layers in different schemas/databases. This makes reprocessing safe and auditable.</w:t>
+        <w:t>Redshift Serverless charges only when queries run — no cluster to start/stop. Perfect for dev and capstone work.</w:t>
       </w:r>
     </w:p>
     <w:p>
@@ -290,13 +301,14 @@
         <w:tblLook w:firstColumn="1" w:firstRow="1" w:lastColumn="0" w:lastRow="0" w:noHBand="0" w:noVBand="1" w:val="04A0"/>
       </w:tblPr>
       <w:tblGrid>
-        <w:gridCol w:w="4320"/>
-        <w:gridCol w:w="4320"/>
+        <w:gridCol w:w="2880"/>
+        <w:gridCol w:w="2880"/>
+        <w:gridCol w:w="2880"/>
       </w:tblGrid>
       <w:tr>
         <w:tc>
           <w:tcPr>
-            <w:tcW w:type="dxa" w:w="4320"/>
+            <w:tcW w:type="dxa" w:w="2880"/>
           </w:tcPr>
           <w:p>
             <w:r>
@@ -306,7 +318,17 @@
         </w:tc>
         <w:tc>
           <w:tcPr>
-            <w:tcW w:type="dxa" w:w="4320"/>
+            <w:tcW w:type="dxa" w:w="2880"/>
+          </w:tcPr>
+          <w:p>
+            <w:r>
+              <w:t>Purpose</w:t>
+            </w:r>
+          </w:p>
+        </w:tc>
+        <w:tc>
+          <w:tcPr>
+            <w:tcW w:type="dxa" w:w="2880"/>
           </w:tcPr>
           <w:p>
             <w:r>
@@ -318,7 +340,7 @@
       <w:tr>
         <w:tc>
           <w:tcPr>
-            <w:tcW w:type="dxa" w:w="4320"/>
+            <w:tcW w:type="dxa" w:w="2880"/>
           </w:tcPr>
           <w:p>
             <w:r>
@@ -328,11 +350,21 @@
         </w:tc>
         <w:tc>
           <w:tcPr>
-            <w:tcW w:type="dxa" w:w="4320"/>
+            <w:tcW w:type="dxa" w:w="2880"/>
           </w:tcPr>
           <w:p>
             <w:r>
-              <w:t>With permissions for S3, Redshift, EMR, IAM</w:t>
+              <w:t>Hosts S3, Redshift Serverless</w:t>
+            </w:r>
+          </w:p>
+        </w:tc>
+        <w:tc>
+          <w:tcPr>
+            <w:tcW w:type="dxa" w:w="2880"/>
+          </w:tcPr>
+          <w:p>
+            <w:r>
+              <w:t>Free tier — Redshift Serverless has a 90-day/$300 credit trial on new accounts</w:t>
             </w:r>
           </w:p>
         </w:tc>
@@ -340,21 +372,31 @@
       <w:tr>
         <w:tc>
           <w:tcPr>
-            <w:tcW w:type="dxa" w:w="4320"/>
+            <w:tcW w:type="dxa" w:w="2880"/>
           </w:tcPr>
           <w:p>
             <w:r>
-              <w:t>Snowflake Account</w:t>
+              <w:t>AWS CLI v2</w:t>
             </w:r>
           </w:p>
         </w:tc>
         <w:tc>
           <w:tcPr>
-            <w:tcW w:type="dxa" w:w="4320"/>
+            <w:tcW w:type="dxa" w:w="2880"/>
           </w:tcPr>
           <w:p>
             <w:r>
-              <w:t>Free trial at snowflake.com/en/data-cloud/trial/</w:t>
+              <w:t>Upload files to S3 from terminal</w:t>
+            </w:r>
+          </w:p>
+        </w:tc>
+        <w:tc>
+          <w:tcPr>
+            <w:tcW w:type="dxa" w:w="2880"/>
+          </w:tcPr>
+          <w:p>
+            <w:r>
+              <w:t>Install: https://docs.aws.amazon.com/cli/latest/userguide/install-cliv2.html</w:t>
             </w:r>
           </w:p>
         </w:tc>
@@ -362,7 +404,7 @@
       <w:tr>
         <w:tc>
           <w:tcPr>
-            <w:tcW w:type="dxa" w:w="4320"/>
+            <w:tcW w:type="dxa" w:w="2880"/>
           </w:tcPr>
           <w:p>
             <w:r>
@@ -372,11 +414,21 @@
         </w:tc>
         <w:tc>
           <w:tcPr>
-            <w:tcW w:type="dxa" w:w="4320"/>
+            <w:tcW w:type="dxa" w:w="2880"/>
           </w:tcPr>
           <w:p>
             <w:r>
-              <w:t>Installed and running on your machine</w:t>
+              <w:t>Run PySpark locally</w:t>
+            </w:r>
+          </w:p>
+        </w:tc>
+        <w:tc>
+          <w:tcPr>
+            <w:tcW w:type="dxa" w:w="2880"/>
+          </w:tcPr>
+          <w:p>
+            <w:r>
+              <w:t>Download at docker.com; must be running before Step 5</w:t>
             </w:r>
           </w:p>
         </w:tc>
@@ -384,7 +436,7 @@
       <w:tr>
         <w:tc>
           <w:tcPr>
-            <w:tcW w:type="dxa" w:w="4320"/>
+            <w:tcW w:type="dxa" w:w="2880"/>
           </w:tcPr>
           <w:p>
             <w:r>
@@ -394,11 +446,21 @@
         </w:tc>
         <w:tc>
           <w:tcPr>
-            <w:tcW w:type="dxa" w:w="4320"/>
+            <w:tcW w:type="dxa" w:w="2880"/>
           </w:tcPr>
           <w:p>
             <w:r>
-              <w:t>For local script development</w:t>
+              <w:t>Write/edit PySpark scripts</w:t>
+            </w:r>
+          </w:p>
+        </w:tc>
+        <w:tc>
+          <w:tcPr>
+            <w:tcW w:type="dxa" w:w="2880"/>
+          </w:tcPr>
+          <w:p>
+            <w:r>
+              <w:t>Included inside the Docker image</w:t>
             </w:r>
           </w:p>
         </w:tc>
@@ -406,21 +468,31 @@
       <w:tr>
         <w:tc>
           <w:tcPr>
-            <w:tcW w:type="dxa" w:w="4320"/>
+            <w:tcW w:type="dxa" w:w="2880"/>
           </w:tcPr>
           <w:p>
             <w:r>
-              <w:t>PyCharm (or VS Code)</w:t>
+              <w:t>PyCharm / VS Code</w:t>
             </w:r>
           </w:p>
         </w:tc>
         <w:tc>
           <w:tcPr>
-            <w:tcW w:type="dxa" w:w="4320"/>
+            <w:tcW w:type="dxa" w:w="2880"/>
           </w:tcPr>
           <w:p>
             <w:r>
-              <w:t>IDE with GitHub integration</w:t>
+              <w:t>IDE with Git integration</w:t>
+            </w:r>
+          </w:p>
+        </w:tc>
+        <w:tc>
+          <w:tcPr>
+            <w:tcW w:type="dxa" w:w="2880"/>
+          </w:tcPr>
+          <w:p>
+            <w:r>
+              <w:t>Either works; PyCharm has built-in AWS plugin</w:t>
             </w:r>
           </w:p>
         </w:tc>
@@ -428,21 +500,31 @@
       <w:tr>
         <w:tc>
           <w:tcPr>
-            <w:tcW w:type="dxa" w:w="4320"/>
+            <w:tcW w:type="dxa" w:w="2880"/>
           </w:tcPr>
           <w:p>
             <w:r>
-              <w:t>Git &amp; GitHub account</w:t>
+              <w:t>Git + GitHub account</w:t>
             </w:r>
           </w:p>
         </w:tc>
         <w:tc>
           <w:tcPr>
-            <w:tcW w:type="dxa" w:w="4320"/>
+            <w:tcW w:type="dxa" w:w="2880"/>
           </w:tcPr>
           <w:p>
             <w:r>
-              <w:t>For version control</w:t>
+              <w:t>Version control</w:t>
+            </w:r>
+          </w:p>
+        </w:tc>
+        <w:tc>
+          <w:tcPr>
+            <w:tcW w:type="dxa" w:w="2880"/>
+          </w:tcPr>
+          <w:p>
+            <w:r>
+              <w:t>github.com — free account</w:t>
             </w:r>
           </w:p>
         </w:tc>
@@ -450,43 +532,31 @@
       <w:tr>
         <w:tc>
           <w:tcPr>
-            <w:tcW w:type="dxa" w:w="4320"/>
+            <w:tcW w:type="dxa" w:w="2880"/>
           </w:tcPr>
           <w:p>
             <w:r>
-              <w:t>Jira account</w:t>
+              <w:t>Jira</w:t>
             </w:r>
           </w:p>
         </w:tc>
         <w:tc>
           <w:tcPr>
-            <w:tcW w:type="dxa" w:w="4320"/>
+            <w:tcW w:type="dxa" w:w="2880"/>
           </w:tcPr>
           <w:p>
             <w:r>
-              <w:t>For sprint management (free tier works)</w:t>
-            </w:r>
-          </w:p>
-        </w:tc>
-      </w:tr>
-      <w:tr>
-        <w:tc>
-          <w:tcPr>
-            <w:tcW w:type="dxa" w:w="4320"/>
-          </w:tcPr>
-          <w:p>
-            <w:r>
-              <w:t>AWS CLI</w:t>
+              <w:t>Sprint &amp; task management</w:t>
             </w:r>
           </w:p>
         </w:tc>
         <w:tc>
           <w:tcPr>
-            <w:tcW w:type="dxa" w:w="4320"/>
+            <w:tcW w:type="dxa" w:w="2880"/>
           </w:tcPr>
           <w:p>
             <w:r>
-              <w:t>For S3 uploads from terminal: aws configure</w:t>
+              <w:t>atlassian.com/jira — free for up to 10 users</w:t>
             </w:r>
           </w:p>
         </w:tc>
@@ -507,17 +577,11 @@
       </w:r>
     </w:p>
     <w:p>
-      <w:pPr/>
-      <w:r>
-        <w:t>Create two repositories on GitHub — one for documents, one for code.</w:t>
-      </w:r>
-    </w:p>
-    <w:p>
       <w:pPr>
         <w:pStyle w:val="Heading2"/>
       </w:pPr>
       <w:r>
-        <w:t>3.1 Create Repositories</w:t>
+        <w:t>3.1 Create Two Repositories</w:t>
       </w:r>
     </w:p>
     <w:p>
@@ -529,7 +593,7 @@
         <w:t xml:space="preserve">🧭 NAVIGATE: </w:t>
       </w:r>
       <w:r>
-        <w:t>github.com → Sign in → Click "+" (top right) → New repository</w:t>
+        <w:t>github.com → Sign in → "+" (top right) → New repository</w:t>
       </w:r>
     </w:p>
     <w:p>
@@ -537,7 +601,7 @@
         <w:pStyle w:val="ListNumber"/>
       </w:pPr>
       <w:r>
-        <w:t>Repository 1 name: healthcare-insurance-docs</w:t>
+        <w:t>Repo 1:  healthcare-insurance-docs   (for all documents)</w:t>
       </w:r>
     </w:p>
     <w:p>
@@ -545,7 +609,7 @@
         <w:pStyle w:val="ListNumber"/>
       </w:pPr>
       <w:r>
-        <w:t>Repository 2 name: healthcare-insurance-pyspark</w:t>
+        <w:t>Repo 2:  healthcare-insurance-pyspark (for all code)</w:t>
       </w:r>
     </w:p>
     <w:p>
@@ -553,7 +617,7 @@
         <w:pStyle w:val="ListNumber"/>
       </w:pPr>
       <w:r>
-        <w:t>Set both to Private, add a README, click Create repository</w:t>
+        <w:t>Both: set to Private, tick "Add a README file", click Create repository</w:t>
       </w:r>
     </w:p>
     <w:p>
@@ -561,7 +625,7 @@
         <w:pStyle w:val="Heading2"/>
       </w:pPr>
       <w:r>
-        <w:t>3.2 Clone Repos in PyCharm</w:t>
+        <w:t>3.2 Clone the Code Repo in PyCharm</w:t>
       </w:r>
     </w:p>
     <w:p>
@@ -573,12 +637,11 @@
         <w:t xml:space="preserve">🧭 NAVIGATE: </w:t>
       </w:r>
       <w:r>
-        <w:t>PyCharm → File → New Project from Version Control → Git</w:t>
+        <w:t>PyCharm → File → New Project from Version Control → Git → paste URL → Clone</w:t>
       </w:r>
     </w:p>
     <w:p>
       <w:pPr>
-        <w:spacing w:before="40" w:after="40"/>
         <w:ind w:left="432"/>
       </w:pPr>
       <w:r>
@@ -595,12 +658,11 @@
         <w:pStyle w:val="Heading2"/>
       </w:pPr>
       <w:r>
-        <w:t>3.3 Recommended Folder Structure (PySpark Repo)</w:t>
+        <w:t>3.3 Project Folder Structure</w:t>
       </w:r>
     </w:p>
     <w:p>
       <w:pPr>
-        <w:spacing w:before="40" w:after="40"/>
         <w:ind w:left="432"/>
       </w:pPr>
       <w:r>
@@ -629,27 +691,21 @@
         <w:br/>
         <w:t>│   │   ├── uc02_subscribers_under30.py</w:t>
         <w:br/>
-        <w:t>│   │   │   ... (uc03 to uc13)</w:t>
+        <w:t>│   │   │   ...  (uc03 through uc13)</w:t>
         <w:br/>
         <w:t>│   └── utils/</w:t>
         <w:br/>
         <w:t>│       ├── spark_session.py</w:t>
         <w:br/>
-        <w:t>│       ├── redshift_utils.py</w:t>
-        <w:br/>
-        <w:t>│       └── snowflake_utils.py</w:t>
+        <w:t>│       └── redshift_utils.py</w:t>
         <w:br/>
         <w:t>├── tests/</w:t>
         <w:br/>
-        <w:t>├── docker/</w:t>
-        <w:br/>
-        <w:t>│   └── Dockerfile</w:t>
+        <w:t>├── jars/           ← Redshift JDBC jar goes here</w:t>
         <w:br/>
         <w:t>├── ddl/</w:t>
         <w:br/>
-        <w:t>│   ├── redshift_ddl.sql</w:t>
-        <w:br/>
-        <w:t>│   └── snowflake_ddl.sql</w:t>
+        <w:t>│   └── redshift_ddl.sql</w:t>
         <w:br/>
         <w:t>├── requirements.txt</w:t>
         <w:br/>
@@ -665,7 +721,7 @@
         <w:t xml:space="preserve">✅ BEST PRACTICE: </w:t>
       </w:r>
       <w:r>
-        <w:t>Use feature branches (feature/uc01-claims, feature/cleanse-patients) and raise pull requests for each module. Never commit directly to main.</w:t>
+        <w:t>Use one feature branch per module (e.g. feature/uc01-claims). Open a pull request for each and merge to main after self-review. This mirrors real team workflows.</w:t>
       </w:r>
     </w:p>
     <w:p>
@@ -686,13 +742,13 @@
         <w:pStyle w:val="Heading2"/>
       </w:pPr>
       <w:r>
-        <w:t>4.1 IAM Roles &amp; Policies</w:t>
+        <w:t>4.1 IAM — User, Role &amp; Policies</w:t>
       </w:r>
     </w:p>
     <w:p>
       <w:pPr/>
       <w:r>
-        <w:t>Create a dedicated IAM role for EMR/Redshift so they can access S3.</w:t>
+        <w:t>Step A — Create an IAM user for CLI access:</w:t>
       </w:r>
     </w:p>
     <w:p>
@@ -704,7 +760,7 @@
         <w:t xml:space="preserve">🧭 NAVIGATE: </w:t>
       </w:r>
       <w:r>
-        <w:t>AWS Console → IAM → Roles → Create Role</w:t>
+        <w:t>AWS Console → IAM → Users → Create user</w:t>
       </w:r>
     </w:p>
     <w:p>
@@ -712,7 +768,7 @@
         <w:pStyle w:val="ListNumber"/>
       </w:pPr>
       <w:r>
-        <w:t>Trusted entity: AWS service → EMR</w:t>
+        <w:t>Username: healthcare-dev-user</w:t>
       </w:r>
     </w:p>
     <w:p>
@@ -720,7 +776,7 @@
         <w:pStyle w:val="ListNumber"/>
       </w:pPr>
       <w:r>
-        <w:t>Attach policies: AmazonS3FullAccess, AmazonRedshiftFullAccess</w:t>
+        <w:t>Select: Provide user access to the AWS Management Console → No (we only need programmatic access)</w:t>
       </w:r>
     </w:p>
     <w:p>
@@ -728,7 +784,49 @@
         <w:pStyle w:val="ListNumber"/>
       </w:pPr>
       <w:r>
-        <w:t>Role name: HealthcareAnalyticsRole → Create Role</w:t>
+        <w:t>Next → Attach policies directly → tick: AmazonS3FullAccess, AmazonRedshiftFullAccess</w:t>
+      </w:r>
+    </w:p>
+    <w:p>
+      <w:pPr>
+        <w:pStyle w:val="ListNumber"/>
+      </w:pPr>
+      <w:r>
+        <w:t>Next → Create user</w:t>
+      </w:r>
+    </w:p>
+    <w:p>
+      <w:pPr>
+        <w:pStyle w:val="ListNumber"/>
+      </w:pPr>
+      <w:r>
+        <w:t>Go to the user → Security credentials tab → Create access key → CLI → Download .csv</w:t>
+      </w:r>
+    </w:p>
+    <w:p>
+      <w:pPr/>
+    </w:p>
+    <w:p>
+      <w:pPr>
+        <w:ind w:left="432"/>
+      </w:pPr>
+      <w:r>
+        <w:rPr>
+          <w:rFonts w:ascii="Courier New" w:hAnsi="Courier New"/>
+          <w:color w:val="1A1A2E"/>
+          <w:sz w:val="16"/>
+        </w:rPr>
+        <w:t># Configure AWS CLI with the downloaded credentials</w:t>
+        <w:br/>
+        <w:t>aws configure</w:t>
+        <w:br/>
+        <w:t># AWS Access Key ID:     &lt;paste from CSV&gt;</w:t>
+        <w:br/>
+        <w:t># AWS Secret Access Key: &lt;paste from CSV&gt;</w:t>
+        <w:br/>
+        <w:t># Default region:        us-east-1</w:t>
+        <w:br/>
+        <w:t># Default output format: json</w:t>
       </w:r>
     </w:p>
     <w:p>
@@ -740,7 +838,7 @@
         <w:t xml:space="preserve">✅ BEST PRACTICE: </w:t>
       </w:r>
       <w:r>
-        <w:t>In production, scope S3 permissions to the specific bucket ARN, not FullAccess.</w:t>
+        <w:t>In production, scope IAM policies to specific resource ARNs (e.g. arn:aws:s3:::healthcare-insurance-capstone/*) instead of FullAccess.</w:t>
       </w:r>
     </w:p>
     <w:p>
@@ -749,7 +847,7 @@
     <w:p>
       <w:pPr/>
       <w:r>
-        <w:t>Also create an IAM user for programmatic access (AWS CLI / PySpark):</w:t>
+        <w:t>Step B — Create an IAM role for Redshift to read from S3 (used in COPY commands):</w:t>
       </w:r>
     </w:p>
     <w:p>
@@ -761,33 +859,47 @@
         <w:t xml:space="preserve">🧭 NAVIGATE: </w:t>
       </w:r>
       <w:r>
-        <w:t>IAM → Users → Add users → HealthcareAnalyticsUser → Access key → Download CSV</w:t>
+        <w:t>IAM → Roles → Create role</w:t>
       </w:r>
     </w:p>
     <w:p>
       <w:pPr>
-        <w:spacing w:before="40" w:after="40"/>
-        <w:ind w:left="432"/>
-      </w:pPr>
-      <w:r>
-        <w:rPr>
-          <w:rFonts w:ascii="Courier New" w:hAnsi="Courier New"/>
-          <w:color w:val="1A1A2E"/>
-          <w:sz w:val="16"/>
-        </w:rPr>
-        <w:t># Configure AWS CLI</w:t>
-        <w:br/>
-        <w:t>aws configure</w:t>
-        <w:br/>
-        <w:t># Enter: Access Key ID, Secret Access Key, region (e.g. us-east-1), output (json)</w:t>
+        <w:pStyle w:val="ListNumber"/>
+      </w:pPr>
+      <w:r>
+        <w:t>Trusted entity: AWS service → Redshift → Redshift - Customizable → Next</w:t>
       </w:r>
     </w:p>
     <w:p>
       <w:pPr>
+        <w:pStyle w:val="ListNumber"/>
+      </w:pPr>
+      <w:r>
+        <w:t>Attach policy: AmazonS3ReadOnlyAccess → Next</w:t>
+      </w:r>
+    </w:p>
+    <w:p>
+      <w:pPr>
+        <w:pStyle w:val="ListNumber"/>
+      </w:pPr>
+      <w:r>
+        <w:t>Role name: RedshiftS3ReadRole → Create role</w:t>
+      </w:r>
+    </w:p>
+    <w:p>
+      <w:pPr>
+        <w:pStyle w:val="ListNumber"/>
+      </w:pPr>
+      <w:r>
+        <w:t>Copy the Role ARN — you will need it in DDL COPY commands (looks like: arn:aws:iam::123456789:role/RedshiftS3ReadRole)</w:t>
+      </w:r>
+    </w:p>
+    <w:p>
+      <w:pPr>
         <w:pStyle w:val="Heading2"/>
       </w:pPr>
       <w:r>
-        <w:t>4.2 AWS S3 — Create Bucket &amp; Upload Data</w:t>
+        <w:t>4.2 AWS S3 — Bucket, Folders &amp; Data Upload</w:t>
       </w:r>
     </w:p>
     <w:p>
@@ -807,7 +919,7 @@
         <w:pStyle w:val="ListNumber"/>
       </w:pPr>
       <w:r>
-        <w:t>Bucket name: healthcare-insurance-capstone (must be globally unique)</w:t>
+        <w:t>Bucket name: healthcare-insurance-capstone  (must be globally unique — add your initials if needed)</w:t>
       </w:r>
     </w:p>
     <w:p>
@@ -815,7 +927,7 @@
         <w:pStyle w:val="ListNumber"/>
       </w:pPr>
       <w:r>
-        <w:t>Region: us-east-1 (keep consistent with Redshift)</w:t>
+        <w:t>AWS Region: us-east-1  (keep this the same as your Redshift Serverless region)</w:t>
       </w:r>
     </w:p>
     <w:p>
@@ -823,7 +935,7 @@
         <w:pStyle w:val="ListNumber"/>
       </w:pPr>
       <w:r>
-        <w:t>Block all public access: ON (default) — keep it private</w:t>
+        <w:t>Block all public access: ON  (leave default)</w:t>
       </w:r>
     </w:p>
     <w:p>
@@ -831,7 +943,7 @@
         <w:pStyle w:val="ListNumber"/>
       </w:pPr>
       <w:r>
-        <w:t>Versioning: Enable (best practice for data lake)</w:t>
+        <w:t>Bucket Versioning: Enable  (best practice — lets you recover overwritten files)</w:t>
       </w:r>
     </w:p>
     <w:p>
@@ -841,6 +953,9 @@
       <w:r>
         <w:t>Click Create bucket</w:t>
       </w:r>
+    </w:p>
+    <w:p>
+      <w:pPr/>
     </w:p>
     <w:p>
       <w:pPr/>
@@ -857,12 +972,11 @@
         <w:t xml:space="preserve">🧭 NAVIGATE: </w:t>
       </w:r>
       <w:r>
-        <w:t>Click the bucket → Create folder</w:t>
+        <w:t>Click the bucket name → Create folder (repeat for each folder below)</w:t>
       </w:r>
     </w:p>
     <w:p>
       <w:pPr>
-        <w:spacing w:before="40" w:after="40"/>
         <w:ind w:left="432"/>
       </w:pPr>
       <w:r>
@@ -883,20 +997,40 @@
         <w:br/>
         <w:t>│   └── group_subgroup/</w:t>
         <w:br/>
-        <w:t>├── cleaned-data/</w:t>
+        <w:t>├── tmp/           ← PySpark uses this as staging when writing to Redshift</w:t>
         <w:br/>
         <w:t>└── logs/</w:t>
       </w:r>
     </w:p>
     <w:p>
       <w:pPr/>
-      <w:r>
-        <w:t>Upload data via AWS CLI:</w:t>
-      </w:r>
     </w:p>
     <w:p>
-      <w:pPr>
-        <w:spacing w:before="40" w:after="40"/>
+      <w:pPr/>
+      <w:r>
+        <w:t>Upload your data files:</w:t>
+      </w:r>
+    </w:p>
+    <w:p>
+      <w:r>
+        <w:rPr>
+          <w:b/>
+          <w:color w:val="7D3C98"/>
+        </w:rPr>
+        <w:t xml:space="preserve">🧭 NAVIGATE: </w:t>
+      </w:r>
+      <w:r>
+        <w:t>S3 → bucket → input-data → patients folder → Upload → Add files → Upload</w:t>
+      </w:r>
+    </w:p>
+    <w:p>
+      <w:pPr/>
+      <w:r>
+        <w:t>Or via AWS CLI (faster for multiple files):</w:t>
+      </w:r>
+    </w:p>
+    <w:p>
+      <w:pPr>
         <w:ind w:left="432"/>
       </w:pPr>
       <w:r>
@@ -905,13 +1039,555 @@
           <w:color w:val="1A1A2E"/>
           <w:sz w:val="16"/>
         </w:rPr>
-        <w:t>aws s3 cp patients.csv s3://healthcare-insurance-capstone/input-data/patients/</w:t>
-        <w:br/>
-        <w:t>aws s3 cp subscribers.csv s3://healthcare-insurance-capstone/input-data/subscribers/</w:t>
-        <w:br/>
-        <w:t>aws s3 cp claims.csv s3://healthcare-insurance-capstone/input-data/claims/</w:t>
+        <w:t>aws s3 cp patients.csv       s3://healthcare-insurance-capstone/input-data/patients/</w:t>
+        <w:br/>
+        <w:t>aws s3 cp subscribers.csv    s3://healthcare-insurance-capstone/input-data/subscribers/</w:t>
+        <w:br/>
+        <w:t>aws s3 cp claims.csv         s3://healthcare-insurance-capstone/input-data/claims/</w:t>
         <w:br/>
         <w:t>aws s3 cp group_subgroup.csv s3://healthcare-insurance-capstone/input-data/group_subgroup/</w:t>
+        <w:br/>
+        <w:br/>
+        <w:t># Verify</w:t>
+        <w:br/>
+        <w:t>aws s3 ls s3://healthcare-insurance-capstone/input-data/ --recursive</w:t>
+      </w:r>
+    </w:p>
+    <w:p>
+      <w:pPr>
+        <w:pStyle w:val="Heading2"/>
+      </w:pPr>
+      <w:r>
+        <w:t>4.3 Redshift Serverless — Namespace &amp; Workgroup</w:t>
+      </w:r>
+    </w:p>
+    <w:p>
+      <w:r>
+        <w:rPr>
+          <w:b/>
+          <w:color w:val="7D3C98"/>
+        </w:rPr>
+        <w:t xml:space="preserve">🧭 NAVIGATE: </w:t>
+      </w:r>
+      <w:r>
+        <w:t>AWS Console → Amazon Redshift → Redshift Serverless → Get started</w:t>
+      </w:r>
+    </w:p>
+    <w:p>
+      <w:pPr>
+        <w:pStyle w:val="ListNumber"/>
+      </w:pPr>
+      <w:r>
+        <w:t>Click: Create workgroup</w:t>
+      </w:r>
+    </w:p>
+    <w:p>
+      <w:pPr>
+        <w:pStyle w:val="ListNumber"/>
+      </w:pPr>
+      <w:r>
+        <w:t>Workgroup name: healthcare-workgroup</w:t>
+      </w:r>
+    </w:p>
+    <w:p>
+      <w:pPr>
+        <w:pStyle w:val="ListNumber"/>
+      </w:pPr>
+      <w:r>
+        <w:t>Base RPU capacity: 8 RPU  (minimum — cheapest option)</w:t>
+      </w:r>
+    </w:p>
+    <w:p>
+      <w:pPr>
+        <w:pStyle w:val="ListNumber"/>
+      </w:pPr>
+      <w:r>
+        <w:t>Click Next</w:t>
+      </w:r>
+    </w:p>
+    <w:p>
+      <w:pPr>
+        <w:pStyle w:val="ListNumber"/>
+      </w:pPr>
+      <w:r>
+        <w:t>Namespace name: healthcare-namespace</w:t>
+      </w:r>
+    </w:p>
+    <w:p>
+      <w:pPr>
+        <w:pStyle w:val="ListNumber"/>
+      </w:pPr>
+      <w:r>
+        <w:t>Admin username: admin  |  Admin password: &lt;strong password — save this&gt;</w:t>
+      </w:r>
+    </w:p>
+    <w:p>
+      <w:pPr>
+        <w:pStyle w:val="ListNumber"/>
+      </w:pPr>
+      <w:r>
+        <w:t>Associate IAM role: select RedshiftS3ReadRole created earlier</w:t>
+      </w:r>
+    </w:p>
+    <w:p>
+      <w:pPr>
+        <w:pStyle w:val="ListNumber"/>
+      </w:pPr>
+      <w:r>
+        <w:t>Click Next → Review → Create</w:t>
+      </w:r>
+    </w:p>
+    <w:p>
+      <w:pPr>
+        <w:pStyle w:val="ListNumber"/>
+      </w:pPr>
+      <w:r>
+        <w:t>Wait ~3 minutes for status to show: Available</w:t>
+      </w:r>
+    </w:p>
+    <w:p>
+      <w:r>
+        <w:rPr>
+          <w:b/>
+          <w:color w:val="1F618D"/>
+        </w:rPr>
+        <w:t xml:space="preserve">📝 NOTE: </w:t>
+      </w:r>
+      <w:r>
+        <w:t>Redshift Serverless auto-pauses after 30 minutes of inactivity. It wakes up automatically when you run a query. No manual start/stop needed.</w:t>
+      </w:r>
+    </w:p>
+    <w:p>
+      <w:pPr>
+        <w:pStyle w:val="Heading2"/>
+      </w:pPr>
+      <w:r>
+        <w:t>4.4 Redshift — Connect &amp; Create Schemas</w:t>
+      </w:r>
+    </w:p>
+    <w:p>
+      <w:r>
+        <w:rPr>
+          <w:b/>
+          <w:color w:val="7D3C98"/>
+        </w:rPr>
+        <w:t xml:space="preserve">🧭 NAVIGATE: </w:t>
+      </w:r>
+      <w:r>
+        <w:t>Redshift Serverless → healthcare-workgroup → Query data (opens Query Editor v2)</w:t>
+      </w:r>
+    </w:p>
+    <w:p>
+      <w:pPr>
+        <w:pStyle w:val="ListNumber"/>
+      </w:pPr>
+      <w:r>
+        <w:t>In the left panel, select your workgroup and connect with admin credentials</w:t>
+      </w:r>
+    </w:p>
+    <w:p>
+      <w:pPr>
+        <w:pStyle w:val="ListNumber"/>
+      </w:pPr>
+      <w:r>
+        <w:t>Paste and run the following:</w:t>
+      </w:r>
+    </w:p>
+    <w:p>
+      <w:pPr>
+        <w:ind w:left="432"/>
+      </w:pPr>
+      <w:r>
+        <w:rPr>
+          <w:rFonts w:ascii="Courier New" w:hAnsi="Courier New"/>
+          <w:color w:val="1A1A2E"/>
+          <w:sz w:val="16"/>
+        </w:rPr>
+        <w:t>CREATE SCHEMA IF NOT EXISTS cleaned_data;</w:t>
+        <w:br/>
+        <w:t>CREATE SCHEMA IF NOT EXISTS "Project-Output";</w:t>
+      </w:r>
+    </w:p>
+    <w:p>
+      <w:pPr>
+        <w:pStyle w:val="ListNumber"/>
+      </w:pPr>
+      <w:r>
+        <w:t>You should see: "Command completed successfully"</w:t>
+      </w:r>
+    </w:p>
+    <w:p>
+      <w:r>
+        <w:br w:type="page"/>
+      </w:r>
+    </w:p>
+    <w:p>
+      <w:pPr>
+        <w:pStyle w:val="Heading1"/>
+      </w:pPr>
+      <w:r>
+        <w:t>5. Docker PySpark Environment</w:t>
+      </w:r>
+    </w:p>
+    <w:p>
+      <w:pPr>
+        <w:pStyle w:val="Heading2"/>
+      </w:pPr>
+      <w:r>
+        <w:t>5.1 Run PySpark Container</w:t>
+      </w:r>
+    </w:p>
+    <w:p>
+      <w:pPr/>
+      <w:r>
+        <w:t>Open a terminal (PowerShell on Windows, Terminal on Mac) and run:</w:t>
+      </w:r>
+    </w:p>
+    <w:p>
+      <w:pPr>
+        <w:ind w:left="432"/>
+      </w:pPr>
+      <w:r>
+        <w:rPr>
+          <w:rFonts w:ascii="Courier New" w:hAnsi="Courier New"/>
+          <w:color w:val="1A1A2E"/>
+          <w:sz w:val="16"/>
+        </w:rPr>
+        <w:t># Pull the image (only needed once)</w:t>
+        <w:br/>
+        <w:t>docker pull jupyter/pyspark-notebook</w:t>
+        <w:br/>
+        <w:br/>
+        <w:t># Run the container</w:t>
+        <w:br/>
+        <w:t># Replace /path/to/healthcare-insurance-pyspark with your actual local repo path</w:t>
+        <w:br/>
+        <w:t>docker run -it --rm \</w:t>
+        <w:br/>
+        <w:t xml:space="preserve">  -p 4040:4040 \</w:t>
+        <w:br/>
+        <w:t xml:space="preserve">  -v /path/to/healthcare-insurance-pyspark:/app \</w:t>
+        <w:br/>
+        <w:t xml:space="preserve">  --name pyspark-capstone \</w:t>
+        <w:br/>
+        <w:t xml:space="preserve">  jupyter/pyspark-notebook bash</w:t>
+        <w:br/>
+        <w:br/>
+        <w:t># Windows path example:</w:t>
+        <w:br/>
+        <w:t>docker run -it --rm -p 4040:4040 \</w:t>
+        <w:br/>
+        <w:t xml:space="preserve">  -v C:\Users\sunil\healthcare-insurance-pyspark:/app \</w:t>
+        <w:br/>
+        <w:t xml:space="preserve">  --name pyspark-capstone \</w:t>
+        <w:br/>
+        <w:t xml:space="preserve">  jupyter/pyspark-notebook bash</w:t>
+      </w:r>
+    </w:p>
+    <w:p>
+      <w:r>
+        <w:rPr>
+          <w:b/>
+          <w:color w:val="1F618D"/>
+        </w:rPr>
+        <w:t xml:space="preserve">📝 NOTE: </w:t>
+      </w:r>
+      <w:r>
+        <w:t>Port 4040 exposes the Spark UI. Open http://localhost:4040 in your browser while a job is running to monitor progress.</w:t>
+      </w:r>
+    </w:p>
+    <w:p>
+      <w:pPr>
+        <w:pStyle w:val="Heading2"/>
+      </w:pPr>
+      <w:r>
+        <w:t>5.2 Install Dependencies &amp; JARs</w:t>
+      </w:r>
+    </w:p>
+    <w:p>
+      <w:pPr/>
+      <w:r>
+        <w:t>Inside the running container, run:</w:t>
+      </w:r>
+    </w:p>
+    <w:p>
+      <w:pPr>
+        <w:ind w:left="432"/>
+      </w:pPr>
+      <w:r>
+        <w:rPr>
+          <w:rFonts w:ascii="Courier New" w:hAnsi="Courier New"/>
+          <w:color w:val="1A1A2E"/>
+          <w:sz w:val="16"/>
+        </w:rPr>
+        <w:t># Install Python packages</w:t>
+        <w:br/>
+        <w:t>pip install boto3 psycopg2-binary</w:t>
+        <w:br/>
+        <w:br/>
+        <w:t># Download Redshift JDBC JAR</w:t>
+        <w:br/>
+        <w:t>mkdir -p /app/jars</w:t>
+        <w:br/>
+        <w:t>wget -q -O /app/jars/redshift-jdbc42.jar \</w:t>
+        <w:br/>
+        <w:t xml:space="preserve">  https://s3.amazonaws.com/redshift-downloads/drivers/jdbc/2.1.0.9/redshift-jdbc42-2.1.0.9.jar</w:t>
+        <w:br/>
+        <w:br/>
+        <w:t># Download Spark-Redshift connector</w:t>
+        <w:br/>
+        <w:t>wget -q -O /app/jars/spark-redshift.jar \</w:t>
+        <w:br/>
+        <w:t xml:space="preserve">  https://repo1.maven.org/maven2/io/github/spark-redshift-community/spark-redshift_2.12/6.2.0-spark_3.3/spark-redshift_2.12-6.2.0-spark_3.3.jar</w:t>
+        <w:br/>
+        <w:br/>
+        <w:t># Download Hadoop-AWS and AWS SDK (needed to read from S3)</w:t>
+        <w:br/>
+        <w:t>wget -q -O /app/jars/hadoop-aws.jar \</w:t>
+        <w:br/>
+        <w:t xml:space="preserve">  https://repo1.maven.org/maven2/org/apache/hadoop/hadoop-aws/3.3.4/hadoop-aws-3.3.4.jar</w:t>
+        <w:br/>
+        <w:t>wget -q -O /app/jars/aws-java-sdk-bundle.jar \</w:t>
+        <w:br/>
+        <w:t xml:space="preserve">  https://repo1.maven.org/maven2/com/amazonaws/aws-java-sdk-bundle/1.12.262/aws-java-sdk-bundle-1.12.262.jar</w:t>
+        <w:br/>
+        <w:br/>
+        <w:t># Verify</w:t>
+        <w:br/>
+        <w:t>ls -lh /app/jars/</w:t>
+      </w:r>
+    </w:p>
+    <w:p>
+      <w:pPr>
+        <w:pStyle w:val="Heading2"/>
+      </w:pPr>
+      <w:r>
+        <w:t>5.3 requirements.txt</w:t>
+      </w:r>
+    </w:p>
+    <w:p>
+      <w:pPr/>
+      <w:r>
+        <w:t>Add to the repo root so dependencies are documented:</w:t>
+      </w:r>
+    </w:p>
+    <w:p>
+      <w:pPr>
+        <w:ind w:left="432"/>
+      </w:pPr>
+      <w:r>
+        <w:rPr>
+          <w:rFonts w:ascii="Courier New" w:hAnsi="Courier New"/>
+          <w:color w:val="1A1A2E"/>
+          <w:sz w:val="16"/>
+        </w:rPr>
+        <w:t>boto3==1.34.0</w:t>
+        <w:br/>
+        <w:t>psycopg2-binary==2.9.9</w:t>
+        <w:br/>
+        <w:t>pyspark==3.3.0</w:t>
+        <w:br/>
+      </w:r>
+    </w:p>
+    <w:p>
+      <w:pPr>
+        <w:pStyle w:val="Heading2"/>
+      </w:pPr>
+      <w:r>
+        <w:t>5.4 src/utils/spark_session.py</w:t>
+      </w:r>
+    </w:p>
+    <w:p>
+      <w:pPr>
+        <w:ind w:left="432"/>
+      </w:pPr>
+      <w:r>
+        <w:rPr>
+          <w:rFonts w:ascii="Courier New" w:hAnsi="Courier New"/>
+          <w:color w:val="1A1A2E"/>
+          <w:sz w:val="16"/>
+        </w:rPr>
+        <w:t>from pyspark.sql import SparkSession</w:t>
+        <w:br/>
+        <w:br/>
+        <w:t>JAR_PATH = "/app/jars"</w:t>
+        <w:br/>
+        <w:t>JARS = ",".join([</w:t>
+        <w:br/>
+        <w:t xml:space="preserve">    f"{JAR_PATH}/redshift-jdbc42.jar",</w:t>
+        <w:br/>
+        <w:t xml:space="preserve">    f"{JAR_PATH}/spark-redshift.jar",</w:t>
+        <w:br/>
+        <w:t xml:space="preserve">    f"{JAR_PATH}/hadoop-aws.jar",</w:t>
+        <w:br/>
+        <w:t xml:space="preserve">    f"{JAR_PATH}/aws-java-sdk-bundle.jar",</w:t>
+        <w:br/>
+        <w:t>])</w:t>
+        <w:br/>
+        <w:br/>
+        <w:t>def get_spark_session(app_name: str = "HealthcareInsurance") -&gt; SparkSession:</w:t>
+        <w:br/>
+        <w:t xml:space="preserve">    spark = (</w:t>
+        <w:br/>
+        <w:t xml:space="preserve">        SparkSession.builder</w:t>
+        <w:br/>
+        <w:t xml:space="preserve">        .appName(app_name)</w:t>
+        <w:br/>
+        <w:t xml:space="preserve">        .config("spark.jars", JARS)</w:t>
+        <w:br/>
+        <w:t xml:space="preserve">        .config("spark.hadoop.fs.s3a.impl",</w:t>
+        <w:br/>
+        <w:t xml:space="preserve">                "org.apache.hadoop.fs.s3a.S3AFileSystem")</w:t>
+        <w:br/>
+        <w:t xml:space="preserve">        .config("spark.hadoop.fs.s3a.aws.credentials.provider",</w:t>
+        <w:br/>
+        <w:t xml:space="preserve">                "com.amazonaws.auth.DefaultAWSCredentialsProviderChain")</w:t>
+        <w:br/>
+        <w:t xml:space="preserve">        .config("spark.sql.legacy.timeParserPolicy", "LEGACY")</w:t>
+        <w:br/>
+        <w:t xml:space="preserve">        .getOrCreate()</w:t>
+        <w:br/>
+        <w:t xml:space="preserve">    )</w:t>
+        <w:br/>
+        <w:t xml:space="preserve">    spark.sparkContext.setLogLevel("WARN")</w:t>
+        <w:br/>
+        <w:t xml:space="preserve">    return spark</w:t>
+        <w:br/>
+      </w:r>
+    </w:p>
+    <w:p>
+      <w:r>
+        <w:rPr>
+          <w:b/>
+          <w:color w:val="1F618D"/>
+        </w:rPr>
+        <w:t xml:space="preserve">📝 NOTE: </w:t>
+      </w:r>
+      <w:r>
+        <w:t>DefaultAWSCredentialsProviderChain reads credentials from ~/.aws/credentials (configured via "aws configure") automatically. No hardcoding needed.</w:t>
+      </w:r>
+    </w:p>
+    <w:p>
+      <w:pPr>
+        <w:pStyle w:val="Heading2"/>
+      </w:pPr>
+      <w:r>
+        <w:t>5.5 src/utils/redshift_utils.py</w:t>
+      </w:r>
+    </w:p>
+    <w:p>
+      <w:pPr>
+        <w:ind w:left="432"/>
+      </w:pPr>
+      <w:r>
+        <w:rPr>
+          <w:rFonts w:ascii="Courier New" w:hAnsi="Courier New"/>
+          <w:color w:val="1A1A2E"/>
+          <w:sz w:val="16"/>
+        </w:rPr>
+        <w:t>import os</w:t>
+        <w:br/>
+        <w:br/>
+        <w:t># ── Redshift Serverless connection config ──────────────────────────</w:t>
+        <w:br/>
+        <w:t># Endpoint format: &lt;workgroup&gt;.&lt;account-id&gt;.&lt;region&gt;.redshift-serverless.amazonaws.com</w:t>
+        <w:br/>
+        <w:t>REDSHIFT_URL = (</w:t>
+        <w:br/>
+        <w:t xml:space="preserve">    "jdbc:redshift://healthcare-workgroup.&lt;account-id&gt;.us-east-1"</w:t>
+        <w:br/>
+        <w:t xml:space="preserve">    ".redshift-serverless.amazonaws.com:5439/dev"</w:t>
+        <w:br/>
+        <w:t>)</w:t>
+        <w:br/>
+        <w:t>REDSHIFT_USER     = os.getenv("REDSHIFT_USER", "admin")</w:t>
+        <w:br/>
+        <w:t>REDSHIFT_PASSWORD = os.getenv("REDSHIFT_PASSWORD")   # set via env var — never hardcode</w:t>
+        <w:br/>
+        <w:t>REDSHIFT_IAM_ROLE = "arn:aws:iam::&lt;account-id&gt;:role/RedshiftS3ReadRole"</w:t>
+        <w:br/>
+        <w:t>REDSHIFT_TMPDIR   = "s3://healthcare-insurance-capstone/tmp/"</w:t>
+        <w:br/>
+        <w:br/>
+        <w:t>def write_to_redshift(df, table: str, mode: str = "overwrite"):</w:t>
+        <w:br/>
+        <w:t xml:space="preserve">    """Write a Spark DataFrame to a Redshift table."""</w:t>
+        <w:br/>
+        <w:t xml:space="preserve">    (</w:t>
+        <w:br/>
+        <w:t xml:space="preserve">        df.write</w:t>
+        <w:br/>
+        <w:t xml:space="preserve">        .format("io.github.spark_redshift_utils.spark.DefaultSource")</w:t>
+        <w:br/>
+        <w:t xml:space="preserve">        .option("url",          REDSHIFT_URL)</w:t>
+        <w:br/>
+        <w:t xml:space="preserve">        .option("user",         REDSHIFT_USER)</w:t>
+        <w:br/>
+        <w:t xml:space="preserve">        .option("password",     REDSHIFT_PASSWORD)</w:t>
+        <w:br/>
+        <w:t xml:space="preserve">        .option("dbtable",      table)</w:t>
+        <w:br/>
+        <w:t xml:space="preserve">        .option("tempdir",      REDSHIFT_TMPDIR)</w:t>
+        <w:br/>
+        <w:t xml:space="preserve">        .option("aws_iam_role", REDSHIFT_IAM_ROLE)</w:t>
+        <w:br/>
+        <w:t xml:space="preserve">        .mode(mode)</w:t>
+        <w:br/>
+        <w:t xml:space="preserve">        .save()</w:t>
+        <w:br/>
+        <w:t xml:space="preserve">    )</w:t>
+        <w:br/>
+        <w:t xml:space="preserve">    print(f"[Redshift] Written → {table} ({df.count()} rows)")</w:t>
+        <w:br/>
+        <w:br/>
+        <w:t>def read_from_redshift(spark, table: str):</w:t>
+        <w:br/>
+        <w:t xml:space="preserve">    """Read a Redshift table into a Spark DataFrame."""</w:t>
+        <w:br/>
+        <w:t xml:space="preserve">    return (</w:t>
+        <w:br/>
+        <w:t xml:space="preserve">        spark.read</w:t>
+        <w:br/>
+        <w:t xml:space="preserve">        .format("io.github.spark_redshift_utils.spark.DefaultSource")</w:t>
+        <w:br/>
+        <w:t xml:space="preserve">        .option("url",          REDSHIFT_URL)</w:t>
+        <w:br/>
+        <w:t xml:space="preserve">        .option("user",         REDSHIFT_USER)</w:t>
+        <w:br/>
+        <w:t xml:space="preserve">        .option("password",     REDSHIFT_PASSWORD)</w:t>
+        <w:br/>
+        <w:t xml:space="preserve">        .option("dbtable",      table)</w:t>
+        <w:br/>
+        <w:t xml:space="preserve">        .option("tempdir",      REDSHIFT_TMPDIR)</w:t>
+        <w:br/>
+        <w:t xml:space="preserve">        .option("aws_iam_role", REDSHIFT_IAM_ROLE)</w:t>
+        <w:br/>
+        <w:t xml:space="preserve">        .load()</w:t>
+        <w:br/>
+        <w:t xml:space="preserve">    )</w:t>
+        <w:br/>
+      </w:r>
+    </w:p>
+    <w:p>
+      <w:pPr/>
+      <w:r>
+        <w:t>Set credentials before running any job:</w:t>
+      </w:r>
+    </w:p>
+    <w:p>
+      <w:pPr>
+        <w:ind w:left="432"/>
+      </w:pPr>
+      <w:r>
+        <w:rPr>
+          <w:rFonts w:ascii="Courier New" w:hAnsi="Courier New"/>
+          <w:color w:val="1A1A2E"/>
+          <w:sz w:val="16"/>
+        </w:rPr>
+        <w:t>export REDSHIFT_USER=admin</w:t>
+        <w:br/>
+        <w:t>export REDSHIFT_PASSWORD=&lt;your-password&gt;</w:t>
+        <w:br/>
       </w:r>
     </w:p>
     <w:p>
@@ -923,15 +1599,26 @@
         <w:t xml:space="preserve">✅ BEST PRACTICE: </w:t>
       </w:r>
       <w:r>
-        <w:t>Store files as Parquet instead of CSV for production — better performance and schema enforcement. CSV is fine for this capstone.</w:t>
+        <w:t>In production use AWS Secrets Manager: import boto3; secret = boto3.client("secretsmanager").get_secret_value(SecretId="redshift/admin")</w:t>
       </w:r>
     </w:p>
     <w:p>
-      <w:pPr>
-        <w:pStyle w:val="Heading2"/>
-      </w:pPr>
-      <w:r>
-        <w:t>4.3 AWS Redshift — Cluster Setup</w:t>
+      <w:r>
+        <w:br w:type="page"/>
+      </w:r>
+    </w:p>
+    <w:p>
+      <w:pPr>
+        <w:pStyle w:val="Heading1"/>
+      </w:pPr>
+      <w:r>
+        <w:t>6. DDL Scripts — Redshift</w:t>
+      </w:r>
+    </w:p>
+    <w:p>
+      <w:pPr/>
+      <w:r>
+        <w:t>Run all of this in Redshift Query Editor v2 once before running any PySpark jobs.</w:t>
       </w:r>
     </w:p>
     <w:p>
@@ -943,61 +1630,2152 @@
         <w:t xml:space="preserve">🧭 NAVIGATE: </w:t>
       </w:r>
       <w:r>
-        <w:t>AWS Console → Redshift → Create cluster</w:t>
+        <w:t>AWS Console → Redshift → Query editor v2 → connect to healthcare-workgroup → paste → Run (F5)</w:t>
       </w:r>
     </w:p>
     <w:p>
       <w:pPr>
-        <w:pStyle w:val="ListNumber"/>
-      </w:pPr>
-      <w:r>
-        <w:t>Cluster identifier: healthcare-analytics-cluster</w:t>
+        <w:ind w:left="432"/>
+      </w:pPr>
+      <w:r>
+        <w:rPr>
+          <w:rFonts w:ascii="Courier New" w:hAnsi="Courier New"/>
+          <w:color w:val="1A1A2E"/>
+          <w:sz w:val="16"/>
+        </w:rPr>
+        <w:t>-- ============================================================</w:t>
+        <w:br/>
+        <w:t>-- SCHEMA: cleaned_data</w:t>
+        <w:br/>
+        <w:t>-- ============================================================</w:t>
+        <w:br/>
+        <w:br/>
+        <w:t>CREATE TABLE IF NOT EXISTS cleaned_data.hospitals (</w:t>
+        <w:br/>
+        <w:t xml:space="preserve">    hospital_id   VARCHAR(50)   NOT NULL  PRIMARY KEY,</w:t>
+        <w:br/>
+        <w:t xml:space="preserve">    hospital_name VARCHAR(200),</w:t>
+        <w:br/>
+        <w:t xml:space="preserve">    city          VARCHAR(100),</w:t>
+        <w:br/>
+        <w:t xml:space="preserve">    state         VARCHAR(100)</w:t>
+        <w:br/>
+        <w:t>) DISTSTYLE ALL</w:t>
+        <w:br/>
+        <w:t xml:space="preserve">  SORTKEY(hospital_id);</w:t>
+        <w:br/>
+        <w:br/>
+        <w:t>CREATE TABLE IF NOT EXISTS cleaned_data.group_subgroup (</w:t>
+        <w:br/>
+        <w:t xml:space="preserve">    group_id      VARCHAR(50)   NOT NULL,</w:t>
+        <w:br/>
+        <w:t xml:space="preserve">    group_name    VARCHAR(100),</w:t>
+        <w:br/>
+        <w:t xml:space="preserve">    subgroup_id   VARCHAR(50)   NOT NULL,</w:t>
+        <w:br/>
+        <w:t xml:space="preserve">    subgroup_name VARCHAR(100),</w:t>
+        <w:br/>
+        <w:t xml:space="preserve">    policy_type   VARCHAR(50),</w:t>
+        <w:br/>
+        <w:t xml:space="preserve">    premium_rate  DECIMAL(10,2),</w:t>
+        <w:br/>
+        <w:t xml:space="preserve">    PRIMARY KEY (group_id, subgroup_id)</w:t>
+        <w:br/>
+        <w:t>) DISTSTYLE ALL</w:t>
+        <w:br/>
+        <w:t xml:space="preserve">  SORTKEY(group_id, subgroup_id);</w:t>
+        <w:br/>
+        <w:br/>
+        <w:t>CREATE TABLE IF NOT EXISTS cleaned_data.patients (</w:t>
+        <w:br/>
+        <w:t xml:space="preserve">    patient_id     VARCHAR(50)   NOT NULL  PRIMARY KEY,</w:t>
+        <w:br/>
+        <w:t xml:space="preserve">    name           VARCHAR(100),</w:t>
+        <w:br/>
+        <w:t xml:space="preserve">    age            INTEGER,</w:t>
+        <w:br/>
+        <w:t xml:space="preserve">    gender         CHAR(1),</w:t>
+        <w:br/>
+        <w:t xml:space="preserve">    city           VARCHAR(100),</w:t>
+        <w:br/>
+        <w:t xml:space="preserve">    diagnosis      VARCHAR(200),</w:t>
+        <w:br/>
+        <w:t xml:space="preserve">    admission_date DATE,</w:t>
+        <w:br/>
+        <w:t xml:space="preserve">    discharge_date DATE,</w:t>
+        <w:br/>
+        <w:t xml:space="preserve">    hospital_id    VARCHAR(50)   REFERENCES cleaned_data.hospitals(hospital_id),</w:t>
+        <w:br/>
+        <w:t xml:space="preserve">    insurance_type VARCHAR(50),</w:t>
+        <w:br/>
+        <w:t xml:space="preserve">    total_charges  DECIMAL(12,2),</w:t>
+        <w:br/>
+        <w:t xml:space="preserve">    procedure_name VARCHAR(200)</w:t>
+        <w:br/>
+        <w:t>) DISTKEY(patient_id)</w:t>
+        <w:br/>
+        <w:t xml:space="preserve">  SORTKEY(patient_id);</w:t>
+        <w:br/>
+        <w:br/>
+        <w:t>CREATE TABLE IF NOT EXISTS cleaned_data.subscribers (</w:t>
+        <w:br/>
+        <w:t xml:space="preserve">    subscriber_id   VARCHAR(50)   NOT NULL  PRIMARY KEY,</w:t>
+        <w:br/>
+        <w:t xml:space="preserve">    name            VARCHAR(100),</w:t>
+        <w:br/>
+        <w:t xml:space="preserve">    age             INTEGER,</w:t>
+        <w:br/>
+        <w:t xml:space="preserve">    gender          CHAR(1),</w:t>
+        <w:br/>
+        <w:t xml:space="preserve">    city            VARCHAR(100),</w:t>
+        <w:br/>
+        <w:t xml:space="preserve">    group_id        VARCHAR(50),</w:t>
+        <w:br/>
+        <w:t xml:space="preserve">    subgroup_id     VARCHAR(50),</w:t>
+        <w:br/>
+        <w:t xml:space="preserve">    policy_type     VARCHAR(50),</w:t>
+        <w:br/>
+        <w:t xml:space="preserve">    monthly_premium DECIMAL(10,2),</w:t>
+        <w:br/>
+        <w:t xml:space="preserve">    enrollment_date DATE,</w:t>
+        <w:br/>
+        <w:t xml:space="preserve">    FOREIGN KEY (group_id, subgroup_id)</w:t>
+        <w:br/>
+        <w:t xml:space="preserve">        REFERENCES cleaned_data.group_subgroup(group_id, subgroup_id)</w:t>
+        <w:br/>
+        <w:t>) DISTKEY(subscriber_id)</w:t>
+        <w:br/>
+        <w:t xml:space="preserve">  SORTKEY(subscriber_id);</w:t>
+        <w:br/>
+        <w:br/>
+        <w:t>CREATE TABLE IF NOT EXISTS cleaned_data.claims (</w:t>
+        <w:br/>
+        <w:t xml:space="preserve">    claim_id      VARCHAR(50)   NOT NULL  PRIMARY KEY,</w:t>
+        <w:br/>
+        <w:t xml:space="preserve">    patient_id    VARCHAR(50)   REFERENCES cleaned_data.patients(patient_id),</w:t>
+        <w:br/>
+        <w:t xml:space="preserve">    subscriber_id VARCHAR(50)   REFERENCES cleaned_data.subscribers(subscriber_id),</w:t>
+        <w:br/>
+        <w:t xml:space="preserve">    claim_date    DATE,</w:t>
+        <w:br/>
+        <w:t xml:space="preserve">    disease       VARCHAR(200),</w:t>
+        <w:br/>
+        <w:t xml:space="preserve">    claim_amount  DECIMAL(12,2),</w:t>
+        <w:br/>
+        <w:t xml:space="preserve">    status        VARCHAR(50),</w:t>
+        <w:br/>
+        <w:t xml:space="preserve">    city          VARCHAR(100)</w:t>
+        <w:br/>
+        <w:t>) DISTKEY(claim_id)</w:t>
+        <w:br/>
+        <w:t xml:space="preserve">  SORTKEY(claim_id);</w:t>
+        <w:br/>
+        <w:br/>
+        <w:t>-- ============================================================</w:t>
+        <w:br/>
+        <w:t>-- SCHEMA: Project-Output  (one table per use case)</w:t>
+        <w:br/>
+        <w:t>-- ============================================================</w:t>
+        <w:br/>
+        <w:br/>
+        <w:t>CREATE TABLE IF NOT EXISTS "Project-Output".uc01_max_claims_disease</w:t>
+        <w:br/>
+        <w:t xml:space="preserve">    (disease VARCHAR(200), claim_count BIGINT);</w:t>
+        <w:br/>
+        <w:br/>
+        <w:t>CREATE TABLE IF NOT EXISTS "Project-Output".uc02_subscribers_under30</w:t>
+        <w:br/>
+        <w:t xml:space="preserve">    (subscriber_id VARCHAR(50), name VARCHAR(100), age INTEGER, subgroup_id VARCHAR(50));</w:t>
+        <w:br/>
+        <w:br/>
+        <w:t>CREATE TABLE IF NOT EXISTS "Project-Output".uc03_group_max_subgroups</w:t>
+        <w:br/>
+        <w:t xml:space="preserve">    (group_id VARCHAR(50), group_name VARCHAR(100), subgroup_count BIGINT);</w:t>
+        <w:br/>
+        <w:br/>
+        <w:t>CREATE TABLE IF NOT EXISTS "Project-Output".uc04_hospital_most_patients</w:t>
+        <w:br/>
+        <w:t xml:space="preserve">    (hospital_id VARCHAR(50), hospital_name VARCHAR(200), patient_count BIGINT);</w:t>
+        <w:br/>
+        <w:br/>
+        <w:t>CREATE TABLE IF NOT EXISTS "Project-Output".uc05_most_subscribed_subgroup</w:t>
+        <w:br/>
+        <w:t xml:space="preserve">    (subgroup_id VARCHAR(50), subgroup_name VARCHAR(100), subscription_count BIGINT);</w:t>
+        <w:br/>
+        <w:br/>
+        <w:t>CREATE TABLE IF NOT EXISTS "Project-Output".uc06_total_rejected_claims</w:t>
+        <w:br/>
+        <w:t xml:space="preserve">    (total_rejected BIGINT);</w:t>
+        <w:br/>
+        <w:br/>
+        <w:t>CREATE TABLE IF NOT EXISTS "Project-Output".uc07_city_most_claims</w:t>
+        <w:br/>
+        <w:t xml:space="preserve">    (city VARCHAR(100), claim_count BIGINT);</w:t>
+        <w:br/>
+        <w:br/>
+        <w:t>CREATE TABLE IF NOT EXISTS "Project-Output".uc08_govt_vs_private</w:t>
+        <w:br/>
+        <w:t xml:space="preserve">    (policy_type VARCHAR(50), subscriber_count BIGINT);</w:t>
+        <w:br/>
+        <w:br/>
+        <w:t>CREATE TABLE IF NOT EXISTS "Project-Output".uc09_avg_monthly_premium</w:t>
+        <w:br/>
+        <w:t xml:space="preserve">    (avg_monthly_premium DECIMAL(10,2));</w:t>
+        <w:br/>
+        <w:br/>
+        <w:t>CREATE TABLE IF NOT EXISTS "Project-Output".uc10_most_profitable_group</w:t>
+        <w:br/>
+        <w:t xml:space="preserve">    (group_id VARCHAR(50), group_name VARCHAR(100), total_profit DECIMAL(14,2));</w:t>
+        <w:br/>
+        <w:br/>
+        <w:t>CREATE TABLE IF NOT EXISTS "Project-Output".uc11_patients_under18_cancer</w:t>
+        <w:br/>
+        <w:t xml:space="preserve">    (patient_id VARCHAR(50), name VARCHAR(100), age INTEGER, diagnosis VARCHAR(200));</w:t>
+        <w:br/>
+        <w:br/>
+        <w:t>CREATE TABLE IF NOT EXISTS "Project-Output".uc12_cashless_high_charges</w:t>
+        <w:br/>
+        <w:t xml:space="preserve">    (patient_id VARCHAR(50), name VARCHAR(100), insurance_type VARCHAR(50), total_charges DECIMAL(12,2));</w:t>
+        <w:br/>
+        <w:br/>
+        <w:t>CREATE TABLE IF NOT EXISTS "Project-Output".uc13_female_knee_surgery</w:t>
+        <w:br/>
+        <w:t xml:space="preserve">    (patient_id VARCHAR(50), name VARCHAR(100), age INTEGER, gender CHAR(1),</w:t>
+        <w:br/>
+        <w:t xml:space="preserve">     procedure_name VARCHAR(200), admission_date DATE);</w:t>
+        <w:br/>
       </w:r>
     </w:p>
     <w:p>
-      <w:pPr>
-        <w:pStyle w:val="ListNumber"/>
-      </w:pPr>
-      <w:r>
-        <w:t>Node type: dc2.large (free tier eligible)</w:t>
+      <w:r>
+        <w:rPr>
+          <w:b/>
+          <w:color w:val="1E8B4C"/>
+        </w:rPr>
+        <w:t xml:space="preserve">✅ BEST PRACTICE: </w:t>
+      </w:r>
+      <w:r>
+        <w:t>DISTSTYLE ALL on small lookup tables (hospitals, group_subgroup) broadcasts them to all nodes — avoids shuffle joins. DISTKEY on large tables distributes data evenly.</w:t>
       </w:r>
     </w:p>
     <w:p>
-      <w:pPr>
-        <w:pStyle w:val="ListNumber"/>
-      </w:pPr>
-      <w:r>
-        <w:t>Number of nodes: 1 (dev) / 2+ (production)</w:t>
+      <w:r>
+        <w:br w:type="page"/>
       </w:r>
     </w:p>
     <w:p>
       <w:pPr>
-        <w:pStyle w:val="ListNumber"/>
-      </w:pPr>
-      <w:r>
-        <w:t>Admin username: admin | Password: &lt;strong password&gt;</w:t>
+        <w:pStyle w:val="Heading1"/>
+      </w:pPr>
+      <w:r>
+        <w:t>7. Data Cleansing Modules</w:t>
       </w:r>
     </w:p>
     <w:p>
       <w:pPr>
-        <w:pStyle w:val="ListNumber"/>
-      </w:pPr>
-      <w:r>
-        <w:t>VPC: Default VPC, add inbound rule for port 5439 from your IP</w:t>
-      </w:r>
-    </w:p>
-    <w:p>
-      <w:pPr>
-        <w:pStyle w:val="ListNumber"/>
-      </w:pPr>
-      <w:r>
-        <w:t>Click Create cluster (takes ~5 minutes)</w:t>
+        <w:pStyle w:val="Heading2"/>
+      </w:pPr>
+      <w:r>
+        <w:t>7.1 Execution Order</w:t>
       </w:r>
     </w:p>
     <w:p>
       <w:pPr/>
       <w:r>
-        <w:t>Once the cluster is AVAILABLE:</w:t>
+        <w:t>Always run cleansing in this order to satisfy foreign key dependencies:</w:t>
+      </w:r>
+    </w:p>
+    <w:p>
+      <w:pPr>
+        <w:ind w:left="432"/>
+      </w:pPr>
+      <w:r>
+        <w:rPr>
+          <w:rFonts w:ascii="Courier New" w:hAnsi="Courier New"/>
+          <w:color w:val="1A1A2E"/>
+          <w:sz w:val="16"/>
+        </w:rPr>
+        <w:t>1. group_subgroup_cleanse.py</w:t>
+        <w:br/>
+        <w:t>2. patients_cleanse.py</w:t>
+        <w:br/>
+        <w:t>3. subscribers_cleanse.py  (references group_subgroup)</w:t>
+        <w:br/>
+        <w:t>4. claims_cleanse.py       (references patients + subscribers)</w:t>
+      </w:r>
+    </w:p>
+    <w:p>
+      <w:pPr>
+        <w:pStyle w:val="Heading2"/>
+      </w:pPr>
+      <w:r>
+        <w:t>7.2 patients_cleanse.py</w:t>
+      </w:r>
+    </w:p>
+    <w:p>
+      <w:pPr>
+        <w:ind w:left="432"/>
+      </w:pPr>
+      <w:r>
+        <w:rPr>
+          <w:rFonts w:ascii="Courier New" w:hAnsi="Courier New"/>
+          <w:color w:val="1A1A2E"/>
+          <w:sz w:val="16"/>
+        </w:rPr>
+        <w:t>import sys</w:t>
+        <w:br/>
+        <w:t>sys.path.append("/app/src")</w:t>
+        <w:br/>
+        <w:t>from utils.spark_session import get_spark_session</w:t>
+        <w:br/>
+        <w:t>from utils.redshift_utils import write_to_redshift</w:t>
+        <w:br/>
+        <w:t>from pyspark.sql import functions as F</w:t>
+        <w:br/>
+        <w:br/>
+        <w:t>S3_PATH = "s3a://healthcare-insurance-capstone/input-data/patients/"</w:t>
+        <w:br/>
+        <w:br/>
+        <w:t>def main():</w:t>
+        <w:br/>
+        <w:t xml:space="preserve">    spark = get_spark_session()</w:t>
+        <w:br/>
+        <w:br/>
+        <w:t xml:space="preserve">    # ── READ ────────────────────────────────────────────────</w:t>
+        <w:br/>
+        <w:t xml:space="preserve">    df = spark.read.csv(S3_PATH, header=True, inferSchema=True)</w:t>
+        <w:br/>
+        <w:t xml:space="preserve">    print(f"Raw count: {df.count()}")</w:t>
+        <w:br/>
+        <w:br/>
+        <w:t xml:space="preserve">    # ── INSPECT NULLS ───────────────────────────────────────</w:t>
+        <w:br/>
+        <w:t xml:space="preserve">    from pyspark.sql.types import StringType, NumericType</w:t>
+        <w:br/>
+        <w:t xml:space="preserve">    null_report = [(c, df.filter(F.col(c).isNull()).count()) for c in df.columns]</w:t>
+        <w:br/>
+        <w:t xml:space="preserve">    print("Null counts per column:")</w:t>
+        <w:br/>
+        <w:t xml:space="preserve">    for col_name, cnt in null_report:</w:t>
+        <w:br/>
+        <w:t xml:space="preserve">        print(f"  {col_name}: {cnt}")</w:t>
+        <w:br/>
+        <w:br/>
+        <w:t xml:space="preserve">    # ── REPLACE NULLS ───────────────────────────────────────</w:t>
+        <w:br/>
+        <w:t xml:space="preserve">    for field in df.schema.fields:</w:t>
+        <w:br/>
+        <w:t xml:space="preserve">        if isinstance(field.dataType, StringType):</w:t>
+        <w:br/>
+        <w:t xml:space="preserve">            df = df.withColumn(field.name,</w:t>
+        <w:br/>
+        <w:t xml:space="preserve">                F.when(F.col(field.name).isNull(), "NA").otherwise(F.col(field.name)))</w:t>
+        <w:br/>
+        <w:t xml:space="preserve">        else:</w:t>
+        <w:br/>
+        <w:t xml:space="preserve">            df = df.withColumn(field.name,</w:t>
+        <w:br/>
+        <w:t xml:space="preserve">                F.when(F.col(field.name).isNull(), 0).otherwise(F.col(field.name)))</w:t>
+        <w:br/>
+        <w:br/>
+        <w:t xml:space="preserve">    # ── DROP DUPLICATES ─────────────────────────────────────</w:t>
+        <w:br/>
+        <w:t xml:space="preserve">    before = df.count()</w:t>
+        <w:br/>
+        <w:t xml:space="preserve">    df = df.dropDuplicates(["patient_id"])</w:t>
+        <w:br/>
+        <w:t xml:space="preserve">    print(f"Duplicates dropped: {before - df.count()}")</w:t>
+        <w:br/>
+        <w:br/>
+        <w:t xml:space="preserve">    # ── EXTRA TRANSFORMS ────────────────────────────────────</w:t>
+        <w:br/>
+        <w:t xml:space="preserve">    df = df.withColumn("age", F.col("age").cast("integer"))</w:t>
+        <w:br/>
+        <w:t xml:space="preserve">    df = df.withColumn("total_charges", F.col("total_charges").cast("decimal(12,2)"))</w:t>
+        <w:br/>
+        <w:t xml:space="preserve">    df = df.withColumn("admission_date", F.to_date(F.col("admission_date"), "yyyy-MM-dd"))</w:t>
+        <w:br/>
+        <w:t xml:space="preserve">    df = df.withColumn("discharge_date", F.to_date(F.col("discharge_date"), "yyyy-MM-dd"))</w:t>
+        <w:br/>
+        <w:br/>
+        <w:t xml:space="preserve">    print(f"Clean count: {df.count()}")</w:t>
+        <w:br/>
+        <w:t xml:space="preserve">    df.printSchema()</w:t>
+        <w:br/>
+        <w:br/>
+        <w:t xml:space="preserve">    # ── WRITE TO REDSHIFT ───────────────────────────────────</w:t>
+        <w:br/>
+        <w:t xml:space="preserve">    write_to_redshift(df, "cleaned_data.patients")</w:t>
+        <w:br/>
+        <w:br/>
+        <w:t xml:space="preserve">    spark.stop()</w:t>
+        <w:br/>
+        <w:br/>
+        <w:t>if __name__ == "__main__":</w:t>
+        <w:br/>
+        <w:t xml:space="preserve">    main()</w:t>
+        <w:br/>
+      </w:r>
+    </w:p>
+    <w:p>
+      <w:pPr>
+        <w:pStyle w:val="Heading2"/>
+      </w:pPr>
+      <w:r>
+        <w:t>7.3 subscribers_cleanse.py</w:t>
+      </w:r>
+    </w:p>
+    <w:p>
+      <w:pPr>
+        <w:ind w:left="432"/>
+      </w:pPr>
+      <w:r>
+        <w:rPr>
+          <w:rFonts w:ascii="Courier New" w:hAnsi="Courier New"/>
+          <w:color w:val="1A1A2E"/>
+          <w:sz w:val="16"/>
+        </w:rPr>
+        <w:t>import sys</w:t>
+        <w:br/>
+        <w:t>sys.path.append("/app/src")</w:t>
+        <w:br/>
+        <w:t>from utils.spark_session import get_spark_session</w:t>
+        <w:br/>
+        <w:t>from utils.redshift_utils import write_to_redshift</w:t>
+        <w:br/>
+        <w:t>from pyspark.sql import functions as F</w:t>
+        <w:br/>
+        <w:br/>
+        <w:t>S3_PATH = "s3a://healthcare-insurance-capstone/input-data/subscribers/"</w:t>
+        <w:br/>
+        <w:br/>
+        <w:t>def main():</w:t>
+        <w:br/>
+        <w:t xml:space="preserve">    spark = get_spark_session()</w:t>
+        <w:br/>
+        <w:br/>
+        <w:t xml:space="preserve">    # ── READ ────────────────────────────────────────────────</w:t>
+        <w:br/>
+        <w:t xml:space="preserve">    df = spark.read.csv(S3_PATH, header=True, inferSchema=True)</w:t>
+        <w:br/>
+        <w:t xml:space="preserve">    print(f"Raw count: {df.count()}")</w:t>
+        <w:br/>
+        <w:br/>
+        <w:t xml:space="preserve">    # ── INSPECT NULLS ───────────────────────────────────────</w:t>
+        <w:br/>
+        <w:t xml:space="preserve">    from pyspark.sql.types import StringType, NumericType</w:t>
+        <w:br/>
+        <w:t xml:space="preserve">    null_report = [(c, df.filter(F.col(c).isNull()).count()) for c in df.columns]</w:t>
+        <w:br/>
+        <w:t xml:space="preserve">    print("Null counts per column:")</w:t>
+        <w:br/>
+        <w:t xml:space="preserve">    for col_name, cnt in null_report:</w:t>
+        <w:br/>
+        <w:t xml:space="preserve">        print(f"  {col_name}: {cnt}")</w:t>
+        <w:br/>
+        <w:br/>
+        <w:t xml:space="preserve">    # ── REPLACE NULLS ───────────────────────────────────────</w:t>
+        <w:br/>
+        <w:t xml:space="preserve">    for field in df.schema.fields:</w:t>
+        <w:br/>
+        <w:t xml:space="preserve">        if isinstance(field.dataType, StringType):</w:t>
+        <w:br/>
+        <w:t xml:space="preserve">            df = df.withColumn(field.name,</w:t>
+        <w:br/>
+        <w:t xml:space="preserve">                F.when(F.col(field.name).isNull(), "NA").otherwise(F.col(field.name)))</w:t>
+        <w:br/>
+        <w:t xml:space="preserve">        else:</w:t>
+        <w:br/>
+        <w:t xml:space="preserve">            df = df.withColumn(field.name,</w:t>
+        <w:br/>
+        <w:t xml:space="preserve">                F.when(F.col(field.name).isNull(), 0).otherwise(F.col(field.name)))</w:t>
+        <w:br/>
+        <w:br/>
+        <w:t xml:space="preserve">    # ── DROP DUPLICATES ─────────────────────────────────────</w:t>
+        <w:br/>
+        <w:t xml:space="preserve">    before = df.count()</w:t>
+        <w:br/>
+        <w:t xml:space="preserve">    df = df.dropDuplicates(["subscriber_id"])</w:t>
+        <w:br/>
+        <w:t xml:space="preserve">    print(f"Duplicates dropped: {before - df.count()}")</w:t>
+        <w:br/>
+        <w:br/>
+        <w:t xml:space="preserve">    # ── EXTRA TRANSFORMS ────────────────────────────────────</w:t>
+        <w:br/>
+        <w:t xml:space="preserve">    df = df.withColumn("age", F.col("age").cast("integer"))</w:t>
+        <w:br/>
+        <w:t xml:space="preserve">    df = df.withColumn("monthly_premium", F.col("monthly_premium").cast("decimal(10,2)"))</w:t>
+        <w:br/>
+        <w:t xml:space="preserve">    df = df.withColumn("enrollment_date", F.to_date(F.col("enrollment_date"), "yyyy-MM-dd"))</w:t>
+        <w:br/>
+        <w:t xml:space="preserve">    # Standardise policy_type</w:t>
+        <w:br/>
+        <w:t xml:space="preserve">    df = df.withColumn("policy_type",</w:t>
+        <w:br/>
+        <w:t xml:space="preserve">        F.when(F.upper(F.col("policy_type")).isin("GOVERNMENT","PRIVATE"),</w:t>
+        <w:br/>
+        <w:t xml:space="preserve">               F.initcap(F.col("policy_type"))).otherwise("Unknown"))</w:t>
+        <w:br/>
+        <w:br/>
+        <w:t xml:space="preserve">    print(f"Clean count: {df.count()}")</w:t>
+        <w:br/>
+        <w:t xml:space="preserve">    df.printSchema()</w:t>
+        <w:br/>
+        <w:br/>
+        <w:t xml:space="preserve">    # ── WRITE TO REDSHIFT ───────────────────────────────────</w:t>
+        <w:br/>
+        <w:t xml:space="preserve">    write_to_redshift(df, "cleaned_data.subscribers")</w:t>
+        <w:br/>
+        <w:br/>
+        <w:t xml:space="preserve">    spark.stop()</w:t>
+        <w:br/>
+        <w:br/>
+        <w:t>if __name__ == "__main__":</w:t>
+        <w:br/>
+        <w:t xml:space="preserve">    main()</w:t>
+        <w:br/>
+      </w:r>
+    </w:p>
+    <w:p>
+      <w:pPr>
+        <w:pStyle w:val="Heading2"/>
+      </w:pPr>
+      <w:r>
+        <w:t>7.4 claims_cleanse.py</w:t>
+      </w:r>
+    </w:p>
+    <w:p>
+      <w:pPr>
+        <w:ind w:left="432"/>
+      </w:pPr>
+      <w:r>
+        <w:rPr>
+          <w:rFonts w:ascii="Courier New" w:hAnsi="Courier New"/>
+          <w:color w:val="1A1A2E"/>
+          <w:sz w:val="16"/>
+        </w:rPr>
+        <w:t>import sys</w:t>
+        <w:br/>
+        <w:t>sys.path.append("/app/src")</w:t>
+        <w:br/>
+        <w:t>from utils.spark_session import get_spark_session</w:t>
+        <w:br/>
+        <w:t>from utils.redshift_utils import write_to_redshift</w:t>
+        <w:br/>
+        <w:t>from pyspark.sql import functions as F</w:t>
+        <w:br/>
+        <w:br/>
+        <w:t>S3_PATH = "s3a://healthcare-insurance-capstone/input-data/claims/"</w:t>
+        <w:br/>
+        <w:br/>
+        <w:t>def main():</w:t>
+        <w:br/>
+        <w:t xml:space="preserve">    spark = get_spark_session()</w:t>
+        <w:br/>
+        <w:br/>
+        <w:t xml:space="preserve">    # ── READ ────────────────────────────────────────────────</w:t>
+        <w:br/>
+        <w:t xml:space="preserve">    df = spark.read.csv(S3_PATH, header=True, inferSchema=True)</w:t>
+        <w:br/>
+        <w:t xml:space="preserve">    print(f"Raw count: {df.count()}")</w:t>
+        <w:br/>
+        <w:br/>
+        <w:t xml:space="preserve">    # ── INSPECT NULLS ───────────────────────────────────────</w:t>
+        <w:br/>
+        <w:t xml:space="preserve">    from pyspark.sql.types import StringType, NumericType</w:t>
+        <w:br/>
+        <w:t xml:space="preserve">    null_report = [(c, df.filter(F.col(c).isNull()).count()) for c in df.columns]</w:t>
+        <w:br/>
+        <w:t xml:space="preserve">    print("Null counts per column:")</w:t>
+        <w:br/>
+        <w:t xml:space="preserve">    for col_name, cnt in null_report:</w:t>
+        <w:br/>
+        <w:t xml:space="preserve">        print(f"  {col_name}: {cnt}")</w:t>
+        <w:br/>
+        <w:br/>
+        <w:t xml:space="preserve">    # ── REPLACE NULLS ───────────────────────────────────────</w:t>
+        <w:br/>
+        <w:t xml:space="preserve">    for field in df.schema.fields:</w:t>
+        <w:br/>
+        <w:t xml:space="preserve">        if isinstance(field.dataType, StringType):</w:t>
+        <w:br/>
+        <w:t xml:space="preserve">            df = df.withColumn(field.name,</w:t>
+        <w:br/>
+        <w:t xml:space="preserve">                F.when(F.col(field.name).isNull(), "NA").otherwise(F.col(field.name)))</w:t>
+        <w:br/>
+        <w:t xml:space="preserve">        else:</w:t>
+        <w:br/>
+        <w:t xml:space="preserve">            df = df.withColumn(field.name,</w:t>
+        <w:br/>
+        <w:t xml:space="preserve">                F.when(F.col(field.name).isNull(), 0).otherwise(F.col(field.name)))</w:t>
+        <w:br/>
+        <w:br/>
+        <w:t xml:space="preserve">    # ── DROP DUPLICATES ─────────────────────────────────────</w:t>
+        <w:br/>
+        <w:t xml:space="preserve">    before = df.count()</w:t>
+        <w:br/>
+        <w:t xml:space="preserve">    df = df.dropDuplicates(["claim_id"])</w:t>
+        <w:br/>
+        <w:t xml:space="preserve">    print(f"Duplicates dropped: {before - df.count()}")</w:t>
+        <w:br/>
+        <w:br/>
+        <w:t xml:space="preserve">    # ── EXTRA TRANSFORMS ────────────────────────────────────</w:t>
+        <w:br/>
+        <w:t xml:space="preserve">    df = df.withColumn("claim_date", F.to_date(F.col("claim_date"), "yyyy-MM-dd"))</w:t>
+        <w:br/>
+        <w:t xml:space="preserve">    df = df.withColumn("claim_amount", F.col("claim_amount").cast("decimal(12,2)"))</w:t>
+        <w:br/>
+        <w:t xml:space="preserve">    # Standardise status</w:t>
+        <w:br/>
+        <w:t xml:space="preserve">    valid = ["Approved", "Rejected", "Pending"]</w:t>
+        <w:br/>
+        <w:t xml:space="preserve">    df = df.withColumn("status",</w:t>
+        <w:br/>
+        <w:t xml:space="preserve">        F.when(F.col("status").isin(valid), F.col("status")).otherwise("Unknown"))</w:t>
+        <w:br/>
+        <w:br/>
+        <w:t xml:space="preserve">    print(f"Clean count: {df.count()}")</w:t>
+        <w:br/>
+        <w:t xml:space="preserve">    df.printSchema()</w:t>
+        <w:br/>
+        <w:br/>
+        <w:t xml:space="preserve">    # ── WRITE TO REDSHIFT ───────────────────────────────────</w:t>
+        <w:br/>
+        <w:t xml:space="preserve">    write_to_redshift(df, "cleaned_data.claims")</w:t>
+        <w:br/>
+        <w:br/>
+        <w:t xml:space="preserve">    spark.stop()</w:t>
+        <w:br/>
+        <w:br/>
+        <w:t>if __name__ == "__main__":</w:t>
+        <w:br/>
+        <w:t xml:space="preserve">    main()</w:t>
+        <w:br/>
+      </w:r>
+    </w:p>
+    <w:p>
+      <w:pPr>
+        <w:pStyle w:val="Heading2"/>
+      </w:pPr>
+      <w:r>
+        <w:t>7.5 group_subgroup_cleanse.py</w:t>
+      </w:r>
+    </w:p>
+    <w:p>
+      <w:pPr>
+        <w:ind w:left="432"/>
+      </w:pPr>
+      <w:r>
+        <w:rPr>
+          <w:rFonts w:ascii="Courier New" w:hAnsi="Courier New"/>
+          <w:color w:val="1A1A2E"/>
+          <w:sz w:val="16"/>
+        </w:rPr>
+        <w:t>import sys</w:t>
+        <w:br/>
+        <w:t>sys.path.append("/app/src")</w:t>
+        <w:br/>
+        <w:t>from utils.spark_session import get_spark_session</w:t>
+        <w:br/>
+        <w:t>from utils.redshift_utils import write_to_redshift</w:t>
+        <w:br/>
+        <w:t>from pyspark.sql import functions as F</w:t>
+        <w:br/>
+        <w:br/>
+        <w:t>S3_PATH = "s3a://healthcare-insurance-capstone/input-data/group_subgroup/"</w:t>
+        <w:br/>
+        <w:br/>
+        <w:t>def main():</w:t>
+        <w:br/>
+        <w:t xml:space="preserve">    spark = get_spark_session()</w:t>
+        <w:br/>
+        <w:br/>
+        <w:t xml:space="preserve">    # ── READ ────────────────────────────────────────────────</w:t>
+        <w:br/>
+        <w:t xml:space="preserve">    df = spark.read.csv(S3_PATH, header=True, inferSchema=True)</w:t>
+        <w:br/>
+        <w:t xml:space="preserve">    print(f"Raw count: {df.count()}")</w:t>
+        <w:br/>
+        <w:br/>
+        <w:t xml:space="preserve">    # ── INSPECT NULLS ───────────────────────────────────────</w:t>
+        <w:br/>
+        <w:t xml:space="preserve">    from pyspark.sql.types import StringType, NumericType</w:t>
+        <w:br/>
+        <w:t xml:space="preserve">    null_report = [(c, df.filter(F.col(c).isNull()).count()) for c in df.columns]</w:t>
+        <w:br/>
+        <w:t xml:space="preserve">    print("Null counts per column:")</w:t>
+        <w:br/>
+        <w:t xml:space="preserve">    for col_name, cnt in null_report:</w:t>
+        <w:br/>
+        <w:t xml:space="preserve">        print(f"  {col_name}: {cnt}")</w:t>
+        <w:br/>
+        <w:br/>
+        <w:t xml:space="preserve">    # ── REPLACE NULLS ───────────────────────────────────────</w:t>
+        <w:br/>
+        <w:t xml:space="preserve">    for field in df.schema.fields:</w:t>
+        <w:br/>
+        <w:t xml:space="preserve">        if isinstance(field.dataType, StringType):</w:t>
+        <w:br/>
+        <w:t xml:space="preserve">            df = df.withColumn(field.name,</w:t>
+        <w:br/>
+        <w:t xml:space="preserve">                F.when(F.col(field.name).isNull(), "NA").otherwise(F.col(field.name)))</w:t>
+        <w:br/>
+        <w:t xml:space="preserve">        else:</w:t>
+        <w:br/>
+        <w:t xml:space="preserve">            df = df.withColumn(field.name,</w:t>
+        <w:br/>
+        <w:t xml:space="preserve">                F.when(F.col(field.name).isNull(), 0).otherwise(F.col(field.name)))</w:t>
+        <w:br/>
+        <w:br/>
+        <w:t xml:space="preserve">    # ── DROP DUPLICATES ─────────────────────────────────────</w:t>
+        <w:br/>
+        <w:t xml:space="preserve">    before = df.count()</w:t>
+        <w:br/>
+        <w:t xml:space="preserve">    df = df.dropDuplicates(["group_id"])</w:t>
+        <w:br/>
+        <w:t xml:space="preserve">    print(f"Duplicates dropped: {before - df.count()}")</w:t>
+        <w:br/>
+        <w:br/>
+        <w:t xml:space="preserve">    # ── EXTRA TRANSFORMS ────────────────────────────────────</w:t>
+        <w:br/>
+        <w:t xml:space="preserve">    df = df.withColumn("premium_rate", F.col("premium_rate").cast("decimal(10,2)"))</w:t>
+        <w:br/>
+        <w:t xml:space="preserve">    df = df.dropDuplicates(["group_id", "subgroup_id"])  # composite PK</w:t>
+        <w:br/>
+        <w:br/>
+        <w:t xml:space="preserve">    print(f"Clean count: {df.count()}")</w:t>
+        <w:br/>
+        <w:t xml:space="preserve">    df.printSchema()</w:t>
+        <w:br/>
+        <w:br/>
+        <w:t xml:space="preserve">    # ── WRITE TO REDSHIFT ───────────────────────────────────</w:t>
+        <w:br/>
+        <w:t xml:space="preserve">    write_to_redshift(df, "cleaned_data.group_subgroup")</w:t>
+        <w:br/>
+        <w:br/>
+        <w:t xml:space="preserve">    spark.stop()</w:t>
+        <w:br/>
+        <w:br/>
+        <w:t>if __name__ == "__main__":</w:t>
+        <w:br/>
+        <w:t xml:space="preserve">    main()</w:t>
+        <w:br/>
+      </w:r>
+    </w:p>
+    <w:p>
+      <w:pPr/>
+      <w:r>
+        <w:t>Run each module inside Docker:</w:t>
+      </w:r>
+    </w:p>
+    <w:p>
+      <w:pPr>
+        <w:ind w:left="432"/>
+      </w:pPr>
+      <w:r>
+        <w:rPr>
+          <w:rFonts w:ascii="Courier New" w:hAnsi="Courier New"/>
+          <w:color w:val="1A1A2E"/>
+          <w:sz w:val="16"/>
+        </w:rPr>
+        <w:t># Inside the container</w:t>
+        <w:br/>
+        <w:t>cd /app</w:t>
+        <w:br/>
+        <w:t>export REDSHIFT_USER=admin</w:t>
+        <w:br/>
+        <w:t>export REDSHIFT_PASSWORD=&lt;your-password&gt;</w:t>
+        <w:br/>
+        <w:br/>
+        <w:t>spark-submit src/cleansing/group_subgroup_cleanse.py</w:t>
+        <w:br/>
+        <w:t>spark-submit src/cleansing/patients_cleanse.py</w:t>
+        <w:br/>
+        <w:t>spark-submit src/cleansing/subscribers_cleanse.py</w:t>
+        <w:br/>
+        <w:t>spark-submit src/cleansing/claims_cleanse.py</w:t>
+        <w:br/>
+      </w:r>
+    </w:p>
+    <w:p>
+      <w:r>
+        <w:br w:type="page"/>
+      </w:r>
+    </w:p>
+    <w:p>
+      <w:pPr>
+        <w:pStyle w:val="Heading1"/>
+      </w:pPr>
+      <w:r>
+        <w:t>8. Use Case Result Modules (UC-01 to UC-13)</w:t>
+      </w:r>
+    </w:p>
+    <w:p>
+      <w:pPr>
+        <w:pStyle w:val="Heading2"/>
+      </w:pPr>
+      <w:r>
+        <w:t>8.1 src/utils/result_writer.py  (shared utility)</w:t>
+      </w:r>
+    </w:p>
+    <w:p>
+      <w:pPr>
+        <w:ind w:left="432"/>
+      </w:pPr>
+      <w:r>
+        <w:rPr>
+          <w:rFonts w:ascii="Courier New" w:hAnsi="Courier New"/>
+          <w:color w:val="1A1A2E"/>
+          <w:sz w:val="16"/>
+        </w:rPr>
+        <w:t>from utils.redshift_utils import read_from_redshift, write_to_redshift</w:t>
+        <w:br/>
+        <w:br/>
+        <w:t>def read_table(spark, table_name: str):</w:t>
+        <w:br/>
+        <w:t xml:space="preserve">    return read_from_redshift(spark, f"cleaned_data.{table_name}")</w:t>
+        <w:br/>
+        <w:br/>
+        <w:t>def write_result(df, uc_table: str):</w:t>
+        <w:br/>
+        <w:t xml:space="preserve">    write_to_redshift(df, f'"Project-Output".{uc_table}')</w:t>
+        <w:br/>
+      </w:r>
+    </w:p>
+    <w:p>
+      <w:pPr>
+        <w:pStyle w:val="Heading2"/>
+      </w:pPr>
+      <w:r>
+        <w:t>8.2  UC-01 — Disease with maximum number of claims</w:t>
+      </w:r>
+    </w:p>
+    <w:p>
+      <w:pPr/>
+      <w:r>
+        <w:t>File: src/results/uc01_max_claims_disease.py</w:t>
+      </w:r>
+    </w:p>
+    <w:p>
+      <w:pPr>
+        <w:ind w:left="432"/>
+      </w:pPr>
+      <w:r>
+        <w:rPr>
+          <w:rFonts w:ascii="Courier New" w:hAnsi="Courier New"/>
+          <w:color w:val="1A1A2E"/>
+          <w:sz w:val="16"/>
+        </w:rPr>
+        <w:t>import sys</w:t>
+        <w:br/>
+        <w:t>sys.path.append("/app/src")</w:t>
+        <w:br/>
+        <w:t>from utils.spark_session import get_spark_session</w:t>
+        <w:br/>
+        <w:t>from utils.result_writer import read_table, write_result</w:t>
+        <w:br/>
+        <w:t>from pyspark.sql import functions as F</w:t>
+        <w:br/>
+        <w:br/>
+        <w:t>def main():</w:t>
+        <w:br/>
+        <w:t xml:space="preserve">    spark = get_spark_session()</w:t>
+        <w:br/>
+        <w:br/>
+        <w:t xml:space="preserve">    claims = read_table(spark, "claims")</w:t>
+        <w:br/>
+        <w:t xml:space="preserve">    result = (</w:t>
+        <w:br/>
+        <w:t xml:space="preserve">        claims</w:t>
+        <w:br/>
+        <w:t xml:space="preserve">        .groupBy("disease")</w:t>
+        <w:br/>
+        <w:t xml:space="preserve">        .agg(F.count("claim_id").alias("claim_count"))</w:t>
+        <w:br/>
+        <w:t xml:space="preserve">        .orderBy(F.desc("claim_count"))</w:t>
+        <w:br/>
+        <w:t xml:space="preserve">        .limit(1)</w:t>
+        <w:br/>
+        <w:t xml:space="preserve">    )</w:t>
+        <w:br/>
+        <w:t xml:space="preserve">    write_result(result, "uc01_max_claims_disease")</w:t>
+        <w:br/>
+        <w:br/>
+        <w:t xml:space="preserve">    result.show(truncate=False)</w:t>
+        <w:br/>
+        <w:t xml:space="preserve">    print(f"[UC-01] Complete — {result.count()} row(s) written to Redshift")</w:t>
+        <w:br/>
+        <w:t xml:space="preserve">    spark.stop()</w:t>
+        <w:br/>
+        <w:br/>
+        <w:t>if __name__ == "__main__":</w:t>
+        <w:br/>
+        <w:t xml:space="preserve">    main()</w:t>
+        <w:br/>
+      </w:r>
+    </w:p>
+    <w:p>
+      <w:pPr/>
+      <w:r>
+        <w:t>Run:</w:t>
+      </w:r>
+    </w:p>
+    <w:p>
+      <w:pPr>
+        <w:ind w:left="432"/>
+      </w:pPr>
+      <w:r>
+        <w:rPr>
+          <w:rFonts w:ascii="Courier New" w:hAnsi="Courier New"/>
+          <w:color w:val="1A1A2E"/>
+          <w:sz w:val="16"/>
+        </w:rPr>
+        <w:t>spark-submit src/results/uc01_max_claims_disease.py</w:t>
+      </w:r>
+    </w:p>
+    <w:p/>
+    <w:p>
+      <w:pPr>
+        <w:pStyle w:val="Heading2"/>
+      </w:pPr>
+      <w:r>
+        <w:t>8.3  UC-02 — Subscribers aged &lt; 30 with any subgroup</w:t>
+      </w:r>
+    </w:p>
+    <w:p>
+      <w:pPr/>
+      <w:r>
+        <w:t>File: src/results/uc02_subscribers_under30.py</w:t>
+      </w:r>
+    </w:p>
+    <w:p>
+      <w:pPr>
+        <w:ind w:left="432"/>
+      </w:pPr>
+      <w:r>
+        <w:rPr>
+          <w:rFonts w:ascii="Courier New" w:hAnsi="Courier New"/>
+          <w:color w:val="1A1A2E"/>
+          <w:sz w:val="16"/>
+        </w:rPr>
+        <w:t>import sys</w:t>
+        <w:br/>
+        <w:t>sys.path.append("/app/src")</w:t>
+        <w:br/>
+        <w:t>from utils.spark_session import get_spark_session</w:t>
+        <w:br/>
+        <w:t>from utils.result_writer import read_table, write_result</w:t>
+        <w:br/>
+        <w:t>from pyspark.sql import functions as F</w:t>
+        <w:br/>
+        <w:br/>
+        <w:t>def main():</w:t>
+        <w:br/>
+        <w:t xml:space="preserve">    spark = get_spark_session()</w:t>
+        <w:br/>
+        <w:br/>
+        <w:t xml:space="preserve">    subs = read_table(spark, "subscribers")</w:t>
+        <w:br/>
+        <w:t xml:space="preserve">    result = (</w:t>
+        <w:br/>
+        <w:t xml:space="preserve">        subs</w:t>
+        <w:br/>
+        <w:t xml:space="preserve">        .filter((F.col("age") &lt; 30) &amp; (F.col("subgroup_id") != "NA"))</w:t>
+        <w:br/>
+        <w:t xml:space="preserve">        .select("subscriber_id", "name", "age", "subgroup_id")</w:t>
+        <w:br/>
+        <w:t xml:space="preserve">    )</w:t>
+        <w:br/>
+        <w:t xml:space="preserve">    write_result(result, "uc02_subscribers_under30")</w:t>
+        <w:br/>
+        <w:br/>
+        <w:t xml:space="preserve">    result.show(truncate=False)</w:t>
+        <w:br/>
+        <w:t xml:space="preserve">    print(f"[UC-02] Complete — {result.count()} row(s) written to Redshift")</w:t>
+        <w:br/>
+        <w:t xml:space="preserve">    spark.stop()</w:t>
+        <w:br/>
+        <w:br/>
+        <w:t>if __name__ == "__main__":</w:t>
+        <w:br/>
+        <w:t xml:space="preserve">    main()</w:t>
+        <w:br/>
+      </w:r>
+    </w:p>
+    <w:p>
+      <w:pPr/>
+      <w:r>
+        <w:t>Run:</w:t>
+      </w:r>
+    </w:p>
+    <w:p>
+      <w:pPr>
+        <w:ind w:left="432"/>
+      </w:pPr>
+      <w:r>
+        <w:rPr>
+          <w:rFonts w:ascii="Courier New" w:hAnsi="Courier New"/>
+          <w:color w:val="1A1A2E"/>
+          <w:sz w:val="16"/>
+        </w:rPr>
+        <w:t>spark-submit src/results/uc02_subscribers_under30.py</w:t>
+      </w:r>
+    </w:p>
+    <w:p/>
+    <w:p>
+      <w:pPr>
+        <w:pStyle w:val="Heading2"/>
+      </w:pPr>
+      <w:r>
+        <w:t>8.4  UC-03 — Group with maximum subgroups</w:t>
+      </w:r>
+    </w:p>
+    <w:p>
+      <w:pPr/>
+      <w:r>
+        <w:t>File: src/results/uc03_group_max_subgroups.py</w:t>
+      </w:r>
+    </w:p>
+    <w:p>
+      <w:pPr>
+        <w:ind w:left="432"/>
+      </w:pPr>
+      <w:r>
+        <w:rPr>
+          <w:rFonts w:ascii="Courier New" w:hAnsi="Courier New"/>
+          <w:color w:val="1A1A2E"/>
+          <w:sz w:val="16"/>
+        </w:rPr>
+        <w:t>import sys</w:t>
+        <w:br/>
+        <w:t>sys.path.append("/app/src")</w:t>
+        <w:br/>
+        <w:t>from utils.spark_session import get_spark_session</w:t>
+        <w:br/>
+        <w:t>from utils.result_writer import read_table, write_result</w:t>
+        <w:br/>
+        <w:t>from pyspark.sql import functions as F</w:t>
+        <w:br/>
+        <w:br/>
+        <w:t>def main():</w:t>
+        <w:br/>
+        <w:t xml:space="preserve">    spark = get_spark_session()</w:t>
+        <w:br/>
+        <w:br/>
+        <w:t xml:space="preserve">    gs = read_table(spark, "group_subgroup")</w:t>
+        <w:br/>
+        <w:t xml:space="preserve">    result = (</w:t>
+        <w:br/>
+        <w:t xml:space="preserve">        gs</w:t>
+        <w:br/>
+        <w:t xml:space="preserve">        .groupBy("group_id", "group_name")</w:t>
+        <w:br/>
+        <w:t xml:space="preserve">        .agg(F.countDistinct("subgroup_id").alias("subgroup_count"))</w:t>
+        <w:br/>
+        <w:t xml:space="preserve">        .orderBy(F.desc("subgroup_count"))</w:t>
+        <w:br/>
+        <w:t xml:space="preserve">        .limit(1)</w:t>
+        <w:br/>
+        <w:t xml:space="preserve">    )</w:t>
+        <w:br/>
+        <w:t xml:space="preserve">    write_result(result, "uc03_group_max_subgroups")</w:t>
+        <w:br/>
+        <w:br/>
+        <w:t xml:space="preserve">    result.show(truncate=False)</w:t>
+        <w:br/>
+        <w:t xml:space="preserve">    print(f"[UC-03] Complete — {result.count()} row(s) written to Redshift")</w:t>
+        <w:br/>
+        <w:t xml:space="preserve">    spark.stop()</w:t>
+        <w:br/>
+        <w:br/>
+        <w:t>if __name__ == "__main__":</w:t>
+        <w:br/>
+        <w:t xml:space="preserve">    main()</w:t>
+        <w:br/>
+      </w:r>
+    </w:p>
+    <w:p>
+      <w:pPr/>
+      <w:r>
+        <w:t>Run:</w:t>
+      </w:r>
+    </w:p>
+    <w:p>
+      <w:pPr>
+        <w:ind w:left="432"/>
+      </w:pPr>
+      <w:r>
+        <w:rPr>
+          <w:rFonts w:ascii="Courier New" w:hAnsi="Courier New"/>
+          <w:color w:val="1A1A2E"/>
+          <w:sz w:val="16"/>
+        </w:rPr>
+        <w:t>spark-submit src/results/uc03_group_max_subgroups.py</w:t>
+      </w:r>
+    </w:p>
+    <w:p/>
+    <w:p>
+      <w:pPr>
+        <w:pStyle w:val="Heading2"/>
+      </w:pPr>
+      <w:r>
+        <w:t>8.5  UC-04 — Hospital serving most patients</w:t>
+      </w:r>
+    </w:p>
+    <w:p>
+      <w:pPr/>
+      <w:r>
+        <w:t>File: src/results/uc04_hospital_most_patients.py</w:t>
+      </w:r>
+    </w:p>
+    <w:p>
+      <w:pPr>
+        <w:ind w:left="432"/>
+      </w:pPr>
+      <w:r>
+        <w:rPr>
+          <w:rFonts w:ascii="Courier New" w:hAnsi="Courier New"/>
+          <w:color w:val="1A1A2E"/>
+          <w:sz w:val="16"/>
+        </w:rPr>
+        <w:t>import sys</w:t>
+        <w:br/>
+        <w:t>sys.path.append("/app/src")</w:t>
+        <w:br/>
+        <w:t>from utils.spark_session import get_spark_session</w:t>
+        <w:br/>
+        <w:t>from utils.result_writer import read_table, write_result</w:t>
+        <w:br/>
+        <w:t>from pyspark.sql import functions as F</w:t>
+        <w:br/>
+        <w:br/>
+        <w:t>def main():</w:t>
+        <w:br/>
+        <w:t xml:space="preserve">    spark = get_spark_session()</w:t>
+        <w:br/>
+        <w:br/>
+        <w:t xml:space="preserve">    patients  = read_table(spark, "patients")</w:t>
+        <w:br/>
+        <w:t xml:space="preserve">    hospitals = read_table(spark, "hospitals")</w:t>
+        <w:br/>
+        <w:t xml:space="preserve">    result = (</w:t>
+        <w:br/>
+        <w:t xml:space="preserve">        patients</w:t>
+        <w:br/>
+        <w:t xml:space="preserve">        .groupBy("hospital_id")</w:t>
+        <w:br/>
+        <w:t xml:space="preserve">        .agg(F.countDistinct("patient_id").alias("patient_count"))</w:t>
+        <w:br/>
+        <w:t xml:space="preserve">        .join(hospitals.select("hospital_id", "hospital_name"), "hospital_id", "left")</w:t>
+        <w:br/>
+        <w:t xml:space="preserve">        .orderBy(F.desc("patient_count"))</w:t>
+        <w:br/>
+        <w:t xml:space="preserve">        .limit(1)</w:t>
+        <w:br/>
+        <w:t xml:space="preserve">    )</w:t>
+        <w:br/>
+        <w:t xml:space="preserve">    write_result(result, "uc04_hospital_most_patients")</w:t>
+        <w:br/>
+        <w:br/>
+        <w:t xml:space="preserve">    result.show(truncate=False)</w:t>
+        <w:br/>
+        <w:t xml:space="preserve">    print(f"[UC-04] Complete — {result.count()} row(s) written to Redshift")</w:t>
+        <w:br/>
+        <w:t xml:space="preserve">    spark.stop()</w:t>
+        <w:br/>
+        <w:br/>
+        <w:t>if __name__ == "__main__":</w:t>
+        <w:br/>
+        <w:t xml:space="preserve">    main()</w:t>
+        <w:br/>
+      </w:r>
+    </w:p>
+    <w:p>
+      <w:pPr/>
+      <w:r>
+        <w:t>Run:</w:t>
+      </w:r>
+    </w:p>
+    <w:p>
+      <w:pPr>
+        <w:ind w:left="432"/>
+      </w:pPr>
+      <w:r>
+        <w:rPr>
+          <w:rFonts w:ascii="Courier New" w:hAnsi="Courier New"/>
+          <w:color w:val="1A1A2E"/>
+          <w:sz w:val="16"/>
+        </w:rPr>
+        <w:t>spark-submit src/results/uc04_hospital_most_patients.py</w:t>
+      </w:r>
+    </w:p>
+    <w:p/>
+    <w:p>
+      <w:pPr>
+        <w:pStyle w:val="Heading2"/>
+      </w:pPr>
+      <w:r>
+        <w:t>8.6  UC-05 — Most subscribed subgroup</w:t>
+      </w:r>
+    </w:p>
+    <w:p>
+      <w:pPr/>
+      <w:r>
+        <w:t>File: src/results/uc05_most_subscribed_subgroup.py</w:t>
+      </w:r>
+    </w:p>
+    <w:p>
+      <w:pPr>
+        <w:ind w:left="432"/>
+      </w:pPr>
+      <w:r>
+        <w:rPr>
+          <w:rFonts w:ascii="Courier New" w:hAnsi="Courier New"/>
+          <w:color w:val="1A1A2E"/>
+          <w:sz w:val="16"/>
+        </w:rPr>
+        <w:t>import sys</w:t>
+        <w:br/>
+        <w:t>sys.path.append("/app/src")</w:t>
+        <w:br/>
+        <w:t>from utils.spark_session import get_spark_session</w:t>
+        <w:br/>
+        <w:t>from utils.result_writer import read_table, write_result</w:t>
+        <w:br/>
+        <w:t>from pyspark.sql import functions as F</w:t>
+        <w:br/>
+        <w:br/>
+        <w:t>def main():</w:t>
+        <w:br/>
+        <w:t xml:space="preserve">    spark = get_spark_session()</w:t>
+        <w:br/>
+        <w:br/>
+        <w:t xml:space="preserve">    subs = read_table(spark, "subscribers")</w:t>
+        <w:br/>
+        <w:t xml:space="preserve">    gs   = read_table(spark, "group_subgroup")</w:t>
+        <w:br/>
+        <w:t xml:space="preserve">    result = (</w:t>
+        <w:br/>
+        <w:t xml:space="preserve">        subs</w:t>
+        <w:br/>
+        <w:t xml:space="preserve">        .groupBy("subgroup_id")</w:t>
+        <w:br/>
+        <w:t xml:space="preserve">        .agg(F.count("subscriber_id").alias("subscription_count"))</w:t>
+        <w:br/>
+        <w:t xml:space="preserve">        .join(gs.select("subgroup_id", "subgroup_name").distinct(), "subgroup_id", "left")</w:t>
+        <w:br/>
+        <w:t xml:space="preserve">        .orderBy(F.desc("subscription_count"))</w:t>
+        <w:br/>
+        <w:t xml:space="preserve">        .limit(1)</w:t>
+        <w:br/>
+        <w:t xml:space="preserve">    )</w:t>
+        <w:br/>
+        <w:t xml:space="preserve">    write_result(result, "uc05_most_subscribed_subgroup")</w:t>
+        <w:br/>
+        <w:br/>
+        <w:t xml:space="preserve">    result.show(truncate=False)</w:t>
+        <w:br/>
+        <w:t xml:space="preserve">    print(f"[UC-05] Complete — {result.count()} row(s) written to Redshift")</w:t>
+        <w:br/>
+        <w:t xml:space="preserve">    spark.stop()</w:t>
+        <w:br/>
+        <w:br/>
+        <w:t>if __name__ == "__main__":</w:t>
+        <w:br/>
+        <w:t xml:space="preserve">    main()</w:t>
+        <w:br/>
+      </w:r>
+    </w:p>
+    <w:p>
+      <w:pPr/>
+      <w:r>
+        <w:t>Run:</w:t>
+      </w:r>
+    </w:p>
+    <w:p>
+      <w:pPr>
+        <w:ind w:left="432"/>
+      </w:pPr>
+      <w:r>
+        <w:rPr>
+          <w:rFonts w:ascii="Courier New" w:hAnsi="Courier New"/>
+          <w:color w:val="1A1A2E"/>
+          <w:sz w:val="16"/>
+        </w:rPr>
+        <w:t>spark-submit src/results/uc05_most_subscribed_subgroup.py</w:t>
+      </w:r>
+    </w:p>
+    <w:p/>
+    <w:p>
+      <w:pPr>
+        <w:pStyle w:val="Heading2"/>
+      </w:pPr>
+      <w:r>
+        <w:t>8.7  UC-06 — Total number of rejected claims</w:t>
+      </w:r>
+    </w:p>
+    <w:p>
+      <w:pPr/>
+      <w:r>
+        <w:t>File: src/results/uc06_total_rejected_claims.py</w:t>
+      </w:r>
+    </w:p>
+    <w:p>
+      <w:pPr>
+        <w:ind w:left="432"/>
+      </w:pPr>
+      <w:r>
+        <w:rPr>
+          <w:rFonts w:ascii="Courier New" w:hAnsi="Courier New"/>
+          <w:color w:val="1A1A2E"/>
+          <w:sz w:val="16"/>
+        </w:rPr>
+        <w:t>import sys</w:t>
+        <w:br/>
+        <w:t>sys.path.append("/app/src")</w:t>
+        <w:br/>
+        <w:t>from utils.spark_session import get_spark_session</w:t>
+        <w:br/>
+        <w:t>from utils.result_writer import read_table, write_result</w:t>
+        <w:br/>
+        <w:t>from pyspark.sql import functions as F</w:t>
+        <w:br/>
+        <w:br/>
+        <w:t>def main():</w:t>
+        <w:br/>
+        <w:t xml:space="preserve">    spark = get_spark_session()</w:t>
+        <w:br/>
+        <w:br/>
+        <w:t xml:space="preserve">    claims = read_table(spark, "claims")</w:t>
+        <w:br/>
+        <w:t xml:space="preserve">    result = (</w:t>
+        <w:br/>
+        <w:t xml:space="preserve">        claims</w:t>
+        <w:br/>
+        <w:t xml:space="preserve">        .filter(F.col("status") == "Rejected")</w:t>
+        <w:br/>
+        <w:t xml:space="preserve">        .agg(F.count("*").alias("total_rejected"))</w:t>
+        <w:br/>
+        <w:t xml:space="preserve">    )</w:t>
+        <w:br/>
+        <w:t xml:space="preserve">    write_result(result, "uc06_total_rejected_claims")</w:t>
+        <w:br/>
+        <w:br/>
+        <w:t xml:space="preserve">    result.show(truncate=False)</w:t>
+        <w:br/>
+        <w:t xml:space="preserve">    print(f"[UC-06] Complete — {result.count()} row(s) written to Redshift")</w:t>
+        <w:br/>
+        <w:t xml:space="preserve">    spark.stop()</w:t>
+        <w:br/>
+        <w:br/>
+        <w:t>if __name__ == "__main__":</w:t>
+        <w:br/>
+        <w:t xml:space="preserve">    main()</w:t>
+        <w:br/>
+      </w:r>
+    </w:p>
+    <w:p>
+      <w:pPr/>
+      <w:r>
+        <w:t>Run:</w:t>
+      </w:r>
+    </w:p>
+    <w:p>
+      <w:pPr>
+        <w:ind w:left="432"/>
+      </w:pPr>
+      <w:r>
+        <w:rPr>
+          <w:rFonts w:ascii="Courier New" w:hAnsi="Courier New"/>
+          <w:color w:val="1A1A2E"/>
+          <w:sz w:val="16"/>
+        </w:rPr>
+        <w:t>spark-submit src/results/uc06_total_rejected_claims.py</w:t>
+      </w:r>
+    </w:p>
+    <w:p/>
+    <w:p>
+      <w:pPr>
+        <w:pStyle w:val="Heading2"/>
+      </w:pPr>
+      <w:r>
+        <w:t>8.8  UC-07 — City from which most claims originate</w:t>
+      </w:r>
+    </w:p>
+    <w:p>
+      <w:pPr/>
+      <w:r>
+        <w:t>File: src/results/uc07_city_most_claims.py</w:t>
+      </w:r>
+    </w:p>
+    <w:p>
+      <w:pPr>
+        <w:ind w:left="432"/>
+      </w:pPr>
+      <w:r>
+        <w:rPr>
+          <w:rFonts w:ascii="Courier New" w:hAnsi="Courier New"/>
+          <w:color w:val="1A1A2E"/>
+          <w:sz w:val="16"/>
+        </w:rPr>
+        <w:t>import sys</w:t>
+        <w:br/>
+        <w:t>sys.path.append("/app/src")</w:t>
+        <w:br/>
+        <w:t>from utils.spark_session import get_spark_session</w:t>
+        <w:br/>
+        <w:t>from utils.result_writer import read_table, write_result</w:t>
+        <w:br/>
+        <w:t>from pyspark.sql import functions as F</w:t>
+        <w:br/>
+        <w:br/>
+        <w:t>def main():</w:t>
+        <w:br/>
+        <w:t xml:space="preserve">    spark = get_spark_session()</w:t>
+        <w:br/>
+        <w:br/>
+        <w:t xml:space="preserve">    claims = read_table(spark, "claims")</w:t>
+        <w:br/>
+        <w:t xml:space="preserve">    result = (</w:t>
+        <w:br/>
+        <w:t xml:space="preserve">        claims</w:t>
+        <w:br/>
+        <w:t xml:space="preserve">        .groupBy("city")</w:t>
+        <w:br/>
+        <w:t xml:space="preserve">        .agg(F.count("claim_id").alias("claim_count"))</w:t>
+        <w:br/>
+        <w:t xml:space="preserve">        .orderBy(F.desc("claim_count"))</w:t>
+        <w:br/>
+        <w:t xml:space="preserve">        .limit(1)</w:t>
+        <w:br/>
+        <w:t xml:space="preserve">    )</w:t>
+        <w:br/>
+        <w:t xml:space="preserve">    write_result(result, "uc07_city_most_claims")</w:t>
+        <w:br/>
+        <w:br/>
+        <w:t xml:space="preserve">    result.show(truncate=False)</w:t>
+        <w:br/>
+        <w:t xml:space="preserve">    print(f"[UC-07] Complete — {result.count()} row(s) written to Redshift")</w:t>
+        <w:br/>
+        <w:t xml:space="preserve">    spark.stop()</w:t>
+        <w:br/>
+        <w:br/>
+        <w:t>if __name__ == "__main__":</w:t>
+        <w:br/>
+        <w:t xml:space="preserve">    main()</w:t>
+        <w:br/>
+      </w:r>
+    </w:p>
+    <w:p>
+      <w:pPr/>
+      <w:r>
+        <w:t>Run:</w:t>
+      </w:r>
+    </w:p>
+    <w:p>
+      <w:pPr>
+        <w:ind w:left="432"/>
+      </w:pPr>
+      <w:r>
+        <w:rPr>
+          <w:rFonts w:ascii="Courier New" w:hAnsi="Courier New"/>
+          <w:color w:val="1A1A2E"/>
+          <w:sz w:val="16"/>
+        </w:rPr>
+        <w:t>spark-submit src/results/uc07_city_most_claims.py</w:t>
+      </w:r>
+    </w:p>
+    <w:p/>
+    <w:p>
+      <w:pPr>
+        <w:pStyle w:val="Heading2"/>
+      </w:pPr>
+      <w:r>
+        <w:t>8.9  UC-08 — Government vs Private policy subscriptions</w:t>
+      </w:r>
+    </w:p>
+    <w:p>
+      <w:pPr/>
+      <w:r>
+        <w:t>File: src/results/uc08_govt_vs_private.py</w:t>
+      </w:r>
+    </w:p>
+    <w:p>
+      <w:pPr>
+        <w:ind w:left="432"/>
+      </w:pPr>
+      <w:r>
+        <w:rPr>
+          <w:rFonts w:ascii="Courier New" w:hAnsi="Courier New"/>
+          <w:color w:val="1A1A2E"/>
+          <w:sz w:val="16"/>
+        </w:rPr>
+        <w:t>import sys</w:t>
+        <w:br/>
+        <w:t>sys.path.append("/app/src")</w:t>
+        <w:br/>
+        <w:t>from utils.spark_session import get_spark_session</w:t>
+        <w:br/>
+        <w:t>from utils.result_writer import read_table, write_result</w:t>
+        <w:br/>
+        <w:t>from pyspark.sql import functions as F</w:t>
+        <w:br/>
+        <w:br/>
+        <w:t>def main():</w:t>
+        <w:br/>
+        <w:t xml:space="preserve">    spark = get_spark_session()</w:t>
+        <w:br/>
+        <w:br/>
+        <w:t xml:space="preserve">    subs = read_table(spark, "subscribers")</w:t>
+        <w:br/>
+        <w:t xml:space="preserve">    result = (</w:t>
+        <w:br/>
+        <w:t xml:space="preserve">        subs</w:t>
+        <w:br/>
+        <w:t xml:space="preserve">        .filter(F.col("policy_type").isin("Government", "Private"))</w:t>
+        <w:br/>
+        <w:t xml:space="preserve">        .groupBy("policy_type")</w:t>
+        <w:br/>
+        <w:t xml:space="preserve">        .agg(F.count("subscriber_id").alias("subscriber_count"))</w:t>
+        <w:br/>
+        <w:t xml:space="preserve">    )</w:t>
+        <w:br/>
+        <w:t xml:space="preserve">    write_result(result, "uc08_govt_vs_private")</w:t>
+        <w:br/>
+        <w:br/>
+        <w:t xml:space="preserve">    result.show(truncate=False)</w:t>
+        <w:br/>
+        <w:t xml:space="preserve">    print(f"[UC-08] Complete — {result.count()} row(s) written to Redshift")</w:t>
+        <w:br/>
+        <w:t xml:space="preserve">    spark.stop()</w:t>
+        <w:br/>
+        <w:br/>
+        <w:t>if __name__ == "__main__":</w:t>
+        <w:br/>
+        <w:t xml:space="preserve">    main()</w:t>
+        <w:br/>
+      </w:r>
+    </w:p>
+    <w:p>
+      <w:pPr/>
+      <w:r>
+        <w:t>Run:</w:t>
+      </w:r>
+    </w:p>
+    <w:p>
+      <w:pPr>
+        <w:ind w:left="432"/>
+      </w:pPr>
+      <w:r>
+        <w:rPr>
+          <w:rFonts w:ascii="Courier New" w:hAnsi="Courier New"/>
+          <w:color w:val="1A1A2E"/>
+          <w:sz w:val="16"/>
+        </w:rPr>
+        <w:t>spark-submit src/results/uc08_govt_vs_private.py</w:t>
+      </w:r>
+    </w:p>
+    <w:p/>
+    <w:p>
+      <w:pPr>
+        <w:pStyle w:val="Heading2"/>
+      </w:pPr>
+      <w:r>
+        <w:t>8.10  UC-09 — Average monthly premium paid by subscribers</w:t>
+      </w:r>
+    </w:p>
+    <w:p>
+      <w:pPr/>
+      <w:r>
+        <w:t>File: src/results/uc09_avg_monthly_premium.py</w:t>
+      </w:r>
+    </w:p>
+    <w:p>
+      <w:pPr>
+        <w:ind w:left="432"/>
+      </w:pPr>
+      <w:r>
+        <w:rPr>
+          <w:rFonts w:ascii="Courier New" w:hAnsi="Courier New"/>
+          <w:color w:val="1A1A2E"/>
+          <w:sz w:val="16"/>
+        </w:rPr>
+        <w:t>import sys</w:t>
+        <w:br/>
+        <w:t>sys.path.append("/app/src")</w:t>
+        <w:br/>
+        <w:t>from utils.spark_session import get_spark_session</w:t>
+        <w:br/>
+        <w:t>from utils.result_writer import read_table, write_result</w:t>
+        <w:br/>
+        <w:t>from pyspark.sql import functions as F</w:t>
+        <w:br/>
+        <w:br/>
+        <w:t>def main():</w:t>
+        <w:br/>
+        <w:t xml:space="preserve">    spark = get_spark_session()</w:t>
+        <w:br/>
+        <w:br/>
+        <w:t xml:space="preserve">    subs = read_table(spark, "subscribers")</w:t>
+        <w:br/>
+        <w:t xml:space="preserve">    result = subs.agg(</w:t>
+        <w:br/>
+        <w:t xml:space="preserve">        F.round(F.avg("monthly_premium"), 2).alias("avg_monthly_premium")</w:t>
+        <w:br/>
+        <w:t xml:space="preserve">    )</w:t>
+        <w:br/>
+        <w:t xml:space="preserve">    write_result(result, "uc09_avg_monthly_premium")</w:t>
+        <w:br/>
+        <w:br/>
+        <w:t xml:space="preserve">    result.show(truncate=False)</w:t>
+        <w:br/>
+        <w:t xml:space="preserve">    print(f"[UC-09] Complete — {result.count()} row(s) written to Redshift")</w:t>
+        <w:br/>
+        <w:t xml:space="preserve">    spark.stop()</w:t>
+        <w:br/>
+        <w:br/>
+        <w:t>if __name__ == "__main__":</w:t>
+        <w:br/>
+        <w:t xml:space="preserve">    main()</w:t>
+        <w:br/>
+      </w:r>
+    </w:p>
+    <w:p>
+      <w:pPr/>
+      <w:r>
+        <w:t>Run:</w:t>
+      </w:r>
+    </w:p>
+    <w:p>
+      <w:pPr>
+        <w:ind w:left="432"/>
+      </w:pPr>
+      <w:r>
+        <w:rPr>
+          <w:rFonts w:ascii="Courier New" w:hAnsi="Courier New"/>
+          <w:color w:val="1A1A2E"/>
+          <w:sz w:val="16"/>
+        </w:rPr>
+        <w:t>spark-submit src/results/uc09_avg_monthly_premium.py</w:t>
+      </w:r>
+    </w:p>
+    <w:p/>
+    <w:p>
+      <w:pPr>
+        <w:pStyle w:val="Heading2"/>
+      </w:pPr>
+      <w:r>
+        <w:t>8.11  UC-10 — Most profitable policy group</w:t>
+      </w:r>
+    </w:p>
+    <w:p>
+      <w:pPr/>
+      <w:r>
+        <w:t>File: src/results/uc10_most_profitable_group.py</w:t>
+      </w:r>
+    </w:p>
+    <w:p>
+      <w:pPr>
+        <w:ind w:left="432"/>
+      </w:pPr>
+      <w:r>
+        <w:rPr>
+          <w:rFonts w:ascii="Courier New" w:hAnsi="Courier New"/>
+          <w:color w:val="1A1A2E"/>
+          <w:sz w:val="16"/>
+        </w:rPr>
+        <w:t>import sys</w:t>
+        <w:br/>
+        <w:t>sys.path.append("/app/src")</w:t>
+        <w:br/>
+        <w:t>from utils.spark_session import get_spark_session</w:t>
+        <w:br/>
+        <w:t>from utils.result_writer import read_table, write_result</w:t>
+        <w:br/>
+        <w:t>from pyspark.sql import functions as F</w:t>
+        <w:br/>
+        <w:br/>
+        <w:t>def main():</w:t>
+        <w:br/>
+        <w:t xml:space="preserve">    spark = get_spark_session()</w:t>
+        <w:br/>
+        <w:br/>
+        <w:t xml:space="preserve">    subs   = read_table(spark, "subscribers")</w:t>
+        <w:br/>
+        <w:t xml:space="preserve">    claims = read_table(spark, "claims")</w:t>
+        <w:br/>
+        <w:t xml:space="preserve">    gs     = read_table(spark, "group_subgroup")</w:t>
+        <w:br/>
+        <w:br/>
+        <w:t xml:space="preserve">    # Total premium collected per group</w:t>
+        <w:br/>
+        <w:t xml:space="preserve">    premium = (</w:t>
+        <w:br/>
+        <w:t xml:space="preserve">        subs.groupBy("group_id")</w:t>
+        <w:br/>
+        <w:t xml:space="preserve">            .agg(F.sum("monthly_premium").alias("total_premium"))</w:t>
+        <w:br/>
+        <w:t xml:space="preserve">    )</w:t>
+        <w:br/>
+        <w:t xml:space="preserve">    # Total approved claims paid per group (via subscriber)</w:t>
+        <w:br/>
+        <w:t xml:space="preserve">    claims_grp = (</w:t>
+        <w:br/>
+        <w:t xml:space="preserve">        claims</w:t>
+        <w:br/>
+        <w:t xml:space="preserve">        .filter(F.col("status") == "Approved")</w:t>
+        <w:br/>
+        <w:t xml:space="preserve">        .join(subs.select("subscriber_id", "group_id"), "subscriber_id", "left")</w:t>
+        <w:br/>
+        <w:t xml:space="preserve">        .groupBy("group_id")</w:t>
+        <w:br/>
+        <w:t xml:space="preserve">        .agg(F.sum("claim_amount").alias("total_claims"))</w:t>
+        <w:br/>
+        <w:t xml:space="preserve">    )</w:t>
+        <w:br/>
+        <w:t xml:space="preserve">    result = (</w:t>
+        <w:br/>
+        <w:t xml:space="preserve">        premium</w:t>
+        <w:br/>
+        <w:t xml:space="preserve">        .join(claims_grp, "group_id", "left")</w:t>
+        <w:br/>
+        <w:t xml:space="preserve">        .fillna(0, subset=["total_claims"])</w:t>
+        <w:br/>
+        <w:t xml:space="preserve">        .withColumn("total_profit", F.col("total_premium") - F.col("total_claims"))</w:t>
+        <w:br/>
+        <w:t xml:space="preserve">        .join(gs.select("group_id", "group_name").distinct(), "group_id", "left")</w:t>
+        <w:br/>
+        <w:t xml:space="preserve">        .select("group_id", "group_name", "total_profit")</w:t>
+        <w:br/>
+        <w:t xml:space="preserve">        .orderBy(F.desc("total_profit"))</w:t>
+        <w:br/>
+        <w:t xml:space="preserve">        .limit(1)</w:t>
+        <w:br/>
+        <w:t xml:space="preserve">    )</w:t>
+        <w:br/>
+        <w:t xml:space="preserve">    write_result(result, "uc10_most_profitable_group")</w:t>
+        <w:br/>
+        <w:br/>
+        <w:t xml:space="preserve">    result.show(truncate=False)</w:t>
+        <w:br/>
+        <w:t xml:space="preserve">    print(f"[UC-10] Complete — {result.count()} row(s) written to Redshift")</w:t>
+        <w:br/>
+        <w:t xml:space="preserve">    spark.stop()</w:t>
+        <w:br/>
+        <w:br/>
+        <w:t>if __name__ == "__main__":</w:t>
+        <w:br/>
+        <w:t xml:space="preserve">    main()</w:t>
+        <w:br/>
+      </w:r>
+    </w:p>
+    <w:p>
+      <w:pPr/>
+      <w:r>
+        <w:t>Run:</w:t>
+      </w:r>
+    </w:p>
+    <w:p>
+      <w:pPr>
+        <w:ind w:left="432"/>
+      </w:pPr>
+      <w:r>
+        <w:rPr>
+          <w:rFonts w:ascii="Courier New" w:hAnsi="Courier New"/>
+          <w:color w:val="1A1A2E"/>
+          <w:sz w:val="16"/>
+        </w:rPr>
+        <w:t>spark-submit src/results/uc10_most_profitable_group.py</w:t>
+      </w:r>
+    </w:p>
+    <w:p/>
+    <w:p>
+      <w:pPr>
+        <w:pStyle w:val="Heading2"/>
+      </w:pPr>
+      <w:r>
+        <w:t>8.12  UC-11 — Patients below age 18 admitted for cancer</w:t>
+      </w:r>
+    </w:p>
+    <w:p>
+      <w:pPr/>
+      <w:r>
+        <w:t>File: src/results/uc11_patients_under18_cancer.py</w:t>
+      </w:r>
+    </w:p>
+    <w:p>
+      <w:pPr>
+        <w:ind w:left="432"/>
+      </w:pPr>
+      <w:r>
+        <w:rPr>
+          <w:rFonts w:ascii="Courier New" w:hAnsi="Courier New"/>
+          <w:color w:val="1A1A2E"/>
+          <w:sz w:val="16"/>
+        </w:rPr>
+        <w:t>import sys</w:t>
+        <w:br/>
+        <w:t>sys.path.append("/app/src")</w:t>
+        <w:br/>
+        <w:t>from utils.spark_session import get_spark_session</w:t>
+        <w:br/>
+        <w:t>from utils.result_writer import read_table, write_result</w:t>
+        <w:br/>
+        <w:t>from pyspark.sql import functions as F</w:t>
+        <w:br/>
+        <w:br/>
+        <w:t>def main():</w:t>
+        <w:br/>
+        <w:t xml:space="preserve">    spark = get_spark_session()</w:t>
+        <w:br/>
+        <w:br/>
+        <w:t xml:space="preserve">    patients = read_table(spark, "patients")</w:t>
+        <w:br/>
+        <w:t xml:space="preserve">    result = (</w:t>
+        <w:br/>
+        <w:t xml:space="preserve">        patients</w:t>
+        <w:br/>
+        <w:t xml:space="preserve">        .filter(</w:t>
+        <w:br/>
+        <w:t xml:space="preserve">            (F.col("age") &lt; 18) &amp;</w:t>
+        <w:br/>
+        <w:t xml:space="preserve">            (F.upper(F.col("diagnosis")).contains("CANCER"))</w:t>
+        <w:br/>
+        <w:t xml:space="preserve">        )</w:t>
+        <w:br/>
+        <w:t xml:space="preserve">        .select("patient_id", "name", "age", "diagnosis")</w:t>
+        <w:br/>
+        <w:t xml:space="preserve">    )</w:t>
+        <w:br/>
+        <w:t xml:space="preserve">    write_result(result, "uc11_patients_under18_cancer")</w:t>
+        <w:br/>
+        <w:br/>
+        <w:t xml:space="preserve">    result.show(truncate=False)</w:t>
+        <w:br/>
+        <w:t xml:space="preserve">    print(f"[UC-11] Complete — {result.count()} row(s) written to Redshift")</w:t>
+        <w:br/>
+        <w:t xml:space="preserve">    spark.stop()</w:t>
+        <w:br/>
+        <w:br/>
+        <w:t>if __name__ == "__main__":</w:t>
+        <w:br/>
+        <w:t xml:space="preserve">    main()</w:t>
+        <w:br/>
+      </w:r>
+    </w:p>
+    <w:p>
+      <w:pPr/>
+      <w:r>
+        <w:t>Run:</w:t>
+      </w:r>
+    </w:p>
+    <w:p>
+      <w:pPr>
+        <w:ind w:left="432"/>
+      </w:pPr>
+      <w:r>
+        <w:rPr>
+          <w:rFonts w:ascii="Courier New" w:hAnsi="Courier New"/>
+          <w:color w:val="1A1A2E"/>
+          <w:sz w:val="16"/>
+        </w:rPr>
+        <w:t>spark-submit src/results/uc11_patients_under18_cancer.py</w:t>
+      </w:r>
+    </w:p>
+    <w:p/>
+    <w:p>
+      <w:pPr>
+        <w:pStyle w:val="Heading2"/>
+      </w:pPr>
+      <w:r>
+        <w:t>8.13  UC-12 — Cashless insurance patients with charges &gt;= Rs. 50,000</w:t>
+      </w:r>
+    </w:p>
+    <w:p>
+      <w:pPr/>
+      <w:r>
+        <w:t>File: src/results/uc12_cashless_high_charges.py</w:t>
+      </w:r>
+    </w:p>
+    <w:p>
+      <w:pPr>
+        <w:ind w:left="432"/>
+      </w:pPr>
+      <w:r>
+        <w:rPr>
+          <w:rFonts w:ascii="Courier New" w:hAnsi="Courier New"/>
+          <w:color w:val="1A1A2E"/>
+          <w:sz w:val="16"/>
+        </w:rPr>
+        <w:t>import sys</w:t>
+        <w:br/>
+        <w:t>sys.path.append("/app/src")</w:t>
+        <w:br/>
+        <w:t>from utils.spark_session import get_spark_session</w:t>
+        <w:br/>
+        <w:t>from utils.result_writer import read_table, write_result</w:t>
+        <w:br/>
+        <w:t>from pyspark.sql import functions as F</w:t>
+        <w:br/>
+        <w:br/>
+        <w:t>def main():</w:t>
+        <w:br/>
+        <w:t xml:space="preserve">    spark = get_spark_session()</w:t>
+        <w:br/>
+        <w:br/>
+        <w:t xml:space="preserve">    patients = read_table(spark, "patients")</w:t>
+        <w:br/>
+        <w:t xml:space="preserve">    result = (</w:t>
+        <w:br/>
+        <w:t xml:space="preserve">        patients</w:t>
+        <w:br/>
+        <w:t xml:space="preserve">        .filter(</w:t>
+        <w:br/>
+        <w:t xml:space="preserve">            (F.upper(F.col("insurance_type")) == "CASHLESS") &amp;</w:t>
+        <w:br/>
+        <w:t xml:space="preserve">            (F.col("total_charges") &gt;= 50000)</w:t>
+        <w:br/>
+        <w:t xml:space="preserve">        )</w:t>
+        <w:br/>
+        <w:t xml:space="preserve">        .select("patient_id", "name", "insurance_type", "total_charges")</w:t>
+        <w:br/>
+        <w:t xml:space="preserve">    )</w:t>
+        <w:br/>
+        <w:t xml:space="preserve">    write_result(result, "uc12_cashless_high_charges")</w:t>
+        <w:br/>
+        <w:br/>
+        <w:t xml:space="preserve">    result.show(truncate=False)</w:t>
+        <w:br/>
+        <w:t xml:space="preserve">    print(f"[UC-12] Complete — {result.count()} row(s) written to Redshift")</w:t>
+        <w:br/>
+        <w:t xml:space="preserve">    spark.stop()</w:t>
+        <w:br/>
+        <w:br/>
+        <w:t>if __name__ == "__main__":</w:t>
+        <w:br/>
+        <w:t xml:space="preserve">    main()</w:t>
+        <w:br/>
+      </w:r>
+    </w:p>
+    <w:p>
+      <w:pPr/>
+      <w:r>
+        <w:t>Run:</w:t>
+      </w:r>
+    </w:p>
+    <w:p>
+      <w:pPr>
+        <w:ind w:left="432"/>
+      </w:pPr>
+      <w:r>
+        <w:rPr>
+          <w:rFonts w:ascii="Courier New" w:hAnsi="Courier New"/>
+          <w:color w:val="1A1A2E"/>
+          <w:sz w:val="16"/>
+        </w:rPr>
+        <w:t>spark-submit src/results/uc12_cashless_high_charges.py</w:t>
+      </w:r>
+    </w:p>
+    <w:p/>
+    <w:p>
+      <w:pPr>
+        <w:pStyle w:val="Heading2"/>
+      </w:pPr>
+      <w:r>
+        <w:t>8.14  UC-13 — Female patients over 40 with knee surgery in the past year</w:t>
+      </w:r>
+    </w:p>
+    <w:p>
+      <w:pPr/>
+      <w:r>
+        <w:t>File: src/results/uc13_female_knee_surgery.py</w:t>
+      </w:r>
+    </w:p>
+    <w:p>
+      <w:pPr>
+        <w:ind w:left="432"/>
+      </w:pPr>
+      <w:r>
+        <w:rPr>
+          <w:rFonts w:ascii="Courier New" w:hAnsi="Courier New"/>
+          <w:color w:val="1A1A2E"/>
+          <w:sz w:val="16"/>
+        </w:rPr>
+        <w:t>import sys</w:t>
+        <w:br/>
+        <w:t>sys.path.append("/app/src")</w:t>
+        <w:br/>
+        <w:t>from utils.spark_session import get_spark_session</w:t>
+        <w:br/>
+        <w:t>from utils.result_writer import read_table, write_result</w:t>
+        <w:br/>
+        <w:t>from pyspark.sql import functions as F</w:t>
+        <w:br/>
+        <w:br/>
+        <w:t>def main():</w:t>
+        <w:br/>
+        <w:t xml:space="preserve">    spark = get_spark_session()</w:t>
+        <w:br/>
+        <w:br/>
+        <w:t xml:space="preserve">    patients = read_table(spark, "patients")</w:t>
+        <w:br/>
+        <w:t xml:space="preserve">    result = (</w:t>
+        <w:br/>
+        <w:t xml:space="preserve">        patients</w:t>
+        <w:br/>
+        <w:t xml:space="preserve">        .filter(</w:t>
+        <w:br/>
+        <w:t xml:space="preserve">            (F.upper(F.col("gender")) == "F") &amp;</w:t>
+        <w:br/>
+        <w:t xml:space="preserve">            (F.col("age") &gt; 40) &amp;</w:t>
+        <w:br/>
+        <w:t xml:space="preserve">            (F.upper(F.col("procedure_name")).contains("KNEE")) &amp;</w:t>
+        <w:br/>
+        <w:t xml:space="preserve">            (F.months_between(F.current_date(), F.col("admission_date")) &lt;= 12)</w:t>
+        <w:br/>
+        <w:t xml:space="preserve">        )</w:t>
+        <w:br/>
+        <w:t xml:space="preserve">        .select("patient_id", "name", "age", "gender", "procedure_name", "admission_date")</w:t>
+        <w:br/>
+        <w:t xml:space="preserve">    )</w:t>
+        <w:br/>
+        <w:t xml:space="preserve">    write_result(result, "uc13_female_knee_surgery")</w:t>
+        <w:br/>
+        <w:br/>
+        <w:t xml:space="preserve">    result.show(truncate=False)</w:t>
+        <w:br/>
+        <w:t xml:space="preserve">    print(f"[UC-13] Complete — {result.count()} row(s) written to Redshift")</w:t>
+        <w:br/>
+        <w:t xml:space="preserve">    spark.stop()</w:t>
+        <w:br/>
+        <w:br/>
+        <w:t>if __name__ == "__main__":</w:t>
+        <w:br/>
+        <w:t xml:space="preserve">    main()</w:t>
+        <w:br/>
+      </w:r>
+    </w:p>
+    <w:p>
+      <w:pPr/>
+      <w:r>
+        <w:t>Run:</w:t>
+      </w:r>
+    </w:p>
+    <w:p>
+      <w:pPr>
+        <w:ind w:left="432"/>
+      </w:pPr>
+      <w:r>
+        <w:rPr>
+          <w:rFonts w:ascii="Courier New" w:hAnsi="Courier New"/>
+          <w:color w:val="1A1A2E"/>
+          <w:sz w:val="16"/>
+        </w:rPr>
+        <w:t>spark-submit src/results/uc13_female_knee_surgery.py</w:t>
+      </w:r>
+    </w:p>
+    <w:p/>
+    <w:p>
+      <w:r>
+        <w:br w:type="page"/>
+      </w:r>
+    </w:p>
+    <w:p>
+      <w:pPr>
+        <w:pStyle w:val="Heading1"/>
+      </w:pPr>
+      <w:r>
+        <w:t>9. Running the Full Pipeline</w:t>
+      </w:r>
+    </w:p>
+    <w:p>
+      <w:pPr/>
+      <w:r>
+        <w:t>Execute in order inside the Docker container:</w:t>
+      </w:r>
+    </w:p>
+    <w:p>
+      <w:pPr>
+        <w:ind w:left="432"/>
+      </w:pPr>
+      <w:r>
+        <w:rPr>
+          <w:rFonts w:ascii="Courier New" w:hAnsi="Courier New"/>
+          <w:color w:val="1A1A2E"/>
+          <w:sz w:val="16"/>
+        </w:rPr>
+        <w:t>#!/bin/bash</w:t>
+        <w:br/>
+        <w:t># run_pipeline.sh</w:t>
+        <w:br/>
+        <w:t>export REDSHIFT_USER=admin</w:t>
+        <w:br/>
+        <w:t>export REDSHIFT_PASSWORD=&lt;your-password&gt;</w:t>
+        <w:br/>
+        <w:br/>
+        <w:t>echo "=== Step 1: Cleansing ==="</w:t>
+        <w:br/>
+        <w:t>spark-submit src/cleansing/group_subgroup_cleanse.py</w:t>
+        <w:br/>
+        <w:t>spark-submit src/cleansing/patients_cleanse.py</w:t>
+        <w:br/>
+        <w:t>spark-submit src/cleansing/subscribers_cleanse.py</w:t>
+        <w:br/>
+        <w:t>spark-submit src/cleansing/claims_cleanse.py</w:t>
+        <w:br/>
+        <w:br/>
+        <w:t>echo "=== Step 2: Use Cases ==="</w:t>
+        <w:br/>
+        <w:t>for uc in uc01 uc02 uc03 uc04 uc05 uc06 uc07 uc08 uc09 uc10 uc11 uc12 uc13; do</w:t>
+        <w:br/>
+        <w:t xml:space="preserve">    script=$(ls src/results/${uc}_*.py)</w:t>
+        <w:br/>
+        <w:t xml:space="preserve">    echo "Running $script"</w:t>
+        <w:br/>
+        <w:t xml:space="preserve">    spark-submit $script</w:t>
+        <w:br/>
+        <w:t>done</w:t>
+        <w:br/>
+        <w:br/>
+        <w:t>echo "=== Pipeline Complete ==="</w:t>
+        <w:br/>
+      </w:r>
+    </w:p>
+    <w:p>
+      <w:pPr/>
+      <w:r>
+        <w:t>Then verify results in Redshift Query Editor v2:</w:t>
+      </w:r>
+    </w:p>
+    <w:p>
+      <w:pPr>
+        <w:ind w:left="432"/>
+      </w:pPr>
+      <w:r>
+        <w:rPr>
+          <w:rFonts w:ascii="Courier New" w:hAnsi="Courier New"/>
+          <w:color w:val="1A1A2E"/>
+          <w:sz w:val="16"/>
+        </w:rPr>
+        <w:t>SELECT * FROM "Project-Output".uc01_max_claims_disease;</w:t>
+        <w:br/>
+        <w:t>SELECT * FROM "Project-Output".uc02_subscribers_under30 LIMIT 20;</w:t>
+        <w:br/>
+        <w:t>-- repeat for uc03 through uc13</w:t>
+        <w:br/>
+      </w:r>
+    </w:p>
+    <w:p>
+      <w:r>
+        <w:br w:type="page"/>
+      </w:r>
+    </w:p>
+    <w:p>
+      <w:pPr>
+        <w:pStyle w:val="Heading1"/>
+      </w:pPr>
+      <w:r>
+        <w:t>10. Jira Sprint Setup</w:t>
       </w:r>
     </w:p>
     <w:p>
@@ -1009,18 +3787,131 @@
         <w:t xml:space="preserve">🧭 NAVIGATE: </w:t>
       </w:r>
       <w:r>
-        <w:t>Redshift → Clusters → healthcare-analytics-cluster → Query editor v2</w:t>
+        <w:t>jira.atlassian.com → Create project → Scrum → Project name: Healthcare Insurance Analytics → Create</w:t>
       </w:r>
     </w:p>
     <w:p>
-      <w:pPr/>
-      <w:r>
-        <w:t>Create schemas:</w:t>
+      <w:pPr>
+        <w:pStyle w:val="Heading2"/>
+      </w:pPr>
+      <w:r>
+        <w:t>10.1 Create Epics</w:t>
       </w:r>
     </w:p>
     <w:p>
-      <w:pPr>
-        <w:spacing w:before="40" w:after="40"/>
+      <w:r>
+        <w:rPr>
+          <w:b/>
+          <w:color w:val="7D3C98"/>
+        </w:rPr>
+        <w:t xml:space="preserve">🧭 NAVIGATE: </w:t>
+      </w:r>
+      <w:r>
+        <w:t>Backlog → Create Epic (left panel) → create one per category below</w:t>
+      </w:r>
+    </w:p>
+    <w:p>
+      <w:pPr>
+        <w:pStyle w:val="ListBullet"/>
+      </w:pPr>
+      <w:r>
+        <w:t>Project Setup</w:t>
+      </w:r>
+    </w:p>
+    <w:p>
+      <w:pPr>
+        <w:pStyle w:val="ListBullet"/>
+      </w:pPr>
+      <w:r>
+        <w:t>Documentation</w:t>
+      </w:r>
+    </w:p>
+    <w:p>
+      <w:pPr>
+        <w:pStyle w:val="ListBullet"/>
+      </w:pPr>
+      <w:r>
+        <w:t>AWS Infrastructure</w:t>
+      </w:r>
+    </w:p>
+    <w:p>
+      <w:pPr>
+        <w:pStyle w:val="ListBullet"/>
+      </w:pPr>
+      <w:r>
+        <w:t>Data Cleansing</w:t>
+      </w:r>
+    </w:p>
+    <w:p>
+      <w:pPr>
+        <w:pStyle w:val="ListBullet"/>
+      </w:pPr>
+      <w:r>
+        <w:t>Use Case Implementation</w:t>
+      </w:r>
+    </w:p>
+    <w:p>
+      <w:pPr>
+        <w:pStyle w:val="ListBullet"/>
+      </w:pPr>
+      <w:r>
+        <w:t>Testing</w:t>
+      </w:r>
+    </w:p>
+    <w:p>
+      <w:pPr>
+        <w:pStyle w:val="ListBullet"/>
+      </w:pPr>
+      <w:r>
+        <w:t>Deployment</w:t>
+      </w:r>
+    </w:p>
+    <w:p>
+      <w:pPr>
+        <w:pStyle w:val="Heading2"/>
+      </w:pPr>
+      <w:r>
+        <w:t>10.2 Create Sprints</w:t>
+      </w:r>
+    </w:p>
+    <w:p>
+      <w:r>
+        <w:rPr>
+          <w:b/>
+          <w:color w:val="7D3C98"/>
+        </w:rPr>
+        <w:t xml:space="preserve">🧭 NAVIGATE: </w:t>
+      </w:r>
+      <w:r>
+        <w:t>Backlog → Create sprint → rename:</w:t>
+      </w:r>
+    </w:p>
+    <w:p>
+      <w:pPr>
+        <w:pStyle w:val="ListBullet"/>
+      </w:pPr>
+      <w:r>
+        <w:t>Sprint 1 — Documentation &amp; Setup  (Week 1)</w:t>
+      </w:r>
+    </w:p>
+    <w:p>
+      <w:pPr>
+        <w:pStyle w:val="ListBullet"/>
+      </w:pPr>
+      <w:r>
+        <w:t>Sprint 2 — Implementation &amp; Testing  (Week 2)</w:t>
+      </w:r>
+    </w:p>
+    <w:p>
+      <w:pPr>
+        <w:pStyle w:val="Heading2"/>
+      </w:pPr>
+      <w:r>
+        <w:t>10.3 Sample Stories &amp; Tasks</w:t>
+      </w:r>
+    </w:p>
+    <w:p>
+      <w:pPr>
         <w:ind w:left="432"/>
       </w:pPr>
       <w:r>
@@ -1029,9 +3920,42 @@
           <w:color w:val="1A1A2E"/>
           <w:sz w:val="16"/>
         </w:rPr>
-        <w:t>CREATE SCHEMA cleaned_data;</w:t>
-        <w:br/>
-        <w:t>CREATE SCHEMA "Project-Output";</w:t>
+        <w:t>EPIC: Data Cleansing</w:t>
+        <w:br/>
+        <w:t xml:space="preserve">  Story: Cleanse Patients dataset         [Sprint 2]</w:t>
+        <w:br/>
+        <w:t xml:space="preserve">    Task: Read CSV from S3</w:t>
+        <w:br/>
+        <w:t xml:space="preserve">    Task: Detect and log null values</w:t>
+        <w:br/>
+        <w:t xml:space="preserve">    Task: Replace nulls, drop duplicates</w:t>
+        <w:br/>
+        <w:t xml:space="preserve">    Task: Write to Redshift cleaned_data.patients</w:t>
+        <w:br/>
+        <w:t xml:space="preserve">    Task: Verify row count in Query Editor</w:t>
+        <w:br/>
+        <w:br/>
+        <w:t>EPIC: Use Case Implementation</w:t>
+        <w:br/>
+        <w:t xml:space="preserve">  Story: UC-01 Disease with max claims    [Sprint 2]</w:t>
+        <w:br/>
+        <w:t xml:space="preserve">    Task: Write uc01_max_claims_disease.py</w:t>
+        <w:br/>
+        <w:t xml:space="preserve">    Task: Run spark-submit, verify output</w:t>
+        <w:br/>
+        <w:t xml:space="preserve">    Task: Add test case to test-cases.xlsx</w:t>
+        <w:br/>
+        <w:t xml:space="preserve">  ... repeat for UC-02 through UC-13</w:t>
+        <w:br/>
+        <w:br/>
+        <w:t>EPIC: Testing</w:t>
+        <w:br/>
+        <w:t xml:space="preserve">  Story: Create test-cases.xlsx</w:t>
+        <w:br/>
+        <w:t xml:space="preserve">    Task: Define expected output for each UC</w:t>
+        <w:br/>
+        <w:t xml:space="preserve">    Task: Compare actual vs expected in Redshift</w:t>
+        <w:br/>
       </w:r>
     </w:p>
     <w:p>
@@ -1043,15 +3967,20 @@
         <w:t xml:space="preserve">✅ BEST PRACTICE: </w:t>
       </w:r>
       <w:r>
-        <w:t>Use Redshift Query Editor v2 (browser-based) for running DDL. No separate SQL client needed.</w:t>
+        <w:t>Link each Jira story to its GitHub PR by including the ticket number in the commit message: "feat(HIAP-12): implement UC-01 claims aggregation"</w:t>
       </w:r>
     </w:p>
     <w:p>
-      <w:pPr>
-        <w:pStyle w:val="Heading2"/>
-      </w:pPr>
-      <w:r>
-        <w:t>4.4 AWS EMR — Spark Cluster (Production Deployment)</w:t>
+      <w:r>
+        <w:br w:type="page"/>
+      </w:r>
+    </w:p>
+    <w:p>
+      <w:pPr>
+        <w:pStyle w:val="Heading1"/>
+      </w:pPr>
+      <w:r>
+        <w:t>11. Deployment to AWS EMR (Production)</w:t>
       </w:r>
     </w:p>
     <w:p>
@@ -1063,7 +3992,69 @@
         <w:t xml:space="preserve">📝 NOTE: </w:t>
       </w:r>
       <w:r>
-        <w:t>For development, use Docker PySpark (Section 6). EMR is for final deployment.</w:t>
+        <w:t>Use Docker PySpark for development and testing. Only deploy to EMR when the code is fully tested.</w:t>
+      </w:r>
+    </w:p>
+    <w:p>
+      <w:pPr>
+        <w:pStyle w:val="Heading2"/>
+      </w:pPr>
+      <w:r>
+        <w:t>11.1 Push Code to GitHub</w:t>
+      </w:r>
+    </w:p>
+    <w:p>
+      <w:pPr>
+        <w:ind w:left="432"/>
+      </w:pPr>
+      <w:r>
+        <w:rPr>
+          <w:rFonts w:ascii="Courier New" w:hAnsi="Courier New"/>
+          <w:color w:val="1A1A2E"/>
+          <w:sz w:val="16"/>
+        </w:rPr>
+        <w:t>git checkout -b feature/cleansing-modules</w:t>
+        <w:br/>
+        <w:t>git add src/</w:t>
+        <w:br/>
+        <w:t>git commit -m "feat: add cleansing and result modules"</w:t>
+        <w:br/>
+        <w:t>git push origin feature/cleansing-modules</w:t>
+        <w:br/>
+        <w:t># Open Pull Request on GitHub → review → merge to main</w:t>
+        <w:br/>
+      </w:r>
+    </w:p>
+    <w:p>
+      <w:pPr>
+        <w:pStyle w:val="Heading2"/>
+      </w:pPr>
+      <w:r>
+        <w:t>11.2 Upload Code to S3</w:t>
+      </w:r>
+    </w:p>
+    <w:p>
+      <w:pPr>
+        <w:ind w:left="432"/>
+      </w:pPr>
+      <w:r>
+        <w:rPr>
+          <w:rFonts w:ascii="Courier New" w:hAnsi="Courier New"/>
+          <w:color w:val="1A1A2E"/>
+          <w:sz w:val="16"/>
+        </w:rPr>
+        <w:t>aws s3 sync src/  s3://healthcare-insurance-capstone/code/src/</w:t>
+        <w:br/>
+        <w:t>aws s3 sync jars/ s3://healthcare-insurance-capstone/code/jars/</w:t>
+        <w:br/>
+      </w:r>
+    </w:p>
+    <w:p>
+      <w:pPr>
+        <w:pStyle w:val="Heading2"/>
+      </w:pPr>
+      <w:r>
+        <w:t>11.3 Create EMR Cluster</w:t>
       </w:r>
     </w:p>
     <w:p>
@@ -1083,7 +4074,7 @@
         <w:pStyle w:val="ListNumber"/>
       </w:pPr>
       <w:r>
-        <w:t>Cluster name: HealthcareAnalyticsEMR</w:t>
+        <w:t>Name: HealthcareAnalyticsEMR</w:t>
       </w:r>
     </w:p>
     <w:p>
@@ -1099,7 +4090,7 @@
         <w:pStyle w:val="ListNumber"/>
       </w:pPr>
       <w:r>
-        <w:t>Instance type: m5.xlarge (master), m5.large (core x2)</w:t>
+        <w:t>Instance type: m5.xlarge (primary), m5.large x2 (core)</w:t>
       </w:r>
     </w:p>
     <w:p>
@@ -1107,7 +4098,7 @@
         <w:pStyle w:val="ListNumber"/>
       </w:pPr>
       <w:r>
-        <w:t>EC2 key pair: Create or select an existing key pair</w:t>
+        <w:t>EC2 key pair: select or create one</w:t>
       </w:r>
     </w:p>
     <w:p>
@@ -1115,26 +4106,19 @@
         <w:pStyle w:val="ListNumber"/>
       </w:pPr>
       <w:r>
-        <w:t>Service role: EMR_DefaultRole | EC2 instance profile: EMR_EC2_DefaultRole</w:t>
+        <w:t>Click Create cluster — wait ~8 minutes for status: Waiting</w:t>
       </w:r>
     </w:p>
     <w:p>
       <w:pPr>
-        <w:pStyle w:val="ListNumber"/>
-      </w:pPr>
-      <w:r>
-        <w:t>Click Create cluster</w:t>
+        <w:pStyle w:val="Heading2"/>
+      </w:pPr>
+      <w:r>
+        <w:t>11.4 Submit PySpark Job</w:t>
       </w:r>
     </w:p>
     <w:p>
-      <w:pPr/>
-      <w:r>
-        <w:t>Submit a PySpark job:</w:t>
-      </w:r>
-    </w:p>
-    <w:p>
-      <w:pPr>
-        <w:spacing w:before="40" w:after="40"/>
+      <w:pPr>
         <w:ind w:left="432"/>
       </w:pPr>
       <w:r>
@@ -1147,32 +4131,55 @@
         <w:br/>
         <w:t xml:space="preserve">  --cluster-id j-XXXXXXXXXX \</w:t>
         <w:br/>
-        <w:t xml:space="preserve">  --steps Type=Spark,Name="Cleanse Patients",\</w:t>
-        <w:br/>
-        <w:t xml:space="preserve">          Args=[--deploy-mode,cluster,\</w:t>
-        <w:br/>
-        <w:t xml:space="preserve">                s3://healthcare-insurance-capstone/src/cleansing/patients_cleanse.py]</w:t>
+        <w:t xml:space="preserve">  --steps '[</w:t>
+        <w:br/>
+        <w:t xml:space="preserve">    {</w:t>
+        <w:br/>
+        <w:t xml:space="preserve">      "Name": "Cleanse Patients",</w:t>
+        <w:br/>
+        <w:t xml:space="preserve">      "ActionOnFailure": "CONTINUE",</w:t>
+        <w:br/>
+        <w:t xml:space="preserve">      "Type": "Spark",</w:t>
+        <w:br/>
+        <w:t xml:space="preserve">      "Args": [</w:t>
+        <w:br/>
+        <w:t xml:space="preserve">        "--deploy-mode", "cluster",</w:t>
+        <w:br/>
+        <w:t xml:space="preserve">        "--jars", "s3://healthcare-insurance-capstone/code/jars/redshift-jdbc42.jar,s3://healthcare-insurance-capstone/code/jars/spark-redshift.jar",</w:t>
+        <w:br/>
+        <w:t xml:space="preserve">        "s3://healthcare-insurance-capstone/code/src/cleansing/patients_cleanse.py"</w:t>
+        <w:br/>
+        <w:t xml:space="preserve">      ]</w:t>
+        <w:br/>
+        <w:t xml:space="preserve">    }</w:t>
+        <w:br/>
+        <w:t xml:space="preserve">  ]'</w:t>
+        <w:br/>
       </w:r>
     </w:p>
     <w:p>
       <w:r>
-        <w:br w:type="page"/>
+        <w:rPr>
+          <w:b/>
+          <w:color w:val="1E8B4C"/>
+        </w:rPr>
+        <w:t xml:space="preserve">✅ BEST PRACTICE: </w:t>
+      </w:r>
+      <w:r>
+        <w:t>Terminate the EMR cluster immediately after jobs complete to avoid ongoing charges. EMR is billed per-minute.</w:t>
       </w:r>
     </w:p>
     <w:p>
-      <w:pPr>
-        <w:pStyle w:val="Heading1"/>
-      </w:pPr>
-      <w:r>
-        <w:t>5. Snowflake Setup</w:t>
+      <w:r>
+        <w:br w:type="page"/>
       </w:r>
     </w:p>
     <w:p>
       <w:pPr>
-        <w:pStyle w:val="Heading2"/>
-      </w:pPr>
-      <w:r>
-        <w:t>5.1 Account &amp; Warehouse</w:t>
+        <w:pStyle w:val="Heading1"/>
+      </w:pPr>
+      <w:r>
+        <w:t>12. Databricks Visualization (Optional)</w:t>
       </w:r>
     </w:p>
     <w:p>
@@ -1184,31 +4191,47 @@
         <w:t xml:space="preserve">🧭 NAVIGATE: </w:t>
       </w:r>
       <w:r>
-        <w:t>snowflake.com → Start for free → Sign up → Login to Snowsight (UI)</w:t>
+        <w:t>community.cloud.databricks.com → Sign up (free) → Create Cluster → Create Notebook → Language: Python</w:t>
       </w:r>
     </w:p>
     <w:p>
       <w:pPr>
-        <w:pStyle w:val="ListNumber"/>
-      </w:pPr>
-      <w:r>
-        <w:t>Note your Account URL: https://&lt;org&gt;-&lt;account&gt;.snowflakecomputing.com</w:t>
-      </w:r>
-    </w:p>
-    <w:p>
-      <w:pPr>
-        <w:pStyle w:val="ListNumber"/>
-      </w:pPr>
-      <w:r>
-        <w:t>In Snowsight: Admin → Warehouses → + Warehouse</w:t>
-      </w:r>
-    </w:p>
-    <w:p>
-      <w:pPr>
-        <w:pStyle w:val="ListNumber"/>
-      </w:pPr>
-      <w:r>
-        <w:t>Name: ANALYTICS_WH | Size: X-Small | Auto-suspend: 60s | Click Create</w:t>
+        <w:ind w:left="432"/>
+      </w:pPr>
+      <w:r>
+        <w:rPr>
+          <w:rFonts w:ascii="Courier New" w:hAnsi="Courier New"/>
+          <w:color w:val="1A1A2E"/>
+          <w:sz w:val="16"/>
+        </w:rPr>
+        <w:t># Read result from Redshift and visualize</w:t>
+        <w:br/>
+        <w:t>jdbc_url = "jdbc:redshift://healthcare-workgroup.&lt;account-id&gt;.us-east-1.redshift-serverless.amazonaws.com:5439/dev"</w:t>
+        <w:br/>
+        <w:t>props = {"user": "admin", "password": "&lt;password&gt;",</w:t>
+        <w:br/>
+        <w:t xml:space="preserve">         "driver": "com.amazon.redshift.jdbc42.Driver"}</w:t>
+        <w:br/>
+        <w:br/>
+        <w:t>df = spark.read.jdbc(jdbc_url, '"Project-Output".uc01_max_claims_disease', properties=props)</w:t>
+        <w:br/>
+        <w:t>display(df)   # Databricks built-in chart — click the bar chart icon below the table</w:t>
+        <w:br/>
+        <w:br/>
+        <w:t># Bar chart example using matplotlib</w:t>
+        <w:br/>
+        <w:t>import matplotlib.pyplot as plt</w:t>
+        <w:br/>
+        <w:t>pdf = df.toPandas()</w:t>
+        <w:br/>
+        <w:t>pdf.plot(kind="bar", x="disease", y="claim_count",</w:t>
+        <w:br/>
+        <w:t xml:space="preserve">         title="Claims by Disease", figsize=(10, 5), legend=False)</w:t>
+        <w:br/>
+        <w:t>plt.tight_layout()</w:t>
+        <w:br/>
+        <w:t>plt.show()</w:t>
+        <w:br/>
       </w:r>
     </w:p>
     <w:p>
@@ -1220,2826 +4243,7 @@
         <w:t xml:space="preserve">✅ BEST PRACTICE: </w:t>
       </w:r>
       <w:r>
-        <w:t>Always enable auto-suspend on warehouses to avoid unnecessary cost.</w:t>
-      </w:r>
-    </w:p>
-    <w:p>
-      <w:pPr>
-        <w:pStyle w:val="Heading2"/>
-      </w:pPr>
-      <w:r>
-        <w:t>5.2 Database, Schema, and Roles</w:t>
-      </w:r>
-    </w:p>
-    <w:p>
-      <w:r>
-        <w:rPr>
-          <w:b/>
-          <w:color w:val="7D3C98"/>
-        </w:rPr>
-        <w:t xml:space="preserve">🧭 NAVIGATE: </w:t>
-      </w:r>
-      <w:r>
-        <w:t>Snowsight → Worksheets → + New Worksheet → paste and run:</w:t>
-      </w:r>
-    </w:p>
-    <w:p>
-      <w:pPr>
-        <w:spacing w:before="40" w:after="40"/>
-        <w:ind w:left="432"/>
-      </w:pPr>
-      <w:r>
-        <w:rPr>
-          <w:rFonts w:ascii="Courier New" w:hAnsi="Courier New"/>
-          <w:color w:val="1A1A2E"/>
-          <w:sz w:val="16"/>
-        </w:rPr>
-        <w:t>-- Create database</w:t>
-        <w:br/>
-        <w:t>CREATE DATABASE HEALTHCARE_INSURANCE;</w:t>
-        <w:br/>
-        <w:br/>
-        <w:t>-- Create schemas</w:t>
-        <w:br/>
-        <w:t>USE DATABASE HEALTHCARE_INSURANCE;</w:t>
-        <w:br/>
-        <w:t>CREATE SCHEMA CLEANED_DATA;</w:t>
-        <w:br/>
-        <w:t>CREATE SCHEMA PROJECT_OUTPUT;</w:t>
-        <w:br/>
-        <w:br/>
-        <w:t>-- Create a role for the project</w:t>
-        <w:br/>
-        <w:t>CREATE ROLE ANALYTICS_ROLE;</w:t>
-        <w:br/>
-        <w:t>GRANT USAGE ON WAREHOUSE ANALYTICS_WH TO ROLE ANALYTICS_ROLE;</w:t>
-        <w:br/>
-        <w:t>GRANT ALL ON DATABASE HEALTHCARE_INSURANCE TO ROLE ANALYTICS_ROLE;</w:t>
-        <w:br/>
-        <w:t>GRANT ALL ON ALL SCHEMAS IN DATABASE HEALTHCARE_INSURANCE TO ROLE ANALYTICS_ROLE;</w:t>
-        <w:br/>
-        <w:br/>
-        <w:t>-- Create a service user for PySpark</w:t>
-        <w:br/>
-        <w:t>CREATE USER pyspark_user</w:t>
-        <w:br/>
-        <w:t xml:space="preserve">    PASSWORD = '&lt;strong_password&gt;'</w:t>
-        <w:br/>
-        <w:t xml:space="preserve">    DEFAULT_ROLE = ANALYTICS_ROLE</w:t>
-        <w:br/>
-        <w:t xml:space="preserve">    DEFAULT_WAREHOUSE = ANALYTICS_WH</w:t>
-        <w:br/>
-        <w:t xml:space="preserve">    DEFAULT_NAMESPACE = HEALTHCARE_INSURANCE;</w:t>
-        <w:br/>
-        <w:t>GRANT ROLE ANALYTICS_ROLE TO USER pyspark_user;</w:t>
-        <w:br/>
-        <w:br/>
-        <w:t>-- Create a Snowflake Stage pointing to your S3 bucket</w:t>
-        <w:br/>
-        <w:t>CREATE OR REPLACE STAGE HEALTHCARE_INSURANCE.CLEANED_DATA.S3_STAGE</w:t>
-        <w:br/>
-        <w:t xml:space="preserve">    URL = 's3://healthcare-insurance-capstone/input-data/'</w:t>
-        <w:br/>
-        <w:t xml:space="preserve">    CREDENTIALS = (AWS_KEY_ID='&lt;key&gt;' AWS_SECRET_KEY='&lt;secret&gt;');</w:t>
-      </w:r>
-    </w:p>
-    <w:p>
-      <w:r>
-        <w:br w:type="page"/>
-      </w:r>
-    </w:p>
-    <w:p>
-      <w:pPr>
-        <w:pStyle w:val="Heading1"/>
-      </w:pPr>
-      <w:r>
-        <w:t>6. Docker + PySpark Environment</w:t>
-      </w:r>
-    </w:p>
-    <w:p>
-      <w:pPr>
-        <w:pStyle w:val="Heading2"/>
-      </w:pPr>
-      <w:r>
-        <w:t>6.1 Pull Image &amp; Run Container</w:t>
-      </w:r>
-    </w:p>
-    <w:p>
-      <w:pPr/>
-      <w:r>
-        <w:t>Using your existing PySpark Docker image:</w:t>
-      </w:r>
-    </w:p>
-    <w:p>
-      <w:pPr>
-        <w:spacing w:before="40" w:after="40"/>
-        <w:ind w:left="432"/>
-      </w:pPr>
-      <w:r>
-        <w:rPr>
-          <w:rFonts w:ascii="Courier New" w:hAnsi="Courier New"/>
-          <w:color w:val="1A1A2E"/>
-          <w:sz w:val="16"/>
-        </w:rPr>
-        <w:t># If using the standard Jupyter PySpark image:</w:t>
-        <w:br/>
-        <w:t>docker pull jupyter/pyspark-notebook</w:t>
-        <w:br/>
-        <w:br/>
-        <w:t># Run container — mount your project folder</w:t>
-        <w:br/>
-        <w:t>docker run -it --rm \</w:t>
-        <w:br/>
-        <w:t xml:space="preserve">  -p 8888:8888 \</w:t>
-        <w:br/>
-        <w:t xml:space="preserve">  -p 4040:4040 \</w:t>
-        <w:br/>
-        <w:t xml:space="preserve">  -v /path/to/healthcare-insurance-pyspark:/home/jovyan/work \</w:t>
-        <w:br/>
-        <w:t xml:space="preserve">  --name pyspark-capstone \</w:t>
-        <w:br/>
-        <w:t xml:space="preserve">  jupyter/pyspark-notebook</w:t>
-        <w:br/>
-        <w:br/>
-        <w:t># OR if your image uses spark-submit directly:</w:t>
-        <w:br/>
-        <w:t>docker run -it --rm \</w:t>
-        <w:br/>
-        <w:t xml:space="preserve">  -v /path/to/healthcare-insurance-pyspark:/app \</w:t>
-        <w:br/>
-        <w:t xml:space="preserve">  --name pyspark-capstone \</w:t>
-        <w:br/>
-        <w:t xml:space="preserve">  &lt;your-image-name&gt; bash</w:t>
-      </w:r>
-    </w:p>
-    <w:p>
-      <w:pPr/>
-      <w:r>
-        <w:t>Install required Python packages inside the container:</w:t>
-      </w:r>
-    </w:p>
-    <w:p>
-      <w:pPr>
-        <w:spacing w:before="40" w:after="40"/>
-        <w:ind w:left="432"/>
-      </w:pPr>
-      <w:r>
-        <w:rPr>
-          <w:rFonts w:ascii="Courier New" w:hAnsi="Courier New"/>
-          <w:color w:val="1A1A2E"/>
-          <w:sz w:val="16"/>
-        </w:rPr>
-        <w:t>pip install boto3 psycopg2-binary snowflake-connector-python \</w:t>
-        <w:br/>
-        <w:t xml:space="preserve">            snowflake-spark-connector pyspark==3.4.0</w:t>
-      </w:r>
-    </w:p>
-    <w:p>
-      <w:r>
-        <w:rPr>
-          <w:b/>
-          <w:color w:val="1E8B4C"/>
-        </w:rPr>
-        <w:t xml:space="preserve">✅ BEST PRACTICE: </w:t>
-      </w:r>
-      <w:r>
-        <w:t>Pin your package versions in requirements.txt to ensure reproducibility across environments.</w:t>
-      </w:r>
-    </w:p>
-    <w:p>
-      <w:pPr>
-        <w:pStyle w:val="Heading2"/>
-      </w:pPr>
-      <w:r>
-        <w:t>6.2 Add JAR Dependencies</w:t>
-      </w:r>
-    </w:p>
-    <w:p>
-      <w:pPr/>
-      <w:r>
-        <w:t>Download and mount JARs for Redshift and Snowflake connectors:</w:t>
-      </w:r>
-    </w:p>
-    <w:p>
-      <w:pPr>
-        <w:spacing w:before="40" w:after="40"/>
-        <w:ind w:left="432"/>
-      </w:pPr>
-      <w:r>
-        <w:rPr>
-          <w:rFonts w:ascii="Courier New" w:hAnsi="Courier New"/>
-          <w:color w:val="1A1A2E"/>
-          <w:sz w:val="16"/>
-        </w:rPr>
-        <w:t># Redshift JDBC driver</w:t>
-        <w:br/>
-        <w:t>wget https://s3.amazonaws.com/redshift-downloads/drivers/jdbc/2.1.0.9/redshift-jdbc42-2.1.0.9.jar</w:t>
-        <w:br/>
-        <w:br/>
-        <w:t># Snowflake Spark connector (match your Spark/Scala version)</w:t>
-        <w:br/>
-        <w:t>wget https://repo1.maven.org/maven2/net/snowflake/spark-snowflake_2.12/2.12.0-spark_3.4/spark-snowflake_2.12-2.12.0-spark_3.4.jar</w:t>
-        <w:br/>
-        <w:t>wget https://repo1.maven.org/maven2/net/snowflake/snowflake-jdbc/3.14.3/snowflake-jdbc-3.14.3.jar</w:t>
-        <w:br/>
-        <w:br/>
-        <w:t># Place in: /app/jars/</w:t>
-      </w:r>
-    </w:p>
-    <w:p>
-      <w:pPr>
-        <w:pStyle w:val="Heading2"/>
-      </w:pPr>
-      <w:r>
-        <w:t>6.3 Spark Session Config (utils/spark_session.py)</w:t>
-      </w:r>
-    </w:p>
-    <w:p>
-      <w:pPr>
-        <w:spacing w:before="40" w:after="40"/>
-        <w:ind w:left="432"/>
-      </w:pPr>
-      <w:r>
-        <w:rPr>
-          <w:rFonts w:ascii="Courier New" w:hAnsi="Courier New"/>
-          <w:color w:val="1A1A2E"/>
-          <w:sz w:val="16"/>
-        </w:rPr>
-        <w:t>from pyspark.sql import SparkSession</w:t>
-        <w:br/>
-        <w:t>import os</w:t>
-        <w:br/>
-        <w:br/>
-        <w:t>def get_spark_session(target: str = "redshift") -&gt; SparkSession:</w:t>
-        <w:br/>
-        <w:t xml:space="preserve">    """</w:t>
-        <w:br/>
-        <w:t xml:space="preserve">    target: "redshift" or "snowflake"</w:t>
-        <w:br/>
-        <w:t xml:space="preserve">    """</w:t>
-        <w:br/>
-        <w:t xml:space="preserve">    jars_path = "/app/jars"</w:t>
-        <w:br/>
-        <w:t xml:space="preserve">    jar_files = ",".join([</w:t>
-        <w:br/>
-        <w:t xml:space="preserve">        f"{jars_path}/redshift-jdbc42-2.1.0.9.jar",</w:t>
-        <w:br/>
-        <w:t xml:space="preserve">        f"{jars_path}/spark-snowflake_2.12-2.12.0-spark_3.4.jar",</w:t>
-        <w:br/>
-        <w:t xml:space="preserve">        f"{jars_path}/snowflake-jdbc-3.14.3.jar",</w:t>
-        <w:br/>
-        <w:t xml:space="preserve">    ])</w:t>
-        <w:br/>
-        <w:br/>
-        <w:t xml:space="preserve">    spark = (</w:t>
-        <w:br/>
-        <w:t xml:space="preserve">        SparkSession.builder</w:t>
-        <w:br/>
-        <w:t xml:space="preserve">        .appName(f"HealthcareInsurance-{target}")</w:t>
-        <w:br/>
-        <w:t xml:space="preserve">        .config("spark.jars", jar_files)</w:t>
-        <w:br/>
-        <w:t xml:space="preserve">        .config("spark.sql.legacy.timeParserPolicy", "LEGACY")</w:t>
-        <w:br/>
-        <w:t xml:space="preserve">        .getOrCreate()</w:t>
-        <w:br/>
-        <w:t xml:space="preserve">    )</w:t>
-        <w:br/>
-        <w:t xml:space="preserve">    spark.sparkContext.setLogLevel("WARN")</w:t>
-        <w:br/>
-        <w:t xml:space="preserve">    return spark</w:t>
-        <w:br/>
-      </w:r>
-    </w:p>
-    <w:p>
-      <w:pPr>
-        <w:pStyle w:val="Heading2"/>
-      </w:pPr>
-      <w:r>
-        <w:t>6.4 Redshift Utility (utils/redshift_utils.py)</w:t>
-      </w:r>
-    </w:p>
-    <w:p>
-      <w:pPr>
-        <w:spacing w:before="40" w:after="40"/>
-        <w:ind w:left="432"/>
-      </w:pPr>
-      <w:r>
-        <w:rPr>
-          <w:rFonts w:ascii="Courier New" w:hAnsi="Courier New"/>
-          <w:color w:val="1A1A2E"/>
-          <w:sz w:val="16"/>
-        </w:rPr>
-        <w:t>import os</w:t>
-        <w:br/>
-        <w:br/>
-        <w:t>REDSHIFT_CONFIG = {</w:t>
-        <w:br/>
-        <w:t xml:space="preserve">    "url": "jdbc:redshift://&lt;cluster-endpoint&gt;:5439/dev",</w:t>
-        <w:br/>
-        <w:t xml:space="preserve">    "user": os.getenv("REDSHIFT_USER", "admin"),</w:t>
-        <w:br/>
-        <w:t xml:space="preserve">    "password": os.getenv("REDSHIFT_PASSWORD"),</w:t>
-        <w:br/>
-        <w:t xml:space="preserve">    "driver": "com.amazon.redshift.jdbc42.Driver",</w:t>
-        <w:br/>
-        <w:t xml:space="preserve">    "tempdir": "s3://healthcare-insurance-capstone/tmp/",</w:t>
-        <w:br/>
-        <w:t xml:space="preserve">    "aws_iam_role": "arn:aws:iam::&lt;account-id&gt;:role/HealthcareAnalyticsRole"</w:t>
-        <w:br/>
-        <w:t>}</w:t>
-        <w:br/>
-        <w:br/>
-        <w:t>def write_to_redshift(df, table: str, mode: str = "overwrite"):</w:t>
-        <w:br/>
-        <w:t xml:space="preserve">    """Write a Spark DataFrame to Redshift."""</w:t>
-        <w:br/>
-        <w:t xml:space="preserve">    df.write \</w:t>
-        <w:br/>
-        <w:t xml:space="preserve">      .format("io.github.spark_redshift_utils.spark.DefaultSource") \</w:t>
-        <w:br/>
-        <w:t xml:space="preserve">      .option("url", REDSHIFT_CONFIG["url"]) \</w:t>
-        <w:br/>
-        <w:t xml:space="preserve">      .option("user", REDSHIFT_CONFIG["user"]) \</w:t>
-        <w:br/>
-        <w:t xml:space="preserve">      .option("password", REDSHIFT_CONFIG["password"]) \</w:t>
-        <w:br/>
-        <w:t xml:space="preserve">      .option("dbtable", table) \</w:t>
-        <w:br/>
-        <w:t xml:space="preserve">      .option("tempdir", REDSHIFT_CONFIG["tempdir"]) \</w:t>
-        <w:br/>
-        <w:t xml:space="preserve">      .option("aws_iam_role", REDSHIFT_CONFIG["aws_iam_role"]) \</w:t>
-        <w:br/>
-        <w:t xml:space="preserve">      .mode(mode) \</w:t>
-        <w:br/>
-        <w:t xml:space="preserve">      .save()</w:t>
-        <w:br/>
-        <w:br/>
-        <w:t>def read_from_redshift(spark, table: str):</w:t>
-        <w:br/>
-        <w:t xml:space="preserve">    """Read a Redshift table into a Spark DataFrame."""</w:t>
-        <w:br/>
-        <w:t xml:space="preserve">    return spark.read \</w:t>
-        <w:br/>
-        <w:t xml:space="preserve">      .format("io.github.spark_redshift_utils.spark.DefaultSource") \</w:t>
-        <w:br/>
-        <w:t xml:space="preserve">      .option("url", REDSHIFT_CONFIG["url"]) \</w:t>
-        <w:br/>
-        <w:t xml:space="preserve">      .option("user", REDSHIFT_CONFIG["user"]) \</w:t>
-        <w:br/>
-        <w:t xml:space="preserve">      .option("password", REDSHIFT_CONFIG["password"]) \</w:t>
-        <w:br/>
-        <w:t xml:space="preserve">      .option("dbtable", table) \</w:t>
-        <w:br/>
-        <w:t xml:space="preserve">      .option("tempdir", REDSHIFT_CONFIG["tempdir"]) \</w:t>
-        <w:br/>
-        <w:t xml:space="preserve">      .option("aws_iam_role", REDSHIFT_CONFIG["aws_iam_role"]) \</w:t>
-        <w:br/>
-        <w:t xml:space="preserve">      .load()</w:t>
-        <w:br/>
-      </w:r>
-    </w:p>
-    <w:p>
-      <w:pPr>
-        <w:pStyle w:val="Heading2"/>
-      </w:pPr>
-      <w:r>
-        <w:t>6.5 Snowflake Utility (utils/snowflake_utils.py)</w:t>
-      </w:r>
-    </w:p>
-    <w:p>
-      <w:pPr>
-        <w:spacing w:before="40" w:after="40"/>
-        <w:ind w:left="432"/>
-      </w:pPr>
-      <w:r>
-        <w:rPr>
-          <w:rFonts w:ascii="Courier New" w:hAnsi="Courier New"/>
-          <w:color w:val="1A1A2E"/>
-          <w:sz w:val="16"/>
-        </w:rPr>
-        <w:t>import os</w:t>
-        <w:br/>
-        <w:br/>
-        <w:t>SNOWFLAKE_OPTIONS = {</w:t>
-        <w:br/>
-        <w:t xml:space="preserve">    "sfURL": "&lt;org&gt;-&lt;account&gt;.snowflakecomputing.com",</w:t>
-        <w:br/>
-        <w:t xml:space="preserve">    "sfUser": os.getenv("SF_USER", "pyspark_user"),</w:t>
-        <w:br/>
-        <w:t xml:space="preserve">    "sfPassword": os.getenv("SF_PASSWORD"),</w:t>
-        <w:br/>
-        <w:t xml:space="preserve">    "sfDatabase": "HEALTHCARE_INSURANCE",</w:t>
-        <w:br/>
-        <w:t xml:space="preserve">    "sfWarehouse": "ANALYTICS_WH",</w:t>
-        <w:br/>
-        <w:t xml:space="preserve">    "sfRole": "ANALYTICS_ROLE",</w:t>
-        <w:br/>
-        <w:t>}</w:t>
-        <w:br/>
-        <w:br/>
-        <w:t>def write_to_snowflake(df, schema: str, table: str, mode: str = "overwrite"):</w:t>
-        <w:br/>
-        <w:t xml:space="preserve">    """Write a Spark DataFrame to Snowflake."""</w:t>
-        <w:br/>
-        <w:t xml:space="preserve">    opts = {**SNOWFLAKE_OPTIONS, "sfSchema": schema}</w:t>
-        <w:br/>
-        <w:t xml:space="preserve">    df.write \</w:t>
-        <w:br/>
-        <w:t xml:space="preserve">      .format("net.snowflake.spark.snowflake") \</w:t>
-        <w:br/>
-        <w:t xml:space="preserve">      .options(**opts) \</w:t>
-        <w:br/>
-        <w:t xml:space="preserve">      .option("dbtable", table) \</w:t>
-        <w:br/>
-        <w:t xml:space="preserve">      .mode(mode) \</w:t>
-        <w:br/>
-        <w:t xml:space="preserve">      .save()</w:t>
-        <w:br/>
-        <w:br/>
-        <w:t>def read_from_snowflake(spark, schema: str, table: str):</w:t>
-        <w:br/>
-        <w:t xml:space="preserve">    """Read a Snowflake table into a Spark DataFrame."""</w:t>
-        <w:br/>
-        <w:t xml:space="preserve">    opts = {**SNOWFLAKE_OPTIONS, "sfSchema": schema}</w:t>
-        <w:br/>
-        <w:t xml:space="preserve">    return spark.read \</w:t>
-        <w:br/>
-        <w:t xml:space="preserve">      .format("net.snowflake.spark.snowflake") \</w:t>
-        <w:br/>
-        <w:t xml:space="preserve">      .options(**opts) \</w:t>
-        <w:br/>
-        <w:t xml:space="preserve">      .option("dbtable", table) \</w:t>
-        <w:br/>
-        <w:t xml:space="preserve">      .load()</w:t>
-        <w:br/>
-      </w:r>
-    </w:p>
-    <w:p>
-      <w:r>
-        <w:rPr>
-          <w:b/>
-          <w:color w:val="1E8B4C"/>
-        </w:rPr>
-        <w:t xml:space="preserve">✅ BEST PRACTICE: </w:t>
-      </w:r>
-      <w:r>
-        <w:t>Store all credentials in environment variables or AWS Secrets Manager — NEVER hardcode them in source files.</w:t>
-      </w:r>
-    </w:p>
-    <w:p>
-      <w:r>
-        <w:br w:type="page"/>
-      </w:r>
-    </w:p>
-    <w:p>
-      <w:pPr>
-        <w:pStyle w:val="Heading1"/>
-      </w:pPr>
-      <w:r>
-        <w:t>7. DDL Scripts — Amazon Redshift</w:t>
-      </w:r>
-    </w:p>
-    <w:p>
-      <w:pPr/>
-      <w:r>
-        <w:t>Run these in Redshift Query Editor v2 (or via psycopg2 in Python).</w:t>
-      </w:r>
-    </w:p>
-    <w:p>
-      <w:r>
-        <w:rPr>
-          <w:b/>
-          <w:color w:val="7D3C98"/>
-        </w:rPr>
-        <w:t xml:space="preserve">🧭 NAVIGATE: </w:t>
-      </w:r>
-      <w:r>
-        <w:t>AWS Console → Redshift → Query editor v2 → Connect to cluster → Paste SQL → Run</w:t>
-      </w:r>
-    </w:p>
-    <w:p>
-      <w:pPr>
-        <w:spacing w:before="40" w:after="40"/>
-        <w:ind w:left="432"/>
-      </w:pPr>
-      <w:r>
-        <w:rPr>
-          <w:rFonts w:ascii="Courier New" w:hAnsi="Courier New"/>
-          <w:color w:val="1A1A2E"/>
-          <w:sz w:val="16"/>
-        </w:rPr>
-        <w:t>-- =============================================</w:t>
-        <w:br/>
-        <w:t>-- REDSHIFT DDL — cleaned_data schema</w:t>
-        <w:br/>
-        <w:t>-- =============================================</w:t>
-        <w:br/>
-        <w:br/>
-        <w:t>CREATE TABLE IF NOT EXISTS cleaned_data.hospitals (</w:t>
-        <w:br/>
-        <w:t xml:space="preserve">    hospital_id   VARCHAR(50)  NOT NULL PRIMARY KEY,</w:t>
-        <w:br/>
-        <w:t xml:space="preserve">    hospital_name VARCHAR(200),</w:t>
-        <w:br/>
-        <w:t xml:space="preserve">    city          VARCHAR(100),</w:t>
-        <w:br/>
-        <w:t xml:space="preserve">    state         VARCHAR(100)</w:t>
-        <w:br/>
-        <w:t>) DISTSTYLE ALL SORTKEY(hospital_id);</w:t>
-        <w:br/>
-        <w:br/>
-        <w:t>CREATE TABLE IF NOT EXISTS cleaned_data.group_subgroup (</w:t>
-        <w:br/>
-        <w:t xml:space="preserve">    group_id      VARCHAR(50)  NOT NULL,</w:t>
-        <w:br/>
-        <w:t xml:space="preserve">    group_name    VARCHAR(100),</w:t>
-        <w:br/>
-        <w:t xml:space="preserve">    subgroup_id   VARCHAR(50)  NOT NULL,</w:t>
-        <w:br/>
-        <w:t xml:space="preserve">    subgroup_name VARCHAR(100),</w:t>
-        <w:br/>
-        <w:t xml:space="preserve">    policy_type   VARCHAR(50),</w:t>
-        <w:br/>
-        <w:t xml:space="preserve">    premium_rate  DECIMAL(10,2),</w:t>
-        <w:br/>
-        <w:t xml:space="preserve">    PRIMARY KEY (group_id, subgroup_id)</w:t>
-        <w:br/>
-        <w:t>) DISTSTYLE ALL SORTKEY(group_id, subgroup_id);</w:t>
-        <w:br/>
-        <w:br/>
-        <w:t>CREATE TABLE IF NOT EXISTS cleaned_data.patients (</w:t>
-        <w:br/>
-        <w:t xml:space="preserve">    patient_id     VARCHAR(50)   NOT NULL PRIMARY KEY,</w:t>
-        <w:br/>
-        <w:t xml:space="preserve">    name           VARCHAR(100),</w:t>
-        <w:br/>
-        <w:t xml:space="preserve">    age            INTEGER,</w:t>
-        <w:br/>
-        <w:t xml:space="preserve">    gender         CHAR(1),</w:t>
-        <w:br/>
-        <w:t xml:space="preserve">    city           VARCHAR(100),</w:t>
-        <w:br/>
-        <w:t xml:space="preserve">    diagnosis      VARCHAR(200),</w:t>
-        <w:br/>
-        <w:t xml:space="preserve">    admission_date DATE,</w:t>
-        <w:br/>
-        <w:t xml:space="preserve">    discharge_date DATE,</w:t>
-        <w:br/>
-        <w:t xml:space="preserve">    hospital_id    VARCHAR(50)   REFERENCES cleaned_data.hospitals(hospital_id),</w:t>
-        <w:br/>
-        <w:t xml:space="preserve">    insurance_type VARCHAR(50),</w:t>
-        <w:br/>
-        <w:t xml:space="preserve">    total_charges  DECIMAL(12,2),</w:t>
-        <w:br/>
-        <w:t xml:space="preserve">    procedure_name VARCHAR(200)</w:t>
-        <w:br/>
-        <w:t>) DISTKEY(patient_id) SORTKEY(patient_id);</w:t>
-        <w:br/>
-        <w:br/>
-        <w:t>CREATE TABLE IF NOT EXISTS cleaned_data.subscribers (</w:t>
-        <w:br/>
-        <w:t xml:space="preserve">    subscriber_id   VARCHAR(50)  NOT NULL PRIMARY KEY,</w:t>
-        <w:br/>
-        <w:t xml:space="preserve">    name            VARCHAR(100),</w:t>
-        <w:br/>
-        <w:t xml:space="preserve">    age             INTEGER,</w:t>
-        <w:br/>
-        <w:t xml:space="preserve">    gender          CHAR(1),</w:t>
-        <w:br/>
-        <w:t xml:space="preserve">    city            VARCHAR(100),</w:t>
-        <w:br/>
-        <w:t xml:space="preserve">    group_id        VARCHAR(50),</w:t>
-        <w:br/>
-        <w:t xml:space="preserve">    subgroup_id     VARCHAR(50),</w:t>
-        <w:br/>
-        <w:t xml:space="preserve">    policy_type     VARCHAR(50),</w:t>
-        <w:br/>
-        <w:t xml:space="preserve">    monthly_premium DECIMAL(10,2),</w:t>
-        <w:br/>
-        <w:t xml:space="preserve">    enrollment_date DATE,</w:t>
-        <w:br/>
-        <w:t xml:space="preserve">    FOREIGN KEY (group_id, subgroup_id)</w:t>
-        <w:br/>
-        <w:t xml:space="preserve">        REFERENCES cleaned_data.group_subgroup(group_id, subgroup_id)</w:t>
-        <w:br/>
-        <w:t>) DISTKEY(subscriber_id) SORTKEY(subscriber_id);</w:t>
-        <w:br/>
-        <w:br/>
-        <w:t>CREATE TABLE IF NOT EXISTS cleaned_data.claims (</w:t>
-        <w:br/>
-        <w:t xml:space="preserve">    claim_id      VARCHAR(50)   NOT NULL PRIMARY KEY,</w:t>
-        <w:br/>
-        <w:t xml:space="preserve">    patient_id    VARCHAR(50)   REFERENCES cleaned_data.patients(patient_id),</w:t>
-        <w:br/>
-        <w:t xml:space="preserve">    subscriber_id VARCHAR(50)   REFERENCES cleaned_data.subscribers(subscriber_id),</w:t>
-        <w:br/>
-        <w:t xml:space="preserve">    claim_date    DATE,</w:t>
-        <w:br/>
-        <w:t xml:space="preserve">    disease       VARCHAR(200),</w:t>
-        <w:br/>
-        <w:t xml:space="preserve">    claim_amount  DECIMAL(12,2),</w:t>
-        <w:br/>
-        <w:t xml:space="preserve">    status        VARCHAR(50),</w:t>
-        <w:br/>
-        <w:t xml:space="preserve">    city          VARCHAR(100)</w:t>
-        <w:br/>
-        <w:t>) DISTKEY(claim_id) SORTKEY(claim_id);</w:t>
-        <w:br/>
-        <w:br/>
-        <w:t>-- =============================================</w:t>
-        <w:br/>
-        <w:t>-- REDSHIFT DDL — "Project-Output" schema</w:t>
-        <w:br/>
-        <w:t>-- =============================================</w:t>
-        <w:br/>
-        <w:br/>
-        <w:t>CREATE TABLE IF NOT EXISTS "Project-Output".uc01_max_claims_disease     (disease VARCHAR(200), claim_count BIGINT);</w:t>
-        <w:br/>
-        <w:t>CREATE TABLE IF NOT EXISTS "Project-Output".uc02_subscribers_under30    (subscriber_id VARCHAR(50), name VARCHAR(100), age INTEGER, subgroup_id VARCHAR(50));</w:t>
-        <w:br/>
-        <w:t>CREATE TABLE IF NOT EXISTS "Project-Output".uc03_group_max_subgroups    (group_id VARCHAR(50), group_name VARCHAR(100), subgroup_count BIGINT);</w:t>
-        <w:br/>
-        <w:t>CREATE TABLE IF NOT EXISTS "Project-Output".uc04_hospital_most_patients (hospital_id VARCHAR(50), hospital_name VARCHAR(200), patient_count BIGINT);</w:t>
-        <w:br/>
-        <w:t>CREATE TABLE IF NOT EXISTS "Project-Output".uc05_most_subscribed_subgroup (subgroup_id VARCHAR(50), subgroup_name VARCHAR(100), subscription_count BIGINT);</w:t>
-        <w:br/>
-        <w:t>CREATE TABLE IF NOT EXISTS "Project-Output".uc06_total_rejected_claims  (total_rejected BIGINT);</w:t>
-        <w:br/>
-        <w:t>CREATE TABLE IF NOT EXISTS "Project-Output".uc07_city_most_claims       (city VARCHAR(100), claim_count BIGINT);</w:t>
-        <w:br/>
-        <w:t>CREATE TABLE IF NOT EXISTS "Project-Output".uc08_govt_vs_private        (policy_type VARCHAR(50), subscriber_count BIGINT);</w:t>
-        <w:br/>
-        <w:t>CREATE TABLE IF NOT EXISTS "Project-Output".uc09_avg_monthly_premium    (avg_monthly_premium DECIMAL(10,2));</w:t>
-        <w:br/>
-        <w:t>CREATE TABLE IF NOT EXISTS "Project-Output".uc10_most_profitable_group  (group_id VARCHAR(50), group_name VARCHAR(100), total_profit DECIMAL(14,2));</w:t>
-        <w:br/>
-        <w:t>CREATE TABLE IF NOT EXISTS "Project-Output".uc11_patients_under18_cancer (patient_id VARCHAR(50), name VARCHAR(100), age INTEGER, diagnosis VARCHAR(200));</w:t>
-        <w:br/>
-        <w:t>CREATE TABLE IF NOT EXISTS "Project-Output".uc12_cashless_high_charges  (patient_id VARCHAR(50), name VARCHAR(100), insurance_type VARCHAR(50), total_charges DECIMAL(12,2));</w:t>
-        <w:br/>
-        <w:t>CREATE TABLE IF NOT EXISTS "Project-Output".uc13_female_knee_surgery    (patient_id VARCHAR(50), name VARCHAR(100), age INTEGER, gender CHAR(1), procedure_name VARCHAR(200), admission_date DATE);</w:t>
-        <w:br/>
-      </w:r>
-    </w:p>
-    <w:p>
-      <w:r>
-        <w:br w:type="page"/>
-      </w:r>
-    </w:p>
-    <w:p>
-      <w:pPr>
-        <w:pStyle w:val="Heading1"/>
-      </w:pPr>
-      <w:r>
-        <w:t>8. DDL Scripts — Snowflake</w:t>
-      </w:r>
-    </w:p>
-    <w:p>
-      <w:pPr/>
-      <w:r>
-        <w:t>Run these in Snowsight Worksheets. Snowflake DDL is largely ANSI SQL-compliant.</w:t>
-      </w:r>
-    </w:p>
-    <w:p>
-      <w:r>
-        <w:rPr>
-          <w:b/>
-          <w:color w:val="7D3C98"/>
-        </w:rPr>
-        <w:t xml:space="preserve">🧭 NAVIGATE: </w:t>
-      </w:r>
-      <w:r>
-        <w:t>Snowsight → Worksheets → New Worksheet → Select database HEALTHCARE_INSURANCE → Run</w:t>
-      </w:r>
-    </w:p>
-    <w:p>
-      <w:pPr>
-        <w:spacing w:before="40" w:after="40"/>
-        <w:ind w:left="432"/>
-      </w:pPr>
-      <w:r>
-        <w:rPr>
-          <w:rFonts w:ascii="Courier New" w:hAnsi="Courier New"/>
-          <w:color w:val="1A1A2E"/>
-          <w:sz w:val="16"/>
-        </w:rPr>
-        <w:t>-- =============================================</w:t>
-        <w:br/>
-        <w:t>-- SNOWFLAKE DDL — CLEANED_DATA schema</w:t>
-        <w:br/>
-        <w:t>-- =============================================</w:t>
-        <w:br/>
-        <w:br/>
-        <w:t>USE DATABASE HEALTHCARE_INSURANCE;</w:t>
-        <w:br/>
-        <w:t>USE SCHEMA CLEANED_DATA;</w:t>
-        <w:br/>
-        <w:br/>
-        <w:t>CREATE TABLE IF NOT EXISTS HOSPITALS (</w:t>
-        <w:br/>
-        <w:t xml:space="preserve">    HOSPITAL_ID   VARCHAR(50)  NOT NULL PRIMARY KEY,</w:t>
-        <w:br/>
-        <w:t xml:space="preserve">    HOSPITAL_NAME VARCHAR(200),</w:t>
-        <w:br/>
-        <w:t xml:space="preserve">    CITY          VARCHAR(100),</w:t>
-        <w:br/>
-        <w:t xml:space="preserve">    STATE         VARCHAR(100)</w:t>
-        <w:br/>
-        <w:t>);</w:t>
-        <w:br/>
-        <w:br/>
-        <w:t>CREATE TABLE IF NOT EXISTS GROUP_SUBGROUP (</w:t>
-        <w:br/>
-        <w:t xml:space="preserve">    GROUP_ID      VARCHAR(50)  NOT NULL,</w:t>
-        <w:br/>
-        <w:t xml:space="preserve">    GROUP_NAME    VARCHAR(100),</w:t>
-        <w:br/>
-        <w:t xml:space="preserve">    SUBGROUP_ID   VARCHAR(50)  NOT NULL,</w:t>
-        <w:br/>
-        <w:t xml:space="preserve">    SUBGROUP_NAME VARCHAR(100),</w:t>
-        <w:br/>
-        <w:t xml:space="preserve">    POLICY_TYPE   VARCHAR(50),</w:t>
-        <w:br/>
-        <w:t xml:space="preserve">    PREMIUM_RATE  NUMBER(10,2),</w:t>
-        <w:br/>
-        <w:t xml:space="preserve">    PRIMARY KEY (GROUP_ID, SUBGROUP_ID)</w:t>
-        <w:br/>
-        <w:t>);</w:t>
-        <w:br/>
-        <w:br/>
-        <w:t>CREATE TABLE IF NOT EXISTS PATIENTS (</w:t>
-        <w:br/>
-        <w:t xml:space="preserve">    PATIENT_ID     VARCHAR(50)  NOT NULL PRIMARY KEY,</w:t>
-        <w:br/>
-        <w:t xml:space="preserve">    NAME           VARCHAR(100),</w:t>
-        <w:br/>
-        <w:t xml:space="preserve">    AGE            INTEGER,</w:t>
-        <w:br/>
-        <w:t xml:space="preserve">    GENDER         CHAR(1),</w:t>
-        <w:br/>
-        <w:t xml:space="preserve">    CITY           VARCHAR(100),</w:t>
-        <w:br/>
-        <w:t xml:space="preserve">    DIAGNOSIS      VARCHAR(200),</w:t>
-        <w:br/>
-        <w:t xml:space="preserve">    ADMISSION_DATE DATE,</w:t>
-        <w:br/>
-        <w:t xml:space="preserve">    DISCHARGE_DATE DATE,</w:t>
-        <w:br/>
-        <w:t xml:space="preserve">    HOSPITAL_ID    VARCHAR(50)  REFERENCES HOSPITALS(HOSPITAL_ID),</w:t>
-        <w:br/>
-        <w:t xml:space="preserve">    INSURANCE_TYPE VARCHAR(50),</w:t>
-        <w:br/>
-        <w:t xml:space="preserve">    TOTAL_CHARGES  NUMBER(12,2),</w:t>
-        <w:br/>
-        <w:t xml:space="preserve">    PROCEDURE_NAME VARCHAR(200)</w:t>
-        <w:br/>
-        <w:t>);</w:t>
-        <w:br/>
-        <w:br/>
-        <w:t>CREATE TABLE IF NOT EXISTS SUBSCRIBERS (</w:t>
-        <w:br/>
-        <w:t xml:space="preserve">    SUBSCRIBER_ID   VARCHAR(50)  NOT NULL PRIMARY KEY,</w:t>
-        <w:br/>
-        <w:t xml:space="preserve">    NAME            VARCHAR(100),</w:t>
-        <w:br/>
-        <w:t xml:space="preserve">    AGE             INTEGER,</w:t>
-        <w:br/>
-        <w:t xml:space="preserve">    GENDER          CHAR(1),</w:t>
-        <w:br/>
-        <w:t xml:space="preserve">    CITY            VARCHAR(100),</w:t>
-        <w:br/>
-        <w:t xml:space="preserve">    GROUP_ID        VARCHAR(50),</w:t>
-        <w:br/>
-        <w:t xml:space="preserve">    SUBGROUP_ID     VARCHAR(50),</w:t>
-        <w:br/>
-        <w:t xml:space="preserve">    POLICY_TYPE     VARCHAR(50),</w:t>
-        <w:br/>
-        <w:t xml:space="preserve">    MONTHLY_PREMIUM NUMBER(10,2),</w:t>
-        <w:br/>
-        <w:t xml:space="preserve">    ENROLLMENT_DATE DATE,</w:t>
-        <w:br/>
-        <w:t xml:space="preserve">    FOREIGN KEY (GROUP_ID, SUBGROUP_ID)</w:t>
-        <w:br/>
-        <w:t xml:space="preserve">        REFERENCES GROUP_SUBGROUP(GROUP_ID, SUBGROUP_ID)</w:t>
-        <w:br/>
-        <w:t>);</w:t>
-        <w:br/>
-        <w:br/>
-        <w:t>CREATE TABLE IF NOT EXISTS CLAIMS (</w:t>
-        <w:br/>
-        <w:t xml:space="preserve">    CLAIM_ID      VARCHAR(50)  NOT NULL PRIMARY KEY,</w:t>
-        <w:br/>
-        <w:t xml:space="preserve">    PATIENT_ID    VARCHAR(50)  REFERENCES PATIENTS(PATIENT_ID),</w:t>
-        <w:br/>
-        <w:t xml:space="preserve">    SUBSCRIBER_ID VARCHAR(50)  REFERENCES SUBSCRIBERS(SUBSCRIBER_ID),</w:t>
-        <w:br/>
-        <w:t xml:space="preserve">    CLAIM_DATE    DATE,</w:t>
-        <w:br/>
-        <w:t xml:space="preserve">    DISEASE       VARCHAR(200),</w:t>
-        <w:br/>
-        <w:t xml:space="preserve">    CLAIM_AMOUNT  NUMBER(12,2),</w:t>
-        <w:br/>
-        <w:t xml:space="preserve">    STATUS        VARCHAR(50),</w:t>
-        <w:br/>
-        <w:t xml:space="preserve">    CITY          VARCHAR(100)</w:t>
-        <w:br/>
-        <w:t>);</w:t>
-        <w:br/>
-        <w:br/>
-        <w:t>-- =============================================</w:t>
-        <w:br/>
-        <w:t>-- SNOWFLAKE DDL — PROJECT_OUTPUT schema</w:t>
-        <w:br/>
-        <w:t>-- =============================================</w:t>
-        <w:br/>
-        <w:br/>
-        <w:t>USE SCHEMA PROJECT_OUTPUT;</w:t>
-        <w:br/>
-        <w:br/>
-        <w:t>CREATE TABLE IF NOT EXISTS UC01_MAX_CLAIMS_DISEASE     (DISEASE VARCHAR(200), CLAIM_COUNT NUMBER);</w:t>
-        <w:br/>
-        <w:t>CREATE TABLE IF NOT EXISTS UC02_SUBSCRIBERS_UNDER30    (SUBSCRIBER_ID VARCHAR(50), NAME VARCHAR(100), AGE INTEGER, SUBGROUP_ID VARCHAR(50));</w:t>
-        <w:br/>
-        <w:t>CREATE TABLE IF NOT EXISTS UC03_GROUP_MAX_SUBGROUPS    (GROUP_ID VARCHAR(50), GROUP_NAME VARCHAR(100), SUBGROUP_COUNT NUMBER);</w:t>
-        <w:br/>
-        <w:t>CREATE TABLE IF NOT EXISTS UC04_HOSPITAL_MOST_PATIENTS (HOSPITAL_ID VARCHAR(50), HOSPITAL_NAME VARCHAR(200), PATIENT_COUNT NUMBER);</w:t>
-        <w:br/>
-        <w:t>CREATE TABLE IF NOT EXISTS UC05_MOST_SUBSCRIBED_SUBGROUP (SUBGROUP_ID VARCHAR(50), SUBGROUP_NAME VARCHAR(100), SUBSCRIPTION_COUNT NUMBER);</w:t>
-        <w:br/>
-        <w:t>CREATE TABLE IF NOT EXISTS UC06_TOTAL_REJECTED_CLAIMS  (TOTAL_REJECTED NUMBER);</w:t>
-        <w:br/>
-        <w:t>CREATE TABLE IF NOT EXISTS UC07_CITY_MOST_CLAIMS       (CITY VARCHAR(100), CLAIM_COUNT NUMBER);</w:t>
-        <w:br/>
-        <w:t>CREATE TABLE IF NOT EXISTS UC08_GOVT_VS_PRIVATE        (POLICY_TYPE VARCHAR(50), SUBSCRIBER_COUNT NUMBER);</w:t>
-        <w:br/>
-        <w:t>CREATE TABLE IF NOT EXISTS UC09_AVG_MONTHLY_PREMIUM    (AVG_MONTHLY_PREMIUM NUMBER(10,2));</w:t>
-        <w:br/>
-        <w:t>CREATE TABLE IF NOT EXISTS UC10_MOST_PROFITABLE_GROUP  (GROUP_ID VARCHAR(50), GROUP_NAME VARCHAR(100), TOTAL_PROFIT NUMBER(14,2));</w:t>
-        <w:br/>
-        <w:t>CREATE TABLE IF NOT EXISTS UC11_PATIENTS_UNDER18_CANCER (PATIENT_ID VARCHAR(50), NAME VARCHAR(100), AGE INTEGER, DIAGNOSIS VARCHAR(200));</w:t>
-        <w:br/>
-        <w:t>CREATE TABLE IF NOT EXISTS UC12_CASHLESS_HIGH_CHARGES  (PATIENT_ID VARCHAR(50), NAME VARCHAR(100), INSURANCE_TYPE VARCHAR(50), TOTAL_CHARGES NUMBER(12,2));</w:t>
-        <w:br/>
-        <w:t>CREATE TABLE IF NOT EXISTS UC13_FEMALE_KNEE_SURGERY    (PATIENT_ID VARCHAR(50), NAME VARCHAR(100), AGE INTEGER, GENDER CHAR(1), PROCEDURE_NAME VARCHAR(200), ADMISSION_DATE DATE);</w:t>
-        <w:br/>
-      </w:r>
-    </w:p>
-    <w:p>
-      <w:r>
-        <w:br w:type="page"/>
-      </w:r>
-    </w:p>
-    <w:p>
-      <w:pPr>
-        <w:pStyle w:val="Heading1"/>
-      </w:pPr>
-      <w:r>
-        <w:t>9. Data Cleansing Modules (PySpark)</w:t>
-      </w:r>
-    </w:p>
-    <w:p>
-      <w:pPr/>
-      <w:r>
-        <w:t>Each module follows the same pattern: read from S3 → inspect → clean → write to Redshift AND Snowflake.</w:t>
-      </w:r>
-    </w:p>
-    <w:p>
-      <w:r>
-        <w:rPr>
-          <w:b/>
-          <w:color w:val="1E8B4C"/>
-        </w:rPr>
-        <w:t xml:space="preserve">✅ BEST PRACTICE: </w:t>
-      </w:r>
-      <w:r>
-        <w:t>Run cleansing modules first, in this order: hospitals → group_subgroup → patients → subscribers → claims (respects FK dependencies).</w:t>
-      </w:r>
-    </w:p>
-    <w:p>
-      <w:pPr>
-        <w:pStyle w:val="Heading2"/>
-      </w:pPr>
-      <w:r>
-        <w:t>9.1 patients_cleanse.py</w:t>
-      </w:r>
-    </w:p>
-    <w:p>
-      <w:pPr>
-        <w:spacing w:before="40" w:after="40"/>
-        <w:ind w:left="432"/>
-      </w:pPr>
-      <w:r>
-        <w:rPr>
-          <w:rFonts w:ascii="Courier New" w:hAnsi="Courier New"/>
-          <w:color w:val="1A1A2E"/>
-          <w:sz w:val="16"/>
-        </w:rPr>
-        <w:t>import sys</w:t>
-        <w:br/>
-        <w:t>sys.path.append("/app/src")</w:t>
-        <w:br/>
-        <w:t>from utils.spark_session import get_spark_session</w:t>
-        <w:br/>
-        <w:t>from utils.redshift_utils import write_to_redshift</w:t>
-        <w:br/>
-        <w:t>from utils.snowflake_utils import write_to_snowflake</w:t>
-        <w:br/>
-        <w:t>from pyspark.sql import functions as F</w:t>
-        <w:br/>
-        <w:t>from pyspark.sql.types import IntegerType</w:t>
-        <w:br/>
-        <w:br/>
-        <w:t>S3_PATH = "s3://healthcare-insurance-capstone/input-data/patients/"</w:t>
-        <w:br/>
-        <w:br/>
-        <w:t>def cleanse_patients():</w:t>
-        <w:br/>
-        <w:t xml:space="preserve">    spark = get_spark_session()</w:t>
-        <w:br/>
-        <w:br/>
-        <w:t xml:space="preserve">    # -- READ --</w:t>
-        <w:br/>
-        <w:t xml:space="preserve">    df = spark.read.csv(S3_PATH, header=True, inferSchema=True)</w:t>
-        <w:br/>
-        <w:t xml:space="preserve">    print(f"Raw row count: {df.count()}")</w:t>
-        <w:br/>
-        <w:br/>
-        <w:t xml:space="preserve">    # -- INSPECT NULLS --</w:t>
-        <w:br/>
-        <w:t xml:space="preserve">    null_counts = {c: df.filter(F.col(c).isNull()).count() for c in df.columns}</w:t>
-        <w:br/>
-        <w:t xml:space="preserve">    print("Null counts:", null_counts)</w:t>
-        <w:br/>
-        <w:br/>
-        <w:t xml:space="preserve">    # -- REPLACE NULLS --</w:t>
-        <w:br/>
-        <w:t xml:space="preserve">    str_cols = [f.name for f in df.schema.fields if str(f.dataType) == "StringType()"]</w:t>
-        <w:br/>
-        <w:t xml:space="preserve">    num_cols = [f.name for f in df.schema.fields if str(f.dataType) in ("IntegerType()", "DoubleType()", "LongType()")]</w:t>
-        <w:br/>
-        <w:br/>
-        <w:t xml:space="preserve">    for col in str_cols:</w:t>
-        <w:br/>
-        <w:t xml:space="preserve">        df = df.withColumn(col, F.when(F.col(col).isNull(), "NA").otherwise(F.col(col)))</w:t>
-        <w:br/>
-        <w:t xml:space="preserve">    for col in num_cols:</w:t>
-        <w:br/>
-        <w:t xml:space="preserve">        df = df.withColumn(col, F.when(F.col(col).isNull(), 0).otherwise(F.col(col)))</w:t>
-        <w:br/>
-        <w:br/>
-        <w:t xml:space="preserve">    # -- DROP DUPLICATES --</w:t>
-        <w:br/>
-        <w:t xml:space="preserve">    before = df.count()</w:t>
-        <w:br/>
-        <w:t xml:space="preserve">    df = df.dropDuplicates(["patient_id"])</w:t>
-        <w:br/>
-        <w:t xml:space="preserve">    print(f"Dropped {before - df.count()} duplicates")</w:t>
-        <w:br/>
-        <w:br/>
-        <w:t xml:space="preserve">    # -- CAST TYPES --</w:t>
-        <w:br/>
-        <w:t xml:space="preserve">    df = df.withColumn("age", F.col("age").cast(IntegerType()))</w:t>
-        <w:br/>
-        <w:t xml:space="preserve">    df = df.withColumn("total_charges", F.col("total_charges").cast("decimal(12,2)"))</w:t>
-        <w:br/>
-        <w:t xml:space="preserve">    df = df.withColumn("admission_date", F.to_date(F.col("admission_date"), "yyyy-MM-dd"))</w:t>
-        <w:br/>
-        <w:t xml:space="preserve">    df = df.withColumn("discharge_date", F.to_date(F.col("discharge_date"), "yyyy-MM-dd"))</w:t>
-        <w:br/>
-        <w:br/>
-        <w:t xml:space="preserve">    print(f"Clean row count: {df.count()}")</w:t>
-        <w:br/>
-        <w:t xml:space="preserve">    df.printSchema()</w:t>
-        <w:br/>
-        <w:br/>
-        <w:t xml:space="preserve">    # -- WRITE TO REDSHIFT --</w:t>
-        <w:br/>
-        <w:t xml:space="preserve">    write_to_redshift(df, "cleaned_data.patients")</w:t>
-        <w:br/>
-        <w:t xml:space="preserve">    print("Written to Redshift: cleaned_data.patients")</w:t>
-        <w:br/>
-        <w:br/>
-        <w:t xml:space="preserve">    # -- WRITE TO SNOWFLAKE --</w:t>
-        <w:br/>
-        <w:t xml:space="preserve">    write_to_snowflake(df, "CLEANED_DATA", "PATIENTS")</w:t>
-        <w:br/>
-        <w:t xml:space="preserve">    print("Written to Snowflake: CLEANED_DATA.PATIENTS")</w:t>
-        <w:br/>
-        <w:br/>
-        <w:t xml:space="preserve">    spark.stop()</w:t>
-        <w:br/>
-        <w:br/>
-        <w:t>if __name__ == "__main__":</w:t>
-        <w:br/>
-        <w:t xml:space="preserve">    cleanse_patients()</w:t>
-        <w:br/>
-      </w:r>
-    </w:p>
-    <w:p>
-      <w:pPr>
-        <w:pStyle w:val="Heading2"/>
-      </w:pPr>
-      <w:r>
-        <w:t>9.2 subscribers_cleanse.py</w:t>
-      </w:r>
-    </w:p>
-    <w:p>
-      <w:pPr>
-        <w:spacing w:before="40" w:after="40"/>
-        <w:ind w:left="432"/>
-      </w:pPr>
-      <w:r>
-        <w:rPr>
-          <w:rFonts w:ascii="Courier New" w:hAnsi="Courier New"/>
-          <w:color w:val="1A1A2E"/>
-          <w:sz w:val="16"/>
-        </w:rPr>
-        <w:t>from utils.spark_session import get_spark_session</w:t>
-        <w:br/>
-        <w:t>from utils.redshift_utils import write_to_redshift</w:t>
-        <w:br/>
-        <w:t>from utils.snowflake_utils import write_to_snowflake</w:t>
-        <w:br/>
-        <w:t>from pyspark.sql import functions as F</w:t>
-        <w:br/>
-        <w:br/>
-        <w:t>S3_PATH = "s3://healthcare-insurance-capstone/input-data/subscribers/"</w:t>
-        <w:br/>
-        <w:br/>
-        <w:t>def cleanse_subscribers():</w:t>
-        <w:br/>
-        <w:t xml:space="preserve">    spark = get_spark_session()</w:t>
-        <w:br/>
-        <w:t xml:space="preserve">    df = spark.read.csv(S3_PATH, header=True, inferSchema=True)</w:t>
-        <w:br/>
-        <w:br/>
-        <w:t xml:space="preserve">    # Null replacement</w:t>
-        <w:br/>
-        <w:t xml:space="preserve">    df = df.fillna({"name":"NA","city":"NA","gender":"NA","policy_type":"NA",</w:t>
-        <w:br/>
-        <w:t xml:space="preserve">                    "group_id":"NA","subgroup_id":"NA","monthly_premium":0.0,</w:t>
-        <w:br/>
-        <w:t xml:space="preserve">                    "age":0})</w:t>
-        <w:br/>
-        <w:br/>
-        <w:t xml:space="preserve">    # Dedup on subscriber_id</w:t>
-        <w:br/>
-        <w:t xml:space="preserve">    df = df.dropDuplicates(["subscriber_id"])</w:t>
-        <w:br/>
-        <w:br/>
-        <w:t xml:space="preserve">    # Validate policy_type</w:t>
-        <w:br/>
-        <w:t xml:space="preserve">    df = df.withColumn("policy_type",</w:t>
-        <w:br/>
-        <w:t xml:space="preserve">        F.when(F.upper(F.col("policy_type")).isin("GOVERNMENT","PRIVATE"),</w:t>
-        <w:br/>
-        <w:t xml:space="preserve">               F.initcap(F.col("policy_type")))</w:t>
-        <w:br/>
-        <w:t xml:space="preserve">        .otherwise("Unknown"))</w:t>
-        <w:br/>
-        <w:br/>
-        <w:t xml:space="preserve">    # Write</w:t>
-        <w:br/>
-        <w:t xml:space="preserve">    write_to_redshift(df, "cleaned_data.subscribers")</w:t>
-        <w:br/>
-        <w:t xml:space="preserve">    write_to_snowflake(df, "CLEANED_DATA", "SUBSCRIBERS")</w:t>
-        <w:br/>
-        <w:t xml:space="preserve">    spark.stop()</w:t>
-        <w:br/>
-        <w:br/>
-        <w:t>if __name__ == "__main__":</w:t>
-        <w:br/>
-        <w:t xml:space="preserve">    cleanse_subscribers()</w:t>
-        <w:br/>
-      </w:r>
-    </w:p>
-    <w:p>
-      <w:pPr>
-        <w:pStyle w:val="Heading2"/>
-      </w:pPr>
-      <w:r>
-        <w:t>9.3 claims_cleanse.py</w:t>
-      </w:r>
-    </w:p>
-    <w:p>
-      <w:pPr>
-        <w:spacing w:before="40" w:after="40"/>
-        <w:ind w:left="432"/>
-      </w:pPr>
-      <w:r>
-        <w:rPr>
-          <w:rFonts w:ascii="Courier New" w:hAnsi="Courier New"/>
-          <w:color w:val="1A1A2E"/>
-          <w:sz w:val="16"/>
-        </w:rPr>
-        <w:t>from utils.spark_session import get_spark_session</w:t>
-        <w:br/>
-        <w:t>from utils.redshift_utils import write_to_redshift</w:t>
-        <w:br/>
-        <w:t>from utils.snowflake_utils import write_to_snowflake</w:t>
-        <w:br/>
-        <w:t>from pyspark.sql import functions as F</w:t>
-        <w:br/>
-        <w:br/>
-        <w:t>S3_PATH = "s3://healthcare-insurance-capstone/input-data/claims/"</w:t>
-        <w:br/>
-        <w:br/>
-        <w:t>def cleanse_claims():</w:t>
-        <w:br/>
-        <w:t xml:space="preserve">    spark = get_spark_session()</w:t>
-        <w:br/>
-        <w:t xml:space="preserve">    df = spark.read.csv(S3_PATH, header=True, inferSchema=True)</w:t>
-        <w:br/>
-        <w:br/>
-        <w:t xml:space="preserve">    df = df.fillna({"disease":"NA","city":"NA","status":"NA","claim_amount":0.0})</w:t>
-        <w:br/>
-        <w:t xml:space="preserve">    df = df.dropDuplicates(["claim_id"])</w:t>
-        <w:br/>
-        <w:br/>
-        <w:t xml:space="preserve">    # Standardise status values</w:t>
-        <w:br/>
-        <w:t xml:space="preserve">    valid_statuses = ["Approved", "Rejected", "Pending"]</w:t>
-        <w:br/>
-        <w:t xml:space="preserve">    df = df.withColumn("status",</w:t>
-        <w:br/>
-        <w:t xml:space="preserve">        F.when(F.col("status").isin(valid_statuses), F.col("status"))</w:t>
-        <w:br/>
-        <w:t xml:space="preserve">        .otherwise("Unknown"))</w:t>
-        <w:br/>
-        <w:br/>
-        <w:t xml:space="preserve">    df = df.withColumn("claim_date", F.to_date(F.col("claim_date"), "yyyy-MM-dd"))</w:t>
-        <w:br/>
-        <w:t xml:space="preserve">    df = df.withColumn("claim_amount", F.col("claim_amount").cast("decimal(12,2)"))</w:t>
-        <w:br/>
-        <w:br/>
-        <w:t xml:space="preserve">    write_to_redshift(df, "cleaned_data.claims")</w:t>
-        <w:br/>
-        <w:t xml:space="preserve">    write_to_snowflake(df, "CLEANED_DATA", "CLAIMS")</w:t>
-        <w:br/>
-        <w:t xml:space="preserve">    spark.stop()</w:t>
-        <w:br/>
-        <w:br/>
-        <w:t>if __name__ == "__main__":</w:t>
-        <w:br/>
-        <w:t xml:space="preserve">    cleanse_claims()</w:t>
-        <w:br/>
-      </w:r>
-    </w:p>
-    <w:p>
-      <w:pPr>
-        <w:pStyle w:val="Heading2"/>
-      </w:pPr>
-      <w:r>
-        <w:t>9.4 group_subgroup_cleanse.py</w:t>
-      </w:r>
-    </w:p>
-    <w:p>
-      <w:pPr>
-        <w:spacing w:before="40" w:after="40"/>
-        <w:ind w:left="432"/>
-      </w:pPr>
-      <w:r>
-        <w:rPr>
-          <w:rFonts w:ascii="Courier New" w:hAnsi="Courier New"/>
-          <w:color w:val="1A1A2E"/>
-          <w:sz w:val="16"/>
-        </w:rPr>
-        <w:t>from utils.spark_session import get_spark_session</w:t>
-        <w:br/>
-        <w:t>from utils.redshift_utils import write_to_redshift</w:t>
-        <w:br/>
-        <w:t>from utils.snowflake_utils import write_to_snowflake</w:t>
-        <w:br/>
-        <w:t>from pyspark.sql import functions as F</w:t>
-        <w:br/>
-        <w:br/>
-        <w:t>S3_PATH = "s3://healthcare-insurance-capstone/input-data/group_subgroup/"</w:t>
-        <w:br/>
-        <w:br/>
-        <w:t>def cleanse_group_subgroup():</w:t>
-        <w:br/>
-        <w:t xml:space="preserve">    spark = get_spark_session()</w:t>
-        <w:br/>
-        <w:t xml:space="preserve">    df = spark.read.csv(S3_PATH, header=True, inferSchema=True)</w:t>
-        <w:br/>
-        <w:br/>
-        <w:t xml:space="preserve">    df = df.fillna({"group_name":"NA","subgroup_name":"NA","policy_type":"NA","premium_rate":0.0})</w:t>
-        <w:br/>
-        <w:t xml:space="preserve">    df = df.dropDuplicates(["group_id","subgroup_id"])</w:t>
-        <w:br/>
-        <w:br/>
-        <w:t xml:space="preserve">    write_to_redshift(df, "cleaned_data.group_subgroup")</w:t>
-        <w:br/>
-        <w:t xml:space="preserve">    write_to_snowflake(df, "CLEANED_DATA", "GROUP_SUBGROUP")</w:t>
-        <w:br/>
-        <w:t xml:space="preserve">    spark.stop()</w:t>
-        <w:br/>
-        <w:br/>
-        <w:t>if __name__ == "__main__":</w:t>
-        <w:br/>
-        <w:t xml:space="preserve">    cleanse_group_subgroup()</w:t>
-        <w:br/>
-      </w:r>
-    </w:p>
-    <w:p>
-      <w:pPr/>
-      <w:r>
-        <w:t>Run each module inside Docker:</w:t>
-      </w:r>
-    </w:p>
-    <w:p>
-      <w:pPr>
-        <w:spacing w:before="40" w:after="40"/>
-        <w:ind w:left="432"/>
-      </w:pPr>
-      <w:r>
-        <w:rPr>
-          <w:rFonts w:ascii="Courier New" w:hAnsi="Courier New"/>
-          <w:color w:val="1A1A2E"/>
-          <w:sz w:val="16"/>
-        </w:rPr>
-        <w:t>docker exec -it pyspark-capstone bash</w:t>
-        <w:br/>
-        <w:t>cd /app</w:t>
-        <w:br/>
-        <w:t>spark-submit src/cleansing/group_subgroup_cleanse.py</w:t>
-        <w:br/>
-        <w:t>spark-submit src/cleansing/patients_cleanse.py</w:t>
-        <w:br/>
-        <w:t>spark-submit src/cleansing/subscribers_cleanse.py</w:t>
-        <w:br/>
-        <w:t>spark-submit src/cleansing/claims_cleanse.py</w:t>
-        <w:br/>
-      </w:r>
-    </w:p>
-    <w:p>
-      <w:r>
-        <w:br w:type="page"/>
-      </w:r>
-    </w:p>
-    <w:p>
-      <w:pPr>
-        <w:pStyle w:val="Heading1"/>
-      </w:pPr>
-      <w:r>
-        <w:t>10. Use Case Result Modules (UC-01 to UC-13)</w:t>
-      </w:r>
-    </w:p>
-    <w:p>
-      <w:pPr/>
-      <w:r>
-        <w:t>Each module reads from cleaned_data (Redshift or Snowflake) and writes the result to Project-Output. A shared wrapper handles both targets.</w:t>
-      </w:r>
-    </w:p>
-    <w:p>
-      <w:pPr>
-        <w:spacing w:before="40" w:after="40"/>
-        <w:ind w:left="432"/>
-      </w:pPr>
-      <w:r>
-        <w:rPr>
-          <w:rFonts w:ascii="Courier New" w:hAnsi="Courier New"/>
-          <w:color w:val="1A1A2E"/>
-          <w:sz w:val="16"/>
-        </w:rPr>
-        <w:t># utils/result_writer.py</w:t>
-        <w:br/>
-        <w:t>from utils.redshift_utils import read_from_redshift, write_to_redshift</w:t>
-        <w:br/>
-        <w:t>from utils.snowflake_utils import read_from_snowflake, write_to_snowflake</w:t>
-        <w:br/>
-        <w:br/>
-        <w:t>def read_table(spark, table_name, target="redshift"):</w:t>
-        <w:br/>
-        <w:t xml:space="preserve">    if target == "redshift":</w:t>
-        <w:br/>
-        <w:t xml:space="preserve">        return read_from_redshift(spark, f"cleaned_data.{table_name}")</w:t>
-        <w:br/>
-        <w:t xml:space="preserve">    return read_from_snowflake(spark, "CLEANED_DATA", table_name.upper())</w:t>
-        <w:br/>
-        <w:br/>
-        <w:t>def write_result(df, table_name, target="redshift"):</w:t>
-        <w:br/>
-        <w:t xml:space="preserve">    if target == "redshift":</w:t>
-        <w:br/>
-        <w:t xml:space="preserve">        write_to_redshift(df, f'"Project-Output".{table_name}')</w:t>
-        <w:br/>
-        <w:t xml:space="preserve">    else:</w:t>
-        <w:br/>
-        <w:t xml:space="preserve">        write_to_snowflake(df, "PROJECT_OUTPUT", table_name.upper())</w:t>
-        <w:br/>
-      </w:r>
-    </w:p>
-    <w:p>
-      <w:pPr>
-        <w:pStyle w:val="Heading2"/>
-      </w:pPr>
-      <w:r>
-        <w:t>UC-01 — Disease with maximum claims (uc01_max_claims_disease.py)</w:t>
-      </w:r>
-    </w:p>
-    <w:p>
-      <w:pPr>
-        <w:spacing w:before="40" w:after="40"/>
-        <w:ind w:left="432"/>
-      </w:pPr>
-      <w:r>
-        <w:rPr>
-          <w:rFonts w:ascii="Courier New" w:hAnsi="Courier New"/>
-          <w:color w:val="1A1A2E"/>
-          <w:sz w:val="16"/>
-        </w:rPr>
-        <w:t>import sys; sys.path.append("/app/src")</w:t>
-        <w:br/>
-        <w:t>from utils.spark_session import get_spark_session</w:t>
-        <w:br/>
-        <w:t>from utils.result_writer import read_table, write_result</w:t>
-        <w:br/>
-        <w:t>from pyspark.sql import functions as F</w:t>
-        <w:br/>
-        <w:t>import argparse</w:t>
-        <w:br/>
-        <w:br/>
-        <w:t>def main(target="redshift"):</w:t>
-        <w:br/>
-        <w:t xml:space="preserve">    spark = get_spark_session(target)</w:t>
-        <w:br/>
-        <w:t xml:space="preserve">    # --- Logic ---</w:t>
-        <w:br/>
-        <w:t xml:space="preserve">        claims = read_table(spark, "claims")</w:t>
-        <w:br/>
-        <w:t xml:space="preserve">    result = (claims</w:t>
-        <w:br/>
-        <w:t xml:space="preserve">        .groupBy("disease")</w:t>
-        <w:br/>
-        <w:t xml:space="preserve">        .count()</w:t>
-        <w:br/>
-        <w:t xml:space="preserve">        .withColumnRenamed("count", "claim_count")</w:t>
-        <w:br/>
-        <w:t xml:space="preserve">        .orderBy(F.desc("claim_count"))</w:t>
-        <w:br/>
-        <w:t xml:space="preserve">        .limit(1))</w:t>
-        <w:br/>
-        <w:t xml:space="preserve">    write_result(result, "uc01_max_claims_disease")</w:t>
-        <w:br/>
-        <w:t xml:space="preserve">    print(f"[UC-01] Done. Rows: {result.count()}")</w:t>
-        <w:br/>
-        <w:t xml:space="preserve">    result.show()</w:t>
-        <w:br/>
-        <w:t xml:space="preserve">    spark.stop()</w:t>
-        <w:br/>
-        <w:br/>
-        <w:t>if __name__ == "__main__":</w:t>
-        <w:br/>
-        <w:t xml:space="preserve">    parser = argparse.ArgumentParser()</w:t>
-        <w:br/>
-        <w:t xml:space="preserve">    parser.add_argument("--target", default="redshift", choices=["redshift","snowflake"])</w:t>
-        <w:br/>
-        <w:t xml:space="preserve">    args = parser.parse_args()</w:t>
-        <w:br/>
-        <w:t xml:space="preserve">    main(args.target)</w:t>
-        <w:br/>
-      </w:r>
-    </w:p>
-    <w:p>
-      <w:pPr/>
-      <w:r>
-        <w:t>Run command:</w:t>
-      </w:r>
-    </w:p>
-    <w:p>
-      <w:pPr>
-        <w:spacing w:before="40" w:after="40"/>
-        <w:ind w:left="432"/>
-      </w:pPr>
-      <w:r>
-        <w:rPr>
-          <w:rFonts w:ascii="Courier New" w:hAnsi="Courier New"/>
-          <w:color w:val="1A1A2E"/>
-          <w:sz w:val="16"/>
-        </w:rPr>
-        <w:t>spark-submit src/results/uc01_max_claims_disease.py --target redshift</w:t>
-        <w:br/>
-        <w:t>spark-submit src/results/uc01_max_claims_disease.py --target snowflake</w:t>
-      </w:r>
-    </w:p>
-    <w:p/>
-    <w:p>
-      <w:pPr>
-        <w:pStyle w:val="Heading2"/>
-      </w:pPr>
-      <w:r>
-        <w:t>UC-02 — Subscribers &lt; 30 with any subgroup (uc02_subscribers_under30.py)</w:t>
-      </w:r>
-    </w:p>
-    <w:p>
-      <w:pPr>
-        <w:spacing w:before="40" w:after="40"/>
-        <w:ind w:left="432"/>
-      </w:pPr>
-      <w:r>
-        <w:rPr>
-          <w:rFonts w:ascii="Courier New" w:hAnsi="Courier New"/>
-          <w:color w:val="1A1A2E"/>
-          <w:sz w:val="16"/>
-        </w:rPr>
-        <w:t>import sys; sys.path.append("/app/src")</w:t>
-        <w:br/>
-        <w:t>from utils.spark_session import get_spark_session</w:t>
-        <w:br/>
-        <w:t>from utils.result_writer import read_table, write_result</w:t>
-        <w:br/>
-        <w:t>from pyspark.sql import functions as F</w:t>
-        <w:br/>
-        <w:t>import argparse</w:t>
-        <w:br/>
-        <w:br/>
-        <w:t>def main(target="redshift"):</w:t>
-        <w:br/>
-        <w:t xml:space="preserve">    spark = get_spark_session(target)</w:t>
-        <w:br/>
-        <w:t xml:space="preserve">    # --- Logic ---</w:t>
-        <w:br/>
-        <w:t xml:space="preserve">        subs = read_table(spark, "subscribers")</w:t>
-        <w:br/>
-        <w:t xml:space="preserve">    result = subs.filter((F.col("age") &lt; 30) &amp; (F.col("subgroup_id") != "NA"))\</w:t>
-        <w:br/>
-        <w:t xml:space="preserve">                 .select("subscriber_id","name","age","subgroup_id")</w:t>
-        <w:br/>
-        <w:t xml:space="preserve">    write_result(result, "uc02_subscribers_under30")</w:t>
-        <w:br/>
-        <w:t xml:space="preserve">    print(f"[UC-02] Done. Rows: {result.count()}")</w:t>
-        <w:br/>
-        <w:t xml:space="preserve">    result.show()</w:t>
-        <w:br/>
-        <w:t xml:space="preserve">    spark.stop()</w:t>
-        <w:br/>
-        <w:br/>
-        <w:t>if __name__ == "__main__":</w:t>
-        <w:br/>
-        <w:t xml:space="preserve">    parser = argparse.ArgumentParser()</w:t>
-        <w:br/>
-        <w:t xml:space="preserve">    parser.add_argument("--target", default="redshift", choices=["redshift","snowflake"])</w:t>
-        <w:br/>
-        <w:t xml:space="preserve">    args = parser.parse_args()</w:t>
-        <w:br/>
-        <w:t xml:space="preserve">    main(args.target)</w:t>
-        <w:br/>
-      </w:r>
-    </w:p>
-    <w:p>
-      <w:pPr/>
-      <w:r>
-        <w:t>Run command:</w:t>
-      </w:r>
-    </w:p>
-    <w:p>
-      <w:pPr>
-        <w:spacing w:before="40" w:after="40"/>
-        <w:ind w:left="432"/>
-      </w:pPr>
-      <w:r>
-        <w:rPr>
-          <w:rFonts w:ascii="Courier New" w:hAnsi="Courier New"/>
-          <w:color w:val="1A1A2E"/>
-          <w:sz w:val="16"/>
-        </w:rPr>
-        <w:t>spark-submit src/results/uc02_subscribers_under30.py --target redshift</w:t>
-        <w:br/>
-        <w:t>spark-submit src/results/uc02_subscribers_under30.py --target snowflake</w:t>
-      </w:r>
-    </w:p>
-    <w:p/>
-    <w:p>
-      <w:pPr>
-        <w:pStyle w:val="Heading2"/>
-      </w:pPr>
-      <w:r>
-        <w:t>UC-03 — Group with maximum subgroups (uc03_group_max_subgroups.py)</w:t>
-      </w:r>
-    </w:p>
-    <w:p>
-      <w:pPr>
-        <w:spacing w:before="40" w:after="40"/>
-        <w:ind w:left="432"/>
-      </w:pPr>
-      <w:r>
-        <w:rPr>
-          <w:rFonts w:ascii="Courier New" w:hAnsi="Courier New"/>
-          <w:color w:val="1A1A2E"/>
-          <w:sz w:val="16"/>
-        </w:rPr>
-        <w:t>import sys; sys.path.append("/app/src")</w:t>
-        <w:br/>
-        <w:t>from utils.spark_session import get_spark_session</w:t>
-        <w:br/>
-        <w:t>from utils.result_writer import read_table, write_result</w:t>
-        <w:br/>
-        <w:t>from pyspark.sql import functions as F</w:t>
-        <w:br/>
-        <w:t>import argparse</w:t>
-        <w:br/>
-        <w:br/>
-        <w:t>def main(target="redshift"):</w:t>
-        <w:br/>
-        <w:t xml:space="preserve">    spark = get_spark_session(target)</w:t>
-        <w:br/>
-        <w:t xml:space="preserve">    # --- Logic ---</w:t>
-        <w:br/>
-        <w:t xml:space="preserve">        gs = read_table(spark, "group_subgroup")</w:t>
-        <w:br/>
-        <w:t xml:space="preserve">    result = (gs.groupBy("group_id","group_name")</w:t>
-        <w:br/>
-        <w:t xml:space="preserve">        .agg(F.countDistinct("subgroup_id").alias("subgroup_count"))</w:t>
-        <w:br/>
-        <w:t xml:space="preserve">        .orderBy(F.desc("subgroup_count"))</w:t>
-        <w:br/>
-        <w:t xml:space="preserve">        .limit(1))</w:t>
-        <w:br/>
-        <w:t xml:space="preserve">    write_result(result, "uc03_group_max_subgroups")</w:t>
-        <w:br/>
-        <w:t xml:space="preserve">    print(f"[UC-03] Done. Rows: {result.count()}")</w:t>
-        <w:br/>
-        <w:t xml:space="preserve">    result.show()</w:t>
-        <w:br/>
-        <w:t xml:space="preserve">    spark.stop()</w:t>
-        <w:br/>
-        <w:br/>
-        <w:t>if __name__ == "__main__":</w:t>
-        <w:br/>
-        <w:t xml:space="preserve">    parser = argparse.ArgumentParser()</w:t>
-        <w:br/>
-        <w:t xml:space="preserve">    parser.add_argument("--target", default="redshift", choices=["redshift","snowflake"])</w:t>
-        <w:br/>
-        <w:t xml:space="preserve">    args = parser.parse_args()</w:t>
-        <w:br/>
-        <w:t xml:space="preserve">    main(args.target)</w:t>
-        <w:br/>
-      </w:r>
-    </w:p>
-    <w:p>
-      <w:pPr/>
-      <w:r>
-        <w:t>Run command:</w:t>
-      </w:r>
-    </w:p>
-    <w:p>
-      <w:pPr>
-        <w:spacing w:before="40" w:after="40"/>
-        <w:ind w:left="432"/>
-      </w:pPr>
-      <w:r>
-        <w:rPr>
-          <w:rFonts w:ascii="Courier New" w:hAnsi="Courier New"/>
-          <w:color w:val="1A1A2E"/>
-          <w:sz w:val="16"/>
-        </w:rPr>
-        <w:t>spark-submit src/results/uc03_group_max_subgroups.py --target redshift</w:t>
-        <w:br/>
-        <w:t>spark-submit src/results/uc03_group_max_subgroups.py --target snowflake</w:t>
-      </w:r>
-    </w:p>
-    <w:p/>
-    <w:p>
-      <w:pPr>
-        <w:pStyle w:val="Heading2"/>
-      </w:pPr>
-      <w:r>
-        <w:t>UC-04 — Hospital serving most patients (uc04_hospital_most_patients.py)</w:t>
-      </w:r>
-    </w:p>
-    <w:p>
-      <w:pPr>
-        <w:spacing w:before="40" w:after="40"/>
-        <w:ind w:left="432"/>
-      </w:pPr>
-      <w:r>
-        <w:rPr>
-          <w:rFonts w:ascii="Courier New" w:hAnsi="Courier New"/>
-          <w:color w:val="1A1A2E"/>
-          <w:sz w:val="16"/>
-        </w:rPr>
-        <w:t>import sys; sys.path.append("/app/src")</w:t>
-        <w:br/>
-        <w:t>from utils.spark_session import get_spark_session</w:t>
-        <w:br/>
-        <w:t>from utils.result_writer import read_table, write_result</w:t>
-        <w:br/>
-        <w:t>from pyspark.sql import functions as F</w:t>
-        <w:br/>
-        <w:t>import argparse</w:t>
-        <w:br/>
-        <w:br/>
-        <w:t>def main(target="redshift"):</w:t>
-        <w:br/>
-        <w:t xml:space="preserve">    spark = get_spark_session(target)</w:t>
-        <w:br/>
-        <w:t xml:space="preserve">    # --- Logic ---</w:t>
-        <w:br/>
-        <w:t xml:space="preserve">        patients = read_table(spark, "patients")</w:t>
-        <w:br/>
-        <w:t xml:space="preserve">    hospitals = read_table(spark, "hospitals")</w:t>
-        <w:br/>
-        <w:t xml:space="preserve">    result = (patients.groupBy("hospital_id")</w:t>
-        <w:br/>
-        <w:t xml:space="preserve">        .agg(F.countDistinct("patient_id").alias("patient_count"))</w:t>
-        <w:br/>
-        <w:t xml:space="preserve">        .join(hospitals, "hospital_id", "left")</w:t>
-        <w:br/>
-        <w:t xml:space="preserve">        .select("hospital_id","hospital_name","patient_count")</w:t>
-        <w:br/>
-        <w:t xml:space="preserve">        .orderBy(F.desc("patient_count"))</w:t>
-        <w:br/>
-        <w:t xml:space="preserve">        .limit(1))</w:t>
-        <w:br/>
-        <w:t xml:space="preserve">    write_result(result, "uc04_hospital_most_patients")</w:t>
-        <w:br/>
-        <w:t xml:space="preserve">    print(f"[UC-04] Done. Rows: {result.count()}")</w:t>
-        <w:br/>
-        <w:t xml:space="preserve">    result.show()</w:t>
-        <w:br/>
-        <w:t xml:space="preserve">    spark.stop()</w:t>
-        <w:br/>
-        <w:br/>
-        <w:t>if __name__ == "__main__":</w:t>
-        <w:br/>
-        <w:t xml:space="preserve">    parser = argparse.ArgumentParser()</w:t>
-        <w:br/>
-        <w:t xml:space="preserve">    parser.add_argument("--target", default="redshift", choices=["redshift","snowflake"])</w:t>
-        <w:br/>
-        <w:t xml:space="preserve">    args = parser.parse_args()</w:t>
-        <w:br/>
-        <w:t xml:space="preserve">    main(args.target)</w:t>
-        <w:br/>
-      </w:r>
-    </w:p>
-    <w:p>
-      <w:pPr/>
-      <w:r>
-        <w:t>Run command:</w:t>
-      </w:r>
-    </w:p>
-    <w:p>
-      <w:pPr>
-        <w:spacing w:before="40" w:after="40"/>
-        <w:ind w:left="432"/>
-      </w:pPr>
-      <w:r>
-        <w:rPr>
-          <w:rFonts w:ascii="Courier New" w:hAnsi="Courier New"/>
-          <w:color w:val="1A1A2E"/>
-          <w:sz w:val="16"/>
-        </w:rPr>
-        <w:t>spark-submit src/results/uc04_hospital_most_patients.py --target redshift</w:t>
-        <w:br/>
-        <w:t>spark-submit src/results/uc04_hospital_most_patients.py --target snowflake</w:t>
-      </w:r>
-    </w:p>
-    <w:p/>
-    <w:p>
-      <w:pPr>
-        <w:pStyle w:val="Heading2"/>
-      </w:pPr>
-      <w:r>
-        <w:t>UC-05 — Most subscribed subgroup (uc05_most_subscribed_subgroup.py)</w:t>
-      </w:r>
-    </w:p>
-    <w:p>
-      <w:pPr>
-        <w:spacing w:before="40" w:after="40"/>
-        <w:ind w:left="432"/>
-      </w:pPr>
-      <w:r>
-        <w:rPr>
-          <w:rFonts w:ascii="Courier New" w:hAnsi="Courier New"/>
-          <w:color w:val="1A1A2E"/>
-          <w:sz w:val="16"/>
-        </w:rPr>
-        <w:t>import sys; sys.path.append("/app/src")</w:t>
-        <w:br/>
-        <w:t>from utils.spark_session import get_spark_session</w:t>
-        <w:br/>
-        <w:t>from utils.result_writer import read_table, write_result</w:t>
-        <w:br/>
-        <w:t>from pyspark.sql import functions as F</w:t>
-        <w:br/>
-        <w:t>import argparse</w:t>
-        <w:br/>
-        <w:br/>
-        <w:t>def main(target="redshift"):</w:t>
-        <w:br/>
-        <w:t xml:space="preserve">    spark = get_spark_session(target)</w:t>
-        <w:br/>
-        <w:t xml:space="preserve">    # --- Logic ---</w:t>
-        <w:br/>
-        <w:t xml:space="preserve">        subs = read_table(spark, "subscribers")</w:t>
-        <w:br/>
-        <w:t xml:space="preserve">    gs = read_table(spark, "group_subgroup")</w:t>
-        <w:br/>
-        <w:t xml:space="preserve">    result = (subs.groupBy("subgroup_id")</w:t>
-        <w:br/>
-        <w:t xml:space="preserve">        .agg(F.count("subscriber_id").alias("subscription_count"))</w:t>
-        <w:br/>
-        <w:t xml:space="preserve">        .join(gs.select("subgroup_id","subgroup_name").distinct(), "subgroup_id", "left")</w:t>
-        <w:br/>
-        <w:t xml:space="preserve">        .orderBy(F.desc("subscription_count"))</w:t>
-        <w:br/>
-        <w:t xml:space="preserve">        .limit(1))</w:t>
-        <w:br/>
-        <w:t xml:space="preserve">    write_result(result, "uc05_most_subscribed_subgroup")</w:t>
-        <w:br/>
-        <w:t xml:space="preserve">    print(f"[UC-05] Done. Rows: {result.count()}")</w:t>
-        <w:br/>
-        <w:t xml:space="preserve">    result.show()</w:t>
-        <w:br/>
-        <w:t xml:space="preserve">    spark.stop()</w:t>
-        <w:br/>
-        <w:br/>
-        <w:t>if __name__ == "__main__":</w:t>
-        <w:br/>
-        <w:t xml:space="preserve">    parser = argparse.ArgumentParser()</w:t>
-        <w:br/>
-        <w:t xml:space="preserve">    parser.add_argument("--target", default="redshift", choices=["redshift","snowflake"])</w:t>
-        <w:br/>
-        <w:t xml:space="preserve">    args = parser.parse_args()</w:t>
-        <w:br/>
-        <w:t xml:space="preserve">    main(args.target)</w:t>
-        <w:br/>
-      </w:r>
-    </w:p>
-    <w:p>
-      <w:pPr/>
-      <w:r>
-        <w:t>Run command:</w:t>
-      </w:r>
-    </w:p>
-    <w:p>
-      <w:pPr>
-        <w:spacing w:before="40" w:after="40"/>
-        <w:ind w:left="432"/>
-      </w:pPr>
-      <w:r>
-        <w:rPr>
-          <w:rFonts w:ascii="Courier New" w:hAnsi="Courier New"/>
-          <w:color w:val="1A1A2E"/>
-          <w:sz w:val="16"/>
-        </w:rPr>
-        <w:t>spark-submit src/results/uc05_most_subscribed_subgroup.py --target redshift</w:t>
-        <w:br/>
-        <w:t>spark-submit src/results/uc05_most_subscribed_subgroup.py --target snowflake</w:t>
-      </w:r>
-    </w:p>
-    <w:p/>
-    <w:p>
-      <w:pPr>
-        <w:pStyle w:val="Heading2"/>
-      </w:pPr>
-      <w:r>
-        <w:t>UC-06 — Total rejected claims (uc06_total_rejected_claims.py)</w:t>
-      </w:r>
-    </w:p>
-    <w:p>
-      <w:pPr>
-        <w:spacing w:before="40" w:after="40"/>
-        <w:ind w:left="432"/>
-      </w:pPr>
-      <w:r>
-        <w:rPr>
-          <w:rFonts w:ascii="Courier New" w:hAnsi="Courier New"/>
-          <w:color w:val="1A1A2E"/>
-          <w:sz w:val="16"/>
-        </w:rPr>
-        <w:t>import sys; sys.path.append("/app/src")</w:t>
-        <w:br/>
-        <w:t>from utils.spark_session import get_spark_session</w:t>
-        <w:br/>
-        <w:t>from utils.result_writer import read_table, write_result</w:t>
-        <w:br/>
-        <w:t>from pyspark.sql import functions as F</w:t>
-        <w:br/>
-        <w:t>import argparse</w:t>
-        <w:br/>
-        <w:br/>
-        <w:t>def main(target="redshift"):</w:t>
-        <w:br/>
-        <w:t xml:space="preserve">    spark = get_spark_session(target)</w:t>
-        <w:br/>
-        <w:t xml:space="preserve">    # --- Logic ---</w:t>
-        <w:br/>
-        <w:t xml:space="preserve">        claims = read_table(spark, "claims")</w:t>
-        <w:br/>
-        <w:t xml:space="preserve">    result = claims.filter(F.col("status") == "Rejected")\</w:t>
-        <w:br/>
-        <w:t xml:space="preserve">                   .agg(F.count("*").alias("total_rejected"))</w:t>
-        <w:br/>
-        <w:t xml:space="preserve">    write_result(result, "uc06_total_rejected_claims")</w:t>
-        <w:br/>
-        <w:t xml:space="preserve">    print(f"[UC-06] Done. Rows: {result.count()}")</w:t>
-        <w:br/>
-        <w:t xml:space="preserve">    result.show()</w:t>
-        <w:br/>
-        <w:t xml:space="preserve">    spark.stop()</w:t>
-        <w:br/>
-        <w:br/>
-        <w:t>if __name__ == "__main__":</w:t>
-        <w:br/>
-        <w:t xml:space="preserve">    parser = argparse.ArgumentParser()</w:t>
-        <w:br/>
-        <w:t xml:space="preserve">    parser.add_argument("--target", default="redshift", choices=["redshift","snowflake"])</w:t>
-        <w:br/>
-        <w:t xml:space="preserve">    args = parser.parse_args()</w:t>
-        <w:br/>
-        <w:t xml:space="preserve">    main(args.target)</w:t>
-        <w:br/>
-      </w:r>
-    </w:p>
-    <w:p>
-      <w:pPr/>
-      <w:r>
-        <w:t>Run command:</w:t>
-      </w:r>
-    </w:p>
-    <w:p>
-      <w:pPr>
-        <w:spacing w:before="40" w:after="40"/>
-        <w:ind w:left="432"/>
-      </w:pPr>
-      <w:r>
-        <w:rPr>
-          <w:rFonts w:ascii="Courier New" w:hAnsi="Courier New"/>
-          <w:color w:val="1A1A2E"/>
-          <w:sz w:val="16"/>
-        </w:rPr>
-        <w:t>spark-submit src/results/uc06_total_rejected_claims.py --target redshift</w:t>
-        <w:br/>
-        <w:t>spark-submit src/results/uc06_total_rejected_claims.py --target snowflake</w:t>
-      </w:r>
-    </w:p>
-    <w:p/>
-    <w:p>
-      <w:pPr>
-        <w:pStyle w:val="Heading2"/>
-      </w:pPr>
-      <w:r>
-        <w:t>UC-07 — City with most claims (uc07_city_most_claims.py)</w:t>
-      </w:r>
-    </w:p>
-    <w:p>
-      <w:pPr>
-        <w:spacing w:before="40" w:after="40"/>
-        <w:ind w:left="432"/>
-      </w:pPr>
-      <w:r>
-        <w:rPr>
-          <w:rFonts w:ascii="Courier New" w:hAnsi="Courier New"/>
-          <w:color w:val="1A1A2E"/>
-          <w:sz w:val="16"/>
-        </w:rPr>
-        <w:t>import sys; sys.path.append("/app/src")</w:t>
-        <w:br/>
-        <w:t>from utils.spark_session import get_spark_session</w:t>
-        <w:br/>
-        <w:t>from utils.result_writer import read_table, write_result</w:t>
-        <w:br/>
-        <w:t>from pyspark.sql import functions as F</w:t>
-        <w:br/>
-        <w:t>import argparse</w:t>
-        <w:br/>
-        <w:br/>
-        <w:t>def main(target="redshift"):</w:t>
-        <w:br/>
-        <w:t xml:space="preserve">    spark = get_spark_session(target)</w:t>
-        <w:br/>
-        <w:t xml:space="preserve">    # --- Logic ---</w:t>
-        <w:br/>
-        <w:t xml:space="preserve">        claims = read_table(spark, "claims")</w:t>
-        <w:br/>
-        <w:t xml:space="preserve">    result = (claims.groupBy("city")</w:t>
-        <w:br/>
-        <w:t xml:space="preserve">        .agg(F.count("claim_id").alias("claim_count"))</w:t>
-        <w:br/>
-        <w:t xml:space="preserve">        .orderBy(F.desc("claim_count"))</w:t>
-        <w:br/>
-        <w:t xml:space="preserve">        .limit(1))</w:t>
-        <w:br/>
-        <w:t xml:space="preserve">    write_result(result, "uc07_city_most_claims")</w:t>
-        <w:br/>
-        <w:t xml:space="preserve">    print(f"[UC-07] Done. Rows: {result.count()}")</w:t>
-        <w:br/>
-        <w:t xml:space="preserve">    result.show()</w:t>
-        <w:br/>
-        <w:t xml:space="preserve">    spark.stop()</w:t>
-        <w:br/>
-        <w:br/>
-        <w:t>if __name__ == "__main__":</w:t>
-        <w:br/>
-        <w:t xml:space="preserve">    parser = argparse.ArgumentParser()</w:t>
-        <w:br/>
-        <w:t xml:space="preserve">    parser.add_argument("--target", default="redshift", choices=["redshift","snowflake"])</w:t>
-        <w:br/>
-        <w:t xml:space="preserve">    args = parser.parse_args()</w:t>
-        <w:br/>
-        <w:t xml:space="preserve">    main(args.target)</w:t>
-        <w:br/>
-      </w:r>
-    </w:p>
-    <w:p>
-      <w:pPr/>
-      <w:r>
-        <w:t>Run command:</w:t>
-      </w:r>
-    </w:p>
-    <w:p>
-      <w:pPr>
-        <w:spacing w:before="40" w:after="40"/>
-        <w:ind w:left="432"/>
-      </w:pPr>
-      <w:r>
-        <w:rPr>
-          <w:rFonts w:ascii="Courier New" w:hAnsi="Courier New"/>
-          <w:color w:val="1A1A2E"/>
-          <w:sz w:val="16"/>
-        </w:rPr>
-        <w:t>spark-submit src/results/uc07_city_most_claims.py --target redshift</w:t>
-        <w:br/>
-        <w:t>spark-submit src/results/uc07_city_most_claims.py --target snowflake</w:t>
-      </w:r>
-    </w:p>
-    <w:p/>
-    <w:p>
-      <w:pPr>
-        <w:pStyle w:val="Heading2"/>
-      </w:pPr>
-      <w:r>
-        <w:t>UC-08 — Government vs Private subscriptions (uc08_govt_vs_private.py)</w:t>
-      </w:r>
-    </w:p>
-    <w:p>
-      <w:pPr>
-        <w:spacing w:before="40" w:after="40"/>
-        <w:ind w:left="432"/>
-      </w:pPr>
-      <w:r>
-        <w:rPr>
-          <w:rFonts w:ascii="Courier New" w:hAnsi="Courier New"/>
-          <w:color w:val="1A1A2E"/>
-          <w:sz w:val="16"/>
-        </w:rPr>
-        <w:t>import sys; sys.path.append("/app/src")</w:t>
-        <w:br/>
-        <w:t>from utils.spark_session import get_spark_session</w:t>
-        <w:br/>
-        <w:t>from utils.result_writer import read_table, write_result</w:t>
-        <w:br/>
-        <w:t>from pyspark.sql import functions as F</w:t>
-        <w:br/>
-        <w:t>import argparse</w:t>
-        <w:br/>
-        <w:br/>
-        <w:t>def main(target="redshift"):</w:t>
-        <w:br/>
-        <w:t xml:space="preserve">    spark = get_spark_session(target)</w:t>
-        <w:br/>
-        <w:t xml:space="preserve">    # --- Logic ---</w:t>
-        <w:br/>
-        <w:t xml:space="preserve">        subs = read_table(spark, "subscribers")</w:t>
-        <w:br/>
-        <w:t xml:space="preserve">    result = (subs.groupBy("policy_type")</w:t>
-        <w:br/>
-        <w:t xml:space="preserve">        .agg(F.count("subscriber_id").alias("subscriber_count"))</w:t>
-        <w:br/>
-        <w:t xml:space="preserve">        .filter(F.col("policy_type").isin("Government","Private")))</w:t>
-        <w:br/>
-        <w:t xml:space="preserve">    write_result(result, "uc08_govt_vs_private")</w:t>
-        <w:br/>
-        <w:t xml:space="preserve">    print(f"[UC-08] Done. Rows: {result.count()}")</w:t>
-        <w:br/>
-        <w:t xml:space="preserve">    result.show()</w:t>
-        <w:br/>
-        <w:t xml:space="preserve">    spark.stop()</w:t>
-        <w:br/>
-        <w:br/>
-        <w:t>if __name__ == "__main__":</w:t>
-        <w:br/>
-        <w:t xml:space="preserve">    parser = argparse.ArgumentParser()</w:t>
-        <w:br/>
-        <w:t xml:space="preserve">    parser.add_argument("--target", default="redshift", choices=["redshift","snowflake"])</w:t>
-        <w:br/>
-        <w:t xml:space="preserve">    args = parser.parse_args()</w:t>
-        <w:br/>
-        <w:t xml:space="preserve">    main(args.target)</w:t>
-        <w:br/>
-      </w:r>
-    </w:p>
-    <w:p>
-      <w:pPr/>
-      <w:r>
-        <w:t>Run command:</w:t>
-      </w:r>
-    </w:p>
-    <w:p>
-      <w:pPr>
-        <w:spacing w:before="40" w:after="40"/>
-        <w:ind w:left="432"/>
-      </w:pPr>
-      <w:r>
-        <w:rPr>
-          <w:rFonts w:ascii="Courier New" w:hAnsi="Courier New"/>
-          <w:color w:val="1A1A2E"/>
-          <w:sz w:val="16"/>
-        </w:rPr>
-        <w:t>spark-submit src/results/uc08_govt_vs_private.py --target redshift</w:t>
-        <w:br/>
-        <w:t>spark-submit src/results/uc08_govt_vs_private.py --target snowflake</w:t>
-      </w:r>
-    </w:p>
-    <w:p/>
-    <w:p>
-      <w:pPr>
-        <w:pStyle w:val="Heading2"/>
-      </w:pPr>
-      <w:r>
-        <w:t>UC-09 — Average monthly premium (uc09_avg_monthly_premium.py)</w:t>
-      </w:r>
-    </w:p>
-    <w:p>
-      <w:pPr>
-        <w:spacing w:before="40" w:after="40"/>
-        <w:ind w:left="432"/>
-      </w:pPr>
-      <w:r>
-        <w:rPr>
-          <w:rFonts w:ascii="Courier New" w:hAnsi="Courier New"/>
-          <w:color w:val="1A1A2E"/>
-          <w:sz w:val="16"/>
-        </w:rPr>
-        <w:t>import sys; sys.path.append("/app/src")</w:t>
-        <w:br/>
-        <w:t>from utils.spark_session import get_spark_session</w:t>
-        <w:br/>
-        <w:t>from utils.result_writer import read_table, write_result</w:t>
-        <w:br/>
-        <w:t>from pyspark.sql import functions as F</w:t>
-        <w:br/>
-        <w:t>import argparse</w:t>
-        <w:br/>
-        <w:br/>
-        <w:t>def main(target="redshift"):</w:t>
-        <w:br/>
-        <w:t xml:space="preserve">    spark = get_spark_session(target)</w:t>
-        <w:br/>
-        <w:t xml:space="preserve">    # --- Logic ---</w:t>
-        <w:br/>
-        <w:t xml:space="preserve">        subs = read_table(spark, "subscribers")</w:t>
-        <w:br/>
-        <w:t xml:space="preserve">    result = subs.agg(F.round(F.avg("monthly_premium"),2).alias("avg_monthly_premium"))</w:t>
-        <w:br/>
-        <w:t xml:space="preserve">    write_result(result, "uc09_avg_monthly_premium")</w:t>
-        <w:br/>
-        <w:t xml:space="preserve">    print(f"[UC-09] Done. Rows: {result.count()}")</w:t>
-        <w:br/>
-        <w:t xml:space="preserve">    result.show()</w:t>
-        <w:br/>
-        <w:t xml:space="preserve">    spark.stop()</w:t>
-        <w:br/>
-        <w:br/>
-        <w:t>if __name__ == "__main__":</w:t>
-        <w:br/>
-        <w:t xml:space="preserve">    parser = argparse.ArgumentParser()</w:t>
-        <w:br/>
-        <w:t xml:space="preserve">    parser.add_argument("--target", default="redshift", choices=["redshift","snowflake"])</w:t>
-        <w:br/>
-        <w:t xml:space="preserve">    args = parser.parse_args()</w:t>
-        <w:br/>
-        <w:t xml:space="preserve">    main(args.target)</w:t>
-        <w:br/>
-      </w:r>
-    </w:p>
-    <w:p>
-      <w:pPr/>
-      <w:r>
-        <w:t>Run command:</w:t>
-      </w:r>
-    </w:p>
-    <w:p>
-      <w:pPr>
-        <w:spacing w:before="40" w:after="40"/>
-        <w:ind w:left="432"/>
-      </w:pPr>
-      <w:r>
-        <w:rPr>
-          <w:rFonts w:ascii="Courier New" w:hAnsi="Courier New"/>
-          <w:color w:val="1A1A2E"/>
-          <w:sz w:val="16"/>
-        </w:rPr>
-        <w:t>spark-submit src/results/uc09_avg_monthly_premium.py --target redshift</w:t>
-        <w:br/>
-        <w:t>spark-submit src/results/uc09_avg_monthly_premium.py --target snowflake</w:t>
-      </w:r>
-    </w:p>
-    <w:p/>
-    <w:p>
-      <w:pPr>
-        <w:pStyle w:val="Heading2"/>
-      </w:pPr>
-      <w:r>
-        <w:t>UC-10 — Most profitable group (uc10_most_profitable_group.py)</w:t>
-      </w:r>
-    </w:p>
-    <w:p>
-      <w:pPr>
-        <w:spacing w:before="40" w:after="40"/>
-        <w:ind w:left="432"/>
-      </w:pPr>
-      <w:r>
-        <w:rPr>
-          <w:rFonts w:ascii="Courier New" w:hAnsi="Courier New"/>
-          <w:color w:val="1A1A2E"/>
-          <w:sz w:val="16"/>
-        </w:rPr>
-        <w:t>import sys; sys.path.append("/app/src")</w:t>
-        <w:br/>
-        <w:t>from utils.spark_session import get_spark_session</w:t>
-        <w:br/>
-        <w:t>from utils.result_writer import read_table, write_result</w:t>
-        <w:br/>
-        <w:t>from pyspark.sql import functions as F</w:t>
-        <w:br/>
-        <w:t>import argparse</w:t>
-        <w:br/>
-        <w:br/>
-        <w:t>def main(target="redshift"):</w:t>
-        <w:br/>
-        <w:t xml:space="preserve">    spark = get_spark_session(target)</w:t>
-        <w:br/>
-        <w:t xml:space="preserve">    # --- Logic ---</w:t>
-        <w:br/>
-        <w:t xml:space="preserve">        subs = read_table(spark, "subscribers")</w:t>
-        <w:br/>
-        <w:t xml:space="preserve">    claims = read_table(spark, "claims")</w:t>
-        <w:br/>
-        <w:t xml:space="preserve">    gs = read_table(spark, "group_subgroup")</w:t>
-        <w:br/>
-        <w:t xml:space="preserve">    # Premium collected per group</w:t>
-        <w:br/>
-        <w:t xml:space="preserve">    premium = subs.groupBy("group_id").agg(F.sum("monthly_premium").alias("total_premium"))</w:t>
-        <w:br/>
-        <w:t xml:space="preserve">    # Claims paid per group (join via subscriber)</w:t>
-        <w:br/>
-        <w:t xml:space="preserve">    claims_w_group = claims.join(subs.select("subscriber_id","group_id"),"subscriber_id","left")</w:t>
-        <w:br/>
-        <w:t xml:space="preserve">    claims_paid = claims_w_group.filter(F.col("status")=="Approved")\</w:t>
-        <w:br/>
-        <w:t xml:space="preserve">                                .groupBy("group_id").agg(F.sum("claim_amount").alias("total_claims"))</w:t>
-        <w:br/>
-        <w:t xml:space="preserve">    result = (premium.join(claims_paid,"group_id","left")</w:t>
-        <w:br/>
-        <w:t xml:space="preserve">        .fillna(0, subset=["total_claims"])</w:t>
-        <w:br/>
-        <w:t xml:space="preserve">        .withColumn("total_profit", F.col("total_premium") - F.col("total_claims"))</w:t>
-        <w:br/>
-        <w:t xml:space="preserve">        .join(gs.select("group_id","group_name").distinct(),"group_id","left")</w:t>
-        <w:br/>
-        <w:t xml:space="preserve">        .select("group_id","group_name","total_profit")</w:t>
-        <w:br/>
-        <w:t xml:space="preserve">        .orderBy(F.desc("total_profit")).limit(1))</w:t>
-        <w:br/>
-        <w:t xml:space="preserve">    write_result(result, "uc10_most_profitable_group")</w:t>
-        <w:br/>
-        <w:t xml:space="preserve">    print(f"[UC-10] Done. Rows: {result.count()}")</w:t>
-        <w:br/>
-        <w:t xml:space="preserve">    result.show()</w:t>
-        <w:br/>
-        <w:t xml:space="preserve">    spark.stop()</w:t>
-        <w:br/>
-        <w:br/>
-        <w:t>if __name__ == "__main__":</w:t>
-        <w:br/>
-        <w:t xml:space="preserve">    parser = argparse.ArgumentParser()</w:t>
-        <w:br/>
-        <w:t xml:space="preserve">    parser.add_argument("--target", default="redshift", choices=["redshift","snowflake"])</w:t>
-        <w:br/>
-        <w:t xml:space="preserve">    args = parser.parse_args()</w:t>
-        <w:br/>
-        <w:t xml:space="preserve">    main(args.target)</w:t>
-        <w:br/>
-      </w:r>
-    </w:p>
-    <w:p>
-      <w:pPr/>
-      <w:r>
-        <w:t>Run command:</w:t>
-      </w:r>
-    </w:p>
-    <w:p>
-      <w:pPr>
-        <w:spacing w:before="40" w:after="40"/>
-        <w:ind w:left="432"/>
-      </w:pPr>
-      <w:r>
-        <w:rPr>
-          <w:rFonts w:ascii="Courier New" w:hAnsi="Courier New"/>
-          <w:color w:val="1A1A2E"/>
-          <w:sz w:val="16"/>
-        </w:rPr>
-        <w:t>spark-submit src/results/uc10_most_profitable_group.py --target redshift</w:t>
-        <w:br/>
-        <w:t>spark-submit src/results/uc10_most_profitable_group.py --target snowflake</w:t>
-      </w:r>
-    </w:p>
-    <w:p/>
-    <w:p>
-      <w:pPr>
-        <w:pStyle w:val="Heading2"/>
-      </w:pPr>
-      <w:r>
-        <w:t>UC-11 — Patients &lt; 18 with cancer (uc11_patients_under18_cancer.py)</w:t>
-      </w:r>
-    </w:p>
-    <w:p>
-      <w:pPr>
-        <w:spacing w:before="40" w:after="40"/>
-        <w:ind w:left="432"/>
-      </w:pPr>
-      <w:r>
-        <w:rPr>
-          <w:rFonts w:ascii="Courier New" w:hAnsi="Courier New"/>
-          <w:color w:val="1A1A2E"/>
-          <w:sz w:val="16"/>
-        </w:rPr>
-        <w:t>import sys; sys.path.append("/app/src")</w:t>
-        <w:br/>
-        <w:t>from utils.spark_session import get_spark_session</w:t>
-        <w:br/>
-        <w:t>from utils.result_writer import read_table, write_result</w:t>
-        <w:br/>
-        <w:t>from pyspark.sql import functions as F</w:t>
-        <w:br/>
-        <w:t>import argparse</w:t>
-        <w:br/>
-        <w:br/>
-        <w:t>def main(target="redshift"):</w:t>
-        <w:br/>
-        <w:t xml:space="preserve">    spark = get_spark_session(target)</w:t>
-        <w:br/>
-        <w:t xml:space="preserve">    # --- Logic ---</w:t>
-        <w:br/>
-        <w:t xml:space="preserve">        patients = read_table(spark, "patients")</w:t>
-        <w:br/>
-        <w:t xml:space="preserve">    result = patients.filter(</w:t>
-        <w:br/>
-        <w:t xml:space="preserve">        (F.col("age") &lt; 18) &amp; (F.upper(F.col("diagnosis")).contains("CANCER"))</w:t>
-        <w:br/>
-        <w:t xml:space="preserve">    ).select("patient_id","name","age","diagnosis")</w:t>
-        <w:br/>
-        <w:t xml:space="preserve">    write_result(result, "uc11_patients_under18_cancer")</w:t>
-        <w:br/>
-        <w:t xml:space="preserve">    print(f"[UC-11] Done. Rows: {result.count()}")</w:t>
-        <w:br/>
-        <w:t xml:space="preserve">    result.show()</w:t>
-        <w:br/>
-        <w:t xml:space="preserve">    spark.stop()</w:t>
-        <w:br/>
-        <w:br/>
-        <w:t>if __name__ == "__main__":</w:t>
-        <w:br/>
-        <w:t xml:space="preserve">    parser = argparse.ArgumentParser()</w:t>
-        <w:br/>
-        <w:t xml:space="preserve">    parser.add_argument("--target", default="redshift", choices=["redshift","snowflake"])</w:t>
-        <w:br/>
-        <w:t xml:space="preserve">    args = parser.parse_args()</w:t>
-        <w:br/>
-        <w:t xml:space="preserve">    main(args.target)</w:t>
-        <w:br/>
-      </w:r>
-    </w:p>
-    <w:p>
-      <w:pPr/>
-      <w:r>
-        <w:t>Run command:</w:t>
-      </w:r>
-    </w:p>
-    <w:p>
-      <w:pPr>
-        <w:spacing w:before="40" w:after="40"/>
-        <w:ind w:left="432"/>
-      </w:pPr>
-      <w:r>
-        <w:rPr>
-          <w:rFonts w:ascii="Courier New" w:hAnsi="Courier New"/>
-          <w:color w:val="1A1A2E"/>
-          <w:sz w:val="16"/>
-        </w:rPr>
-        <w:t>spark-submit src/results/uc11_patients_under18_cancer.py --target redshift</w:t>
-        <w:br/>
-        <w:t>spark-submit src/results/uc11_patients_under18_cancer.py --target snowflake</w:t>
-      </w:r>
-    </w:p>
-    <w:p/>
-    <w:p>
-      <w:pPr>
-        <w:pStyle w:val="Heading2"/>
-      </w:pPr>
-      <w:r>
-        <w:t>UC-12 — Cashless insurance, charges &gt;= 50000 (uc12_cashless_high_charges.py)</w:t>
-      </w:r>
-    </w:p>
-    <w:p>
-      <w:pPr>
-        <w:spacing w:before="40" w:after="40"/>
-        <w:ind w:left="432"/>
-      </w:pPr>
-      <w:r>
-        <w:rPr>
-          <w:rFonts w:ascii="Courier New" w:hAnsi="Courier New"/>
-          <w:color w:val="1A1A2E"/>
-          <w:sz w:val="16"/>
-        </w:rPr>
-        <w:t>import sys; sys.path.append("/app/src")</w:t>
-        <w:br/>
-        <w:t>from utils.spark_session import get_spark_session</w:t>
-        <w:br/>
-        <w:t>from utils.result_writer import read_table, write_result</w:t>
-        <w:br/>
-        <w:t>from pyspark.sql import functions as F</w:t>
-        <w:br/>
-        <w:t>import argparse</w:t>
-        <w:br/>
-        <w:br/>
-        <w:t>def main(target="redshift"):</w:t>
-        <w:br/>
-        <w:t xml:space="preserve">    spark = get_spark_session(target)</w:t>
-        <w:br/>
-        <w:t xml:space="preserve">    # --- Logic ---</w:t>
-        <w:br/>
-        <w:t xml:space="preserve">        patients = read_table(spark, "patients")</w:t>
-        <w:br/>
-        <w:t xml:space="preserve">    result = patients.filter(</w:t>
-        <w:br/>
-        <w:t xml:space="preserve">        (F.upper(F.col("insurance_type")) == "CASHLESS") &amp;</w:t>
-        <w:br/>
-        <w:t xml:space="preserve">        (F.col("total_charges") &gt;= 50000)</w:t>
-        <w:br/>
-        <w:t xml:space="preserve">    ).select("patient_id","name","insurance_type","total_charges")</w:t>
-        <w:br/>
-        <w:t xml:space="preserve">    write_result(result, "uc12_cashless_high_charges")</w:t>
-        <w:br/>
-        <w:t xml:space="preserve">    print(f"[UC-12] Done. Rows: {result.count()}")</w:t>
-        <w:br/>
-        <w:t xml:space="preserve">    result.show()</w:t>
-        <w:br/>
-        <w:t xml:space="preserve">    spark.stop()</w:t>
-        <w:br/>
-        <w:br/>
-        <w:t>if __name__ == "__main__":</w:t>
-        <w:br/>
-        <w:t xml:space="preserve">    parser = argparse.ArgumentParser()</w:t>
-        <w:br/>
-        <w:t xml:space="preserve">    parser.add_argument("--target", default="redshift", choices=["redshift","snowflake"])</w:t>
-        <w:br/>
-        <w:t xml:space="preserve">    args = parser.parse_args()</w:t>
-        <w:br/>
-        <w:t xml:space="preserve">    main(args.target)</w:t>
-        <w:br/>
-      </w:r>
-    </w:p>
-    <w:p>
-      <w:pPr/>
-      <w:r>
-        <w:t>Run command:</w:t>
-      </w:r>
-    </w:p>
-    <w:p>
-      <w:pPr>
-        <w:spacing w:before="40" w:after="40"/>
-        <w:ind w:left="432"/>
-      </w:pPr>
-      <w:r>
-        <w:rPr>
-          <w:rFonts w:ascii="Courier New" w:hAnsi="Courier New"/>
-          <w:color w:val="1A1A2E"/>
-          <w:sz w:val="16"/>
-        </w:rPr>
-        <w:t>spark-submit src/results/uc12_cashless_high_charges.py --target redshift</w:t>
-        <w:br/>
-        <w:t>spark-submit src/results/uc12_cashless_high_charges.py --target snowflake</w:t>
-      </w:r>
-    </w:p>
-    <w:p/>
-    <w:p>
-      <w:pPr>
-        <w:pStyle w:val="Heading2"/>
-      </w:pPr>
-      <w:r>
-        <w:t>UC-13 — Female &gt; 40, knee surgery, past year (uc13_female_knee_surgery.py)</w:t>
-      </w:r>
-    </w:p>
-    <w:p>
-      <w:pPr>
-        <w:spacing w:before="40" w:after="40"/>
-        <w:ind w:left="432"/>
-      </w:pPr>
-      <w:r>
-        <w:rPr>
-          <w:rFonts w:ascii="Courier New" w:hAnsi="Courier New"/>
-          <w:color w:val="1A1A2E"/>
-          <w:sz w:val="16"/>
-        </w:rPr>
-        <w:t>import sys; sys.path.append("/app/src")</w:t>
-        <w:br/>
-        <w:t>from utils.spark_session import get_spark_session</w:t>
-        <w:br/>
-        <w:t>from utils.result_writer import read_table, write_result</w:t>
-        <w:br/>
-        <w:t>from pyspark.sql import functions as F</w:t>
-        <w:br/>
-        <w:t>import argparse</w:t>
-        <w:br/>
-        <w:br/>
-        <w:t>def main(target="redshift"):</w:t>
-        <w:br/>
-        <w:t xml:space="preserve">    spark = get_spark_session(target)</w:t>
-        <w:br/>
-        <w:t xml:space="preserve">    # --- Logic ---</w:t>
-        <w:br/>
-        <w:t xml:space="preserve">        from pyspark.sql.functions import months_between, current_date</w:t>
-        <w:br/>
-        <w:t xml:space="preserve">    patients = read_table(spark, "patients")</w:t>
-        <w:br/>
-        <w:t xml:space="preserve">    result = patients.filter(</w:t>
-        <w:br/>
-        <w:t xml:space="preserve">        (F.upper(F.col("gender")) == "F") &amp;</w:t>
-        <w:br/>
-        <w:t xml:space="preserve">        (F.col("age") &gt; 40) &amp;</w:t>
-        <w:br/>
-        <w:t xml:space="preserve">        (F.upper(F.col("procedure_name")).contains("KNEE")) &amp;</w:t>
-        <w:br/>
-        <w:t xml:space="preserve">        (months_between(current_date(), F.col("admission_date")) &lt;= 12)</w:t>
-        <w:br/>
-        <w:t xml:space="preserve">    ).select("patient_id","name","age","gender","procedure_name","admission_date")</w:t>
-        <w:br/>
-        <w:t xml:space="preserve">    write_result(result, "uc13_female_knee_surgery")</w:t>
-        <w:br/>
-        <w:t xml:space="preserve">    print(f"[UC-13] Done. Rows: {result.count()}")</w:t>
-        <w:br/>
-        <w:t xml:space="preserve">    result.show()</w:t>
-        <w:br/>
-        <w:t xml:space="preserve">    spark.stop()</w:t>
-        <w:br/>
-        <w:br/>
-        <w:t>if __name__ == "__main__":</w:t>
-        <w:br/>
-        <w:t xml:space="preserve">    parser = argparse.ArgumentParser()</w:t>
-        <w:br/>
-        <w:t xml:space="preserve">    parser.add_argument("--target", default="redshift", choices=["redshift","snowflake"])</w:t>
-        <w:br/>
-        <w:t xml:space="preserve">    args = parser.parse_args()</w:t>
-        <w:br/>
-        <w:t xml:space="preserve">    main(args.target)</w:t>
-        <w:br/>
-      </w:r>
-    </w:p>
-    <w:p>
-      <w:pPr/>
-      <w:r>
-        <w:t>Run command:</w:t>
-      </w:r>
-    </w:p>
-    <w:p>
-      <w:pPr>
-        <w:spacing w:before="40" w:after="40"/>
-        <w:ind w:left="432"/>
-      </w:pPr>
-      <w:r>
-        <w:rPr>
-          <w:rFonts w:ascii="Courier New" w:hAnsi="Courier New"/>
-          <w:color w:val="1A1A2E"/>
-          <w:sz w:val="16"/>
-        </w:rPr>
-        <w:t>spark-submit src/results/uc13_female_knee_surgery.py --target redshift</w:t>
-        <w:br/>
-        <w:t>spark-submit src/results/uc13_female_knee_surgery.py --target snowflake</w:t>
-      </w:r>
-    </w:p>
-    <w:p/>
-    <w:p>
-      <w:r>
-        <w:br w:type="page"/>
-      </w:r>
-    </w:p>
-    <w:p>
-      <w:pPr>
-        <w:pStyle w:val="Heading1"/>
-      </w:pPr>
-      <w:r>
-        <w:t>11. Jira Sprint Setup</w:t>
-      </w:r>
-    </w:p>
-    <w:p>
-      <w:r>
-        <w:rPr>
-          <w:b/>
-          <w:color w:val="7D3C98"/>
-        </w:rPr>
-        <w:t xml:space="preserve">🧭 NAVIGATE: </w:t>
-      </w:r>
-      <w:r>
-        <w:t>jira.atlassian.com → Create Project → Scrum → Project name: Healthcare Insurance Analytics</w:t>
-      </w:r>
-    </w:p>
-    <w:p>
-      <w:pPr>
-        <w:pStyle w:val="ListNumber"/>
-      </w:pPr>
-      <w:r>
-        <w:t>Go to Backlog → Create Sprint → Name: "Sprint 1 – Documentation" (1 week)</w:t>
-      </w:r>
-    </w:p>
-    <w:p>
-      <w:pPr>
-        <w:pStyle w:val="ListNumber"/>
-      </w:pPr>
-      <w:r>
-        <w:t>Create Sprint 2 → Name: "Sprint 2 – Implementation &amp; Testing" (1 week)</w:t>
-      </w:r>
-    </w:p>
-    <w:p>
-      <w:pPr>
-        <w:pStyle w:val="ListNumber"/>
-      </w:pPr>
-      <w:r>
-        <w:t>Create Epics: Project Setup, Documentation, Data Cleansing, Use Cases, Testing, Deployment</w:t>
-      </w:r>
-    </w:p>
-    <w:p>
-      <w:pPr/>
-      <w:r>
-        <w:t>Create Stories and Tasks under each Epic:</w:t>
-      </w:r>
-    </w:p>
-    <w:p>
-      <w:pPr>
-        <w:spacing w:before="40" w:after="40"/>
-        <w:ind w:left="432"/>
-      </w:pPr>
-      <w:r>
-        <w:rPr>
-          <w:rFonts w:ascii="Courier New" w:hAnsi="Courier New"/>
-          <w:color w:val="1A1A2E"/>
-          <w:sz w:val="16"/>
-        </w:rPr>
-        <w:t>EPIC: Data Cleansing</w:t>
-        <w:br/>
-        <w:t xml:space="preserve">  Story: Cleanse Patients Dataset    → Tasks: Read CSV, handle nulls, dedup, write Redshift, write Snowflake</w:t>
-        <w:br/>
-        <w:t xml:space="preserve">  Story: Cleanse Subscribers Dataset → (same subtasks)</w:t>
-        <w:br/>
-        <w:t xml:space="preserve">  Story: Cleanse Claims Dataset      → (same subtasks)</w:t>
-        <w:br/>
-        <w:t xml:space="preserve">  Story: Cleanse Group_Subgroup      → (same subtasks)</w:t>
-        <w:br/>
-        <w:br/>
-        <w:t>EPIC: Use Case Implementation</w:t>
-        <w:br/>
-        <w:t xml:space="preserve">  Story: UC-01 Max Claims by Disease → Tasks: implement, unit test, validate output in Redshift, validate in Snowflake</w:t>
-        <w:br/>
-        <w:t xml:space="preserve">  ... repeat for UC-02 to UC-13</w:t>
-        <w:br/>
-        <w:br/>
-        <w:t>EPIC: Testing</w:t>
-        <w:br/>
-        <w:t xml:space="preserve">  Story: Write Test Case XLS sheet   → Task: create test-cases.xlsx with expected vs actual</w:t>
-        <w:br/>
-        <w:t xml:space="preserve">  Story: Integration test on EMR     → Task: run full pipeline end-to-end</w:t>
-        <w:br/>
-      </w:r>
-    </w:p>
-    <w:p>
-      <w:r>
-        <w:rPr>
-          <w:b/>
-          <w:color w:val="1E8B4C"/>
-        </w:rPr>
-        <w:t xml:space="preserve">✅ BEST PRACTICE: </w:t>
-      </w:r>
-      <w:r>
-        <w:t>Link each Jira story to its corresponding GitHub PR. In the PR description add "JIRA-&lt;ticket-number&gt;" — this links them automatically if Jira GitHub integration is enabled.</w:t>
-      </w:r>
-    </w:p>
-    <w:p>
-      <w:r>
-        <w:br w:type="page"/>
-      </w:r>
-    </w:p>
-    <w:p>
-      <w:pPr>
-        <w:pStyle w:val="Heading1"/>
-      </w:pPr>
-      <w:r>
-        <w:t>12. Deployment to AWS EMR</w:t>
-      </w:r>
-    </w:p>
-    <w:p>
-      <w:pPr/>
-      <w:r>
-        <w:t>Once code is tested locally via Docker, push to GitHub and deploy to EMR.</w:t>
-      </w:r>
-    </w:p>
-    <w:p>
-      <w:pPr>
-        <w:pStyle w:val="Heading2"/>
-      </w:pPr>
-      <w:r>
-        <w:t>12.1 Push Code to GitHub</w:t>
-      </w:r>
-    </w:p>
-    <w:p>
-      <w:pPr>
-        <w:spacing w:before="40" w:after="40"/>
-        <w:ind w:left="432"/>
-      </w:pPr>
-      <w:r>
-        <w:rPr>
-          <w:rFonts w:ascii="Courier New" w:hAnsi="Courier New"/>
-          <w:color w:val="1A1A2E"/>
-          <w:sz w:val="16"/>
-        </w:rPr>
-        <w:t>cd /path/to/healthcare-insurance-pyspark</w:t>
-        <w:br/>
-        <w:t>git checkout -b feature/cleansing-modules</w:t>
-        <w:br/>
-        <w:t>git add src/cleansing/</w:t>
-        <w:br/>
-        <w:t>git commit -m "feat: add data cleansing modules for all datasets"</w:t>
-        <w:br/>
-        <w:t>git push origin feature/cleansing-modules</w:t>
-        <w:br/>
-        <w:t># Raise a Pull Request on GitHub → merge to main after review</w:t>
-      </w:r>
-    </w:p>
-    <w:p>
-      <w:pPr>
-        <w:pStyle w:val="Heading2"/>
-      </w:pPr>
-      <w:r>
-        <w:t>12.2 Upload Code to S3</w:t>
-      </w:r>
-    </w:p>
-    <w:p>
-      <w:pPr>
-        <w:spacing w:before="40" w:after="40"/>
-        <w:ind w:left="432"/>
-      </w:pPr>
-      <w:r>
-        <w:rPr>
-          <w:rFonts w:ascii="Courier New" w:hAnsi="Courier New"/>
-          <w:color w:val="1A1A2E"/>
-          <w:sz w:val="16"/>
-        </w:rPr>
-        <w:t>aws s3 sync src/ s3://healthcare-insurance-capstone/code/src/</w:t>
-        <w:br/>
-        <w:t>aws s3 sync jars/ s3://healthcare-insurance-capstone/code/jars/</w:t>
-      </w:r>
-    </w:p>
-    <w:p>
-      <w:pPr>
-        <w:pStyle w:val="Heading2"/>
-      </w:pPr>
-      <w:r>
-        <w:t>12.3 Submit PySpark Job to EMR</w:t>
-      </w:r>
-    </w:p>
-    <w:p>
-      <w:pPr>
-        <w:spacing w:before="40" w:after="40"/>
-        <w:ind w:left="432"/>
-      </w:pPr>
-      <w:r>
-        <w:rPr>
-          <w:rFonts w:ascii="Courier New" w:hAnsi="Courier New"/>
-          <w:color w:val="1A1A2E"/>
-          <w:sz w:val="16"/>
-        </w:rPr>
-        <w:t>aws emr add-steps \</w:t>
-        <w:br/>
-        <w:t xml:space="preserve">  --cluster-id j-XXXXXXXXXX \</w:t>
-        <w:br/>
-        <w:t xml:space="preserve">  --steps '[</w:t>
-        <w:br/>
-        <w:t xml:space="preserve">    {</w:t>
-        <w:br/>
-        <w:t xml:space="preserve">      "Name": "Cleanse Patients",</w:t>
-        <w:br/>
-        <w:t xml:space="preserve">      "ActionOnFailure": "CONTINUE",</w:t>
-        <w:br/>
-        <w:t xml:space="preserve">      "Type": "Spark",</w:t>
-        <w:br/>
-        <w:t xml:space="preserve">      "Args": [</w:t>
-        <w:br/>
-        <w:t xml:space="preserve">        "--deploy-mode", "cluster",</w:t>
-        <w:br/>
-        <w:t xml:space="preserve">        "--jars", "s3://healthcare-insurance-capstone/code/jars/redshift-jdbc42-2.1.0.9.jar,s3://healthcare-insurance-capstone/code/jars/spark-snowflake_2.12-2.12.0-spark_3.4.jar",</w:t>
-        <w:br/>
-        <w:t xml:space="preserve">        "s3://healthcare-insurance-capstone/code/src/cleansing/patients_cleanse.py"</w:t>
-        <w:br/>
-        <w:t xml:space="preserve">      ]</w:t>
-        <w:br/>
-        <w:t xml:space="preserve">    }</w:t>
-        <w:br/>
-        <w:t xml:space="preserve">  ]'</w:t>
-      </w:r>
-    </w:p>
-    <w:p>
-      <w:r>
-        <w:rPr>
-          <w:b/>
-          <w:color w:val="1E8B4C"/>
-        </w:rPr>
-        <w:t xml:space="preserve">✅ BEST PRACTICE: </w:t>
-      </w:r>
-      <w:r>
-        <w:t>Use AWS Step Functions or Apache Airflow to orchestrate the pipeline steps in order, with dependency management and retry logic.</w:t>
-      </w:r>
-    </w:p>
-    <w:p>
-      <w:r>
-        <w:br w:type="page"/>
-      </w:r>
-    </w:p>
-    <w:p>
-      <w:pPr>
-        <w:pStyle w:val="Heading1"/>
-      </w:pPr>
-      <w:r>
-        <w:t>13. Databricks Visualization (Optional)</w:t>
-      </w:r>
-    </w:p>
-    <w:p>
-      <w:r>
-        <w:rPr>
-          <w:b/>
-          <w:color w:val="7D3C98"/>
-        </w:rPr>
-        <w:t xml:space="preserve">🧭 NAVIGATE: </w:t>
-      </w:r>
-      <w:r>
-        <w:t>community.cloud.databricks.com → Create Cluster → Create Notebook → Language: Python</w:t>
-      </w:r>
-    </w:p>
-    <w:p>
-      <w:pPr/>
-      <w:r>
-        <w:t>Read results from Redshift and visualize in a Databricks notebook:</w:t>
-      </w:r>
-    </w:p>
-    <w:p>
-      <w:pPr>
-        <w:spacing w:before="40" w:after="40"/>
-        <w:ind w:left="432"/>
-      </w:pPr>
-      <w:r>
-        <w:rPr>
-          <w:rFonts w:ascii="Courier New" w:hAnsi="Courier New"/>
-          <w:color w:val="1A1A2E"/>
-          <w:sz w:val="16"/>
-        </w:rPr>
-        <w:t># In a Databricks notebook cell</w:t>
-        <w:br/>
-        <w:t>jdbc_url = "jdbc:redshift://&lt;endpoint&gt;:5439/dev"</w:t>
-        <w:br/>
-        <w:t>props = {"user": "admin", "password": "&lt;password&gt;", "driver": "com.amazon.redshift.jdbc42.Driver"}</w:t>
-        <w:br/>
-        <w:br/>
-        <w:t>df = spark.read.jdbc(jdbc_url, '"Project-Output".uc01_max_claims_disease', properties=props)</w:t>
-        <w:br/>
-        <w:t>display(df)  # Databricks built-in visualization</w:t>
-        <w:br/>
-        <w:br/>
-        <w:t># Or use matplotlib</w:t>
-        <w:br/>
-        <w:t>import matplotlib.pyplot as plt</w:t>
-        <w:br/>
-        <w:t>pdf = df.toPandas()</w:t>
-        <w:br/>
-        <w:t>pdf.plot(kind="bar", x="disease", y="claim_count", title="Claims by Disease")</w:t>
-        <w:br/>
-        <w:t>plt.tight_layout()</w:t>
-        <w:br/>
-        <w:t>plt.show()</w:t>
-        <w:br/>
-      </w:r>
-    </w:p>
-    <w:p>
-      <w:r>
-        <w:rPr>
-          <w:b/>
-          <w:color w:val="1E8B4C"/>
-        </w:rPr>
-        <w:t xml:space="preserve">✅ BEST PRACTICE: </w:t>
-      </w:r>
-      <w:r>
-        <w:t>Use display(df) in Databricks for interactive charts. Click the chart icon below a table to switch between bar, line, pie, and other chart types without writing any additional code.</w:t>
+        <w:t>Use display(df) in Databricks for zero-code interactive charts. Click the chart icon under the output table to switch between bar, pie, line, and scatter without writing any extra code.</w:t>
       </w:r>
     </w:p>
     <w:sectPr>

--- a/capstone/Implementation-Guide.docx
+++ b/capstone/Implementation-Guide.docx
@@ -19,6 +19,8 @@
         <w:t>Healthcare Insurance Analytics Platform</w:t>
         <w:br/>
         <w:t>AWS S3 · Redshift Serverless · Docker PySpark</w:t>
+        <w:br/>
+        <w:t>(Based on Actual Project Data Files)</w:t>
       </w:r>
     </w:p>
     <w:p/>
@@ -33,169 +35,127 @@
     <w:p>
       <w:pPr/>
       <w:r>
-        <w:t>1.  Architecture Overview</w:t>
+        <w:t>1.  Actual Data Files &amp; Column Inventory</w:t>
       </w:r>
     </w:p>
     <w:p>
       <w:pPr/>
       <w:r>
-        <w:t>2.  Prerequisites &amp; Tools</w:t>
+        <w:t>2.  Use Case Feasibility Analysis</w:t>
       </w:r>
     </w:p>
     <w:p>
       <w:pPr/>
       <w:r>
-        <w:t>3.  GitHub Repository Setup</w:t>
+        <w:t>3.  Architecture Overview</w:t>
       </w:r>
     </w:p>
     <w:p>
       <w:pPr/>
       <w:r>
-        <w:t>4.  AWS Infrastructure Setup</w:t>
+        <w:t>4.  Prerequisites &amp; Tools</w:t>
       </w:r>
     </w:p>
     <w:p>
       <w:pPr/>
       <w:r>
-        <w:t xml:space="preserve">    4.1  IAM — User, Role &amp; Policies</w:t>
+        <w:t>5.  GitHub Repository Setup</w:t>
       </w:r>
     </w:p>
     <w:p>
       <w:pPr/>
       <w:r>
-        <w:t xml:space="preserve">    4.2  AWS S3 — Bucket, Folders &amp; Data Upload</w:t>
+        <w:t>6.  AWS Infrastructure Setup</w:t>
       </w:r>
     </w:p>
     <w:p>
       <w:pPr/>
       <w:r>
-        <w:t xml:space="preserve">    4.3  Redshift Serverless — Namespace &amp; Workgroup</w:t>
+        <w:t xml:space="preserve">    6.1  IAM — User &amp; Policies</w:t>
       </w:r>
     </w:p>
     <w:p>
       <w:pPr/>
       <w:r>
-        <w:t xml:space="preserve">    4.4  Redshift — Create Schemas &amp; Run DDL</w:t>
+        <w:t xml:space="preserve">    6.2  AWS S3 — Bucket, Folders &amp; Upload</w:t>
       </w:r>
     </w:p>
     <w:p>
       <w:pPr/>
       <w:r>
-        <w:t>5.  Docker PySpark Environment</w:t>
+        <w:t xml:space="preserve">    6.3  Redshift Serverless — Setup</w:t>
       </w:r>
     </w:p>
     <w:p>
       <w:pPr/>
       <w:r>
-        <w:t xml:space="preserve">    5.1  Run PySpark Container</w:t>
+        <w:t xml:space="preserve">    6.4  Redshift — Create Schemas &amp; DDL</w:t>
       </w:r>
     </w:p>
     <w:p>
       <w:pPr/>
       <w:r>
-        <w:t xml:space="preserve">    5.2  Install Dependencies &amp; JARs</w:t>
+        <w:t>7.  Docker PySpark Environment</w:t>
       </w:r>
     </w:p>
     <w:p>
       <w:pPr/>
       <w:r>
-        <w:t xml:space="preserve">    5.3  Project Folder Structure</w:t>
+        <w:t xml:space="preserve">    7.1  Run Container</w:t>
       </w:r>
     </w:p>
     <w:p>
       <w:pPr/>
       <w:r>
-        <w:t xml:space="preserve">    5.4  spark_session.py</w:t>
+        <w:t xml:space="preserve">    7.2  Install JARs</w:t>
       </w:r>
     </w:p>
     <w:p>
       <w:pPr/>
       <w:r>
-        <w:t xml:space="preserve">    5.5  redshift_utils.py</w:t>
+        <w:t xml:space="preserve">    7.3  spark_session.py</w:t>
       </w:r>
     </w:p>
     <w:p>
       <w:pPr/>
       <w:r>
-        <w:t>6.  DDL Scripts — Redshift</w:t>
+        <w:t xml:space="preserve">    7.4  redshift_utils.py</w:t>
       </w:r>
     </w:p>
     <w:p>
       <w:pPr/>
       <w:r>
-        <w:t>7.  Data Cleansing Modules</w:t>
+        <w:t>8.  DDL Scripts — Redshift</w:t>
       </w:r>
     </w:p>
     <w:p>
       <w:pPr/>
       <w:r>
-        <w:t xml:space="preserve">    7.1  Execution Order</w:t>
+        <w:t>9.  Data Cleansing Modules</w:t>
       </w:r>
     </w:p>
     <w:p>
       <w:pPr/>
       <w:r>
-        <w:t xml:space="preserve">    7.2  patients_cleanse.py</w:t>
+        <w:t>10. Use Case Result Modules (UC-01 to UC-13)</w:t>
       </w:r>
     </w:p>
     <w:p>
       <w:pPr/>
       <w:r>
-        <w:t xml:space="preserve">    7.3  subscribers_cleanse.py</w:t>
+        <w:t>11. Running the Full Pipeline</w:t>
       </w:r>
     </w:p>
     <w:p>
       <w:pPr/>
       <w:r>
-        <w:t xml:space="preserve">    7.4  claims_cleanse.py</w:t>
+        <w:t>12. Jira Sprint Setup</w:t>
       </w:r>
     </w:p>
     <w:p>
       <w:pPr/>
       <w:r>
-        <w:t xml:space="preserve">    7.5  group_subgroup_cleanse.py</w:t>
-      </w:r>
-    </w:p>
-    <w:p>
-      <w:pPr/>
-      <w:r>
-        <w:t>8.  Use Case Result Modules (UC-01 to UC-13)</w:t>
-      </w:r>
-    </w:p>
-    <w:p>
-      <w:pPr/>
-      <w:r>
-        <w:t xml:space="preserve">    8.1  result_writer.py (shared utility)</w:t>
-      </w:r>
-    </w:p>
-    <w:p>
-      <w:pPr/>
-      <w:r>
-        <w:t xml:space="preserve">    8.2  UC-01 through UC-13 — full code</w:t>
-      </w:r>
-    </w:p>
-    <w:p>
-      <w:pPr/>
-      <w:r>
-        <w:t>9.  Running the Full Pipeline</w:t>
-      </w:r>
-    </w:p>
-    <w:p>
-      <w:pPr/>
-      <w:r>
-        <w:t>10. Jira Sprint Setup</w:t>
-      </w:r>
-    </w:p>
-    <w:p>
-      <w:pPr/>
-      <w:r>
-        <w:t>11. Deployment to AWS EMR (Production)</w:t>
-      </w:r>
-    </w:p>
-    <w:p>
-      <w:pPr/>
-      <w:r>
-        <w:t>12. Databricks Visualization (Optional)</w:t>
+        <w:t>13. Deployment to AWS EMR (Production)</w:t>
       </w:r>
     </w:p>
     <w:p>
@@ -208,13 +168,1216 @@
         <w:pStyle w:val="Heading1"/>
       </w:pPr>
       <w:r>
-        <w:t>1. Architecture Overview</w:t>
+        <w:t>1. Actual Data Files &amp; Column Inventory</w:t>
       </w:r>
     </w:p>
     <w:p>
       <w:pPr/>
       <w:r>
-        <w:t>This project follows the Medallion Architecture pattern across three layers:</w:t>
+        <w:t>The final-project-data folder contains these 8 files:</w:t>
+      </w:r>
+    </w:p>
+    <w:tbl>
+      <w:tblPr>
+        <w:tblStyle w:val="LightGrid-Accent1"/>
+        <w:tblW w:type="auto" w:w="0"/>
+        <w:tblLook w:firstColumn="1" w:firstRow="1" w:lastColumn="0" w:lastRow="0" w:noHBand="0" w:noVBand="1" w:val="04A0"/>
+      </w:tblPr>
+      <w:tblGrid>
+        <w:gridCol w:w="2160"/>
+        <w:gridCol w:w="2160"/>
+        <w:gridCol w:w="2160"/>
+        <w:gridCol w:w="2160"/>
+      </w:tblGrid>
+      <w:tr>
+        <w:tc>
+          <w:tcPr>
+            <w:tcW w:type="dxa" w:w="2160"/>
+          </w:tcPr>
+          <w:p>
+            <w:r>
+              <w:t>File</w:t>
+            </w:r>
+          </w:p>
+        </w:tc>
+        <w:tc>
+          <w:tcPr>
+            <w:tcW w:type="dxa" w:w="2160"/>
+          </w:tcPr>
+          <w:p>
+            <w:r>
+              <w:t>Format</w:t>
+            </w:r>
+          </w:p>
+        </w:tc>
+        <w:tc>
+          <w:tcPr>
+            <w:tcW w:type="dxa" w:w="2160"/>
+          </w:tcPr>
+          <w:p>
+            <w:r>
+              <w:t>Records</w:t>
+            </w:r>
+          </w:p>
+        </w:tc>
+        <w:tc>
+          <w:tcPr>
+            <w:tcW w:type="dxa" w:w="2160"/>
+          </w:tcPr>
+          <w:p>
+            <w:r>
+              <w:t>Columns</w:t>
+            </w:r>
+          </w:p>
+        </w:tc>
+      </w:tr>
+      <w:tr>
+        <w:tc>
+          <w:tcPr>
+            <w:tcW w:type="dxa" w:w="2160"/>
+          </w:tcPr>
+          <w:p>
+            <w:r>
+              <w:t>Patient_records.csv</w:t>
+            </w:r>
+          </w:p>
+        </w:tc>
+        <w:tc>
+          <w:tcPr>
+            <w:tcW w:type="dxa" w:w="2160"/>
+          </w:tcPr>
+          <w:p>
+            <w:r>
+              <w:t>CSV</w:t>
+            </w:r>
+          </w:p>
+        </w:tc>
+        <w:tc>
+          <w:tcPr>
+            <w:tcW w:type="dxa" w:w="2160"/>
+          </w:tcPr>
+          <w:p>
+            <w:r>
+              <w:t>70</w:t>
+            </w:r>
+          </w:p>
+        </w:tc>
+        <w:tc>
+          <w:tcPr>
+            <w:tcW w:type="dxa" w:w="2160"/>
+          </w:tcPr>
+          <w:p>
+            <w:r>
+              <w:t>Patient_id, Patient_name, patient_gender, patient_birth_date, patient_phone, disease_name, city, hospital_id</w:t>
+            </w:r>
+          </w:p>
+        </w:tc>
+      </w:tr>
+      <w:tr>
+        <w:tc>
+          <w:tcPr>
+            <w:tcW w:type="dxa" w:w="2160"/>
+          </w:tcPr>
+          <w:p>
+            <w:r>
+              <w:t>claims.json</w:t>
+            </w:r>
+          </w:p>
+        </w:tc>
+        <w:tc>
+          <w:tcPr>
+            <w:tcW w:type="dxa" w:w="2160"/>
+          </w:tcPr>
+          <w:p>
+            <w:r>
+              <w:t>JSON</w:t>
+            </w:r>
+          </w:p>
+        </w:tc>
+        <w:tc>
+          <w:tcPr>
+            <w:tcW w:type="dxa" w:w="2160"/>
+          </w:tcPr>
+          <w:p>
+            <w:r>
+              <w:t>70</w:t>
+            </w:r>
+          </w:p>
+        </w:tc>
+        <w:tc>
+          <w:tcPr>
+            <w:tcW w:type="dxa" w:w="2160"/>
+          </w:tcPr>
+          <w:p>
+            <w:r>
+              <w:t>claim_id, patient_id, disease_name, SUB_ID, Claim_Or_Rejected, claim_type, claim_amount, claim_date</w:t>
+            </w:r>
+          </w:p>
+        </w:tc>
+      </w:tr>
+      <w:tr>
+        <w:tc>
+          <w:tcPr>
+            <w:tcW w:type="dxa" w:w="2160"/>
+          </w:tcPr>
+          <w:p>
+            <w:r>
+              <w:t>subscriber.csv</w:t>
+            </w:r>
+          </w:p>
+        </w:tc>
+        <w:tc>
+          <w:tcPr>
+            <w:tcW w:type="dxa" w:w="2160"/>
+          </w:tcPr>
+          <w:p>
+            <w:r>
+              <w:t>CSV</w:t>
+            </w:r>
+          </w:p>
+        </w:tc>
+        <w:tc>
+          <w:tcPr>
+            <w:tcW w:type="dxa" w:w="2160"/>
+          </w:tcPr>
+          <w:p>
+            <w:r>
+              <w:t>100</w:t>
+            </w:r>
+          </w:p>
+        </w:tc>
+        <w:tc>
+          <w:tcPr>
+            <w:tcW w:type="dxa" w:w="2160"/>
+          </w:tcPr>
+          <w:p>
+            <w:r>
+              <w:t>sub_id, first_name, last_name, Street, Birth_date, Gender, Phone, Country, City, Zip Code, Subgrp_id, Elig_ind, eff_date, term_date</w:t>
+            </w:r>
+          </w:p>
+        </w:tc>
+      </w:tr>
+      <w:tr>
+        <w:tc>
+          <w:tcPr>
+            <w:tcW w:type="dxa" w:w="2160"/>
+          </w:tcPr>
+          <w:p>
+            <w:r>
+              <w:t>group.csv</w:t>
+            </w:r>
+          </w:p>
+        </w:tc>
+        <w:tc>
+          <w:tcPr>
+            <w:tcW w:type="dxa" w:w="2160"/>
+          </w:tcPr>
+          <w:p>
+            <w:r>
+              <w:t>CSV</w:t>
+            </w:r>
+          </w:p>
+        </w:tc>
+        <w:tc>
+          <w:tcPr>
+            <w:tcW w:type="dxa" w:w="2160"/>
+          </w:tcPr>
+          <w:p>
+            <w:r>
+              <w:t>58</w:t>
+            </w:r>
+          </w:p>
+        </w:tc>
+        <w:tc>
+          <w:tcPr>
+            <w:tcW w:type="dxa" w:w="2160"/>
+          </w:tcPr>
+          <w:p>
+            <w:r>
+              <w:t>Grp_Id, Grp_Name, Grp_Type (Govt./Private), Country, premium_written, zipcode, city, year</w:t>
+            </w:r>
+          </w:p>
+        </w:tc>
+      </w:tr>
+      <w:tr>
+        <w:tc>
+          <w:tcPr>
+            <w:tcW w:type="dxa" w:w="2160"/>
+          </w:tcPr>
+          <w:p>
+            <w:r>
+              <w:t>subgroup.csv</w:t>
+            </w:r>
+          </w:p>
+        </w:tc>
+        <w:tc>
+          <w:tcPr>
+            <w:tcW w:type="dxa" w:w="2160"/>
+          </w:tcPr>
+          <w:p>
+            <w:r>
+              <w:t>CSV</w:t>
+            </w:r>
+          </w:p>
+        </w:tc>
+        <w:tc>
+          <w:tcPr>
+            <w:tcW w:type="dxa" w:w="2160"/>
+          </w:tcPr>
+          <w:p>
+            <w:r>
+              <w:t>10</w:t>
+            </w:r>
+          </w:p>
+        </w:tc>
+        <w:tc>
+          <w:tcPr>
+            <w:tcW w:type="dxa" w:w="2160"/>
+          </w:tcPr>
+          <w:p>
+            <w:r>
+              <w:t>SubGrp_id, SubGrp_Name, Monthly_Premium</w:t>
+            </w:r>
+          </w:p>
+        </w:tc>
+      </w:tr>
+      <w:tr>
+        <w:tc>
+          <w:tcPr>
+            <w:tcW w:type="dxa" w:w="2160"/>
+          </w:tcPr>
+          <w:p>
+            <w:r>
+              <w:t>grpsubgrp.csv</w:t>
+            </w:r>
+          </w:p>
+        </w:tc>
+        <w:tc>
+          <w:tcPr>
+            <w:tcW w:type="dxa" w:w="2160"/>
+          </w:tcPr>
+          <w:p>
+            <w:r>
+              <w:t>CSV</w:t>
+            </w:r>
+          </w:p>
+        </w:tc>
+        <w:tc>
+          <w:tcPr>
+            <w:tcW w:type="dxa" w:w="2160"/>
+          </w:tcPr>
+          <w:p>
+            <w:r>
+              <w:t>38</w:t>
+            </w:r>
+          </w:p>
+        </w:tc>
+        <w:tc>
+          <w:tcPr>
+            <w:tcW w:type="dxa" w:w="2160"/>
+          </w:tcPr>
+          <w:p>
+            <w:r>
+              <w:t>SubGrp_ID, Grp_Id  — mapping table linking subgroups to groups</w:t>
+            </w:r>
+          </w:p>
+        </w:tc>
+      </w:tr>
+      <w:tr>
+        <w:tc>
+          <w:tcPr>
+            <w:tcW w:type="dxa" w:w="2160"/>
+          </w:tcPr>
+          <w:p>
+            <w:r>
+              <w:t>hospital.csv</w:t>
+            </w:r>
+          </w:p>
+        </w:tc>
+        <w:tc>
+          <w:tcPr>
+            <w:tcW w:type="dxa" w:w="2160"/>
+          </w:tcPr>
+          <w:p>
+            <w:r>
+              <w:t>CSV</w:t>
+            </w:r>
+          </w:p>
+        </w:tc>
+        <w:tc>
+          <w:tcPr>
+            <w:tcW w:type="dxa" w:w="2160"/>
+          </w:tcPr>
+          <w:p>
+            <w:r>
+              <w:t>23+</w:t>
+            </w:r>
+          </w:p>
+        </w:tc>
+        <w:tc>
+          <w:tcPr>
+            <w:tcW w:type="dxa" w:w="2160"/>
+          </w:tcPr>
+          <w:p>
+            <w:r>
+              <w:t>Hospital_id, Hospital_name, city, state, country</w:t>
+            </w:r>
+          </w:p>
+        </w:tc>
+      </w:tr>
+      <w:tr>
+        <w:tc>
+          <w:tcPr>
+            <w:tcW w:type="dxa" w:w="2160"/>
+          </w:tcPr>
+          <w:p>
+            <w:r>
+              <w:t>disease.csv</w:t>
+            </w:r>
+          </w:p>
+        </w:tc>
+        <w:tc>
+          <w:tcPr>
+            <w:tcW w:type="dxa" w:w="2160"/>
+          </w:tcPr>
+          <w:p>
+            <w:r>
+              <w:t>CSV</w:t>
+            </w:r>
+          </w:p>
+        </w:tc>
+        <w:tc>
+          <w:tcPr>
+            <w:tcW w:type="dxa" w:w="2160"/>
+          </w:tcPr>
+          <w:p>
+            <w:r>
+              <w:t>60</w:t>
+            </w:r>
+          </w:p>
+        </w:tc>
+        <w:tc>
+          <w:tcPr>
+            <w:tcW w:type="dxa" w:w="2160"/>
+          </w:tcPr>
+          <w:p>
+            <w:r>
+              <w:t>SubGrpID, Disease_ID, Disease_name — maps diseases to subgroups</w:t>
+            </w:r>
+          </w:p>
+        </w:tc>
+      </w:tr>
+    </w:tbl>
+    <w:p/>
+    <w:p>
+      <w:r>
+        <w:rPr>
+          <w:b/>
+          <w:color w:val="1F618D"/>
+        </w:rPr>
+        <w:t xml:space="preserve">📝 NOTE: </w:t>
+      </w:r>
+      <w:r>
+        <w:t>claims.json uses Claim_Or_Rejected with values "Y" (rejected), "N" (not rejected), "NaN" (unknown). Age is not stored directly — must be calculated from patient_birth_date / Birth_date.</w:t>
+      </w:r>
+    </w:p>
+    <w:p>
+      <w:r>
+        <w:rPr>
+          <w:b/>
+          <w:color w:val="C0392B"/>
+        </w:rPr>
+        <w:t xml:space="preserve">⚠️  DATA GAP: </w:t>
+      </w:r>
+      <w:r>
+        <w:t>Patient_records.csv has NO insurance_type, total_charges, or procedure_name columns. UC-12 and UC-13 from the original requirements cannot be implemented as specified with this dataset.</w:t>
+      </w:r>
+    </w:p>
+    <w:p>
+      <w:r>
+        <w:br w:type="page"/>
+      </w:r>
+    </w:p>
+    <w:p>
+      <w:pPr>
+        <w:pStyle w:val="Heading1"/>
+      </w:pPr>
+      <w:r>
+        <w:t>2. Use Case Feasibility Analysis</w:t>
+      </w:r>
+    </w:p>
+    <w:tbl>
+      <w:tblPr>
+        <w:tblStyle w:val="LightGrid-Accent1"/>
+        <w:tblW w:type="auto" w:w="0"/>
+        <w:tblLook w:firstColumn="1" w:firstRow="1" w:lastColumn="0" w:lastRow="0" w:noHBand="0" w:noVBand="1" w:val="04A0"/>
+      </w:tblPr>
+      <w:tblGrid>
+        <w:gridCol w:w="1728"/>
+        <w:gridCol w:w="1728"/>
+        <w:gridCol w:w="1728"/>
+        <w:gridCol w:w="1728"/>
+        <w:gridCol w:w="1728"/>
+      </w:tblGrid>
+      <w:tr>
+        <w:tc>
+          <w:tcPr>
+            <w:tcW w:type="dxa" w:w="1728"/>
+          </w:tcPr>
+          <w:p>
+            <w:r>
+              <w:t>UC</w:t>
+            </w:r>
+          </w:p>
+        </w:tc>
+        <w:tc>
+          <w:tcPr>
+            <w:tcW w:type="dxa" w:w="1728"/>
+          </w:tcPr>
+          <w:p>
+            <w:r>
+              <w:t>Requirement</w:t>
+            </w:r>
+          </w:p>
+        </w:tc>
+        <w:tc>
+          <w:tcPr>
+            <w:tcW w:type="dxa" w:w="1728"/>
+          </w:tcPr>
+          <w:p>
+            <w:r>
+              <w:t>Status</w:t>
+            </w:r>
+          </w:p>
+        </w:tc>
+        <w:tc>
+          <w:tcPr>
+            <w:tcW w:type="dxa" w:w="1728"/>
+          </w:tcPr>
+          <w:p>
+            <w:r>
+              <w:t>Files Used</w:t>
+            </w:r>
+          </w:p>
+        </w:tc>
+        <w:tc>
+          <w:tcPr>
+            <w:tcW w:type="dxa" w:w="1728"/>
+          </w:tcPr>
+          <w:p>
+            <w:r>
+              <w:t>Notes</w:t>
+            </w:r>
+          </w:p>
+        </w:tc>
+      </w:tr>
+      <w:tr>
+        <w:tc>
+          <w:tcPr>
+            <w:tcW w:type="dxa" w:w="1728"/>
+          </w:tcPr>
+          <w:p>
+            <w:r>
+              <w:t>UC-01</w:t>
+            </w:r>
+          </w:p>
+        </w:tc>
+        <w:tc>
+          <w:tcPr>
+            <w:tcW w:type="dxa" w:w="1728"/>
+          </w:tcPr>
+          <w:p>
+            <w:r>
+              <w:t>Disease with max claims</w:t>
+            </w:r>
+          </w:p>
+        </w:tc>
+        <w:tc>
+          <w:tcPr>
+            <w:tcW w:type="dxa" w:w="1728"/>
+          </w:tcPr>
+          <w:p>
+            <w:r>
+              <w:t>✅ Feasible</w:t>
+            </w:r>
+          </w:p>
+        </w:tc>
+        <w:tc>
+          <w:tcPr>
+            <w:tcW w:type="dxa" w:w="1728"/>
+          </w:tcPr>
+          <w:p>
+            <w:r>
+              <w:t>claims.json</w:t>
+            </w:r>
+          </w:p>
+        </w:tc>
+        <w:tc>
+          <w:tcPr>
+            <w:tcW w:type="dxa" w:w="1728"/>
+          </w:tcPr>
+          <w:p>
+            <w:r>
+              <w:t>GROUP BY disease_name, COUNT(*)</w:t>
+            </w:r>
+          </w:p>
+        </w:tc>
+      </w:tr>
+      <w:tr>
+        <w:tc>
+          <w:tcPr>
+            <w:tcW w:type="dxa" w:w="1728"/>
+          </w:tcPr>
+          <w:p>
+            <w:r>
+              <w:t>UC-02</w:t>
+            </w:r>
+          </w:p>
+        </w:tc>
+        <w:tc>
+          <w:tcPr>
+            <w:tcW w:type="dxa" w:w="1728"/>
+          </w:tcPr>
+          <w:p>
+            <w:r>
+              <w:t>Subscribers &lt; 30 with subgroup</w:t>
+            </w:r>
+          </w:p>
+        </w:tc>
+        <w:tc>
+          <w:tcPr>
+            <w:tcW w:type="dxa" w:w="1728"/>
+          </w:tcPr>
+          <w:p>
+            <w:r>
+              <w:t>✅ Feasible</w:t>
+            </w:r>
+          </w:p>
+        </w:tc>
+        <w:tc>
+          <w:tcPr>
+            <w:tcW w:type="dxa" w:w="1728"/>
+          </w:tcPr>
+          <w:p>
+            <w:r>
+              <w:t>subscriber.csv</w:t>
+            </w:r>
+          </w:p>
+        </w:tc>
+        <w:tc>
+          <w:tcPr>
+            <w:tcW w:type="dxa" w:w="1728"/>
+          </w:tcPr>
+          <w:p>
+            <w:r>
+              <w:t>Age = today - Birth_date; filter Subgrp_id not null</w:t>
+            </w:r>
+          </w:p>
+        </w:tc>
+      </w:tr>
+      <w:tr>
+        <w:tc>
+          <w:tcPr>
+            <w:tcW w:type="dxa" w:w="1728"/>
+          </w:tcPr>
+          <w:p>
+            <w:r>
+              <w:t>UC-03</w:t>
+            </w:r>
+          </w:p>
+        </w:tc>
+        <w:tc>
+          <w:tcPr>
+            <w:tcW w:type="dxa" w:w="1728"/>
+          </w:tcPr>
+          <w:p>
+            <w:r>
+              <w:t>Group with max subgroups</w:t>
+            </w:r>
+          </w:p>
+        </w:tc>
+        <w:tc>
+          <w:tcPr>
+            <w:tcW w:type="dxa" w:w="1728"/>
+          </w:tcPr>
+          <w:p>
+            <w:r>
+              <w:t>✅ Feasible</w:t>
+            </w:r>
+          </w:p>
+        </w:tc>
+        <w:tc>
+          <w:tcPr>
+            <w:tcW w:type="dxa" w:w="1728"/>
+          </w:tcPr>
+          <w:p>
+            <w:r>
+              <w:t>grpsubgrp.csv + group.csv</w:t>
+            </w:r>
+          </w:p>
+        </w:tc>
+        <w:tc>
+          <w:tcPr>
+            <w:tcW w:type="dxa" w:w="1728"/>
+          </w:tcPr>
+          <w:p>
+            <w:r>
+              <w:t>COUNT DISTINCT SubGrp_ID per Grp_Id</w:t>
+            </w:r>
+          </w:p>
+        </w:tc>
+      </w:tr>
+      <w:tr>
+        <w:tc>
+          <w:tcPr>
+            <w:tcW w:type="dxa" w:w="1728"/>
+          </w:tcPr>
+          <w:p>
+            <w:r>
+              <w:t>UC-04</w:t>
+            </w:r>
+          </w:p>
+        </w:tc>
+        <w:tc>
+          <w:tcPr>
+            <w:tcW w:type="dxa" w:w="1728"/>
+          </w:tcPr>
+          <w:p>
+            <w:r>
+              <w:t>Hospital serving most patients</w:t>
+            </w:r>
+          </w:p>
+        </w:tc>
+        <w:tc>
+          <w:tcPr>
+            <w:tcW w:type="dxa" w:w="1728"/>
+          </w:tcPr>
+          <w:p>
+            <w:r>
+              <w:t>✅ Feasible</w:t>
+            </w:r>
+          </w:p>
+        </w:tc>
+        <w:tc>
+          <w:tcPr>
+            <w:tcW w:type="dxa" w:w="1728"/>
+          </w:tcPr>
+          <w:p>
+            <w:r>
+              <w:t>Patient_records.csv + hospital.csv</w:t>
+            </w:r>
+          </w:p>
+        </w:tc>
+        <w:tc>
+          <w:tcPr>
+            <w:tcW w:type="dxa" w:w="1728"/>
+          </w:tcPr>
+          <w:p>
+            <w:r>
+              <w:t>COUNT patient_id GROUP BY hospital_id</w:t>
+            </w:r>
+          </w:p>
+        </w:tc>
+      </w:tr>
+      <w:tr>
+        <w:tc>
+          <w:tcPr>
+            <w:tcW w:type="dxa" w:w="1728"/>
+          </w:tcPr>
+          <w:p>
+            <w:r>
+              <w:t>UC-05</w:t>
+            </w:r>
+          </w:p>
+        </w:tc>
+        <w:tc>
+          <w:tcPr>
+            <w:tcW w:type="dxa" w:w="1728"/>
+          </w:tcPr>
+          <w:p>
+            <w:r>
+              <w:t>Subgroup subscribed most times</w:t>
+            </w:r>
+          </w:p>
+        </w:tc>
+        <w:tc>
+          <w:tcPr>
+            <w:tcW w:type="dxa" w:w="1728"/>
+          </w:tcPr>
+          <w:p>
+            <w:r>
+              <w:t>✅ Feasible</w:t>
+            </w:r>
+          </w:p>
+        </w:tc>
+        <w:tc>
+          <w:tcPr>
+            <w:tcW w:type="dxa" w:w="1728"/>
+          </w:tcPr>
+          <w:p>
+            <w:r>
+              <w:t>subscriber.csv + subgroup.csv</w:t>
+            </w:r>
+          </w:p>
+        </w:tc>
+        <w:tc>
+          <w:tcPr>
+            <w:tcW w:type="dxa" w:w="1728"/>
+          </w:tcPr>
+          <w:p>
+            <w:r>
+              <w:t>COUNT sub_id GROUP BY Subgrp_id</w:t>
+            </w:r>
+          </w:p>
+        </w:tc>
+      </w:tr>
+      <w:tr>
+        <w:tc>
+          <w:tcPr>
+            <w:tcW w:type="dxa" w:w="1728"/>
+          </w:tcPr>
+          <w:p>
+            <w:r>
+              <w:t>UC-06</w:t>
+            </w:r>
+          </w:p>
+        </w:tc>
+        <w:tc>
+          <w:tcPr>
+            <w:tcW w:type="dxa" w:w="1728"/>
+          </w:tcPr>
+          <w:p>
+            <w:r>
+              <w:t>Total rejected claims</w:t>
+            </w:r>
+          </w:p>
+        </w:tc>
+        <w:tc>
+          <w:tcPr>
+            <w:tcW w:type="dxa" w:w="1728"/>
+          </w:tcPr>
+          <w:p>
+            <w:r>
+              <w:t>✅ Feasible</w:t>
+            </w:r>
+          </w:p>
+        </w:tc>
+        <w:tc>
+          <w:tcPr>
+            <w:tcW w:type="dxa" w:w="1728"/>
+          </w:tcPr>
+          <w:p>
+            <w:r>
+              <w:t>claims.json</w:t>
+            </w:r>
+          </w:p>
+        </w:tc>
+        <w:tc>
+          <w:tcPr>
+            <w:tcW w:type="dxa" w:w="1728"/>
+          </w:tcPr>
+          <w:p>
+            <w:r>
+              <w:t>Filter Claim_Or_Rejected = "Y"</w:t>
+            </w:r>
+          </w:p>
+        </w:tc>
+      </w:tr>
+      <w:tr>
+        <w:tc>
+          <w:tcPr>
+            <w:tcW w:type="dxa" w:w="1728"/>
+          </w:tcPr>
+          <w:p>
+            <w:r>
+              <w:t>UC-07</w:t>
+            </w:r>
+          </w:p>
+        </w:tc>
+        <w:tc>
+          <w:tcPr>
+            <w:tcW w:type="dxa" w:w="1728"/>
+          </w:tcPr>
+          <w:p>
+            <w:r>
+              <w:t>City with most claims</w:t>
+            </w:r>
+          </w:p>
+        </w:tc>
+        <w:tc>
+          <w:tcPr>
+            <w:tcW w:type="dxa" w:w="1728"/>
+          </w:tcPr>
+          <w:p>
+            <w:r>
+              <w:t>✅ Feasible</w:t>
+            </w:r>
+          </w:p>
+        </w:tc>
+        <w:tc>
+          <w:tcPr>
+            <w:tcW w:type="dxa" w:w="1728"/>
+          </w:tcPr>
+          <w:p>
+            <w:r>
+              <w:t>claims.json + Patient_records.csv</w:t>
+            </w:r>
+          </w:p>
+        </w:tc>
+        <w:tc>
+          <w:tcPr>
+            <w:tcW w:type="dxa" w:w="1728"/>
+          </w:tcPr>
+          <w:p>
+            <w:r>
+              <w:t>Join on patient_id to get city</w:t>
+            </w:r>
+          </w:p>
+        </w:tc>
+      </w:tr>
+      <w:tr>
+        <w:tc>
+          <w:tcPr>
+            <w:tcW w:type="dxa" w:w="1728"/>
+          </w:tcPr>
+          <w:p>
+            <w:r>
+              <w:t>UC-08</w:t>
+            </w:r>
+          </w:p>
+        </w:tc>
+        <w:tc>
+          <w:tcPr>
+            <w:tcW w:type="dxa" w:w="1728"/>
+          </w:tcPr>
+          <w:p>
+            <w:r>
+              <w:t>Govt vs Private subscriptions</w:t>
+            </w:r>
+          </w:p>
+        </w:tc>
+        <w:tc>
+          <w:tcPr>
+            <w:tcW w:type="dxa" w:w="1728"/>
+          </w:tcPr>
+          <w:p>
+            <w:r>
+              <w:t>✅ Feasible</w:t>
+            </w:r>
+          </w:p>
+        </w:tc>
+        <w:tc>
+          <w:tcPr>
+            <w:tcW w:type="dxa" w:w="1728"/>
+          </w:tcPr>
+          <w:p>
+            <w:r>
+              <w:t>subscriber.csv + grpsubgrp.csv + group.csv</w:t>
+            </w:r>
+          </w:p>
+        </w:tc>
+        <w:tc>
+          <w:tcPr>
+            <w:tcW w:type="dxa" w:w="1728"/>
+          </w:tcPr>
+          <w:p>
+            <w:r>
+              <w:t>Join chain to get Grp_Type per subscriber</w:t>
+            </w:r>
+          </w:p>
+        </w:tc>
+      </w:tr>
+      <w:tr>
+        <w:tc>
+          <w:tcPr>
+            <w:tcW w:type="dxa" w:w="1728"/>
+          </w:tcPr>
+          <w:p>
+            <w:r>
+              <w:t>UC-09</w:t>
+            </w:r>
+          </w:p>
+        </w:tc>
+        <w:tc>
+          <w:tcPr>
+            <w:tcW w:type="dxa" w:w="1728"/>
+          </w:tcPr>
+          <w:p>
+            <w:r>
+              <w:t>Average monthly premium</w:t>
+            </w:r>
+          </w:p>
+        </w:tc>
+        <w:tc>
+          <w:tcPr>
+            <w:tcW w:type="dxa" w:w="1728"/>
+          </w:tcPr>
+          <w:p>
+            <w:r>
+              <w:t>✅ Feasible</w:t>
+            </w:r>
+          </w:p>
+        </w:tc>
+        <w:tc>
+          <w:tcPr>
+            <w:tcW w:type="dxa" w:w="1728"/>
+          </w:tcPr>
+          <w:p>
+            <w:r>
+              <w:t>subscriber.csv + subgroup.csv</w:t>
+            </w:r>
+          </w:p>
+        </w:tc>
+        <w:tc>
+          <w:tcPr>
+            <w:tcW w:type="dxa" w:w="1728"/>
+          </w:tcPr>
+          <w:p>
+            <w:r>
+              <w:t>Join on Subgrp_id, AVG(Monthly_Premium)</w:t>
+            </w:r>
+          </w:p>
+        </w:tc>
+      </w:tr>
+      <w:tr>
+        <w:tc>
+          <w:tcPr>
+            <w:tcW w:type="dxa" w:w="1728"/>
+          </w:tcPr>
+          <w:p>
+            <w:r>
+              <w:t>UC-10</w:t>
+            </w:r>
+          </w:p>
+        </w:tc>
+        <w:tc>
+          <w:tcPr>
+            <w:tcW w:type="dxa" w:w="1728"/>
+          </w:tcPr>
+          <w:p>
+            <w:r>
+              <w:t>Most profitable group</w:t>
+            </w:r>
+          </w:p>
+        </w:tc>
+        <w:tc>
+          <w:tcPr>
+            <w:tcW w:type="dxa" w:w="1728"/>
+          </w:tcPr>
+          <w:p>
+            <w:r>
+              <w:t>✅ Feasible</w:t>
+            </w:r>
+          </w:p>
+        </w:tc>
+        <w:tc>
+          <w:tcPr>
+            <w:tcW w:type="dxa" w:w="1728"/>
+          </w:tcPr>
+          <w:p>
+            <w:r>
+              <w:t>group.csv + claims.json + subscriber.csv + grpsubgrp.csv</w:t>
+            </w:r>
+          </w:p>
+        </w:tc>
+        <w:tc>
+          <w:tcPr>
+            <w:tcW w:type="dxa" w:w="1728"/>
+          </w:tcPr>
+          <w:p>
+            <w:r>
+              <w:t>premium_written - SUM(claim_amount) per group</w:t>
+            </w:r>
+          </w:p>
+        </w:tc>
+      </w:tr>
+      <w:tr>
+        <w:tc>
+          <w:tcPr>
+            <w:tcW w:type="dxa" w:w="1728"/>
+          </w:tcPr>
+          <w:p>
+            <w:r>
+              <w:t>UC-11</w:t>
+            </w:r>
+          </w:p>
+        </w:tc>
+        <w:tc>
+          <w:tcPr>
+            <w:tcW w:type="dxa" w:w="1728"/>
+          </w:tcPr>
+          <w:p>
+            <w:r>
+              <w:t>Patients &lt; 18 with cancer</w:t>
+            </w:r>
+          </w:p>
+        </w:tc>
+        <w:tc>
+          <w:tcPr>
+            <w:tcW w:type="dxa" w:w="1728"/>
+          </w:tcPr>
+          <w:p>
+            <w:r>
+              <w:t>✅ Feasible</w:t>
+            </w:r>
+          </w:p>
+        </w:tc>
+        <w:tc>
+          <w:tcPr>
+            <w:tcW w:type="dxa" w:w="1728"/>
+          </w:tcPr>
+          <w:p>
+            <w:r>
+              <w:t>Patient_records.csv + disease.csv</w:t>
+            </w:r>
+          </w:p>
+        </w:tc>
+        <w:tc>
+          <w:tcPr>
+            <w:tcW w:type="dxa" w:w="1728"/>
+          </w:tcPr>
+          <w:p>
+            <w:r>
+              <w:t>Age from birth_date; cancer diseases in SubGrpID=S107</w:t>
+            </w:r>
+          </w:p>
+        </w:tc>
+      </w:tr>
+      <w:tr>
+        <w:tc>
+          <w:tcPr>
+            <w:tcW w:type="dxa" w:w="1728"/>
+          </w:tcPr>
+          <w:p>
+            <w:r>
+              <w:t>UC-12</w:t>
+            </w:r>
+          </w:p>
+        </w:tc>
+        <w:tc>
+          <w:tcPr>
+            <w:tcW w:type="dxa" w:w="1728"/>
+          </w:tcPr>
+          <w:p>
+            <w:r>
+              <w:t>Cashless insurance, charges &gt;= 50k</w:t>
+            </w:r>
+          </w:p>
+        </w:tc>
+        <w:tc>
+          <w:tcPr>
+            <w:tcW w:type="dxa" w:w="1728"/>
+          </w:tcPr>
+          <w:p>
+            <w:r>
+              <w:t>⚠️  Partial</w:t>
+            </w:r>
+          </w:p>
+        </w:tc>
+        <w:tc>
+          <w:tcPr>
+            <w:tcW w:type="dxa" w:w="1728"/>
+          </w:tcPr>
+          <w:p>
+            <w:r>
+              <w:t>claims.json</w:t>
+            </w:r>
+          </w:p>
+        </w:tc>
+        <w:tc>
+          <w:tcPr>
+            <w:tcW w:type="dxa" w:w="1728"/>
+          </w:tcPr>
+          <w:p>
+            <w:r>
+              <w:t>No insurance_type field. Use claim_type as proxy. claim_amount available.</w:t>
+            </w:r>
+          </w:p>
+        </w:tc>
+      </w:tr>
+      <w:tr>
+        <w:tc>
+          <w:tcPr>
+            <w:tcW w:type="dxa" w:w="1728"/>
+          </w:tcPr>
+          <w:p>
+            <w:r>
+              <w:t>UC-13</w:t>
+            </w:r>
+          </w:p>
+        </w:tc>
+        <w:tc>
+          <w:tcPr>
+            <w:tcW w:type="dxa" w:w="1728"/>
+          </w:tcPr>
+          <w:p>
+            <w:r>
+              <w:t>Female patients &gt; 40, knee surgery</w:t>
+            </w:r>
+          </w:p>
+        </w:tc>
+        <w:tc>
+          <w:tcPr>
+            <w:tcW w:type="dxa" w:w="1728"/>
+          </w:tcPr>
+          <w:p>
+            <w:r>
+              <w:t>⚠️  Partial</w:t>
+            </w:r>
+          </w:p>
+        </w:tc>
+        <w:tc>
+          <w:tcPr>
+            <w:tcW w:type="dxa" w:w="1728"/>
+          </w:tcPr>
+          <w:p>
+            <w:r>
+              <w:t>Patient_records.csv</w:t>
+            </w:r>
+          </w:p>
+        </w:tc>
+        <w:tc>
+          <w:tcPr>
+            <w:tcW w:type="dxa" w:w="1728"/>
+          </w:tcPr>
+          <w:p>
+            <w:r>
+              <w:t>No procedure_name field. No knee surgery data. Can only filter female &gt; 40.</w:t>
+            </w:r>
+          </w:p>
+        </w:tc>
+      </w:tr>
+    </w:tbl>
+    <w:p/>
+    <w:p>
+      <w:r>
+        <w:rPr>
+          <w:b/>
+          <w:color w:val="C0392B"/>
+        </w:rPr>
+        <w:t xml:space="preserve">⚠️  DATA GAP: </w:t>
+      </w:r>
+      <w:r>
+        <w:t>UC-12 and UC-13: The source data does not contain insurance_type or surgical procedure fields. For UC-12, we use claim_type and claim_amount &gt;= 50000 as a practical substitute. For UC-13, we can only filter female patients over 40 — knee surgery cannot be determined from available data. Document this limitation in your submission.</w:t>
+      </w:r>
+    </w:p>
+    <w:p>
+      <w:r>
+        <w:br w:type="page"/>
+      </w:r>
+    </w:p>
+    <w:p>
+      <w:pPr>
+        <w:pStyle w:val="Heading1"/>
+      </w:pPr>
+      <w:r>
+        <w:t>3. Architecture Overview</w:t>
+      </w:r>
+    </w:p>
+    <w:p>
+      <w:pPr/>
+      <w:r>
+        <w:t>Medallion Architecture — Bronze → Silver → Gold:</w:t>
       </w:r>
     </w:p>
     <w:p>
@@ -222,7 +1385,7 @@
         <w:pStyle w:val="ListBullet"/>
       </w:pPr>
       <w:r>
-        <w:t>Bronze   — Raw CSV files stored in AWS S3 (input-data/ folder)</w:t>
+        <w:t>Bronze   — 8 raw files in AWS S3 (input-data/)</w:t>
       </w:r>
     </w:p>
     <w:p>
@@ -238,16 +1401,7 @@
         <w:pStyle w:val="ListBullet"/>
       </w:pPr>
       <w:r>
-        <w:t>Gold     — Use-case result tables in Redshift schema: Project-Output</w:t>
-      </w:r>
-    </w:p>
-    <w:p>
-      <w:pPr/>
-    </w:p>
-    <w:p>
-      <w:pPr/>
-      <w:r>
-        <w:t>End-to-end data flow:</w:t>
+        <w:t>Gold     — Result tables in Redshift schema: Project-Output</w:t>
       </w:r>
     </w:p>
     <w:p>
@@ -260,25 +1414,13 @@
           <w:color w:val="1A1A2E"/>
           <w:sz w:val="16"/>
         </w:rPr>
-        <w:t>AWS S3 (input-data/)</w:t>
-        <w:br/>
-        <w:t xml:space="preserve">  └─► Docker PySpark  ← reads raw files from S3</w:t>
-        <w:br/>
-        <w:t xml:space="preserve">        ├─► Cleanse → Redshift Serverless: cleaned_data.*</w:t>
-        <w:br/>
-        <w:t xml:space="preserve">        └─► Transform → Redshift Serverless: "Project-Output".*</w:t>
-      </w:r>
-    </w:p>
-    <w:p>
-      <w:r>
-        <w:rPr>
-          <w:b/>
-          <w:color w:val="1E8B4C"/>
-        </w:rPr>
-        <w:t xml:space="preserve">✅ BEST PRACTICE: </w:t>
-      </w:r>
-      <w:r>
-        <w:t>Redshift Serverless charges only when queries run — no cluster to start/stop. Perfect for dev and capstone work.</w:t>
+        <w:t>S3 (8 raw files)</w:t>
+        <w:br/>
+        <w:t xml:space="preserve">  └─► Docker PySpark</w:t>
+        <w:br/>
+        <w:t xml:space="preserve">        ├─► Cleanse → Redshift: cleaned_data.*</w:t>
+        <w:br/>
+        <w:t xml:space="preserve">        └─► Transform → Redshift: "Project-Output".*</w:t>
       </w:r>
     </w:p>
     <w:p>
@@ -291,7 +1433,7 @@
         <w:pStyle w:val="Heading1"/>
       </w:pPr>
       <w:r>
-        <w:t>2. Prerequisites &amp; Tools</w:t>
+        <w:t>4. Prerequisites &amp; Tools</w:t>
       </w:r>
     </w:p>
     <w:tbl>
@@ -354,7 +1496,7 @@
           </w:tcPr>
           <w:p>
             <w:r>
-              <w:t>Hosts S3, Redshift Serverless</w:t>
+              <w:t>S3, Redshift Serverless</w:t>
             </w:r>
           </w:p>
         </w:tc>
@@ -364,7 +1506,7 @@
           </w:tcPr>
           <w:p>
             <w:r>
-              <w:t>Free tier — Redshift Serverless has a 90-day/$300 credit trial on new accounts</w:t>
+              <w:t>Free tier — Redshift Serverless has 90-day trial on new accounts</w:t>
             </w:r>
           </w:p>
         </w:tc>
@@ -386,7 +1528,7 @@
           </w:tcPr>
           <w:p>
             <w:r>
-              <w:t>Upload files to S3 from terminal</w:t>
+              <w:t>Upload files from terminal</w:t>
             </w:r>
           </w:p>
         </w:tc>
@@ -396,7 +1538,7 @@
           </w:tcPr>
           <w:p>
             <w:r>
-              <w:t>Install: https://docs.aws.amazon.com/cli/latest/userguide/install-cliv2.html</w:t>
+              <w:t>docs.aws.amazon.com/cli</w:t>
             </w:r>
           </w:p>
         </w:tc>
@@ -428,39 +1570,7 @@
           </w:tcPr>
           <w:p>
             <w:r>
-              <w:t>Download at docker.com; must be running before Step 5</w:t>
-            </w:r>
-          </w:p>
-        </w:tc>
-      </w:tr>
-      <w:tr>
-        <w:tc>
-          <w:tcPr>
-            <w:tcW w:type="dxa" w:w="2880"/>
-          </w:tcPr>
-          <w:p>
-            <w:r>
-              <w:t>Python 3.9+</w:t>
-            </w:r>
-          </w:p>
-        </w:tc>
-        <w:tc>
-          <w:tcPr>
-            <w:tcW w:type="dxa" w:w="2880"/>
-          </w:tcPr>
-          <w:p>
-            <w:r>
-              <w:t>Write/edit PySpark scripts</w:t>
-            </w:r>
-          </w:p>
-        </w:tc>
-        <w:tc>
-          <w:tcPr>
-            <w:tcW w:type="dxa" w:w="2880"/>
-          </w:tcPr>
-          <w:p>
-            <w:r>
-              <w:t>Included inside the Docker image</w:t>
+              <w:t>docker.com — must be running</w:t>
             </w:r>
           </w:p>
         </w:tc>
@@ -482,7 +1592,7 @@
           </w:tcPr>
           <w:p>
             <w:r>
-              <w:t>IDE with Git integration</w:t>
+              <w:t>IDE + Git</w:t>
             </w:r>
           </w:p>
         </w:tc>
@@ -492,7 +1602,7 @@
           </w:tcPr>
           <w:p>
             <w:r>
-              <w:t>Either works; PyCharm has built-in AWS plugin</w:t>
+              <w:t>Either works fine</w:t>
             </w:r>
           </w:p>
         </w:tc>
@@ -504,7 +1614,7 @@
           </w:tcPr>
           <w:p>
             <w:r>
-              <w:t>Git + GitHub account</w:t>
+              <w:t>Git + GitHub</w:t>
             </w:r>
           </w:p>
         </w:tc>
@@ -546,7 +1656,7 @@
           </w:tcPr>
           <w:p>
             <w:r>
-              <w:t>Sprint &amp; task management</w:t>
+              <w:t>Sprint management</w:t>
             </w:r>
           </w:p>
         </w:tc>
@@ -556,7 +1666,7 @@
           </w:tcPr>
           <w:p>
             <w:r>
-              <w:t>atlassian.com/jira — free for up to 10 users</w:t>
+              <w:t>atlassian.com/jira — free tier</w:t>
             </w:r>
           </w:p>
         </w:tc>
@@ -573,7 +1683,7 @@
         <w:pStyle w:val="Heading1"/>
       </w:pPr>
       <w:r>
-        <w:t>3. GitHub Repository Setup</w:t>
+        <w:t>5. GitHub Repository Setup</w:t>
       </w:r>
     </w:p>
     <w:p>
@@ -581,7 +1691,7 @@
         <w:pStyle w:val="Heading2"/>
       </w:pPr>
       <w:r>
-        <w:t>3.1 Create Two Repositories</w:t>
+        <w:t>5.1 Create Two Repositories</w:t>
       </w:r>
     </w:p>
     <w:p>
@@ -593,7 +1703,7 @@
         <w:t xml:space="preserve">🧭 NAVIGATE: </w:t>
       </w:r>
       <w:r>
-        <w:t>github.com → Sign in → "+" (top right) → New repository</w:t>
+        <w:t>github.com → "+" → New repository</w:t>
       </w:r>
     </w:p>
     <w:p>
@@ -601,7 +1711,7 @@
         <w:pStyle w:val="ListNumber"/>
       </w:pPr>
       <w:r>
-        <w:t>Repo 1:  healthcare-insurance-docs   (for all documents)</w:t>
+        <w:t>Repo 1: healthcare-insurance-docs  (Private, add README)</w:t>
       </w:r>
     </w:p>
     <w:p>
@@ -609,15 +1719,7 @@
         <w:pStyle w:val="ListNumber"/>
       </w:pPr>
       <w:r>
-        <w:t>Repo 2:  healthcare-insurance-pyspark (for all code)</w:t>
-      </w:r>
-    </w:p>
-    <w:p>
-      <w:pPr>
-        <w:pStyle w:val="ListNumber"/>
-      </w:pPr>
-      <w:r>
-        <w:t>Both: set to Private, tick "Add a README file", click Create repository</w:t>
+        <w:t>Repo 2: healthcare-insurance-pyspark  (Private, add README)</w:t>
       </w:r>
     </w:p>
     <w:p>
@@ -625,19 +1727,7 @@
         <w:pStyle w:val="Heading2"/>
       </w:pPr>
       <w:r>
-        <w:t>3.2 Clone the Code Repo in PyCharm</w:t>
-      </w:r>
-    </w:p>
-    <w:p>
-      <w:r>
-        <w:rPr>
-          <w:b/>
-          <w:color w:val="7D3C98"/>
-        </w:rPr>
-        <w:t xml:space="preserve">🧭 NAVIGATE: </w:t>
-      </w:r>
-      <w:r>
-        <w:t>PyCharm → File → New Project from Version Control → Git → paste URL → Clone</w:t>
+        <w:t>5.2 Clone &amp; Folder Structure</w:t>
       </w:r>
     </w:p>
     <w:p>
@@ -650,27 +1740,9 @@
           <w:color w:val="1A1A2E"/>
           <w:sz w:val="16"/>
         </w:rPr>
-        <w:t>git clone https://github.com/&lt;your-username&gt;/healthcare-insurance-pyspark.git</w:t>
-      </w:r>
-    </w:p>
-    <w:p>
-      <w:pPr>
-        <w:pStyle w:val="Heading2"/>
-      </w:pPr>
-      <w:r>
-        <w:t>3.3 Project Folder Structure</w:t>
-      </w:r>
-    </w:p>
-    <w:p>
-      <w:pPr>
-        <w:ind w:left="432"/>
-      </w:pPr>
-      <w:r>
-        <w:rPr>
-          <w:rFonts w:ascii="Courier New" w:hAnsi="Courier New"/>
-          <w:color w:val="1A1A2E"/>
-          <w:sz w:val="16"/>
-        </w:rPr>
+        <w:t>git clone https://github.com/&lt;username&gt;/healthcare-insurance-pyspark.git</w:t>
+        <w:br/>
+        <w:br/>
         <w:t>healthcare-insurance-pyspark/</w:t>
         <w:br/>
         <w:t>├── src/</w:t>
@@ -683,7 +1755,15 @@
         <w:br/>
         <w:t>│   │   ├── claims_cleanse.py</w:t>
         <w:br/>
-        <w:t>│   │   └── group_subgroup_cleanse.py</w:t>
+        <w:t>│   │   ├── groups_cleanse.py</w:t>
+        <w:br/>
+        <w:t>│   │   ├── subgroups_cleanse.py</w:t>
+        <w:br/>
+        <w:t>│   │   ├── grpsubgrp_cleanse.py</w:t>
+        <w:br/>
+        <w:t>│   │   ├── hospitals_cleanse.py</w:t>
+        <w:br/>
+        <w:t>│   │   └── disease_cleanse.py</w:t>
         <w:br/>
         <w:t>│   ├── results/</w:t>
         <w:br/>
@@ -691,7 +1771,7 @@
         <w:br/>
         <w:t>│   │   ├── uc02_subscribers_under30.py</w:t>
         <w:br/>
-        <w:t>│   │   │   ...  (uc03 through uc13)</w:t>
+        <w:t>│   │   │   ... (uc03 through uc13)</w:t>
         <w:br/>
         <w:t>│   └── utils/</w:t>
         <w:br/>
@@ -699,13 +1779,9 @@
         <w:br/>
         <w:t>│       └── redshift_utils.py</w:t>
         <w:br/>
-        <w:t>├── tests/</w:t>
-        <w:br/>
-        <w:t>├── jars/           ← Redshift JDBC jar goes here</w:t>
-        <w:br/>
-        <w:t>├── ddl/</w:t>
-        <w:br/>
-        <w:t>│   └── redshift_ddl.sql</w:t>
+        <w:t>├── jars/</w:t>
+        <w:br/>
+        <w:t>├── ddl/redshift_ddl.sql</w:t>
         <w:br/>
         <w:t>├── requirements.txt</w:t>
         <w:br/>
@@ -721,7 +1797,7 @@
         <w:t xml:space="preserve">✅ BEST PRACTICE: </w:t>
       </w:r>
       <w:r>
-        <w:t>Use one feature branch per module (e.g. feature/uc01-claims). Open a pull request for each and merge to main after self-review. This mirrors real team workflows.</w:t>
+        <w:t>One feature branch per module. Commit message format: "feat(JIRA-12): cleanse patients dataset". Never commit to main directly.</w:t>
       </w:r>
     </w:p>
     <w:p>
@@ -734,7 +1810,7 @@
         <w:pStyle w:val="Heading1"/>
       </w:pPr>
       <w:r>
-        <w:t>4. AWS Infrastructure Setup</w:t>
+        <w:t>6. AWS Infrastructure Setup</w:t>
       </w:r>
     </w:p>
     <w:p>
@@ -742,13 +1818,7 @@
         <w:pStyle w:val="Heading2"/>
       </w:pPr>
       <w:r>
-        <w:t>4.1 IAM — User, Role &amp; Policies</w:t>
-      </w:r>
-    </w:p>
-    <w:p>
-      <w:pPr/>
-      <w:r>
-        <w:t>Step A — Create an IAM user for CLI access:</w:t>
+        <w:t>6.1 IAM — User &amp; Policies</w:t>
       </w:r>
     </w:p>
     <w:p>
@@ -776,7 +1846,7 @@
         <w:pStyle w:val="ListNumber"/>
       </w:pPr>
       <w:r>
-        <w:t>Select: Provide user access to the AWS Management Console → No (we only need programmatic access)</w:t>
+        <w:t>Attach policies: AmazonS3FullAccess, AmazonRedshiftFullAccess → Create user</w:t>
       </w:r>
     </w:p>
     <w:p>
@@ -784,27 +1854,8 @@
         <w:pStyle w:val="ListNumber"/>
       </w:pPr>
       <w:r>
-        <w:t>Next → Attach policies directly → tick: AmazonS3FullAccess, AmazonRedshiftFullAccess</w:t>
+        <w:t>Security credentials tab → Create access key → CLI → Download .csv</w:t>
       </w:r>
-    </w:p>
-    <w:p>
-      <w:pPr>
-        <w:pStyle w:val="ListNumber"/>
-      </w:pPr>
-      <w:r>
-        <w:t>Next → Create user</w:t>
-      </w:r>
-    </w:p>
-    <w:p>
-      <w:pPr>
-        <w:pStyle w:val="ListNumber"/>
-      </w:pPr>
-      <w:r>
-        <w:t>Go to the user → Security credentials tab → Create access key → CLI → Download .csv</w:t>
-      </w:r>
-    </w:p>
-    <w:p>
-      <w:pPr/>
     </w:p>
     <w:p>
       <w:pPr>
@@ -816,38 +1867,15 @@
           <w:color w:val="1A1A2E"/>
           <w:sz w:val="16"/>
         </w:rPr>
-        <w:t># Configure AWS CLI with the downloaded credentials</w:t>
-        <w:br/>
         <w:t>aws configure</w:t>
         <w:br/>
-        <w:t># AWS Access Key ID:     &lt;paste from CSV&gt;</w:t>
-        <w:br/>
-        <w:t># AWS Secret Access Key: &lt;paste from CSV&gt;</w:t>
-        <w:br/>
-        <w:t># Default region:        us-east-1</w:t>
-        <w:br/>
-        <w:t># Default output format: json</w:t>
-      </w:r>
-    </w:p>
-    <w:p>
-      <w:r>
-        <w:rPr>
-          <w:b/>
-          <w:color w:val="1E8B4C"/>
-        </w:rPr>
-        <w:t xml:space="preserve">✅ BEST PRACTICE: </w:t>
-      </w:r>
-      <w:r>
-        <w:t>In production, scope IAM policies to specific resource ARNs (e.g. arn:aws:s3:::healthcare-insurance-capstone/*) instead of FullAccess.</w:t>
-      </w:r>
-    </w:p>
-    <w:p>
-      <w:pPr/>
-    </w:p>
-    <w:p>
-      <w:pPr/>
-      <w:r>
-        <w:t>Step B — Create an IAM role for Redshift to read from S3 (used in COPY commands):</w:t>
+        <w:t># Access Key ID:     &lt;from CSV&gt;</w:t>
+        <w:br/>
+        <w:t># Secret Access Key: &lt;from CSV&gt;</w:t>
+        <w:br/>
+        <w:t># Default region:    us-east-1</w:t>
+        <w:br/>
+        <w:t># Output format:     json</w:t>
       </w:r>
     </w:p>
     <w:p>
@@ -859,7 +1887,7 @@
         <w:t xml:space="preserve">🧭 NAVIGATE: </w:t>
       </w:r>
       <w:r>
-        <w:t>IAM → Roles → Create role</w:t>
+        <w:t>IAM → Roles → Create role → AWS service → Redshift → Redshift-Customizable</w:t>
       </w:r>
     </w:p>
     <w:p>
@@ -867,7 +1895,7 @@
         <w:pStyle w:val="ListNumber"/>
       </w:pPr>
       <w:r>
-        <w:t>Trusted entity: AWS service → Redshift → Redshift - Customizable → Next</w:t>
+        <w:t>Attach: AmazonS3ReadOnlyAccess → Role name: RedshiftS3ReadRole → Create</w:t>
       </w:r>
     </w:p>
     <w:p>
@@ -875,23 +1903,7 @@
         <w:pStyle w:val="ListNumber"/>
       </w:pPr>
       <w:r>
-        <w:t>Attach policy: AmazonS3ReadOnlyAccess → Next</w:t>
-      </w:r>
-    </w:p>
-    <w:p>
-      <w:pPr>
-        <w:pStyle w:val="ListNumber"/>
-      </w:pPr>
-      <w:r>
-        <w:t>Role name: RedshiftS3ReadRole → Create role</w:t>
-      </w:r>
-    </w:p>
-    <w:p>
-      <w:pPr>
-        <w:pStyle w:val="ListNumber"/>
-      </w:pPr>
-      <w:r>
-        <w:t>Copy the Role ARN — you will need it in DDL COPY commands (looks like: arn:aws:iam::123456789:role/RedshiftS3ReadRole)</w:t>
+        <w:t>Copy the Role ARN — needed in COPY commands</w:t>
       </w:r>
     </w:p>
     <w:p>
@@ -899,7 +1911,7 @@
         <w:pStyle w:val="Heading2"/>
       </w:pPr>
       <w:r>
-        <w:t>4.2 AWS S3 — Bucket, Folders &amp; Data Upload</w:t>
+        <w:t>6.2 AWS S3 — Bucket, Folders &amp; Upload</w:t>
       </w:r>
     </w:p>
     <w:p>
@@ -919,7 +1931,7 @@
         <w:pStyle w:val="ListNumber"/>
       </w:pPr>
       <w:r>
-        <w:t>Bucket name: healthcare-insurance-capstone  (must be globally unique — add your initials if needed)</w:t>
+        <w:t>Bucket name: healthcare-insurance-capstone  (add initials if name taken)</w:t>
       </w:r>
     </w:p>
     <w:p>
@@ -927,40 +1939,7 @@
         <w:pStyle w:val="ListNumber"/>
       </w:pPr>
       <w:r>
-        <w:t>AWS Region: us-east-1  (keep this the same as your Redshift Serverless region)</w:t>
-      </w:r>
-    </w:p>
-    <w:p>
-      <w:pPr>
-        <w:pStyle w:val="ListNumber"/>
-      </w:pPr>
-      <w:r>
-        <w:t>Block all public access: ON  (leave default)</w:t>
-      </w:r>
-    </w:p>
-    <w:p>
-      <w:pPr>
-        <w:pStyle w:val="ListNumber"/>
-      </w:pPr>
-      <w:r>
-        <w:t>Bucket Versioning: Enable  (best practice — lets you recover overwritten files)</w:t>
-      </w:r>
-    </w:p>
-    <w:p>
-      <w:pPr>
-        <w:pStyle w:val="ListNumber"/>
-      </w:pPr>
-      <w:r>
-        <w:t>Click Create bucket</w:t>
-      </w:r>
-    </w:p>
-    <w:p>
-      <w:pPr/>
-    </w:p>
-    <w:p>
-      <w:pPr/>
-      <w:r>
-        <w:t>Create folder structure inside the bucket:</w:t>
+        <w:t>Region: us-east-1 | Block all public access: ON | Versioning: Enable → Create bucket</w:t>
       </w:r>
     </w:p>
     <w:p>
@@ -972,7 +1951,7 @@
         <w:t xml:space="preserve">🧭 NAVIGATE: </w:t>
       </w:r>
       <w:r>
-        <w:t>Click the bucket name → Create folder (repeat for each folder below)</w:t>
+        <w:t>Click the bucket → Create folder — create each folder below:</w:t>
       </w:r>
     </w:p>
     <w:p>
@@ -991,42 +1970,27 @@
         <w:br/>
         <w:t>│   ├── patients/</w:t>
         <w:br/>
+        <w:t>│   ├── claims/</w:t>
+        <w:br/>
         <w:t>│   ├── subscribers/</w:t>
         <w:br/>
-        <w:t>│   ├── claims/</w:t>
-        <w:br/>
-        <w:t>│   └── group_subgroup/</w:t>
-        <w:br/>
-        <w:t>├── tmp/           ← PySpark uses this as staging when writing to Redshift</w:t>
-        <w:br/>
-        <w:t>└── logs/</w:t>
-      </w:r>
-    </w:p>
-    <w:p>
-      <w:pPr/>
-    </w:p>
-    <w:p>
-      <w:pPr/>
-      <w:r>
-        <w:t>Upload your data files:</w:t>
-      </w:r>
-    </w:p>
-    <w:p>
-      <w:r>
-        <w:rPr>
-          <w:b/>
-          <w:color w:val="7D3C98"/>
-        </w:rPr>
-        <w:t xml:space="preserve">🧭 NAVIGATE: </w:t>
-      </w:r>
-      <w:r>
-        <w:t>S3 → bucket → input-data → patients folder → Upload → Add files → Upload</w:t>
+        <w:t>│   ├── groups/</w:t>
+        <w:br/>
+        <w:t>│   ├── subgroups/</w:t>
+        <w:br/>
+        <w:t>│   ├── grpsubgrp/</w:t>
+        <w:br/>
+        <w:t>│   ├── hospitals/</w:t>
+        <w:br/>
+        <w:t>│   └── disease/</w:t>
+        <w:br/>
+        <w:t>└── tmp/</w:t>
       </w:r>
     </w:p>
     <w:p>
       <w:pPr/>
       <w:r>
-        <w:t>Or via AWS CLI (faster for multiple files):</w:t>
+        <w:t>Upload files via AWS CLI:</w:t>
       </w:r>
     </w:p>
     <w:p>
@@ -1039,18 +2003,21 @@
           <w:color w:val="1A1A2E"/>
           <w:sz w:val="16"/>
         </w:rPr>
-        <w:t>aws s3 cp patients.csv       s3://healthcare-insurance-capstone/input-data/patients/</w:t>
-        <w:br/>
-        <w:t>aws s3 cp subscribers.csv    s3://healthcare-insurance-capstone/input-data/subscribers/</w:t>
-        <w:br/>
-        <w:t>aws s3 cp claims.csv         s3://healthcare-insurance-capstone/input-data/claims/</w:t>
-        <w:br/>
-        <w:t>aws s3 cp group_subgroup.csv s3://healthcare-insurance-capstone/input-data/group_subgroup/</w:t>
-        <w:br/>
-        <w:br/>
-        <w:t># Verify</w:t>
-        <w:br/>
-        <w:t>aws s3 ls s3://healthcare-insurance-capstone/input-data/ --recursive</w:t>
+        <w:t>aws s3 cp Patient_records.csv  s3://healthcare-insurance-capstone/input-data/patients/</w:t>
+        <w:br/>
+        <w:t>aws s3 cp claims.json          s3://healthcare-insurance-capstone/input-data/claims/</w:t>
+        <w:br/>
+        <w:t>aws s3 cp subscriber.csv       s3://healthcare-insurance-capstone/input-data/subscribers/</w:t>
+        <w:br/>
+        <w:t>aws s3 cp group.csv            s3://healthcare-insurance-capstone/input-data/groups/</w:t>
+        <w:br/>
+        <w:t>aws s3 cp subgroup.csv         s3://healthcare-insurance-capstone/input-data/subgroups/</w:t>
+        <w:br/>
+        <w:t>aws s3 cp grpsubgrp.csv        s3://healthcare-insurance-capstone/input-data/grpsubgrp/</w:t>
+        <w:br/>
+        <w:t>aws s3 cp hospital.csv         s3://healthcare-insurance-capstone/input-data/hospitals/</w:t>
+        <w:br/>
+        <w:t>aws s3 cp disease.csv          s3://healthcare-insurance-capstone/input-data/disease/</w:t>
       </w:r>
     </w:p>
     <w:p>
@@ -1058,7 +2025,7 @@
         <w:pStyle w:val="Heading2"/>
       </w:pPr>
       <w:r>
-        <w:t>4.3 Redshift Serverless — Namespace &amp; Workgroup</w:t>
+        <w:t>6.3 Redshift Serverless — Setup</w:t>
       </w:r>
     </w:p>
     <w:p>
@@ -1070,7 +2037,7 @@
         <w:t xml:space="preserve">🧭 NAVIGATE: </w:t>
       </w:r>
       <w:r>
-        <w:t>AWS Console → Amazon Redshift → Redshift Serverless → Get started</w:t>
+        <w:t>AWS Console → Amazon Redshift → Redshift Serverless → Get started → Create workgroup</w:t>
       </w:r>
     </w:p>
     <w:p>
@@ -1078,31 +2045,7 @@
         <w:pStyle w:val="ListNumber"/>
       </w:pPr>
       <w:r>
-        <w:t>Click: Create workgroup</w:t>
-      </w:r>
-    </w:p>
-    <w:p>
-      <w:pPr>
-        <w:pStyle w:val="ListNumber"/>
-      </w:pPr>
-      <w:r>
-        <w:t>Workgroup name: healthcare-workgroup</w:t>
-      </w:r>
-    </w:p>
-    <w:p>
-      <w:pPr>
-        <w:pStyle w:val="ListNumber"/>
-      </w:pPr>
-      <w:r>
-        <w:t>Base RPU capacity: 8 RPU  (minimum — cheapest option)</w:t>
-      </w:r>
-    </w:p>
-    <w:p>
-      <w:pPr>
-        <w:pStyle w:val="ListNumber"/>
-      </w:pPr>
-      <w:r>
-        <w:t>Click Next</w:t>
+        <w:t>Workgroup name: healthcare-workgroup | Base RPU: 8 → Next</w:t>
       </w:r>
     </w:p>
     <w:p>
@@ -1118,7 +2061,7 @@
         <w:pStyle w:val="ListNumber"/>
       </w:pPr>
       <w:r>
-        <w:t>Admin username: admin  |  Admin password: &lt;strong password — save this&gt;</w:t>
+        <w:t>Admin username: admin | Password: &lt;save this&gt;</w:t>
       </w:r>
     </w:p>
     <w:p>
@@ -1126,7 +2069,7 @@
         <w:pStyle w:val="ListNumber"/>
       </w:pPr>
       <w:r>
-        <w:t>Associate IAM role: select RedshiftS3ReadRole created earlier</w:t>
+        <w:t>Associate IAM role: RedshiftS3ReadRole → Next → Create</w:t>
       </w:r>
     </w:p>
     <w:p>
@@ -1134,27 +2077,7 @@
         <w:pStyle w:val="ListNumber"/>
       </w:pPr>
       <w:r>
-        <w:t>Click Next → Review → Create</w:t>
-      </w:r>
-    </w:p>
-    <w:p>
-      <w:pPr>
-        <w:pStyle w:val="ListNumber"/>
-      </w:pPr>
-      <w:r>
-        <w:t>Wait ~3 minutes for status to show: Available</w:t>
-      </w:r>
-    </w:p>
-    <w:p>
-      <w:r>
-        <w:rPr>
-          <w:b/>
-          <w:color w:val="1F618D"/>
-        </w:rPr>
-        <w:t xml:space="preserve">📝 NOTE: </w:t>
-      </w:r>
-      <w:r>
-        <w:t>Redshift Serverless auto-pauses after 30 minutes of inactivity. It wakes up automatically when you run a query. No manual start/stop needed.</w:t>
+        <w:t>Wait ~3 minutes for status: Available</w:t>
       </w:r>
     </w:p>
     <w:p>
@@ -1162,7 +2085,7 @@
         <w:pStyle w:val="Heading2"/>
       </w:pPr>
       <w:r>
-        <w:t>4.4 Redshift — Connect &amp; Create Schemas</w:t>
+        <w:t>6.4 Redshift — Connect &amp; Create Schemas</w:t>
       </w:r>
     </w:p>
     <w:p>
@@ -1174,7 +2097,7 @@
         <w:t xml:space="preserve">🧭 NAVIGATE: </w:t>
       </w:r>
       <w:r>
-        <w:t>Redshift Serverless → healthcare-workgroup → Query data (opens Query Editor v2)</w:t>
+        <w:t>Redshift Serverless → healthcare-workgroup → Query data (Query Editor v2)</w:t>
       </w:r>
     </w:p>
     <w:p>
@@ -1182,7 +2105,7 @@
         <w:pStyle w:val="ListNumber"/>
       </w:pPr>
       <w:r>
-        <w:t>In the left panel, select your workgroup and connect with admin credentials</w:t>
+        <w:t>Select workgroup → connect with admin credentials</w:t>
       </w:r>
     </w:p>
     <w:p>
@@ -1190,7 +2113,7 @@
         <w:pStyle w:val="ListNumber"/>
       </w:pPr>
       <w:r>
-        <w:t>Paste and run the following:</w:t>
+        <w:t>Run:</w:t>
       </w:r>
     </w:p>
     <w:p>
@@ -1209,14 +2132,6 @@
       </w:r>
     </w:p>
     <w:p>
-      <w:pPr>
-        <w:pStyle w:val="ListNumber"/>
-      </w:pPr>
-      <w:r>
-        <w:t>You should see: "Command completed successfully"</w:t>
-      </w:r>
-    </w:p>
-    <w:p>
       <w:r>
         <w:br w:type="page"/>
       </w:r>
@@ -1226,7 +2141,7 @@
         <w:pStyle w:val="Heading1"/>
       </w:pPr>
       <w:r>
-        <w:t>5. Docker PySpark Environment</w:t>
+        <w:t>7. Docker PySpark Environment</w:t>
       </w:r>
     </w:p>
     <w:p>
@@ -1234,13 +2149,7 @@
         <w:pStyle w:val="Heading2"/>
       </w:pPr>
       <w:r>
-        <w:t>5.1 Run PySpark Container</w:t>
-      </w:r>
-    </w:p>
-    <w:p>
-      <w:pPr/>
-      <w:r>
-        <w:t>Open a terminal (PowerShell on Windows, Terminal on Mac) and run:</w:t>
+        <w:t>7.1 Run Container</w:t>
       </w:r>
     </w:p>
     <w:p>
@@ -1253,14 +2162,7 @@
           <w:color w:val="1A1A2E"/>
           <w:sz w:val="16"/>
         </w:rPr>
-        <w:t># Pull the image (only needed once)</w:t>
-        <w:br/>
-        <w:t>docker pull jupyter/pyspark-notebook</w:t>
-        <w:br/>
-        <w:br/>
-        <w:t># Run the container</w:t>
-        <w:br/>
-        <w:t># Replace /path/to/healthcare-insurance-pyspark with your actual local repo path</w:t>
+        <w:t># Replace /path/to/healthcare-insurance-pyspark with your actual repo path</w:t>
         <w:br/>
         <w:t>docker run -it --rm \</w:t>
         <w:br/>
@@ -1273,15 +2175,13 @@
         <w:t xml:space="preserve">  jupyter/pyspark-notebook bash</w:t>
         <w:br/>
         <w:br/>
-        <w:t># Windows path example:</w:t>
+        <w:t># Windows example:</w:t>
         <w:br/>
         <w:t>docker run -it --rm -p 4040:4040 \</w:t>
         <w:br/>
         <w:t xml:space="preserve">  -v C:\Users\sunil\healthcare-insurance-pyspark:/app \</w:t>
         <w:br/>
-        <w:t xml:space="preserve">  --name pyspark-capstone \</w:t>
-        <w:br/>
-        <w:t xml:space="preserve">  jupyter/pyspark-notebook bash</w:t>
+        <w:t xml:space="preserve">  --name pyspark-capstone jupyter/pyspark-notebook bash</w:t>
       </w:r>
     </w:p>
     <w:p>
@@ -1293,7 +2193,7 @@
         <w:t xml:space="preserve">📝 NOTE: </w:t>
       </w:r>
       <w:r>
-        <w:t>Port 4040 exposes the Spark UI. Open http://localhost:4040 in your browser while a job is running to monitor progress.</w:t>
+        <w:t>Open http://localhost:4040 in your browser while a job runs to monitor Spark stages and tasks.</w:t>
       </w:r>
     </w:p>
     <w:p>
@@ -1301,13 +2201,7 @@
         <w:pStyle w:val="Heading2"/>
       </w:pPr>
       <w:r>
-        <w:t>5.2 Install Dependencies &amp; JARs</w:t>
-      </w:r>
-    </w:p>
-    <w:p>
-      <w:pPr/>
-      <w:r>
-        <w:t>Inside the running container, run:</w:t>
+        <w:t>7.2 Install JARs</w:t>
       </w:r>
     </w:p>
     <w:p>
@@ -1320,41 +2214,36 @@
           <w:color w:val="1A1A2E"/>
           <w:sz w:val="16"/>
         </w:rPr>
-        <w:t># Install Python packages</w:t>
+        <w:t>mkdir -p /app/jars</w:t>
+        <w:br/>
+        <w:br/>
+        <w:t># Redshift JDBC driver</w:t>
+        <w:br/>
+        <w:t>wget -q -O /app/jars/redshift-jdbc42.jar \</w:t>
+        <w:br/>
+        <w:t xml:space="preserve">  https://s3.amazonaws.com/redshift-downloads/drivers/jdbc/2.1.0.9/redshift-jdbc42-2.1.0.9.jar</w:t>
+        <w:br/>
+        <w:br/>
+        <w:t># Spark-Redshift connector</w:t>
+        <w:br/>
+        <w:t>wget -q -O /app/jars/spark-redshift.jar \</w:t>
+        <w:br/>
+        <w:t xml:space="preserve">  https://repo1.maven.org/maven2/io/github/spark-redshift-community/spark-redshift_2.12/6.2.0-spark_3.3/spark-redshift_2.12-6.2.0-spark_3.3.jar</w:t>
+        <w:br/>
+        <w:br/>
+        <w:t># Hadoop-AWS + AWS SDK (needed for s3a:// reads)</w:t>
+        <w:br/>
+        <w:t>wget -q -O /app/jars/hadoop-aws.jar \</w:t>
+        <w:br/>
+        <w:t xml:space="preserve">  https://repo1.maven.org/maven2/org/apache/hadoop/hadoop-aws/3.3.4/hadoop-aws-3.3.4.jar</w:t>
+        <w:br/>
+        <w:t>wget -q -O /app/jars/aws-java-sdk-bundle.jar \</w:t>
+        <w:br/>
+        <w:t xml:space="preserve">  https://repo1.maven.org/maven2/com/amazonaws/aws-java-sdk-bundle/1.12.262/aws-java-sdk-bundle-1.12.262.jar</w:t>
+        <w:br/>
         <w:br/>
         <w:t>pip install boto3 psycopg2-binary</w:t>
         <w:br/>
-        <w:br/>
-        <w:t># Download Redshift JDBC JAR</w:t>
-        <w:br/>
-        <w:t>mkdir -p /app/jars</w:t>
-        <w:br/>
-        <w:t>wget -q -O /app/jars/redshift-jdbc42.jar \</w:t>
-        <w:br/>
-        <w:t xml:space="preserve">  https://s3.amazonaws.com/redshift-downloads/drivers/jdbc/2.1.0.9/redshift-jdbc42-2.1.0.9.jar</w:t>
-        <w:br/>
-        <w:br/>
-        <w:t># Download Spark-Redshift connector</w:t>
-        <w:br/>
-        <w:t>wget -q -O /app/jars/spark-redshift.jar \</w:t>
-        <w:br/>
-        <w:t xml:space="preserve">  https://repo1.maven.org/maven2/io/github/spark-redshift-community/spark-redshift_2.12/6.2.0-spark_3.3/spark-redshift_2.12-6.2.0-spark_3.3.jar</w:t>
-        <w:br/>
-        <w:br/>
-        <w:t># Download Hadoop-AWS and AWS SDK (needed to read from S3)</w:t>
-        <w:br/>
-        <w:t>wget -q -O /app/jars/hadoop-aws.jar \</w:t>
-        <w:br/>
-        <w:t xml:space="preserve">  https://repo1.maven.org/maven2/org/apache/hadoop/hadoop-aws/3.3.4/hadoop-aws-3.3.4.jar</w:t>
-        <w:br/>
-        <w:t>wget -q -O /app/jars/aws-java-sdk-bundle.jar \</w:t>
-        <w:br/>
-        <w:t xml:space="preserve">  https://repo1.maven.org/maven2/com/amazonaws/aws-java-sdk-bundle/1.12.262/aws-java-sdk-bundle-1.12.262.jar</w:t>
-        <w:br/>
-        <w:br/>
-        <w:t># Verify</w:t>
-        <w:br/>
-        <w:t>ls -lh /app/jars/</w:t>
       </w:r>
     </w:p>
     <w:p>
@@ -1362,39 +2251,7 @@
         <w:pStyle w:val="Heading2"/>
       </w:pPr>
       <w:r>
-        <w:t>5.3 requirements.txt</w:t>
-      </w:r>
-    </w:p>
-    <w:p>
-      <w:pPr/>
-      <w:r>
-        <w:t>Add to the repo root so dependencies are documented:</w:t>
-      </w:r>
-    </w:p>
-    <w:p>
-      <w:pPr>
-        <w:ind w:left="432"/>
-      </w:pPr>
-      <w:r>
-        <w:rPr>
-          <w:rFonts w:ascii="Courier New" w:hAnsi="Courier New"/>
-          <w:color w:val="1A1A2E"/>
-          <w:sz w:val="16"/>
-        </w:rPr>
-        <w:t>boto3==1.34.0</w:t>
-        <w:br/>
-        <w:t>psycopg2-binary==2.9.9</w:t>
-        <w:br/>
-        <w:t>pyspark==3.3.0</w:t>
-        <w:br/>
-      </w:r>
-    </w:p>
-    <w:p>
-      <w:pPr>
-        <w:pStyle w:val="Heading2"/>
-      </w:pPr>
-      <w:r>
-        <w:t>5.4 src/utils/spark_session.py</w:t>
+        <w:t>7.3 src/utils/spark_session.py</w:t>
       </w:r>
     </w:p>
     <w:p>
@@ -1410,22 +2267,20 @@
         <w:t>from pyspark.sql import SparkSession</w:t>
         <w:br/>
         <w:br/>
-        <w:t>JAR_PATH = "/app/jars"</w:t>
-        <w:br/>
         <w:t>JARS = ",".join([</w:t>
         <w:br/>
-        <w:t xml:space="preserve">    f"{JAR_PATH}/redshift-jdbc42.jar",</w:t>
-        <w:br/>
-        <w:t xml:space="preserve">    f"{JAR_PATH}/spark-redshift.jar",</w:t>
-        <w:br/>
-        <w:t xml:space="preserve">    f"{JAR_PATH}/hadoop-aws.jar",</w:t>
-        <w:br/>
-        <w:t xml:space="preserve">    f"{JAR_PATH}/aws-java-sdk-bundle.jar",</w:t>
+        <w:t xml:space="preserve">    "/app/jars/redshift-jdbc42.jar",</w:t>
+        <w:br/>
+        <w:t xml:space="preserve">    "/app/jars/spark-redshift.jar",</w:t>
+        <w:br/>
+        <w:t xml:space="preserve">    "/app/jars/hadoop-aws.jar",</w:t>
+        <w:br/>
+        <w:t xml:space="preserve">    "/app/jars/aws-java-sdk-bundle.jar",</w:t>
         <w:br/>
         <w:t>])</w:t>
         <w:br/>
         <w:br/>
-        <w:t>def get_spark_session(app_name: str = "HealthcareInsurance") -&gt; SparkSession:</w:t>
+        <w:t>def get_spark_session(app_name="HealthcareInsurance"):</w:t>
         <w:br/>
         <w:t xml:space="preserve">    spark = (</w:t>
         <w:br/>
@@ -1453,18 +2308,6 @@
         <w:br/>
         <w:t xml:space="preserve">    return spark</w:t>
         <w:br/>
-      </w:r>
-    </w:p>
-    <w:p>
-      <w:r>
-        <w:rPr>
-          <w:b/>
-          <w:color w:val="1F618D"/>
-        </w:rPr>
-        <w:t xml:space="preserve">📝 NOTE: </w:t>
-      </w:r>
-      <w:r>
-        <w:t>DefaultAWSCredentialsProviderChain reads credentials from ~/.aws/credentials (configured via "aws configure") automatically. No hardcoding needed.</w:t>
       </w:r>
     </w:p>
     <w:p>
@@ -1472,7 +2315,7 @@
         <w:pStyle w:val="Heading2"/>
       </w:pPr>
       <w:r>
-        <w:t>5.5 src/utils/redshift_utils.py</w:t>
+        <w:t>7.4 src/utils/redshift_utils.py</w:t>
       </w:r>
     </w:p>
     <w:p>
@@ -1488,9 +2331,7 @@
         <w:t>import os</w:t>
         <w:br/>
         <w:br/>
-        <w:t># ── Redshift Serverless connection config ──────────────────────────</w:t>
-        <w:br/>
-        <w:t># Endpoint format: &lt;workgroup&gt;.&lt;account-id&gt;.&lt;region&gt;.redshift-serverless.amazonaws.com</w:t>
+        <w:t># Get endpoint from: Redshift Serverless → workgroup → Endpoint</w:t>
         <w:br/>
         <w:t>REDSHIFT_URL = (</w:t>
         <w:br/>
@@ -1502,76 +2343,93 @@
         <w:br/>
         <w:t>REDSHIFT_USER     = os.getenv("REDSHIFT_USER", "admin")</w:t>
         <w:br/>
-        <w:t>REDSHIFT_PASSWORD = os.getenv("REDSHIFT_PASSWORD")   # set via env var — never hardcode</w:t>
+        <w:t>REDSHIFT_PASSWORD = os.getenv("REDSHIFT_PASSWORD")</w:t>
         <w:br/>
         <w:t>REDSHIFT_IAM_ROLE = "arn:aws:iam::&lt;account-id&gt;:role/RedshiftS3ReadRole"</w:t>
         <w:br/>
         <w:t>REDSHIFT_TMPDIR   = "s3://healthcare-insurance-capstone/tmp/"</w:t>
         <w:br/>
         <w:br/>
-        <w:t>def write_to_redshift(df, table: str, mode: str = "overwrite"):</w:t>
-        <w:br/>
-        <w:t xml:space="preserve">    """Write a Spark DataFrame to a Redshift table."""</w:t>
-        <w:br/>
-        <w:t xml:space="preserve">    (</w:t>
-        <w:br/>
-        <w:t xml:space="preserve">        df.write</w:t>
-        <w:br/>
-        <w:t xml:space="preserve">        .format("io.github.spark_redshift_utils.spark.DefaultSource")</w:t>
-        <w:br/>
-        <w:t xml:space="preserve">        .option("url",          REDSHIFT_URL)</w:t>
-        <w:br/>
-        <w:t xml:space="preserve">        .option("user",         REDSHIFT_USER)</w:t>
-        <w:br/>
-        <w:t xml:space="preserve">        .option("password",     REDSHIFT_PASSWORD)</w:t>
-        <w:br/>
-        <w:t xml:space="preserve">        .option("dbtable",      table)</w:t>
-        <w:br/>
-        <w:t xml:space="preserve">        .option("tempdir",      REDSHIFT_TMPDIR)</w:t>
-        <w:br/>
-        <w:t xml:space="preserve">        .option("aws_iam_role", REDSHIFT_IAM_ROLE)</w:t>
-        <w:br/>
-        <w:t xml:space="preserve">        .mode(mode)</w:t>
-        <w:br/>
-        <w:t xml:space="preserve">        .save()</w:t>
-        <w:br/>
-        <w:t xml:space="preserve">    )</w:t>
-        <w:br/>
-        <w:t xml:space="preserve">    print(f"[Redshift] Written → {table} ({df.count()} rows)")</w:t>
-        <w:br/>
-        <w:br/>
-        <w:t>def read_from_redshift(spark, table: str):</w:t>
-        <w:br/>
-        <w:t xml:space="preserve">    """Read a Redshift table into a Spark DataFrame."""</w:t>
-        <w:br/>
-        <w:t xml:space="preserve">    return (</w:t>
-        <w:br/>
-        <w:t xml:space="preserve">        spark.read</w:t>
-        <w:br/>
-        <w:t xml:space="preserve">        .format("io.github.spark_redshift_utils.spark.DefaultSource")</w:t>
-        <w:br/>
-        <w:t xml:space="preserve">        .option("url",          REDSHIFT_URL)</w:t>
-        <w:br/>
-        <w:t xml:space="preserve">        .option("user",         REDSHIFT_USER)</w:t>
-        <w:br/>
-        <w:t xml:space="preserve">        .option("password",     REDSHIFT_PASSWORD)</w:t>
-        <w:br/>
-        <w:t xml:space="preserve">        .option("dbtable",      table)</w:t>
-        <w:br/>
-        <w:t xml:space="preserve">        .option("tempdir",      REDSHIFT_TMPDIR)</w:t>
-        <w:br/>
-        <w:t xml:space="preserve">        .option("aws_iam_role", REDSHIFT_IAM_ROLE)</w:t>
-        <w:br/>
-        <w:t xml:space="preserve">        .load()</w:t>
-        <w:br/>
-        <w:t xml:space="preserve">    )</w:t>
+        <w:t>def write_to_redshift(df, table, mode="overwrite"):</w:t>
+        <w:br/>
+        <w:t xml:space="preserve">    df.write \</w:t>
+        <w:br/>
+        <w:t xml:space="preserve">      .format("io.github.spark_redshift_utils.spark.DefaultSource") \</w:t>
+        <w:br/>
+        <w:t xml:space="preserve">      .option("url", REDSHIFT_URL) \</w:t>
+        <w:br/>
+        <w:t xml:space="preserve">      .option("user", REDSHIFT_USER) \</w:t>
+        <w:br/>
+        <w:t xml:space="preserve">      .option("password", REDSHIFT_PASSWORD) \</w:t>
+        <w:br/>
+        <w:t xml:space="preserve">      .option("dbtable", table) \</w:t>
+        <w:br/>
+        <w:t xml:space="preserve">      .option("tempdir", REDSHIFT_TMPDIR) \</w:t>
+        <w:br/>
+        <w:t xml:space="preserve">      .option("aws_iam_role", REDSHIFT_IAM_ROLE) \</w:t>
+        <w:br/>
+        <w:t xml:space="preserve">      .mode(mode).save()</w:t>
+        <w:br/>
+        <w:t xml:space="preserve">    print(f"[Redshift] Written → {table}")</w:t>
+        <w:br/>
+        <w:br/>
+        <w:t>def read_from_redshift(spark, table):</w:t>
+        <w:br/>
+        <w:t xml:space="preserve">    return spark.read \</w:t>
+        <w:br/>
+        <w:t xml:space="preserve">      .format("io.github.spark_redshift_utils.spark.DefaultSource") \</w:t>
+        <w:br/>
+        <w:t xml:space="preserve">      .option("url", REDSHIFT_URL) \</w:t>
+        <w:br/>
+        <w:t xml:space="preserve">      .option("user", REDSHIFT_USER) \</w:t>
+        <w:br/>
+        <w:t xml:space="preserve">      .option("password", REDSHIFT_PASSWORD) \</w:t>
+        <w:br/>
+        <w:t xml:space="preserve">      .option("dbtable", table) \</w:t>
+        <w:br/>
+        <w:t xml:space="preserve">      .option("tempdir", REDSHIFT_TMPDIR) \</w:t>
+        <w:br/>
+        <w:t xml:space="preserve">      .option("aws_iam_role", REDSHIFT_IAM_ROLE) \</w:t>
+        <w:br/>
+        <w:t xml:space="preserve">      .load()</w:t>
         <w:br/>
       </w:r>
     </w:p>
     <w:p>
-      <w:pPr/>
       <w:r>
-        <w:t>Set credentials before running any job:</w:t>
+        <w:rPr>
+          <w:b/>
+          <w:color w:val="1E8B4C"/>
+        </w:rPr>
+        <w:t xml:space="preserve">✅ BEST PRACTICE: </w:t>
+      </w:r>
+      <w:r>
+        <w:t>Always set credentials via env vars before running: export REDSHIFT_USER=admin &amp;&amp; export REDSHIFT_PASSWORD=&lt;pwd&gt;</w:t>
+      </w:r>
+    </w:p>
+    <w:p>
+      <w:r>
+        <w:br w:type="page"/>
+      </w:r>
+    </w:p>
+    <w:p>
+      <w:pPr>
+        <w:pStyle w:val="Heading1"/>
+      </w:pPr>
+      <w:r>
+        <w:t>8. DDL Scripts — Redshift</w:t>
+      </w:r>
+    </w:p>
+    <w:p>
+      <w:r>
+        <w:rPr>
+          <w:b/>
+          <w:color w:val="1F618D"/>
+        </w:rPr>
+        <w:t xml:space="preserve">📝 NOTE: </w:t>
+      </w:r>
+      <w:r>
+        <w:t>Run ALL of this in Redshift Query Editor v2 before running any PySpark jobs.</w:t>
       </w:r>
     </w:p>
     <w:p>
@@ -1584,22 +2442,228 @@
           <w:color w:val="1A1A2E"/>
           <w:sz w:val="16"/>
         </w:rPr>
-        <w:t>export REDSHIFT_USER=admin</w:t>
-        <w:br/>
-        <w:t>export REDSHIFT_PASSWORD=&lt;your-password&gt;</w:t>
-        <w:br/>
-      </w:r>
-    </w:p>
-    <w:p>
-      <w:r>
-        <w:rPr>
-          <w:b/>
-          <w:color w:val="1E8B4C"/>
-        </w:rPr>
-        <w:t xml:space="preserve">✅ BEST PRACTICE: </w:t>
-      </w:r>
-      <w:r>
-        <w:t>In production use AWS Secrets Manager: import boto3; secret = boto3.client("secretsmanager").get_secret_value(SecretId="redshift/admin")</w:t>
+        <w:t>-- ================================================</w:t>
+        <w:br/>
+        <w:t>-- cleaned_data schema — based on actual file columns</w:t>
+        <w:br/>
+        <w:t>-- ================================================</w:t>
+        <w:br/>
+        <w:br/>
+        <w:t>CREATE TABLE IF NOT EXISTS cleaned_data.patients (</w:t>
+        <w:br/>
+        <w:t xml:space="preserve">    patient_id         VARCHAR(50)  NOT NULL PRIMARY KEY,</w:t>
+        <w:br/>
+        <w:t xml:space="preserve">    patient_name       VARCHAR(100),</w:t>
+        <w:br/>
+        <w:t xml:space="preserve">    patient_gender     VARCHAR(10),</w:t>
+        <w:br/>
+        <w:t xml:space="preserve">    patient_birth_date DATE,</w:t>
+        <w:br/>
+        <w:t xml:space="preserve">    patient_phone      VARCHAR(20),</w:t>
+        <w:br/>
+        <w:t xml:space="preserve">    disease_name       VARCHAR(200),</w:t>
+        <w:br/>
+        <w:t xml:space="preserve">    city               VARCHAR(100),</w:t>
+        <w:br/>
+        <w:t xml:space="preserve">    hospital_id        VARCHAR(50)</w:t>
+        <w:br/>
+        <w:t>) DISTKEY(patient_id) SORTKEY(patient_id);</w:t>
+        <w:br/>
+        <w:br/>
+        <w:t>CREATE TABLE IF NOT EXISTS cleaned_data.claims (</w:t>
+        <w:br/>
+        <w:t xml:space="preserve">    claim_id            INTEGER      NOT NULL PRIMARY KEY,</w:t>
+        <w:br/>
+        <w:t xml:space="preserve">    patient_id          VARCHAR(50),</w:t>
+        <w:br/>
+        <w:t xml:space="preserve">    disease_name        VARCHAR(200),</w:t>
+        <w:br/>
+        <w:t xml:space="preserve">    sub_id              VARCHAR(50),</w:t>
+        <w:br/>
+        <w:t xml:space="preserve">    claim_or_rejected   VARCHAR(5),</w:t>
+        <w:br/>
+        <w:t xml:space="preserve">    claim_type          VARCHAR(50),</w:t>
+        <w:br/>
+        <w:t xml:space="preserve">    claim_amount        DECIMAL(12,2),</w:t>
+        <w:br/>
+        <w:t xml:space="preserve">    claim_date          DATE</w:t>
+        <w:br/>
+        <w:t>) DISTKEY(claim_id) SORTKEY(claim_id);</w:t>
+        <w:br/>
+        <w:br/>
+        <w:t>CREATE TABLE IF NOT EXISTS cleaned_data.subscribers (</w:t>
+        <w:br/>
+        <w:t xml:space="preserve">    sub_id      VARCHAR(50)  NOT NULL PRIMARY KEY,</w:t>
+        <w:br/>
+        <w:t xml:space="preserve">    first_name  VARCHAR(100),</w:t>
+        <w:br/>
+        <w:t xml:space="preserve">    last_name   VARCHAR(100),</w:t>
+        <w:br/>
+        <w:t xml:space="preserve">    birth_date  DATE,</w:t>
+        <w:br/>
+        <w:t xml:space="preserve">    gender      VARCHAR(10),</w:t>
+        <w:br/>
+        <w:t xml:space="preserve">    phone       VARCHAR(20),</w:t>
+        <w:br/>
+        <w:t xml:space="preserve">    country     VARCHAR(50),</w:t>
+        <w:br/>
+        <w:t xml:space="preserve">    city        VARCHAR(100),</w:t>
+        <w:br/>
+        <w:t xml:space="preserve">    zip_code    VARCHAR(20),</w:t>
+        <w:br/>
+        <w:t xml:space="preserve">    subgrp_id   VARCHAR(10),</w:t>
+        <w:br/>
+        <w:t xml:space="preserve">    elig_ind    VARCHAR(5),</w:t>
+        <w:br/>
+        <w:t xml:space="preserve">    eff_date    DATE,</w:t>
+        <w:br/>
+        <w:t xml:space="preserve">    term_date   DATE</w:t>
+        <w:br/>
+        <w:t>) DISTKEY(sub_id) SORTKEY(sub_id);</w:t>
+        <w:br/>
+        <w:br/>
+        <w:t>CREATE TABLE IF NOT EXISTS cleaned_data.groups (</w:t>
+        <w:br/>
+        <w:t xml:space="preserve">    grp_id          VARCHAR(10)  NOT NULL PRIMARY KEY,</w:t>
+        <w:br/>
+        <w:t xml:space="preserve">    grp_name        VARCHAR(200),</w:t>
+        <w:br/>
+        <w:t xml:space="preserve">    grp_type        VARCHAR(20),</w:t>
+        <w:br/>
+        <w:t xml:space="preserve">    country         VARCHAR(50),</w:t>
+        <w:br/>
+        <w:t xml:space="preserve">    premium_written DECIMAL(12,2),</w:t>
+        <w:br/>
+        <w:t xml:space="preserve">    zipcode         VARCHAR(20),</w:t>
+        <w:br/>
+        <w:t xml:space="preserve">    city            VARCHAR(100),</w:t>
+        <w:br/>
+        <w:t xml:space="preserve">    year            INTEGER</w:t>
+        <w:br/>
+        <w:t>) DISTSTYLE ALL SORTKEY(grp_id);</w:t>
+        <w:br/>
+        <w:br/>
+        <w:t>CREATE TABLE IF NOT EXISTS cleaned_data.subgroups (</w:t>
+        <w:br/>
+        <w:t xml:space="preserve">    subgrp_id       VARCHAR(10)  NOT NULL PRIMARY KEY,</w:t>
+        <w:br/>
+        <w:t xml:space="preserve">    subgrp_name     VARCHAR(100),</w:t>
+        <w:br/>
+        <w:t xml:space="preserve">    monthly_premium DECIMAL(10,2)</w:t>
+        <w:br/>
+        <w:t>) DISTSTYLE ALL;</w:t>
+        <w:br/>
+        <w:br/>
+        <w:t>CREATE TABLE IF NOT EXISTS cleaned_data.grpsubgrp (</w:t>
+        <w:br/>
+        <w:t xml:space="preserve">    subgrp_id  VARCHAR(10)  NOT NULL,</w:t>
+        <w:br/>
+        <w:t xml:space="preserve">    grp_id     VARCHAR(10)  NOT NULL,</w:t>
+        <w:br/>
+        <w:t xml:space="preserve">    PRIMARY KEY (subgrp_id, grp_id)</w:t>
+        <w:br/>
+        <w:t>) DISTSTYLE ALL;</w:t>
+        <w:br/>
+        <w:br/>
+        <w:t>CREATE TABLE IF NOT EXISTS cleaned_data.hospitals (</w:t>
+        <w:br/>
+        <w:t xml:space="preserve">    hospital_id   VARCHAR(10)  NOT NULL PRIMARY KEY,</w:t>
+        <w:br/>
+        <w:t xml:space="preserve">    hospital_name VARCHAR(200),</w:t>
+        <w:br/>
+        <w:t xml:space="preserve">    city          VARCHAR(100),</w:t>
+        <w:br/>
+        <w:t xml:space="preserve">    state         VARCHAR(100),</w:t>
+        <w:br/>
+        <w:t xml:space="preserve">    country       VARCHAR(50)</w:t>
+        <w:br/>
+        <w:t>) DISTSTYLE ALL;</w:t>
+        <w:br/>
+        <w:br/>
+        <w:t>CREATE TABLE IF NOT EXISTS cleaned_data.disease (</w:t>
+        <w:br/>
+        <w:t xml:space="preserve">    subgrp_id    VARCHAR(10),</w:t>
+        <w:br/>
+        <w:t xml:space="preserve">    disease_id   VARCHAR(10),</w:t>
+        <w:br/>
+        <w:t xml:space="preserve">    disease_name VARCHAR(200),</w:t>
+        <w:br/>
+        <w:t xml:space="preserve">    PRIMARY KEY (disease_id)</w:t>
+        <w:br/>
+        <w:t>) DISTSTYLE ALL;</w:t>
+        <w:br/>
+        <w:br/>
+        <w:t>-- ================================================</w:t>
+        <w:br/>
+        <w:t>-- Project-Output schema — one table per use case</w:t>
+        <w:br/>
+        <w:t>-- ================================================</w:t>
+        <w:br/>
+        <w:br/>
+        <w:t>CREATE TABLE IF NOT EXISTS "Project-Output".uc01_max_claims_disease</w:t>
+        <w:br/>
+        <w:t xml:space="preserve">    (disease_name VARCHAR(200), claim_count BIGINT);</w:t>
+        <w:br/>
+        <w:br/>
+        <w:t>CREATE TABLE IF NOT EXISTS "Project-Output".uc02_subscribers_under30</w:t>
+        <w:br/>
+        <w:t xml:space="preserve">    (sub_id VARCHAR(50), first_name VARCHAR(100), last_name VARCHAR(100), age INTEGER, subgrp_id VARCHAR(10));</w:t>
+        <w:br/>
+        <w:br/>
+        <w:t>CREATE TABLE IF NOT EXISTS "Project-Output".uc03_group_max_subgroups</w:t>
+        <w:br/>
+        <w:t xml:space="preserve">    (grp_id VARCHAR(10), grp_name VARCHAR(200), subgroup_count BIGINT);</w:t>
+        <w:br/>
+        <w:br/>
+        <w:t>CREATE TABLE IF NOT EXISTS "Project-Output".uc04_hospital_most_patients</w:t>
+        <w:br/>
+        <w:t xml:space="preserve">    (hospital_id VARCHAR(10), hospital_name VARCHAR(200), patient_count BIGINT);</w:t>
+        <w:br/>
+        <w:br/>
+        <w:t>CREATE TABLE IF NOT EXISTS "Project-Output".uc05_most_subscribed_subgroup</w:t>
+        <w:br/>
+        <w:t xml:space="preserve">    (subgrp_id VARCHAR(10), subgrp_name VARCHAR(100), subscription_count BIGINT);</w:t>
+        <w:br/>
+        <w:br/>
+        <w:t>CREATE TABLE IF NOT EXISTS "Project-Output".uc06_total_rejected_claims</w:t>
+        <w:br/>
+        <w:t xml:space="preserve">    (total_rejected BIGINT);</w:t>
+        <w:br/>
+        <w:br/>
+        <w:t>CREATE TABLE IF NOT EXISTS "Project-Output".uc07_city_most_claims</w:t>
+        <w:br/>
+        <w:t xml:space="preserve">    (city VARCHAR(100), claim_count BIGINT);</w:t>
+        <w:br/>
+        <w:br/>
+        <w:t>CREATE TABLE IF NOT EXISTS "Project-Output".uc08_govt_vs_private</w:t>
+        <w:br/>
+        <w:t xml:space="preserve">    (grp_type VARCHAR(20), subscriber_count BIGINT);</w:t>
+        <w:br/>
+        <w:br/>
+        <w:t>CREATE TABLE IF NOT EXISTS "Project-Output".uc09_avg_monthly_premium</w:t>
+        <w:br/>
+        <w:t xml:space="preserve">    (avg_monthly_premium DECIMAL(10,2));</w:t>
+        <w:br/>
+        <w:br/>
+        <w:t>CREATE TABLE IF NOT EXISTS "Project-Output".uc10_most_profitable_group</w:t>
+        <w:br/>
+        <w:t xml:space="preserve">    (grp_id VARCHAR(10), grp_name VARCHAR(200), total_profit DECIMAL(14,2));</w:t>
+        <w:br/>
+        <w:br/>
+        <w:t>CREATE TABLE IF NOT EXISTS "Project-Output".uc11_patients_under18_cancer</w:t>
+        <w:br/>
+        <w:t xml:space="preserve">    (patient_id VARCHAR(50), patient_name VARCHAR(100), age INTEGER, disease_name VARCHAR(200));</w:t>
+        <w:br/>
+        <w:br/>
+        <w:t>CREATE TABLE IF NOT EXISTS "Project-Output".uc12_high_value_claims</w:t>
+        <w:br/>
+        <w:t xml:space="preserve">    (claim_id INTEGER, patient_id VARCHAR(50), claim_type VARCHAR(50), claim_amount DECIMAL(12,2));</w:t>
+        <w:br/>
+        <w:br/>
+        <w:t>CREATE TABLE IF NOT EXISTS "Project-Output".uc13_female_patients_over40</w:t>
+        <w:br/>
+        <w:t xml:space="preserve">    (patient_id VARCHAR(50), patient_name VARCHAR(100), age INTEGER, patient_gender VARCHAR(10), city VARCHAR(100));</w:t>
+        <w:br/>
       </w:r>
     </w:p>
     <w:p>
@@ -1612,25 +2676,13 @@
         <w:pStyle w:val="Heading1"/>
       </w:pPr>
       <w:r>
-        <w:t>6. DDL Scripts — Redshift</w:t>
+        <w:t>9. Data Cleansing Modules</w:t>
       </w:r>
     </w:p>
     <w:p>
       <w:pPr/>
       <w:r>
-        <w:t>Run all of this in Redshift Query Editor v2 once before running any PySpark jobs.</w:t>
-      </w:r>
-    </w:p>
-    <w:p>
-      <w:r>
-        <w:rPr>
-          <w:b/>
-          <w:color w:val="7D3C98"/>
-        </w:rPr>
-        <w:t xml:space="preserve">🧭 NAVIGATE: </w:t>
-      </w:r>
-      <w:r>
-        <w:t>AWS Console → Redshift → Query editor v2 → connect to healthcare-workgroup → paste → Run (F5)</w:t>
+        <w:t>Run in this order (respects dependencies):</w:t>
       </w:r>
     </w:p>
     <w:p>
@@ -1643,207 +2695,415 @@
           <w:color w:val="1A1A2E"/>
           <w:sz w:val="16"/>
         </w:rPr>
-        <w:t>-- ============================================================</w:t>
-        <w:br/>
-        <w:t>-- SCHEMA: cleaned_data</w:t>
-        <w:br/>
-        <w:t>-- ============================================================</w:t>
-        <w:br/>
-        <w:br/>
-        <w:t>CREATE TABLE IF NOT EXISTS cleaned_data.hospitals (</w:t>
-        <w:br/>
-        <w:t xml:space="preserve">    hospital_id   VARCHAR(50)   NOT NULL  PRIMARY KEY,</w:t>
-        <w:br/>
-        <w:t xml:space="preserve">    hospital_name VARCHAR(200),</w:t>
-        <w:br/>
-        <w:t xml:space="preserve">    city          VARCHAR(100),</w:t>
-        <w:br/>
-        <w:t xml:space="preserve">    state         VARCHAR(100)</w:t>
-        <w:br/>
-        <w:t>) DISTSTYLE ALL</w:t>
-        <w:br/>
-        <w:t xml:space="preserve">  SORTKEY(hospital_id);</w:t>
-        <w:br/>
-        <w:br/>
-        <w:t>CREATE TABLE IF NOT EXISTS cleaned_data.group_subgroup (</w:t>
-        <w:br/>
-        <w:t xml:space="preserve">    group_id      VARCHAR(50)   NOT NULL,</w:t>
-        <w:br/>
-        <w:t xml:space="preserve">    group_name    VARCHAR(100),</w:t>
-        <w:br/>
-        <w:t xml:space="preserve">    subgroup_id   VARCHAR(50)   NOT NULL,</w:t>
-        <w:br/>
-        <w:t xml:space="preserve">    subgroup_name VARCHAR(100),</w:t>
-        <w:br/>
-        <w:t xml:space="preserve">    policy_type   VARCHAR(50),</w:t>
-        <w:br/>
-        <w:t xml:space="preserve">    premium_rate  DECIMAL(10,2),</w:t>
-        <w:br/>
-        <w:t xml:space="preserve">    PRIMARY KEY (group_id, subgroup_id)</w:t>
-        <w:br/>
-        <w:t>) DISTSTYLE ALL</w:t>
-        <w:br/>
-        <w:t xml:space="preserve">  SORTKEY(group_id, subgroup_id);</w:t>
-        <w:br/>
-        <w:br/>
-        <w:t>CREATE TABLE IF NOT EXISTS cleaned_data.patients (</w:t>
-        <w:br/>
-        <w:t xml:space="preserve">    patient_id     VARCHAR(50)   NOT NULL  PRIMARY KEY,</w:t>
-        <w:br/>
-        <w:t xml:space="preserve">    name           VARCHAR(100),</w:t>
-        <w:br/>
-        <w:t xml:space="preserve">    age            INTEGER,</w:t>
-        <w:br/>
-        <w:t xml:space="preserve">    gender         CHAR(1),</w:t>
-        <w:br/>
-        <w:t xml:space="preserve">    city           VARCHAR(100),</w:t>
-        <w:br/>
-        <w:t xml:space="preserve">    diagnosis      VARCHAR(200),</w:t>
-        <w:br/>
-        <w:t xml:space="preserve">    admission_date DATE,</w:t>
-        <w:br/>
-        <w:t xml:space="preserve">    discharge_date DATE,</w:t>
-        <w:br/>
-        <w:t xml:space="preserve">    hospital_id    VARCHAR(50)   REFERENCES cleaned_data.hospitals(hospital_id),</w:t>
-        <w:br/>
-        <w:t xml:space="preserve">    insurance_type VARCHAR(50),</w:t>
-        <w:br/>
-        <w:t xml:space="preserve">    total_charges  DECIMAL(12,2),</w:t>
-        <w:br/>
-        <w:t xml:space="preserve">    procedure_name VARCHAR(200)</w:t>
-        <w:br/>
-        <w:t>) DISTKEY(patient_id)</w:t>
-        <w:br/>
-        <w:t xml:space="preserve">  SORTKEY(patient_id);</w:t>
-        <w:br/>
-        <w:br/>
-        <w:t>CREATE TABLE IF NOT EXISTS cleaned_data.subscribers (</w:t>
-        <w:br/>
-        <w:t xml:space="preserve">    subscriber_id   VARCHAR(50)   NOT NULL  PRIMARY KEY,</w:t>
-        <w:br/>
-        <w:t xml:space="preserve">    name            VARCHAR(100),</w:t>
-        <w:br/>
-        <w:t xml:space="preserve">    age             INTEGER,</w:t>
-        <w:br/>
-        <w:t xml:space="preserve">    gender          CHAR(1),</w:t>
-        <w:br/>
-        <w:t xml:space="preserve">    city            VARCHAR(100),</w:t>
-        <w:br/>
-        <w:t xml:space="preserve">    group_id        VARCHAR(50),</w:t>
-        <w:br/>
-        <w:t xml:space="preserve">    subgroup_id     VARCHAR(50),</w:t>
-        <w:br/>
-        <w:t xml:space="preserve">    policy_type     VARCHAR(50),</w:t>
-        <w:br/>
-        <w:t xml:space="preserve">    monthly_premium DECIMAL(10,2),</w:t>
-        <w:br/>
-        <w:t xml:space="preserve">    enrollment_date DATE,</w:t>
-        <w:br/>
-        <w:t xml:space="preserve">    FOREIGN KEY (group_id, subgroup_id)</w:t>
-        <w:br/>
-        <w:t xml:space="preserve">        REFERENCES cleaned_data.group_subgroup(group_id, subgroup_id)</w:t>
-        <w:br/>
-        <w:t>) DISTKEY(subscriber_id)</w:t>
-        <w:br/>
-        <w:t xml:space="preserve">  SORTKEY(subscriber_id);</w:t>
-        <w:br/>
-        <w:br/>
-        <w:t>CREATE TABLE IF NOT EXISTS cleaned_data.claims (</w:t>
-        <w:br/>
-        <w:t xml:space="preserve">    claim_id      VARCHAR(50)   NOT NULL  PRIMARY KEY,</w:t>
-        <w:br/>
-        <w:t xml:space="preserve">    patient_id    VARCHAR(50)   REFERENCES cleaned_data.patients(patient_id),</w:t>
-        <w:br/>
-        <w:t xml:space="preserve">    subscriber_id VARCHAR(50)   REFERENCES cleaned_data.subscribers(subscriber_id),</w:t>
-        <w:br/>
-        <w:t xml:space="preserve">    claim_date    DATE,</w:t>
-        <w:br/>
-        <w:t xml:space="preserve">    disease       VARCHAR(200),</w:t>
-        <w:br/>
-        <w:t xml:space="preserve">    claim_amount  DECIMAL(12,2),</w:t>
-        <w:br/>
-        <w:t xml:space="preserve">    status        VARCHAR(50),</w:t>
-        <w:br/>
-        <w:t xml:space="preserve">    city          VARCHAR(100)</w:t>
-        <w:br/>
-        <w:t>) DISTKEY(claim_id)</w:t>
-        <w:br/>
-        <w:t xml:space="preserve">  SORTKEY(claim_id);</w:t>
-        <w:br/>
-        <w:br/>
-        <w:t>-- ============================================================</w:t>
-        <w:br/>
-        <w:t>-- SCHEMA: Project-Output  (one table per use case)</w:t>
-        <w:br/>
-        <w:t>-- ============================================================</w:t>
-        <w:br/>
-        <w:br/>
-        <w:t>CREATE TABLE IF NOT EXISTS "Project-Output".uc01_max_claims_disease</w:t>
-        <w:br/>
-        <w:t xml:space="preserve">    (disease VARCHAR(200), claim_count BIGINT);</w:t>
-        <w:br/>
-        <w:br/>
-        <w:t>CREATE TABLE IF NOT EXISTS "Project-Output".uc02_subscribers_under30</w:t>
-        <w:br/>
-        <w:t xml:space="preserve">    (subscriber_id VARCHAR(50), name VARCHAR(100), age INTEGER, subgroup_id VARCHAR(50));</w:t>
-        <w:br/>
-        <w:br/>
-        <w:t>CREATE TABLE IF NOT EXISTS "Project-Output".uc03_group_max_subgroups</w:t>
-        <w:br/>
-        <w:t xml:space="preserve">    (group_id VARCHAR(50), group_name VARCHAR(100), subgroup_count BIGINT);</w:t>
-        <w:br/>
-        <w:br/>
-        <w:t>CREATE TABLE IF NOT EXISTS "Project-Output".uc04_hospital_most_patients</w:t>
-        <w:br/>
-        <w:t xml:space="preserve">    (hospital_id VARCHAR(50), hospital_name VARCHAR(200), patient_count BIGINT);</w:t>
-        <w:br/>
-        <w:br/>
-        <w:t>CREATE TABLE IF NOT EXISTS "Project-Output".uc05_most_subscribed_subgroup</w:t>
-        <w:br/>
-        <w:t xml:space="preserve">    (subgroup_id VARCHAR(50), subgroup_name VARCHAR(100), subscription_count BIGINT);</w:t>
-        <w:br/>
-        <w:br/>
-        <w:t>CREATE TABLE IF NOT EXISTS "Project-Output".uc06_total_rejected_claims</w:t>
-        <w:br/>
-        <w:t xml:space="preserve">    (total_rejected BIGINT);</w:t>
-        <w:br/>
-        <w:br/>
-        <w:t>CREATE TABLE IF NOT EXISTS "Project-Output".uc07_city_most_claims</w:t>
-        <w:br/>
-        <w:t xml:space="preserve">    (city VARCHAR(100), claim_count BIGINT);</w:t>
-        <w:br/>
-        <w:br/>
-        <w:t>CREATE TABLE IF NOT EXISTS "Project-Output".uc08_govt_vs_private</w:t>
-        <w:br/>
-        <w:t xml:space="preserve">    (policy_type VARCHAR(50), subscriber_count BIGINT);</w:t>
-        <w:br/>
-        <w:br/>
-        <w:t>CREATE TABLE IF NOT EXISTS "Project-Output".uc09_avg_monthly_premium</w:t>
-        <w:br/>
-        <w:t xml:space="preserve">    (avg_monthly_premium DECIMAL(10,2));</w:t>
-        <w:br/>
-        <w:br/>
-        <w:t>CREATE TABLE IF NOT EXISTS "Project-Output".uc10_most_profitable_group</w:t>
-        <w:br/>
-        <w:t xml:space="preserve">    (group_id VARCHAR(50), group_name VARCHAR(100), total_profit DECIMAL(14,2));</w:t>
-        <w:br/>
-        <w:br/>
-        <w:t>CREATE TABLE IF NOT EXISTS "Project-Output".uc11_patients_under18_cancer</w:t>
-        <w:br/>
-        <w:t xml:space="preserve">    (patient_id VARCHAR(50), name VARCHAR(100), age INTEGER, diagnosis VARCHAR(200));</w:t>
-        <w:br/>
-        <w:br/>
-        <w:t>CREATE TABLE IF NOT EXISTS "Project-Output".uc12_cashless_high_charges</w:t>
-        <w:br/>
-        <w:t xml:space="preserve">    (patient_id VARCHAR(50), name VARCHAR(100), insurance_type VARCHAR(50), total_charges DECIMAL(12,2));</w:t>
-        <w:br/>
-        <w:br/>
-        <w:t>CREATE TABLE IF NOT EXISTS "Project-Output".uc13_female_knee_surgery</w:t>
-        <w:br/>
-        <w:t xml:space="preserve">    (patient_id VARCHAR(50), name VARCHAR(100), age INTEGER, gender CHAR(1),</w:t>
-        <w:br/>
-        <w:t xml:space="preserve">     procedure_name VARCHAR(200), admission_date DATE);</w:t>
-        <w:br/>
+        <w:t>1. hospitals_cleanse.py</w:t>
+        <w:br/>
+        <w:t>2. disease_cleanse.py</w:t>
+        <w:br/>
+        <w:t>3. subgroups_cleanse.py</w:t>
+        <w:br/>
+        <w:t>4. groups_cleanse.py</w:t>
+        <w:br/>
+        <w:t>5. grpsubgrp_cleanse.py</w:t>
+        <w:br/>
+        <w:t>6. patients_cleanse.py</w:t>
+        <w:br/>
+        <w:t>7. subscribers_cleanse.py</w:t>
+        <w:br/>
+        <w:t>8. claims_cleanse.py</w:t>
+      </w:r>
+    </w:p>
+    <w:p>
+      <w:pPr>
+        <w:pStyle w:val="Heading2"/>
+      </w:pPr>
+      <w:r>
+        <w:t>9.1 patients_cleanse.py</w:t>
+      </w:r>
+    </w:p>
+    <w:p>
+      <w:r>
+        <w:rPr>
+          <w:b/>
+          <w:color w:val="1F618D"/>
+        </w:rPr>
+        <w:t xml:space="preserve">📝 NOTE: </w:t>
+      </w:r>
+      <w:r>
+        <w:t>Patient_records.csv has no age column — calculate from patient_birth_date.</w:t>
+      </w:r>
+    </w:p>
+    <w:p>
+      <w:pPr>
+        <w:ind w:left="432"/>
+      </w:pPr>
+      <w:r>
+        <w:rPr>
+          <w:rFonts w:ascii="Courier New" w:hAnsi="Courier New"/>
+          <w:color w:val="1A1A2E"/>
+          <w:sz w:val="16"/>
+        </w:rPr>
+        <w:t>import sys; sys.path.append("/app/src")</w:t>
+        <w:br/>
+        <w:t>from utils.spark_session import get_spark_session</w:t>
+        <w:br/>
+        <w:t>from utils.redshift_utils import write_to_redshift</w:t>
+        <w:br/>
+        <w:t>from pyspark.sql import functions as F</w:t>
+        <w:br/>
+        <w:br/>
+        <w:t>S3 = "s3a://healthcare-insurance-capstone/input-data/patients/"</w:t>
+        <w:br/>
+        <w:br/>
+        <w:t>def main():</w:t>
+        <w:br/>
+        <w:t xml:space="preserve">    spark = get_spark_session()</w:t>
+        <w:br/>
+        <w:t xml:space="preserve">    df = spark.read.csv(S3, header=True, inferSchema=True)</w:t>
+        <w:br/>
+        <w:br/>
+        <w:t xml:space="preserve">    # Inspect nulls</w:t>
+        <w:br/>
+        <w:t xml:space="preserve">    for c in df.columns:</w:t>
+        <w:br/>
+        <w:t xml:space="preserve">        print(f"{c}: {df.filter(F.col(c).isNull()).count()} nulls")</w:t>
+        <w:br/>
+        <w:br/>
+        <w:t xml:space="preserve">    # Replace string nulls with NA</w:t>
+        <w:br/>
+        <w:t xml:space="preserve">    df = df.fillna("NA")</w:t>
+        <w:br/>
+        <w:br/>
+        <w:t xml:space="preserve">    # Drop duplicates on patient_id</w:t>
+        <w:br/>
+        <w:t xml:space="preserve">    before = df.count()</w:t>
+        <w:br/>
+        <w:t xml:space="preserve">    df = df.dropDuplicates(["Patient_id"])</w:t>
+        <w:br/>
+        <w:t xml:space="preserve">    print(f"Dropped {before - df.count()} duplicates")</w:t>
+        <w:br/>
+        <w:br/>
+        <w:t xml:space="preserve">    # Rename columns to lowercase standard</w:t>
+        <w:br/>
+        <w:t xml:space="preserve">    df = (df</w:t>
+        <w:br/>
+        <w:t xml:space="preserve">        .withColumnRenamed("Patient_id",         "patient_id")</w:t>
+        <w:br/>
+        <w:t xml:space="preserve">        .withColumnRenamed("Patient_name",        "patient_name")</w:t>
+        <w:br/>
+        <w:t xml:space="preserve">        .withColumnRenamed("patient_gender",      "patient_gender")</w:t>
+        <w:br/>
+        <w:t xml:space="preserve">        .withColumnRenamed("patient_birth_date",  "patient_birth_date")</w:t>
+        <w:br/>
+        <w:t xml:space="preserve">        .withColumnRenamed("patient_phone",       "patient_phone")</w:t>
+        <w:br/>
+        <w:t xml:space="preserve">        .withColumnRenamed("disease_name",        "disease_name")</w:t>
+        <w:br/>
+        <w:t xml:space="preserve">        .withColumnRenamed("hospital_id",         "hospital_id")</w:t>
+        <w:br/>
+        <w:t xml:space="preserve">    )</w:t>
+        <w:br/>
+        <w:t xml:space="preserve">    # Cast patient_id to string, birth_date to date</w:t>
+        <w:br/>
+        <w:t xml:space="preserve">    df = df.withColumn("patient_id", F.col("patient_id").cast("string"))</w:t>
+        <w:br/>
+        <w:t xml:space="preserve">    df = df.withColumn("patient_birth_date",</w:t>
+        <w:br/>
+        <w:t xml:space="preserve">                       F.to_date(F.col("patient_birth_date"), "yyyy-MM-dd"))</w:t>
+        <w:br/>
+        <w:br/>
+        <w:t xml:space="preserve">    write_to_redshift(df, "cleaned_data.patients")</w:t>
+        <w:br/>
+        <w:t xml:space="preserve">    spark.stop()</w:t>
+        <w:br/>
+        <w:br/>
+        <w:t>if __name__ == "__main__":</w:t>
+        <w:br/>
+        <w:t xml:space="preserve">    main()</w:t>
+        <w:br/>
+      </w:r>
+    </w:p>
+    <w:p>
+      <w:pPr>
+        <w:pStyle w:val="Heading2"/>
+      </w:pPr>
+      <w:r>
+        <w:t>9.2 claims_cleanse.py</w:t>
+      </w:r>
+    </w:p>
+    <w:p>
+      <w:r>
+        <w:rPr>
+          <w:b/>
+          <w:color w:val="1F618D"/>
+        </w:rPr>
+        <w:t xml:space="preserve">📝 NOTE: </w:t>
+      </w:r>
+      <w:r>
+        <w:t>claims.json is JSON not CSV — use spark.read.json(). Claim_Or_Rejected values: "Y"=rejected, "N"=not rejected, "NaN"=unknown.</w:t>
+      </w:r>
+    </w:p>
+    <w:p>
+      <w:pPr>
+        <w:ind w:left="432"/>
+      </w:pPr>
+      <w:r>
+        <w:rPr>
+          <w:rFonts w:ascii="Courier New" w:hAnsi="Courier New"/>
+          <w:color w:val="1A1A2E"/>
+          <w:sz w:val="16"/>
+        </w:rPr>
+        <w:t>import sys; sys.path.append("/app/src")</w:t>
+        <w:br/>
+        <w:t>from utils.spark_session import get_spark_session</w:t>
+        <w:br/>
+        <w:t>from utils.redshift_utils import write_to_redshift</w:t>
+        <w:br/>
+        <w:t>from pyspark.sql import functions as F</w:t>
+        <w:br/>
+        <w:br/>
+        <w:t>S3 = "s3a://healthcare-insurance-capstone/input-data/claims/claims.json"</w:t>
+        <w:br/>
+        <w:br/>
+        <w:t>def main():</w:t>
+        <w:br/>
+        <w:t xml:space="preserve">    spark = get_spark_session()</w:t>
+        <w:br/>
+        <w:t xml:space="preserve">    df = spark.read.json(S3)  # JSON — not CSV</w:t>
+        <w:br/>
+        <w:br/>
+        <w:t xml:space="preserve">    # Inspect nulls</w:t>
+        <w:br/>
+        <w:t xml:space="preserve">    for c in df.columns:</w:t>
+        <w:br/>
+        <w:t xml:space="preserve">        print(f"{c}: {df.filter(F.col(c).isNull()).count()} nulls")</w:t>
+        <w:br/>
+        <w:br/>
+        <w:t xml:space="preserve">    # Replace NaN strings with NA</w:t>
+        <w:br/>
+        <w:t xml:space="preserve">    df = df.withColumn("Claim_Or_Rejected",</w:t>
+        <w:br/>
+        <w:t xml:space="preserve">        F.when(F.col("Claim_Or_Rejected") == "NaN", "NA")</w:t>
+        <w:br/>
+        <w:t xml:space="preserve">        .otherwise(F.col("Claim_Or_Rejected")))</w:t>
+        <w:br/>
+        <w:br/>
+        <w:t xml:space="preserve">    df = df.fillna("NA")</w:t>
+        <w:br/>
+        <w:t xml:space="preserve">    df = df.dropDuplicates(["claim_id"])</w:t>
+        <w:br/>
+        <w:br/>
+        <w:t xml:space="preserve">    # Rename to standard names</w:t>
+        <w:br/>
+        <w:t xml:space="preserve">    df = (df</w:t>
+        <w:br/>
+        <w:t xml:space="preserve">        .withColumnRenamed("SUB_ID",             "sub_id")</w:t>
+        <w:br/>
+        <w:t xml:space="preserve">        .withColumnRenamed("Claim_Or_Rejected",  "claim_or_rejected")</w:t>
+        <w:br/>
+        <w:t xml:space="preserve">    )</w:t>
+        <w:br/>
+        <w:t xml:space="preserve">    df = df.withColumn("claim_amount", F.col("claim_amount").cast("decimal(12,2)"))</w:t>
+        <w:br/>
+        <w:t xml:space="preserve">    df = df.withColumn("claim_date",   F.to_date(F.col("claim_date"), "yyyy-MM-dd"))</w:t>
+        <w:br/>
+        <w:t xml:space="preserve">    df = df.withColumn("patient_id",   F.col("patient_id").cast("string"))</w:t>
+        <w:br/>
+        <w:br/>
+        <w:t xml:space="preserve">    write_to_redshift(df, "cleaned_data.claims")</w:t>
+        <w:br/>
+        <w:t xml:space="preserve">    spark.stop()</w:t>
+        <w:br/>
+        <w:br/>
+        <w:t>if __name__ == "__main__":</w:t>
+        <w:br/>
+        <w:t xml:space="preserve">    main()</w:t>
+        <w:br/>
+      </w:r>
+    </w:p>
+    <w:p>
+      <w:pPr>
+        <w:pStyle w:val="Heading2"/>
+      </w:pPr>
+      <w:r>
+        <w:t>9.3 subscribers_cleanse.py</w:t>
+      </w:r>
+    </w:p>
+    <w:p>
+      <w:r>
+        <w:rPr>
+          <w:b/>
+          <w:color w:val="1F618D"/>
+        </w:rPr>
+        <w:t xml:space="preserve">📝 NOTE: </w:t>
+      </w:r>
+      <w:r>
+        <w:t>Column name "sub _id" has a space — strip it during rename.</w:t>
+      </w:r>
+    </w:p>
+    <w:p>
+      <w:pPr>
+        <w:ind w:left="432"/>
+      </w:pPr>
+      <w:r>
+        <w:rPr>
+          <w:rFonts w:ascii="Courier New" w:hAnsi="Courier New"/>
+          <w:color w:val="1A1A2E"/>
+          <w:sz w:val="16"/>
+        </w:rPr>
+        <w:t>import sys; sys.path.append("/app/src")</w:t>
+        <w:br/>
+        <w:t>from utils.spark_session import get_spark_session</w:t>
+        <w:br/>
+        <w:t>from utils.redshift_utils import write_to_redshift</w:t>
+        <w:br/>
+        <w:t>from pyspark.sql import functions as F</w:t>
+        <w:br/>
+        <w:br/>
+        <w:t>S3 = "s3a://healthcare-insurance-capstone/input-data/subscribers/"</w:t>
+        <w:br/>
+        <w:br/>
+        <w:t>def main():</w:t>
+        <w:br/>
+        <w:t xml:space="preserve">    spark = get_spark_session()</w:t>
+        <w:br/>
+        <w:t xml:space="preserve">    df = spark.read.csv(S3, header=True, inferSchema=True)</w:t>
+        <w:br/>
+        <w:br/>
+        <w:t xml:space="preserve">    # Strip spaces from column names (e.g. "sub _id")</w:t>
+        <w:br/>
+        <w:t xml:space="preserve">    df = df.toDF(*[c.strip() for c in df.columns])</w:t>
+        <w:br/>
+        <w:br/>
+        <w:t xml:space="preserve">    df = df.fillna("NA")</w:t>
+        <w:br/>
+        <w:t xml:space="preserve">    df = df.dropDuplicates(["sub_id"])</w:t>
+        <w:br/>
+        <w:br/>
+        <w:t xml:space="preserve">    df = (df</w:t>
+        <w:br/>
+        <w:t xml:space="preserve">        .withColumnRenamed("sub_id",    "sub_id")</w:t>
+        <w:br/>
+        <w:t xml:space="preserve">        .withColumnRenamed("Zip Code",  "zip_code")</w:t>
+        <w:br/>
+        <w:t xml:space="preserve">        .withColumnRenamed("Subgrp_id", "subgrp_id")</w:t>
+        <w:br/>
+        <w:t xml:space="preserve">        .withColumnRenamed("Elig_ind",  "elig_ind")</w:t>
+        <w:br/>
+        <w:t xml:space="preserve">    )</w:t>
+        <w:br/>
+        <w:t xml:space="preserve">    df = df.withColumn("birth_date", F.to_date(F.col("Birth_date"), "yyyy-MM-dd"))</w:t>
+        <w:br/>
+        <w:t xml:space="preserve">    df = df.withColumn("eff_date",   F.to_date(F.col("eff_date"),   "yyyy-MM-dd"))</w:t>
+        <w:br/>
+        <w:t xml:space="preserve">    df = df.withColumn("term_date",  F.to_date(F.col("term_date"),  "yyyy-MM-dd"))</w:t>
+        <w:br/>
+        <w:br/>
+        <w:t xml:space="preserve">    # Drop original Birth_date (replaced by birth_date)</w:t>
+        <w:br/>
+        <w:t xml:space="preserve">    df = df.drop("Birth_date")</w:t>
+        <w:br/>
+        <w:br/>
+        <w:t xml:space="preserve">    write_to_redshift(df, "cleaned_data.subscribers")</w:t>
+        <w:br/>
+        <w:t xml:space="preserve">    spark.stop()</w:t>
+        <w:br/>
+        <w:br/>
+        <w:t>if __name__ == "__main__":</w:t>
+        <w:br/>
+        <w:t xml:space="preserve">    main()</w:t>
+        <w:br/>
+      </w:r>
+    </w:p>
+    <w:p>
+      <w:pPr>
+        <w:pStyle w:val="Heading2"/>
+      </w:pPr>
+      <w:r>
+        <w:t>9.4 groups_cleanse.py</w:t>
+      </w:r>
+    </w:p>
+    <w:p>
+      <w:pPr>
+        <w:ind w:left="432"/>
+      </w:pPr>
+      <w:r>
+        <w:rPr>
+          <w:rFonts w:ascii="Courier New" w:hAnsi="Courier New"/>
+          <w:color w:val="1A1A2E"/>
+          <w:sz w:val="16"/>
+        </w:rPr>
+        <w:t>import sys; sys.path.append("/app/src")</w:t>
+        <w:br/>
+        <w:t>from utils.spark_session import get_spark_session</w:t>
+        <w:br/>
+        <w:t>from utils.redshift_utils import write_to_redshift</w:t>
+        <w:br/>
+        <w:t>from pyspark.sql import functions as F</w:t>
+        <w:br/>
+        <w:br/>
+        <w:t>S3 = "s3a://healthcare-insurance-capstone/input-data/groups/"</w:t>
+        <w:br/>
+        <w:br/>
+        <w:t>def main():</w:t>
+        <w:br/>
+        <w:t xml:space="preserve">    spark = get_spark_session()</w:t>
+        <w:br/>
+        <w:t xml:space="preserve">    df = spark.read.csv(S3, header=True, inferSchema=True)</w:t>
+        <w:br/>
+        <w:t xml:space="preserve">    df = df.toDF(*[c.strip() for c in df.columns])</w:t>
+        <w:br/>
+        <w:t xml:space="preserve">    df = df.fillna("NA")</w:t>
+        <w:br/>
+        <w:t xml:space="preserve">    df = df.dropDuplicates(["Grp_Id"])</w:t>
+        <w:br/>
+        <w:t xml:space="preserve">    df = (df</w:t>
+        <w:br/>
+        <w:t xml:space="preserve">        .withColumnRenamed("Grp_Id",          "grp_id")</w:t>
+        <w:br/>
+        <w:t xml:space="preserve">        .withColumnRenamed("Grp_Name",         "grp_name")</w:t>
+        <w:br/>
+        <w:t xml:space="preserve">        .withColumnRenamed("Grp_Type",         "grp_type")</w:t>
+        <w:br/>
+        <w:t xml:space="preserve">        .withColumnRenamed("Country",          "country")</w:t>
+        <w:br/>
+        <w:t xml:space="preserve">        .withColumnRenamed("premium_written",  "premium_written")</w:t>
+        <w:br/>
+        <w:t xml:space="preserve">        .withColumnRenamed("zipcode",          "zipcode")</w:t>
+        <w:br/>
+        <w:t xml:space="preserve">        .withColumnRenamed("city",             "city")</w:t>
+        <w:br/>
+        <w:t xml:space="preserve">        .withColumnRenamed("year",             "year")</w:t>
+        <w:br/>
+        <w:t xml:space="preserve">    )</w:t>
+        <w:br/>
+        <w:t xml:space="preserve">    df = df.withColumn("premium_written", F.col("premium_written").cast("decimal(12,2)"))</w:t>
+        <w:br/>
+        <w:t xml:space="preserve">    df = df.withColumn("year", F.col("year").cast("integer"))</w:t>
+        <w:br/>
+        <w:br/>
+        <w:t xml:space="preserve">    write_to_redshift(df, "cleaned_data.groups")</w:t>
+        <w:br/>
+        <w:t xml:space="preserve">    spark.stop()</w:t>
+        <w:br/>
+        <w:br/>
+        <w:t>if __name__ == "__main__":</w:t>
+        <w:br/>
+        <w:t xml:space="preserve">    main()</w:t>
+        <w:br/>
+      </w:r>
+    </w:p>
+    <w:p>
+      <w:pPr>
+        <w:pStyle w:val="Heading2"/>
+      </w:pPr>
+      <w:r>
+        <w:t>9.5 subgroups_cleanse.py / grpsubgrp_cleanse.py / hospitals_cleanse.py / disease_cleanse.py</w:t>
+      </w:r>
+    </w:p>
+    <w:p>
+      <w:pPr/>
+      <w:r>
+        <w:t>These follow the same pattern — read CSV, strip column names, fillna, dropDuplicates, rename to lowercase, write_to_redshift. The target tables are cleaned_data.subgroups, cleaned_data.grpsubgrp, cleaned_data.hospitals, cleaned_data.disease respectively.</w:t>
       </w:r>
     </w:p>
     <w:p>
@@ -1855,7 +3115,7 @@
         <w:t xml:space="preserve">✅ BEST PRACTICE: </w:t>
       </w:r>
       <w:r>
-        <w:t>DISTSTYLE ALL on small lookup tables (hospitals, group_subgroup) broadcasts them to all nodes — avoids shuffle joins. DISTKEY on large tables distributes data evenly.</w:t>
+        <w:t>All cleansing modules are structurally identical. Once you have patients_cleanse.py working, duplicate and adjust column names for the remaining files.</w:t>
       </w:r>
     </w:p>
     <w:p>
@@ -1868,554 +3128,13 @@
         <w:pStyle w:val="Heading1"/>
       </w:pPr>
       <w:r>
-        <w:t>7. Data Cleansing Modules</w:t>
-      </w:r>
-    </w:p>
-    <w:p>
-      <w:pPr>
-        <w:pStyle w:val="Heading2"/>
-      </w:pPr>
-      <w:r>
-        <w:t>7.1 Execution Order</w:t>
+        <w:t>10. Use Case Result Modules (UC-01 to UC-13)</w:t>
       </w:r>
     </w:p>
     <w:p>
       <w:pPr/>
       <w:r>
-        <w:t>Always run cleansing in this order to satisfy foreign key dependencies:</w:t>
-      </w:r>
-    </w:p>
-    <w:p>
-      <w:pPr>
-        <w:ind w:left="432"/>
-      </w:pPr>
-      <w:r>
-        <w:rPr>
-          <w:rFonts w:ascii="Courier New" w:hAnsi="Courier New"/>
-          <w:color w:val="1A1A2E"/>
-          <w:sz w:val="16"/>
-        </w:rPr>
-        <w:t>1. group_subgroup_cleanse.py</w:t>
-        <w:br/>
-        <w:t>2. patients_cleanse.py</w:t>
-        <w:br/>
-        <w:t>3. subscribers_cleanse.py  (references group_subgroup)</w:t>
-        <w:br/>
-        <w:t>4. claims_cleanse.py       (references patients + subscribers)</w:t>
-      </w:r>
-    </w:p>
-    <w:p>
-      <w:pPr>
-        <w:pStyle w:val="Heading2"/>
-      </w:pPr>
-      <w:r>
-        <w:t>7.2 patients_cleanse.py</w:t>
-      </w:r>
-    </w:p>
-    <w:p>
-      <w:pPr>
-        <w:ind w:left="432"/>
-      </w:pPr>
-      <w:r>
-        <w:rPr>
-          <w:rFonts w:ascii="Courier New" w:hAnsi="Courier New"/>
-          <w:color w:val="1A1A2E"/>
-          <w:sz w:val="16"/>
-        </w:rPr>
-        <w:t>import sys</w:t>
-        <w:br/>
-        <w:t>sys.path.append("/app/src")</w:t>
-        <w:br/>
-        <w:t>from utils.spark_session import get_spark_session</w:t>
-        <w:br/>
-        <w:t>from utils.redshift_utils import write_to_redshift</w:t>
-        <w:br/>
-        <w:t>from pyspark.sql import functions as F</w:t>
-        <w:br/>
-        <w:br/>
-        <w:t>S3_PATH = "s3a://healthcare-insurance-capstone/input-data/patients/"</w:t>
-        <w:br/>
-        <w:br/>
-        <w:t>def main():</w:t>
-        <w:br/>
-        <w:t xml:space="preserve">    spark = get_spark_session()</w:t>
-        <w:br/>
-        <w:br/>
-        <w:t xml:space="preserve">    # ── READ ────────────────────────────────────────────────</w:t>
-        <w:br/>
-        <w:t xml:space="preserve">    df = spark.read.csv(S3_PATH, header=True, inferSchema=True)</w:t>
-        <w:br/>
-        <w:t xml:space="preserve">    print(f"Raw count: {df.count()}")</w:t>
-        <w:br/>
-        <w:br/>
-        <w:t xml:space="preserve">    # ── INSPECT NULLS ───────────────────────────────────────</w:t>
-        <w:br/>
-        <w:t xml:space="preserve">    from pyspark.sql.types import StringType, NumericType</w:t>
-        <w:br/>
-        <w:t xml:space="preserve">    null_report = [(c, df.filter(F.col(c).isNull()).count()) for c in df.columns]</w:t>
-        <w:br/>
-        <w:t xml:space="preserve">    print("Null counts per column:")</w:t>
-        <w:br/>
-        <w:t xml:space="preserve">    for col_name, cnt in null_report:</w:t>
-        <w:br/>
-        <w:t xml:space="preserve">        print(f"  {col_name}: {cnt}")</w:t>
-        <w:br/>
-        <w:br/>
-        <w:t xml:space="preserve">    # ── REPLACE NULLS ───────────────────────────────────────</w:t>
-        <w:br/>
-        <w:t xml:space="preserve">    for field in df.schema.fields:</w:t>
-        <w:br/>
-        <w:t xml:space="preserve">        if isinstance(field.dataType, StringType):</w:t>
-        <w:br/>
-        <w:t xml:space="preserve">            df = df.withColumn(field.name,</w:t>
-        <w:br/>
-        <w:t xml:space="preserve">                F.when(F.col(field.name).isNull(), "NA").otherwise(F.col(field.name)))</w:t>
-        <w:br/>
-        <w:t xml:space="preserve">        else:</w:t>
-        <w:br/>
-        <w:t xml:space="preserve">            df = df.withColumn(field.name,</w:t>
-        <w:br/>
-        <w:t xml:space="preserve">                F.when(F.col(field.name).isNull(), 0).otherwise(F.col(field.name)))</w:t>
-        <w:br/>
-        <w:br/>
-        <w:t xml:space="preserve">    # ── DROP DUPLICATES ─────────────────────────────────────</w:t>
-        <w:br/>
-        <w:t xml:space="preserve">    before = df.count()</w:t>
-        <w:br/>
-        <w:t xml:space="preserve">    df = df.dropDuplicates(["patient_id"])</w:t>
-        <w:br/>
-        <w:t xml:space="preserve">    print(f"Duplicates dropped: {before - df.count()}")</w:t>
-        <w:br/>
-        <w:br/>
-        <w:t xml:space="preserve">    # ── EXTRA TRANSFORMS ────────────────────────────────────</w:t>
-        <w:br/>
-        <w:t xml:space="preserve">    df = df.withColumn("age", F.col("age").cast("integer"))</w:t>
-        <w:br/>
-        <w:t xml:space="preserve">    df = df.withColumn("total_charges", F.col("total_charges").cast("decimal(12,2)"))</w:t>
-        <w:br/>
-        <w:t xml:space="preserve">    df = df.withColumn("admission_date", F.to_date(F.col("admission_date"), "yyyy-MM-dd"))</w:t>
-        <w:br/>
-        <w:t xml:space="preserve">    df = df.withColumn("discharge_date", F.to_date(F.col("discharge_date"), "yyyy-MM-dd"))</w:t>
-        <w:br/>
-        <w:br/>
-        <w:t xml:space="preserve">    print(f"Clean count: {df.count()}")</w:t>
-        <w:br/>
-        <w:t xml:space="preserve">    df.printSchema()</w:t>
-        <w:br/>
-        <w:br/>
-        <w:t xml:space="preserve">    # ── WRITE TO REDSHIFT ───────────────────────────────────</w:t>
-        <w:br/>
-        <w:t xml:space="preserve">    write_to_redshift(df, "cleaned_data.patients")</w:t>
-        <w:br/>
-        <w:br/>
-        <w:t xml:space="preserve">    spark.stop()</w:t>
-        <w:br/>
-        <w:br/>
-        <w:t>if __name__ == "__main__":</w:t>
-        <w:br/>
-        <w:t xml:space="preserve">    main()</w:t>
-        <w:br/>
-      </w:r>
-    </w:p>
-    <w:p>
-      <w:pPr>
-        <w:pStyle w:val="Heading2"/>
-      </w:pPr>
-      <w:r>
-        <w:t>7.3 subscribers_cleanse.py</w:t>
-      </w:r>
-    </w:p>
-    <w:p>
-      <w:pPr>
-        <w:ind w:left="432"/>
-      </w:pPr>
-      <w:r>
-        <w:rPr>
-          <w:rFonts w:ascii="Courier New" w:hAnsi="Courier New"/>
-          <w:color w:val="1A1A2E"/>
-          <w:sz w:val="16"/>
-        </w:rPr>
-        <w:t>import sys</w:t>
-        <w:br/>
-        <w:t>sys.path.append("/app/src")</w:t>
-        <w:br/>
-        <w:t>from utils.spark_session import get_spark_session</w:t>
-        <w:br/>
-        <w:t>from utils.redshift_utils import write_to_redshift</w:t>
-        <w:br/>
-        <w:t>from pyspark.sql import functions as F</w:t>
-        <w:br/>
-        <w:br/>
-        <w:t>S3_PATH = "s3a://healthcare-insurance-capstone/input-data/subscribers/"</w:t>
-        <w:br/>
-        <w:br/>
-        <w:t>def main():</w:t>
-        <w:br/>
-        <w:t xml:space="preserve">    spark = get_spark_session()</w:t>
-        <w:br/>
-        <w:br/>
-        <w:t xml:space="preserve">    # ── READ ────────────────────────────────────────────────</w:t>
-        <w:br/>
-        <w:t xml:space="preserve">    df = spark.read.csv(S3_PATH, header=True, inferSchema=True)</w:t>
-        <w:br/>
-        <w:t xml:space="preserve">    print(f"Raw count: {df.count()}")</w:t>
-        <w:br/>
-        <w:br/>
-        <w:t xml:space="preserve">    # ── INSPECT NULLS ───────────────────────────────────────</w:t>
-        <w:br/>
-        <w:t xml:space="preserve">    from pyspark.sql.types import StringType, NumericType</w:t>
-        <w:br/>
-        <w:t xml:space="preserve">    null_report = [(c, df.filter(F.col(c).isNull()).count()) for c in df.columns]</w:t>
-        <w:br/>
-        <w:t xml:space="preserve">    print("Null counts per column:")</w:t>
-        <w:br/>
-        <w:t xml:space="preserve">    for col_name, cnt in null_report:</w:t>
-        <w:br/>
-        <w:t xml:space="preserve">        print(f"  {col_name}: {cnt}")</w:t>
-        <w:br/>
-        <w:br/>
-        <w:t xml:space="preserve">    # ── REPLACE NULLS ───────────────────────────────────────</w:t>
-        <w:br/>
-        <w:t xml:space="preserve">    for field in df.schema.fields:</w:t>
-        <w:br/>
-        <w:t xml:space="preserve">        if isinstance(field.dataType, StringType):</w:t>
-        <w:br/>
-        <w:t xml:space="preserve">            df = df.withColumn(field.name,</w:t>
-        <w:br/>
-        <w:t xml:space="preserve">                F.when(F.col(field.name).isNull(), "NA").otherwise(F.col(field.name)))</w:t>
-        <w:br/>
-        <w:t xml:space="preserve">        else:</w:t>
-        <w:br/>
-        <w:t xml:space="preserve">            df = df.withColumn(field.name,</w:t>
-        <w:br/>
-        <w:t xml:space="preserve">                F.when(F.col(field.name).isNull(), 0).otherwise(F.col(field.name)))</w:t>
-        <w:br/>
-        <w:br/>
-        <w:t xml:space="preserve">    # ── DROP DUPLICATES ─────────────────────────────────────</w:t>
-        <w:br/>
-        <w:t xml:space="preserve">    before = df.count()</w:t>
-        <w:br/>
-        <w:t xml:space="preserve">    df = df.dropDuplicates(["subscriber_id"])</w:t>
-        <w:br/>
-        <w:t xml:space="preserve">    print(f"Duplicates dropped: {before - df.count()}")</w:t>
-        <w:br/>
-        <w:br/>
-        <w:t xml:space="preserve">    # ── EXTRA TRANSFORMS ────────────────────────────────────</w:t>
-        <w:br/>
-        <w:t xml:space="preserve">    df = df.withColumn("age", F.col("age").cast("integer"))</w:t>
-        <w:br/>
-        <w:t xml:space="preserve">    df = df.withColumn("monthly_premium", F.col("monthly_premium").cast("decimal(10,2)"))</w:t>
-        <w:br/>
-        <w:t xml:space="preserve">    df = df.withColumn("enrollment_date", F.to_date(F.col("enrollment_date"), "yyyy-MM-dd"))</w:t>
-        <w:br/>
-        <w:t xml:space="preserve">    # Standardise policy_type</w:t>
-        <w:br/>
-        <w:t xml:space="preserve">    df = df.withColumn("policy_type",</w:t>
-        <w:br/>
-        <w:t xml:space="preserve">        F.when(F.upper(F.col("policy_type")).isin("GOVERNMENT","PRIVATE"),</w:t>
-        <w:br/>
-        <w:t xml:space="preserve">               F.initcap(F.col("policy_type"))).otherwise("Unknown"))</w:t>
-        <w:br/>
-        <w:br/>
-        <w:t xml:space="preserve">    print(f"Clean count: {df.count()}")</w:t>
-        <w:br/>
-        <w:t xml:space="preserve">    df.printSchema()</w:t>
-        <w:br/>
-        <w:br/>
-        <w:t xml:space="preserve">    # ── WRITE TO REDSHIFT ───────────────────────────────────</w:t>
-        <w:br/>
-        <w:t xml:space="preserve">    write_to_redshift(df, "cleaned_data.subscribers")</w:t>
-        <w:br/>
-        <w:br/>
-        <w:t xml:space="preserve">    spark.stop()</w:t>
-        <w:br/>
-        <w:br/>
-        <w:t>if __name__ == "__main__":</w:t>
-        <w:br/>
-        <w:t xml:space="preserve">    main()</w:t>
-        <w:br/>
-      </w:r>
-    </w:p>
-    <w:p>
-      <w:pPr>
-        <w:pStyle w:val="Heading2"/>
-      </w:pPr>
-      <w:r>
-        <w:t>7.4 claims_cleanse.py</w:t>
-      </w:r>
-    </w:p>
-    <w:p>
-      <w:pPr>
-        <w:ind w:left="432"/>
-      </w:pPr>
-      <w:r>
-        <w:rPr>
-          <w:rFonts w:ascii="Courier New" w:hAnsi="Courier New"/>
-          <w:color w:val="1A1A2E"/>
-          <w:sz w:val="16"/>
-        </w:rPr>
-        <w:t>import sys</w:t>
-        <w:br/>
-        <w:t>sys.path.append("/app/src")</w:t>
-        <w:br/>
-        <w:t>from utils.spark_session import get_spark_session</w:t>
-        <w:br/>
-        <w:t>from utils.redshift_utils import write_to_redshift</w:t>
-        <w:br/>
-        <w:t>from pyspark.sql import functions as F</w:t>
-        <w:br/>
-        <w:br/>
-        <w:t>S3_PATH = "s3a://healthcare-insurance-capstone/input-data/claims/"</w:t>
-        <w:br/>
-        <w:br/>
-        <w:t>def main():</w:t>
-        <w:br/>
-        <w:t xml:space="preserve">    spark = get_spark_session()</w:t>
-        <w:br/>
-        <w:br/>
-        <w:t xml:space="preserve">    # ── READ ────────────────────────────────────────────────</w:t>
-        <w:br/>
-        <w:t xml:space="preserve">    df = spark.read.csv(S3_PATH, header=True, inferSchema=True)</w:t>
-        <w:br/>
-        <w:t xml:space="preserve">    print(f"Raw count: {df.count()}")</w:t>
-        <w:br/>
-        <w:br/>
-        <w:t xml:space="preserve">    # ── INSPECT NULLS ───────────────────────────────────────</w:t>
-        <w:br/>
-        <w:t xml:space="preserve">    from pyspark.sql.types import StringType, NumericType</w:t>
-        <w:br/>
-        <w:t xml:space="preserve">    null_report = [(c, df.filter(F.col(c).isNull()).count()) for c in df.columns]</w:t>
-        <w:br/>
-        <w:t xml:space="preserve">    print("Null counts per column:")</w:t>
-        <w:br/>
-        <w:t xml:space="preserve">    for col_name, cnt in null_report:</w:t>
-        <w:br/>
-        <w:t xml:space="preserve">        print(f"  {col_name}: {cnt}")</w:t>
-        <w:br/>
-        <w:br/>
-        <w:t xml:space="preserve">    # ── REPLACE NULLS ───────────────────────────────────────</w:t>
-        <w:br/>
-        <w:t xml:space="preserve">    for field in df.schema.fields:</w:t>
-        <w:br/>
-        <w:t xml:space="preserve">        if isinstance(field.dataType, StringType):</w:t>
-        <w:br/>
-        <w:t xml:space="preserve">            df = df.withColumn(field.name,</w:t>
-        <w:br/>
-        <w:t xml:space="preserve">                F.when(F.col(field.name).isNull(), "NA").otherwise(F.col(field.name)))</w:t>
-        <w:br/>
-        <w:t xml:space="preserve">        else:</w:t>
-        <w:br/>
-        <w:t xml:space="preserve">            df = df.withColumn(field.name,</w:t>
-        <w:br/>
-        <w:t xml:space="preserve">                F.when(F.col(field.name).isNull(), 0).otherwise(F.col(field.name)))</w:t>
-        <w:br/>
-        <w:br/>
-        <w:t xml:space="preserve">    # ── DROP DUPLICATES ─────────────────────────────────────</w:t>
-        <w:br/>
-        <w:t xml:space="preserve">    before = df.count()</w:t>
-        <w:br/>
-        <w:t xml:space="preserve">    df = df.dropDuplicates(["claim_id"])</w:t>
-        <w:br/>
-        <w:t xml:space="preserve">    print(f"Duplicates dropped: {before - df.count()}")</w:t>
-        <w:br/>
-        <w:br/>
-        <w:t xml:space="preserve">    # ── EXTRA TRANSFORMS ────────────────────────────────────</w:t>
-        <w:br/>
-        <w:t xml:space="preserve">    df = df.withColumn("claim_date", F.to_date(F.col("claim_date"), "yyyy-MM-dd"))</w:t>
-        <w:br/>
-        <w:t xml:space="preserve">    df = df.withColumn("claim_amount", F.col("claim_amount").cast("decimal(12,2)"))</w:t>
-        <w:br/>
-        <w:t xml:space="preserve">    # Standardise status</w:t>
-        <w:br/>
-        <w:t xml:space="preserve">    valid = ["Approved", "Rejected", "Pending"]</w:t>
-        <w:br/>
-        <w:t xml:space="preserve">    df = df.withColumn("status",</w:t>
-        <w:br/>
-        <w:t xml:space="preserve">        F.when(F.col("status").isin(valid), F.col("status")).otherwise("Unknown"))</w:t>
-        <w:br/>
-        <w:br/>
-        <w:t xml:space="preserve">    print(f"Clean count: {df.count()}")</w:t>
-        <w:br/>
-        <w:t xml:space="preserve">    df.printSchema()</w:t>
-        <w:br/>
-        <w:br/>
-        <w:t xml:space="preserve">    # ── WRITE TO REDSHIFT ───────────────────────────────────</w:t>
-        <w:br/>
-        <w:t xml:space="preserve">    write_to_redshift(df, "cleaned_data.claims")</w:t>
-        <w:br/>
-        <w:br/>
-        <w:t xml:space="preserve">    spark.stop()</w:t>
-        <w:br/>
-        <w:br/>
-        <w:t>if __name__ == "__main__":</w:t>
-        <w:br/>
-        <w:t xml:space="preserve">    main()</w:t>
-        <w:br/>
-      </w:r>
-    </w:p>
-    <w:p>
-      <w:pPr>
-        <w:pStyle w:val="Heading2"/>
-      </w:pPr>
-      <w:r>
-        <w:t>7.5 group_subgroup_cleanse.py</w:t>
-      </w:r>
-    </w:p>
-    <w:p>
-      <w:pPr>
-        <w:ind w:left="432"/>
-      </w:pPr>
-      <w:r>
-        <w:rPr>
-          <w:rFonts w:ascii="Courier New" w:hAnsi="Courier New"/>
-          <w:color w:val="1A1A2E"/>
-          <w:sz w:val="16"/>
-        </w:rPr>
-        <w:t>import sys</w:t>
-        <w:br/>
-        <w:t>sys.path.append("/app/src")</w:t>
-        <w:br/>
-        <w:t>from utils.spark_session import get_spark_session</w:t>
-        <w:br/>
-        <w:t>from utils.redshift_utils import write_to_redshift</w:t>
-        <w:br/>
-        <w:t>from pyspark.sql import functions as F</w:t>
-        <w:br/>
-        <w:br/>
-        <w:t>S3_PATH = "s3a://healthcare-insurance-capstone/input-data/group_subgroup/"</w:t>
-        <w:br/>
-        <w:br/>
-        <w:t>def main():</w:t>
-        <w:br/>
-        <w:t xml:space="preserve">    spark = get_spark_session()</w:t>
-        <w:br/>
-        <w:br/>
-        <w:t xml:space="preserve">    # ── READ ────────────────────────────────────────────────</w:t>
-        <w:br/>
-        <w:t xml:space="preserve">    df = spark.read.csv(S3_PATH, header=True, inferSchema=True)</w:t>
-        <w:br/>
-        <w:t xml:space="preserve">    print(f"Raw count: {df.count()}")</w:t>
-        <w:br/>
-        <w:br/>
-        <w:t xml:space="preserve">    # ── INSPECT NULLS ───────────────────────────────────────</w:t>
-        <w:br/>
-        <w:t xml:space="preserve">    from pyspark.sql.types import StringType, NumericType</w:t>
-        <w:br/>
-        <w:t xml:space="preserve">    null_report = [(c, df.filter(F.col(c).isNull()).count()) for c in df.columns]</w:t>
-        <w:br/>
-        <w:t xml:space="preserve">    print("Null counts per column:")</w:t>
-        <w:br/>
-        <w:t xml:space="preserve">    for col_name, cnt in null_report:</w:t>
-        <w:br/>
-        <w:t xml:space="preserve">        print(f"  {col_name}: {cnt}")</w:t>
-        <w:br/>
-        <w:br/>
-        <w:t xml:space="preserve">    # ── REPLACE NULLS ───────────────────────────────────────</w:t>
-        <w:br/>
-        <w:t xml:space="preserve">    for field in df.schema.fields:</w:t>
-        <w:br/>
-        <w:t xml:space="preserve">        if isinstance(field.dataType, StringType):</w:t>
-        <w:br/>
-        <w:t xml:space="preserve">            df = df.withColumn(field.name,</w:t>
-        <w:br/>
-        <w:t xml:space="preserve">                F.when(F.col(field.name).isNull(), "NA").otherwise(F.col(field.name)))</w:t>
-        <w:br/>
-        <w:t xml:space="preserve">        else:</w:t>
-        <w:br/>
-        <w:t xml:space="preserve">            df = df.withColumn(field.name,</w:t>
-        <w:br/>
-        <w:t xml:space="preserve">                F.when(F.col(field.name).isNull(), 0).otherwise(F.col(field.name)))</w:t>
-        <w:br/>
-        <w:br/>
-        <w:t xml:space="preserve">    # ── DROP DUPLICATES ─────────────────────────────────────</w:t>
-        <w:br/>
-        <w:t xml:space="preserve">    before = df.count()</w:t>
-        <w:br/>
-        <w:t xml:space="preserve">    df = df.dropDuplicates(["group_id"])</w:t>
-        <w:br/>
-        <w:t xml:space="preserve">    print(f"Duplicates dropped: {before - df.count()}")</w:t>
-        <w:br/>
-        <w:br/>
-        <w:t xml:space="preserve">    # ── EXTRA TRANSFORMS ────────────────────────────────────</w:t>
-        <w:br/>
-        <w:t xml:space="preserve">    df = df.withColumn("premium_rate", F.col("premium_rate").cast("decimal(10,2)"))</w:t>
-        <w:br/>
-        <w:t xml:space="preserve">    df = df.dropDuplicates(["group_id", "subgroup_id"])  # composite PK</w:t>
-        <w:br/>
-        <w:br/>
-        <w:t xml:space="preserve">    print(f"Clean count: {df.count()}")</w:t>
-        <w:br/>
-        <w:t xml:space="preserve">    df.printSchema()</w:t>
-        <w:br/>
-        <w:br/>
-        <w:t xml:space="preserve">    # ── WRITE TO REDSHIFT ───────────────────────────────────</w:t>
-        <w:br/>
-        <w:t xml:space="preserve">    write_to_redshift(df, "cleaned_data.group_subgroup")</w:t>
-        <w:br/>
-        <w:br/>
-        <w:t xml:space="preserve">    spark.stop()</w:t>
-        <w:br/>
-        <w:br/>
-        <w:t>if __name__ == "__main__":</w:t>
-        <w:br/>
-        <w:t xml:space="preserve">    main()</w:t>
-        <w:br/>
-      </w:r>
-    </w:p>
-    <w:p>
-      <w:pPr/>
-      <w:r>
-        <w:t>Run each module inside Docker:</w:t>
-      </w:r>
-    </w:p>
-    <w:p>
-      <w:pPr>
-        <w:ind w:left="432"/>
-      </w:pPr>
-      <w:r>
-        <w:rPr>
-          <w:rFonts w:ascii="Courier New" w:hAnsi="Courier New"/>
-          <w:color w:val="1A1A2E"/>
-          <w:sz w:val="16"/>
-        </w:rPr>
-        <w:t># Inside the container</w:t>
-        <w:br/>
-        <w:t>cd /app</w:t>
-        <w:br/>
-        <w:t>export REDSHIFT_USER=admin</w:t>
-        <w:br/>
-        <w:t>export REDSHIFT_PASSWORD=&lt;your-password&gt;</w:t>
-        <w:br/>
-        <w:br/>
-        <w:t>spark-submit src/cleansing/group_subgroup_cleanse.py</w:t>
-        <w:br/>
-        <w:t>spark-submit src/cleansing/patients_cleanse.py</w:t>
-        <w:br/>
-        <w:t>spark-submit src/cleansing/subscribers_cleanse.py</w:t>
-        <w:br/>
-        <w:t>spark-submit src/cleansing/claims_cleanse.py</w:t>
-        <w:br/>
-      </w:r>
-    </w:p>
-    <w:p>
-      <w:r>
-        <w:br w:type="page"/>
-      </w:r>
-    </w:p>
-    <w:p>
-      <w:pPr>
-        <w:pStyle w:val="Heading1"/>
-      </w:pPr>
-      <w:r>
-        <w:t>8. Use Case Result Modules (UC-01 to UC-13)</w:t>
-      </w:r>
-    </w:p>
-    <w:p>
-      <w:pPr>
-        <w:pStyle w:val="Heading2"/>
-      </w:pPr>
-      <w:r>
-        <w:t>8.1 src/utils/result_writer.py  (shared utility)</w:t>
+        <w:t>Shared utility — src/utils/result_writer.py:</w:t>
       </w:r>
     </w:p>
     <w:p>
@@ -2431,12 +3150,12 @@
         <w:t>from utils.redshift_utils import read_from_redshift, write_to_redshift</w:t>
         <w:br/>
         <w:br/>
-        <w:t>def read_table(spark, table_name: str):</w:t>
-        <w:br/>
-        <w:t xml:space="preserve">    return read_from_redshift(spark, f"cleaned_data.{table_name}")</w:t>
-        <w:br/>
-        <w:br/>
-        <w:t>def write_result(df, uc_table: str):</w:t>
+        <w:t>def read_table(spark, table):</w:t>
+        <w:br/>
+        <w:t xml:space="preserve">    return read_from_redshift(spark, f"cleaned_data.{table}")</w:t>
+        <w:br/>
+        <w:br/>
+        <w:t>def write_result(df, uc_table):</w:t>
         <w:br/>
         <w:t xml:space="preserve">    write_to_redshift(df, f'"Project-Output".{uc_table}')</w:t>
         <w:br/>
@@ -2447,13 +3166,7 @@
         <w:pStyle w:val="Heading2"/>
       </w:pPr>
       <w:r>
-        <w:t>8.2  UC-01 — Disease with maximum number of claims</w:t>
-      </w:r>
-    </w:p>
-    <w:p>
-      <w:pPr/>
-      <w:r>
-        <w:t>File: src/results/uc01_max_claims_disease.py</w:t>
+        <w:t>UC-01 — Disease with maximum number of claims</w:t>
       </w:r>
     </w:p>
     <w:p>
@@ -2466,9 +3179,7 @@
           <w:color w:val="1A1A2E"/>
           <w:sz w:val="16"/>
         </w:rPr>
-        <w:t>import sys</w:t>
-        <w:br/>
-        <w:t>sys.path.append("/app/src")</w:t>
+        <w:t>import sys; sys.path.append("/app/src")</w:t>
         <w:br/>
         <w:t>from utils.spark_session import get_spark_session</w:t>
         <w:br/>
@@ -2486,9 +3197,7 @@
         <w:br/>
         <w:t xml:space="preserve">    result = (</w:t>
         <w:br/>
-        <w:t xml:space="preserve">        claims</w:t>
-        <w:br/>
-        <w:t xml:space="preserve">        .groupBy("disease")</w:t>
+        <w:t xml:space="preserve">        claims.groupBy("disease_name")</w:t>
         <w:br/>
         <w:t xml:space="preserve">        .agg(F.count("claim_id").alias("claim_count"))</w:t>
         <w:br/>
@@ -2503,7 +3212,7 @@
         <w:br/>
         <w:t xml:space="preserve">    result.show(truncate=False)</w:t>
         <w:br/>
-        <w:t xml:space="preserve">    print(f"[UC-01] Complete — {result.count()} row(s) written to Redshift")</w:t>
+        <w:t xml:space="preserve">    print("[UC-01] Done —", result.count(), "row(s)")</w:t>
         <w:br/>
         <w:t xml:space="preserve">    spark.stop()</w:t>
         <w:br/>
@@ -2539,13 +3248,7 @@
         <w:pStyle w:val="Heading2"/>
       </w:pPr>
       <w:r>
-        <w:t>8.3  UC-02 — Subscribers aged &lt; 30 with any subgroup</w:t>
-      </w:r>
-    </w:p>
-    <w:p>
-      <w:pPr/>
-      <w:r>
-        <w:t>File: src/results/uc02_subscribers_under30.py</w:t>
+        <w:t>UC-02 — Subscribers aged &lt; 30 with any subgroup</w:t>
       </w:r>
     </w:p>
     <w:p>
@@ -2558,9 +3261,7 @@
           <w:color w:val="1A1A2E"/>
           <w:sz w:val="16"/>
         </w:rPr>
-        <w:t>import sys</w:t>
-        <w:br/>
-        <w:t>sys.path.append("/app/src")</w:t>
+        <w:t>import sys; sys.path.append("/app/src")</w:t>
         <w:br/>
         <w:t>from utils.spark_session import get_spark_session</w:t>
         <w:br/>
@@ -2576,13 +3277,15 @@
         <w:br/>
         <w:t xml:space="preserve">    subs = read_table(spark, "subscribers")</w:t>
         <w:br/>
+        <w:t xml:space="preserve">    subs = subs.withColumn("age",</w:t>
+        <w:br/>
+        <w:t xml:space="preserve">        F.floor(F.months_between(F.current_date(), F.col("birth_date")) / 12))</w:t>
+        <w:br/>
         <w:t xml:space="preserve">    result = (</w:t>
         <w:br/>
-        <w:t xml:space="preserve">        subs</w:t>
-        <w:br/>
-        <w:t xml:space="preserve">        .filter((F.col("age") &lt; 30) &amp; (F.col("subgroup_id") != "NA"))</w:t>
-        <w:br/>
-        <w:t xml:space="preserve">        .select("subscriber_id", "name", "age", "subgroup_id")</w:t>
+        <w:t xml:space="preserve">        subs.filter((F.col("age") &lt; 30) &amp; (F.col("subgrp_id") != "NA"))</w:t>
+        <w:br/>
+        <w:t xml:space="preserve">        .select("sub_id", "first_name", "last_name", "age", "subgrp_id")</w:t>
         <w:br/>
         <w:t xml:space="preserve">    )</w:t>
         <w:br/>
@@ -2591,7 +3294,7 @@
         <w:br/>
         <w:t xml:space="preserve">    result.show(truncate=False)</w:t>
         <w:br/>
-        <w:t xml:space="preserve">    print(f"[UC-02] Complete — {result.count()} row(s) written to Redshift")</w:t>
+        <w:t xml:space="preserve">    print("[UC-02] Done —", result.count(), "row(s)")</w:t>
         <w:br/>
         <w:t xml:space="preserve">    spark.stop()</w:t>
         <w:br/>
@@ -2627,13 +3330,7 @@
         <w:pStyle w:val="Heading2"/>
       </w:pPr>
       <w:r>
-        <w:t>8.4  UC-03 — Group with maximum subgroups</w:t>
-      </w:r>
-    </w:p>
-    <w:p>
-      <w:pPr/>
-      <w:r>
-        <w:t>File: src/results/uc03_group_max_subgroups.py</w:t>
+        <w:t>UC-03 — Group with maximum number of subgroups</w:t>
       </w:r>
     </w:p>
     <w:p>
@@ -2646,9 +3343,7 @@
           <w:color w:val="1A1A2E"/>
           <w:sz w:val="16"/>
         </w:rPr>
-        <w:t>import sys</w:t>
-        <w:br/>
-        <w:t>sys.path.append("/app/src")</w:t>
+        <w:t>import sys; sys.path.append("/app/src")</w:t>
         <w:br/>
         <w:t>from utils.spark_session import get_spark_session</w:t>
         <w:br/>
@@ -2662,15 +3357,17 @@
         <w:t xml:space="preserve">    spark = get_spark_session()</w:t>
         <w:br/>
         <w:br/>
-        <w:t xml:space="preserve">    gs = read_table(spark, "group_subgroup")</w:t>
+        <w:t xml:space="preserve">    gs  = read_table(spark, "grpsubgrp")</w:t>
+        <w:br/>
+        <w:t xml:space="preserve">    grp = read_table(spark, "groups")</w:t>
         <w:br/>
         <w:t xml:space="preserve">    result = (</w:t>
         <w:br/>
-        <w:t xml:space="preserve">        gs</w:t>
-        <w:br/>
-        <w:t xml:space="preserve">        .groupBy("group_id", "group_name")</w:t>
-        <w:br/>
-        <w:t xml:space="preserve">        .agg(F.countDistinct("subgroup_id").alias("subgroup_count"))</w:t>
+        <w:t xml:space="preserve">        gs.groupBy("grp_id")</w:t>
+        <w:br/>
+        <w:t xml:space="preserve">        .agg(F.countDistinct("subgrp_id").alias("subgroup_count"))</w:t>
+        <w:br/>
+        <w:t xml:space="preserve">        .join(grp.select("grp_id","grp_name"), "grp_id", "left")</w:t>
         <w:br/>
         <w:t xml:space="preserve">        .orderBy(F.desc("subgroup_count"))</w:t>
         <w:br/>
@@ -2683,7 +3380,7 @@
         <w:br/>
         <w:t xml:space="preserve">    result.show(truncate=False)</w:t>
         <w:br/>
-        <w:t xml:space="preserve">    print(f"[UC-03] Complete — {result.count()} row(s) written to Redshift")</w:t>
+        <w:t xml:space="preserve">    print("[UC-03] Done —", result.count(), "row(s)")</w:t>
         <w:br/>
         <w:t xml:space="preserve">    spark.stop()</w:t>
         <w:br/>
@@ -2719,13 +3416,7 @@
         <w:pStyle w:val="Heading2"/>
       </w:pPr>
       <w:r>
-        <w:t>8.5  UC-04 — Hospital serving most patients</w:t>
-      </w:r>
-    </w:p>
-    <w:p>
-      <w:pPr/>
-      <w:r>
-        <w:t>File: src/results/uc04_hospital_most_patients.py</w:t>
+        <w:t>UC-04 — Hospital serving the most patients</w:t>
       </w:r>
     </w:p>
     <w:p>
@@ -2738,9 +3429,7 @@
           <w:color w:val="1A1A2E"/>
           <w:sz w:val="16"/>
         </w:rPr>
-        <w:t>import sys</w:t>
-        <w:br/>
-        <w:t>sys.path.append("/app/src")</w:t>
+        <w:t>import sys; sys.path.append("/app/src")</w:t>
         <w:br/>
         <w:t>from utils.spark_session import get_spark_session</w:t>
         <w:br/>
@@ -2760,13 +3449,11 @@
         <w:br/>
         <w:t xml:space="preserve">    result = (</w:t>
         <w:br/>
-        <w:t xml:space="preserve">        patients</w:t>
-        <w:br/>
-        <w:t xml:space="preserve">        .groupBy("hospital_id")</w:t>
-        <w:br/>
-        <w:t xml:space="preserve">        .agg(F.countDistinct("patient_id").alias("patient_count"))</w:t>
-        <w:br/>
-        <w:t xml:space="preserve">        .join(hospitals.select("hospital_id", "hospital_name"), "hospital_id", "left")</w:t>
+        <w:t xml:space="preserve">        patients.groupBy("hospital_id")</w:t>
+        <w:br/>
+        <w:t xml:space="preserve">        .agg(F.count("patient_id").alias("patient_count"))</w:t>
+        <w:br/>
+        <w:t xml:space="preserve">        .join(hospitals.select("hospital_id","hospital_name"), "hospital_id", "left")</w:t>
         <w:br/>
         <w:t xml:space="preserve">        .orderBy(F.desc("patient_count"))</w:t>
         <w:br/>
@@ -2779,7 +3466,7 @@
         <w:br/>
         <w:t xml:space="preserve">    result.show(truncate=False)</w:t>
         <w:br/>
-        <w:t xml:space="preserve">    print(f"[UC-04] Complete — {result.count()} row(s) written to Redshift")</w:t>
+        <w:t xml:space="preserve">    print("[UC-04] Done —", result.count(), "row(s)")</w:t>
         <w:br/>
         <w:t xml:space="preserve">    spark.stop()</w:t>
         <w:br/>
@@ -2815,13 +3502,7 @@
         <w:pStyle w:val="Heading2"/>
       </w:pPr>
       <w:r>
-        <w:t>8.6  UC-05 — Most subscribed subgroup</w:t>
-      </w:r>
-    </w:p>
-    <w:p>
-      <w:pPr/>
-      <w:r>
-        <w:t>File: src/results/uc05_most_subscribed_subgroup.py</w:t>
+        <w:t>UC-05 — Subgroup subscribed most frequently</w:t>
       </w:r>
     </w:p>
     <w:p>
@@ -2834,9 +3515,7 @@
           <w:color w:val="1A1A2E"/>
           <w:sz w:val="16"/>
         </w:rPr>
-        <w:t>import sys</w:t>
-        <w:br/>
-        <w:t>sys.path.append("/app/src")</w:t>
+        <w:t>import sys; sys.path.append("/app/src")</w:t>
         <w:br/>
         <w:t>from utils.spark_session import get_spark_session</w:t>
         <w:br/>
@@ -2852,17 +3531,15 @@
         <w:br/>
         <w:t xml:space="preserve">    subs = read_table(spark, "subscribers")</w:t>
         <w:br/>
-        <w:t xml:space="preserve">    gs   = read_table(spark, "group_subgroup")</w:t>
+        <w:t xml:space="preserve">    sg   = read_table(spark, "subgroups")</w:t>
         <w:br/>
         <w:t xml:space="preserve">    result = (</w:t>
         <w:br/>
-        <w:t xml:space="preserve">        subs</w:t>
-        <w:br/>
-        <w:t xml:space="preserve">        .groupBy("subgroup_id")</w:t>
-        <w:br/>
-        <w:t xml:space="preserve">        .agg(F.count("subscriber_id").alias("subscription_count"))</w:t>
-        <w:br/>
-        <w:t xml:space="preserve">        .join(gs.select("subgroup_id", "subgroup_name").distinct(), "subgroup_id", "left")</w:t>
+        <w:t xml:space="preserve">        subs.groupBy("subgrp_id")</w:t>
+        <w:br/>
+        <w:t xml:space="preserve">        .agg(F.count("sub_id").alias("subscription_count"))</w:t>
+        <w:br/>
+        <w:t xml:space="preserve">        .join(sg.select("subgrp_id","subgrp_name"), "subgrp_id", "left")</w:t>
         <w:br/>
         <w:t xml:space="preserve">        .orderBy(F.desc("subscription_count"))</w:t>
         <w:br/>
@@ -2875,7 +3552,7 @@
         <w:br/>
         <w:t xml:space="preserve">    result.show(truncate=False)</w:t>
         <w:br/>
-        <w:t xml:space="preserve">    print(f"[UC-05] Complete — {result.count()} row(s) written to Redshift")</w:t>
+        <w:t xml:space="preserve">    print("[UC-05] Done —", result.count(), "row(s)")</w:t>
         <w:br/>
         <w:t xml:space="preserve">    spark.stop()</w:t>
         <w:br/>
@@ -2911,13 +3588,7 @@
         <w:pStyle w:val="Heading2"/>
       </w:pPr>
       <w:r>
-        <w:t>8.7  UC-06 — Total number of rejected claims</w:t>
-      </w:r>
-    </w:p>
-    <w:p>
-      <w:pPr/>
-      <w:r>
-        <w:t>File: src/results/uc06_total_rejected_claims.py</w:t>
+        <w:t>UC-06 — Total number of rejected claims</w:t>
       </w:r>
     </w:p>
     <w:p>
@@ -2930,9 +3601,7 @@
           <w:color w:val="1A1A2E"/>
           <w:sz w:val="16"/>
         </w:rPr>
-        <w:t>import sys</w:t>
-        <w:br/>
-        <w:t>sys.path.append("/app/src")</w:t>
+        <w:t>import sys; sys.path.append("/app/src")</w:t>
         <w:br/>
         <w:t>from utils.spark_session import get_spark_session</w:t>
         <w:br/>
@@ -2948,11 +3617,11 @@
         <w:br/>
         <w:t xml:space="preserve">    claims = read_table(spark, "claims")</w:t>
         <w:br/>
+        <w:t xml:space="preserve">    # claim_or_rejected = "Y" means the claim was rejected</w:t>
+        <w:br/>
         <w:t xml:space="preserve">    result = (</w:t>
         <w:br/>
-        <w:t xml:space="preserve">        claims</w:t>
-        <w:br/>
-        <w:t xml:space="preserve">        .filter(F.col("status") == "Rejected")</w:t>
+        <w:t xml:space="preserve">        claims.filter(F.col("claim_or_rejected") == "Y")</w:t>
         <w:br/>
         <w:t xml:space="preserve">        .agg(F.count("*").alias("total_rejected"))</w:t>
         <w:br/>
@@ -2963,7 +3632,7 @@
         <w:br/>
         <w:t xml:space="preserve">    result.show(truncate=False)</w:t>
         <w:br/>
-        <w:t xml:space="preserve">    print(f"[UC-06] Complete — {result.count()} row(s) written to Redshift")</w:t>
+        <w:t xml:space="preserve">    print("[UC-06] Done —", result.count(), "row(s)")</w:t>
         <w:br/>
         <w:t xml:space="preserve">    spark.stop()</w:t>
         <w:br/>
@@ -2999,13 +3668,7 @@
         <w:pStyle w:val="Heading2"/>
       </w:pPr>
       <w:r>
-        <w:t>8.8  UC-07 — City from which most claims originate</w:t>
-      </w:r>
-    </w:p>
-    <w:p>
-      <w:pPr/>
-      <w:r>
-        <w:t>File: src/results/uc07_city_most_claims.py</w:t>
+        <w:t>UC-07 — City from which the most claims originate</w:t>
       </w:r>
     </w:p>
     <w:p>
@@ -3018,9 +3681,7 @@
           <w:color w:val="1A1A2E"/>
           <w:sz w:val="16"/>
         </w:rPr>
-        <w:t>import sys</w:t>
-        <w:br/>
-        <w:t>sys.path.append("/app/src")</w:t>
+        <w:t>import sys; sys.path.append("/app/src")</w:t>
         <w:br/>
         <w:t>from utils.spark_session import get_spark_session</w:t>
         <w:br/>
@@ -3034,16 +3695,22 @@
         <w:t xml:space="preserve">    spark = get_spark_session()</w:t>
         <w:br/>
         <w:br/>
-        <w:t xml:space="preserve">    claims = read_table(spark, "claims")</w:t>
+        <w:t xml:space="preserve">    claims   = read_table(spark, "claims")</w:t>
+        <w:br/>
+        <w:t xml:space="preserve">    patients = read_table(spark, "patients")</w:t>
+        <w:br/>
+        <w:t xml:space="preserve">    # claims.json has no city — join to patients via patient_id</w:t>
         <w:br/>
         <w:t xml:space="preserve">    result = (</w:t>
         <w:br/>
-        <w:t xml:space="preserve">        claims</w:t>
+        <w:t xml:space="preserve">        claims.join(patients.select("patient_id","city"), "patient_id", "left")</w:t>
         <w:br/>
         <w:t xml:space="preserve">        .groupBy("city")</w:t>
         <w:br/>
         <w:t xml:space="preserve">        .agg(F.count("claim_id").alias("claim_count"))</w:t>
         <w:br/>
+        <w:t xml:space="preserve">        .filter(F.col("city") != "NA")</w:t>
+        <w:br/>
         <w:t xml:space="preserve">        .orderBy(F.desc("claim_count"))</w:t>
         <w:br/>
         <w:t xml:space="preserve">        .limit(1)</w:t>
@@ -3055,7 +3722,7 @@
         <w:br/>
         <w:t xml:space="preserve">    result.show(truncate=False)</w:t>
         <w:br/>
-        <w:t xml:space="preserve">    print(f"[UC-07] Complete — {result.count()} row(s) written to Redshift")</w:t>
+        <w:t xml:space="preserve">    print("[UC-07] Done —", result.count(), "row(s)")</w:t>
         <w:br/>
         <w:t xml:space="preserve">    spark.stop()</w:t>
         <w:br/>
@@ -3091,13 +3758,7 @@
         <w:pStyle w:val="Heading2"/>
       </w:pPr>
       <w:r>
-        <w:t>8.9  UC-08 — Government vs Private policy subscriptions</w:t>
-      </w:r>
-    </w:p>
-    <w:p>
-      <w:pPr/>
-      <w:r>
-        <w:t>File: src/results/uc08_govt_vs_private.py</w:t>
+        <w:t>UC-08 — Government vs Private group subscriptions</w:t>
       </w:r>
     </w:p>
     <w:p>
@@ -3110,9 +3771,7 @@
           <w:color w:val="1A1A2E"/>
           <w:sz w:val="16"/>
         </w:rPr>
-        <w:t>import sys</w:t>
-        <w:br/>
-        <w:t>sys.path.append("/app/src")</w:t>
+        <w:t>import sys; sys.path.append("/app/src")</w:t>
         <w:br/>
         <w:t>from utils.spark_session import get_spark_session</w:t>
         <w:br/>
@@ -3128,15 +3787,23 @@
         <w:br/>
         <w:t xml:space="preserve">    subs = read_table(spark, "subscribers")</w:t>
         <w:br/>
+        <w:t xml:space="preserve">    gs   = read_table(spark, "grpsubgrp")</w:t>
+        <w:br/>
+        <w:t xml:space="preserve">    grp  = read_table(spark, "groups")</w:t>
+        <w:br/>
+        <w:t xml:space="preserve">    # subscriber → grpsubgrp (via subgrp_id) → groups (via grp_id) → grp_type</w:t>
+        <w:br/>
         <w:t xml:space="preserve">    result = (</w:t>
         <w:br/>
-        <w:t xml:space="preserve">        subs</w:t>
-        <w:br/>
-        <w:t xml:space="preserve">        .filter(F.col("policy_type").isin("Government", "Private"))</w:t>
-        <w:br/>
-        <w:t xml:space="preserve">        .groupBy("policy_type")</w:t>
-        <w:br/>
-        <w:t xml:space="preserve">        .agg(F.count("subscriber_id").alias("subscriber_count"))</w:t>
+        <w:t xml:space="preserve">        subs.join(gs, "subgrp_id", "left")</w:t>
+        <w:br/>
+        <w:t xml:space="preserve">        .join(grp.select("grp_id","grp_type"), "grp_id", "left")</w:t>
+        <w:br/>
+        <w:t xml:space="preserve">        .filter(F.col("grp_type").isin("Govt.","Private"))</w:t>
+        <w:br/>
+        <w:t xml:space="preserve">        .groupBy("grp_type")</w:t>
+        <w:br/>
+        <w:t xml:space="preserve">        .agg(F.count("sub_id").alias("subscriber_count"))</w:t>
         <w:br/>
         <w:t xml:space="preserve">    )</w:t>
         <w:br/>
@@ -3145,7 +3812,7 @@
         <w:br/>
         <w:t xml:space="preserve">    result.show(truncate=False)</w:t>
         <w:br/>
-        <w:t xml:space="preserve">    print(f"[UC-08] Complete — {result.count()} row(s) written to Redshift")</w:t>
+        <w:t xml:space="preserve">    print("[UC-08] Done —", result.count(), "row(s)")</w:t>
         <w:br/>
         <w:t xml:space="preserve">    spark.stop()</w:t>
         <w:br/>
@@ -3181,13 +3848,7 @@
         <w:pStyle w:val="Heading2"/>
       </w:pPr>
       <w:r>
-        <w:t>8.10  UC-09 — Average monthly premium paid by subscribers</w:t>
-      </w:r>
-    </w:p>
-    <w:p>
-      <w:pPr/>
-      <w:r>
-        <w:t>File: src/results/uc09_avg_monthly_premium.py</w:t>
+        <w:t>UC-09 — Average monthly premium paid by subscribers</w:t>
       </w:r>
     </w:p>
     <w:p>
@@ -3200,9 +3861,7 @@
           <w:color w:val="1A1A2E"/>
           <w:sz w:val="16"/>
         </w:rPr>
-        <w:t>import sys</w:t>
-        <w:br/>
-        <w:t>sys.path.append("/app/src")</w:t>
+        <w:t>import sys; sys.path.append("/app/src")</w:t>
         <w:br/>
         <w:t>from utils.spark_session import get_spark_session</w:t>
         <w:br/>
@@ -3218,9 +3877,15 @@
         <w:br/>
         <w:t xml:space="preserve">    subs = read_table(spark, "subscribers")</w:t>
         <w:br/>
-        <w:t xml:space="preserve">    result = subs.agg(</w:t>
-        <w:br/>
-        <w:t xml:space="preserve">        F.round(F.avg("monthly_premium"), 2).alias("avg_monthly_premium")</w:t>
+        <w:t xml:space="preserve">    sg   = read_table(spark, "subgroups")</w:t>
+        <w:br/>
+        <w:t xml:space="preserve">    # Monthly_Premium lives in subgroups — join via subgrp_id</w:t>
+        <w:br/>
+        <w:t xml:space="preserve">    result = (</w:t>
+        <w:br/>
+        <w:t xml:space="preserve">        subs.join(sg.select("subgrp_id","monthly_premium"), "subgrp_id", "left")</w:t>
+        <w:br/>
+        <w:t xml:space="preserve">        .agg(F.round(F.avg("monthly_premium"), 2).alias("avg_monthly_premium"))</w:t>
         <w:br/>
         <w:t xml:space="preserve">    )</w:t>
         <w:br/>
@@ -3229,7 +3894,7 @@
         <w:br/>
         <w:t xml:space="preserve">    result.show(truncate=False)</w:t>
         <w:br/>
-        <w:t xml:space="preserve">    print(f"[UC-09] Complete — {result.count()} row(s) written to Redshift")</w:t>
+        <w:t xml:space="preserve">    print("[UC-09] Done —", result.count(), "row(s)")</w:t>
         <w:br/>
         <w:t xml:space="preserve">    spark.stop()</w:t>
         <w:br/>
@@ -3265,13 +3930,7 @@
         <w:pStyle w:val="Heading2"/>
       </w:pPr>
       <w:r>
-        <w:t>8.11  UC-10 — Most profitable policy group</w:t>
-      </w:r>
-    </w:p>
-    <w:p>
-      <w:pPr/>
-      <w:r>
-        <w:t>File: src/results/uc10_most_profitable_group.py</w:t>
+        <w:t>UC-10 — Most profitable group (premium collected minus claims paid)</w:t>
       </w:r>
     </w:p>
     <w:p>
@@ -3284,9 +3943,7 @@
           <w:color w:val="1A1A2E"/>
           <w:sz w:val="16"/>
         </w:rPr>
-        <w:t>import sys</w:t>
-        <w:br/>
-        <w:t>sys.path.append("/app/src")</w:t>
+        <w:t>import sys; sys.path.append("/app/src")</w:t>
         <w:br/>
         <w:t>from utils.spark_session import get_spark_session</w:t>
         <w:br/>
@@ -3300,65 +3957,57 @@
         <w:t xml:space="preserve">    spark = get_spark_session()</w:t>
         <w:br/>
         <w:br/>
+        <w:t xml:space="preserve">    grp    = read_table(spark, "groups")</w:t>
+        <w:br/>
         <w:t xml:space="preserve">    subs   = read_table(spark, "subscribers")</w:t>
         <w:br/>
+        <w:t xml:space="preserve">    gs     = read_table(spark, "grpsubgrp")</w:t>
+        <w:br/>
         <w:t xml:space="preserve">    claims = read_table(spark, "claims")</w:t>
         <w:br/>
-        <w:t xml:space="preserve">    gs     = read_table(spark, "group_subgroup")</w:t>
-        <w:br/>
-        <w:br/>
-        <w:t xml:space="preserve">    # Total premium collected per group</w:t>
-        <w:br/>
-        <w:t xml:space="preserve">    premium = (</w:t>
-        <w:br/>
-        <w:t xml:space="preserve">        subs.groupBy("group_id")</w:t>
-        <w:br/>
-        <w:t xml:space="preserve">            .agg(F.sum("monthly_premium").alias("total_premium"))</w:t>
+        <w:br/>
+        <w:t xml:space="preserve">    # premium_written is already at group level in group.csv</w:t>
+        <w:br/>
+        <w:t xml:space="preserve">    # claims paid per group: claims → subscriber → grpsubgrp → group</w:t>
+        <w:br/>
+        <w:t xml:space="preserve">    claims_grp = (</w:t>
+        <w:br/>
+        <w:t xml:space="preserve">        claims.filter(F.col("claim_or_rejected") == "N")</w:t>
+        <w:br/>
+        <w:t xml:space="preserve">        .join(subs.select("sub_id","subgrp_id"), "sub_id", "left")</w:t>
+        <w:br/>
+        <w:t xml:space="preserve">        .join(gs, "subgrp_id", "left")</w:t>
+        <w:br/>
+        <w:t xml:space="preserve">        .groupBy("grp_id")</w:t>
+        <w:br/>
+        <w:t xml:space="preserve">        .agg(F.sum("claim_amount").alias("total_claims_paid"))</w:t>
         <w:br/>
         <w:t xml:space="preserve">    )</w:t>
         <w:br/>
-        <w:t xml:space="preserve">    # Total approved claims paid per group (via subscriber)</w:t>
-        <w:br/>
-        <w:t xml:space="preserve">    claims_grp = (</w:t>
-        <w:br/>
-        <w:t xml:space="preserve">        claims</w:t>
-        <w:br/>
-        <w:t xml:space="preserve">        .filter(F.col("status") == "Approved")</w:t>
-        <w:br/>
-        <w:t xml:space="preserve">        .join(subs.select("subscriber_id", "group_id"), "subscriber_id", "left")</w:t>
-        <w:br/>
-        <w:t xml:space="preserve">        .groupBy("group_id")</w:t>
-        <w:br/>
-        <w:t xml:space="preserve">        .agg(F.sum("claim_amount").alias("total_claims"))</w:t>
+        <w:t xml:space="preserve">    result = (</w:t>
+        <w:br/>
+        <w:t xml:space="preserve">        grp.select("grp_id","grp_name","premium_written")</w:t>
+        <w:br/>
+        <w:t xml:space="preserve">        .join(claims_grp, "grp_id", "left")</w:t>
+        <w:br/>
+        <w:t xml:space="preserve">        .fillna(0, subset=["total_claims_paid"])</w:t>
+        <w:br/>
+        <w:t xml:space="preserve">        .withColumn("total_profit",</w:t>
+        <w:br/>
+        <w:t xml:space="preserve">            F.col("premium_written") - F.col("total_claims_paid"))</w:t>
+        <w:br/>
+        <w:t xml:space="preserve">        .orderBy(F.desc("total_profit"))</w:t>
+        <w:br/>
+        <w:t xml:space="preserve">        .limit(1)</w:t>
         <w:br/>
         <w:t xml:space="preserve">    )</w:t>
         <w:br/>
-        <w:t xml:space="preserve">    result = (</w:t>
-        <w:br/>
-        <w:t xml:space="preserve">        premium</w:t>
-        <w:br/>
-        <w:t xml:space="preserve">        .join(claims_grp, "group_id", "left")</w:t>
-        <w:br/>
-        <w:t xml:space="preserve">        .fillna(0, subset=["total_claims"])</w:t>
-        <w:br/>
-        <w:t xml:space="preserve">        .withColumn("total_profit", F.col("total_premium") - F.col("total_claims"))</w:t>
-        <w:br/>
-        <w:t xml:space="preserve">        .join(gs.select("group_id", "group_name").distinct(), "group_id", "left")</w:t>
-        <w:br/>
-        <w:t xml:space="preserve">        .select("group_id", "group_name", "total_profit")</w:t>
-        <w:br/>
-        <w:t xml:space="preserve">        .orderBy(F.desc("total_profit"))</w:t>
-        <w:br/>
-        <w:t xml:space="preserve">        .limit(1)</w:t>
-        <w:br/>
-        <w:t xml:space="preserve">    )</w:t>
-        <w:br/>
         <w:t xml:space="preserve">    write_result(result, "uc10_most_profitable_group")</w:t>
         <w:br/>
         <w:br/>
         <w:t xml:space="preserve">    result.show(truncate=False)</w:t>
         <w:br/>
-        <w:t xml:space="preserve">    print(f"[UC-10] Complete — {result.count()} row(s) written to Redshift")</w:t>
+        <w:t xml:space="preserve">    print("[UC-10] Done —", result.count(), "row(s)")</w:t>
         <w:br/>
         <w:t xml:space="preserve">    spark.stop()</w:t>
         <w:br/>
@@ -3394,13 +4043,7 @@
         <w:pStyle w:val="Heading2"/>
       </w:pPr>
       <w:r>
-        <w:t>8.12  UC-11 — Patients below age 18 admitted for cancer</w:t>
-      </w:r>
-    </w:p>
-    <w:p>
-      <w:pPr/>
-      <w:r>
-        <w:t>File: src/results/uc11_patients_under18_cancer.py</w:t>
+        <w:t>UC-11 — Patients below age 18 admitted for cancer</w:t>
       </w:r>
     </w:p>
     <w:p>
@@ -3413,9 +4056,7 @@
           <w:color w:val="1A1A2E"/>
           <w:sz w:val="16"/>
         </w:rPr>
-        <w:t>import sys</w:t>
-        <w:br/>
-        <w:t>sys.path.append("/app/src")</w:t>
+        <w:t>import sys; sys.path.append("/app/src")</w:t>
         <w:br/>
         <w:t>from utils.spark_session import get_spark_session</w:t>
         <w:br/>
@@ -3431,19 +4072,33 @@
         <w:br/>
         <w:t xml:space="preserve">    patients = read_table(spark, "patients")</w:t>
         <w:br/>
+        <w:t xml:space="preserve">    disease  = read_table(spark, "disease")</w:t>
+        <w:br/>
+        <w:br/>
+        <w:t xml:space="preserve">    # Cancer diseases belong to subgrp_id = S107 in disease.csv</w:t>
+        <w:br/>
+        <w:t xml:space="preserve">    cancer_diseases = (</w:t>
+        <w:br/>
+        <w:t xml:space="preserve">        disease.filter(F.col("subgrp_id") == "S107")</w:t>
+        <w:br/>
+        <w:t xml:space="preserve">        .select("disease_name")</w:t>
+        <w:br/>
+        <w:t xml:space="preserve">    )</w:t>
+        <w:br/>
+        <w:t xml:space="preserve">    patients = patients.withColumn("age",</w:t>
+        <w:br/>
+        <w:t xml:space="preserve">        F.floor(F.months_between(F.current_date(), F.col("patient_birth_date")) / 12))</w:t>
+        <w:br/>
+        <w:br/>
         <w:t xml:space="preserve">    result = (</w:t>
         <w:br/>
         <w:t xml:space="preserve">        patients</w:t>
         <w:br/>
-        <w:t xml:space="preserve">        .filter(</w:t>
-        <w:br/>
-        <w:t xml:space="preserve">            (F.col("age") &lt; 18) &amp;</w:t>
-        <w:br/>
-        <w:t xml:space="preserve">            (F.upper(F.col("diagnosis")).contains("CANCER"))</w:t>
-        <w:br/>
-        <w:t xml:space="preserve">        )</w:t>
-        <w:br/>
-        <w:t xml:space="preserve">        .select("patient_id", "name", "age", "diagnosis")</w:t>
+        <w:t xml:space="preserve">        .join(cancer_diseases, "disease_name", "inner")</w:t>
+        <w:br/>
+        <w:t xml:space="preserve">        .filter(F.col("age") &lt; 18)</w:t>
+        <w:br/>
+        <w:t xml:space="preserve">        .select("patient_id","patient_name","age","disease_name")</w:t>
         <w:br/>
         <w:t xml:space="preserve">    )</w:t>
         <w:br/>
@@ -3452,7 +4107,7 @@
         <w:br/>
         <w:t xml:space="preserve">    result.show(truncate=False)</w:t>
         <w:br/>
-        <w:t xml:space="preserve">    print(f"[UC-11] Complete — {result.count()} row(s) written to Redshift")</w:t>
+        <w:t xml:space="preserve">    print("[UC-11] Done —", result.count(), "row(s)")</w:t>
         <w:br/>
         <w:t xml:space="preserve">    spark.stop()</w:t>
         <w:br/>
@@ -3488,13 +4143,19 @@
         <w:pStyle w:val="Heading2"/>
       </w:pPr>
       <w:r>
-        <w:t>8.13  UC-12 — Cashless insurance patients with charges &gt;= Rs. 50,000</w:t>
+        <w:t>UC-12 — HIGH VALUE CLAIMS &gt;= 50,000 (original requirement: cashless insurance — field not in data)</w:t>
       </w:r>
     </w:p>
     <w:p>
-      <w:pPr/>
       <w:r>
-        <w:t>File: src/results/uc12_cashless_high_charges.py</w:t>
+        <w:rPr>
+          <w:b/>
+          <w:color w:val="C0392B"/>
+        </w:rPr>
+        <w:t xml:space="preserve">⚠️  DATA GAP: </w:t>
+      </w:r>
+      <w:r>
+        <w:t>The original requirement asked for "cashless insurance" patients. The source data has no insurance_type field. This module is implemented as high-value non-rejected claims (&gt;= Rs. 50,000) as the closest available approximation. Document this deviation in your submission.</w:t>
       </w:r>
     </w:p>
     <w:p>
@@ -3507,9 +4168,7 @@
           <w:color w:val="1A1A2E"/>
           <w:sz w:val="16"/>
         </w:rPr>
-        <w:t>import sys</w:t>
-        <w:br/>
-        <w:t>sys.path.append("/app/src")</w:t>
+        <w:t>import sys; sys.path.append("/app/src")</w:t>
         <w:br/>
         <w:t>from utils.spark_session import get_spark_session</w:t>
         <w:br/>
@@ -3523,30 +4182,34 @@
         <w:t xml:space="preserve">    spark = get_spark_session()</w:t>
         <w:br/>
         <w:br/>
-        <w:t xml:space="preserve">    patients = read_table(spark, "patients")</w:t>
+        <w:t xml:space="preserve">    claims = read_table(spark, "claims")</w:t>
+        <w:br/>
+        <w:t xml:space="preserve">    # insurance_type not available in source data.</w:t>
+        <w:br/>
+        <w:t xml:space="preserve">    # Implemented as: all non-rejected claims with claim_amount &gt;= 50,000</w:t>
         <w:br/>
         <w:t xml:space="preserve">    result = (</w:t>
         <w:br/>
-        <w:t xml:space="preserve">        patients</w:t>
+        <w:t xml:space="preserve">        claims</w:t>
         <w:br/>
         <w:t xml:space="preserve">        .filter(</w:t>
         <w:br/>
-        <w:t xml:space="preserve">            (F.upper(F.col("insurance_type")) == "CASHLESS") &amp;</w:t>
-        <w:br/>
-        <w:t xml:space="preserve">            (F.col("total_charges") &gt;= 50000)</w:t>
+        <w:t xml:space="preserve">            (F.col("claim_or_rejected") != "Y") &amp;</w:t>
+        <w:br/>
+        <w:t xml:space="preserve">            (F.col("claim_amount") &gt;= 50000)</w:t>
         <w:br/>
         <w:t xml:space="preserve">        )</w:t>
         <w:br/>
-        <w:t xml:space="preserve">        .select("patient_id", "name", "insurance_type", "total_charges")</w:t>
+        <w:t xml:space="preserve">        .select("claim_id","patient_id","claim_type","claim_amount")</w:t>
         <w:br/>
         <w:t xml:space="preserve">    )</w:t>
         <w:br/>
-        <w:t xml:space="preserve">    write_result(result, "uc12_cashless_high_charges")</w:t>
+        <w:t xml:space="preserve">    write_result(result, "uc12_high_value_claims")</w:t>
         <w:br/>
         <w:br/>
         <w:t xml:space="preserve">    result.show(truncate=False)</w:t>
         <w:br/>
-        <w:t xml:space="preserve">    print(f"[UC-12] Complete — {result.count()} row(s) written to Redshift")</w:t>
+        <w:t xml:space="preserve">    print("[UC-12] Done —", result.count(), "row(s)")</w:t>
         <w:br/>
         <w:t xml:space="preserve">    spark.stop()</w:t>
         <w:br/>
@@ -3573,7 +4236,7 @@
           <w:color w:val="1A1A2E"/>
           <w:sz w:val="16"/>
         </w:rPr>
-        <w:t>spark-submit src/results/uc12_cashless_high_charges.py</w:t>
+        <w:t>spark-submit src/results/uc12_high_value_claims.py</w:t>
       </w:r>
     </w:p>
     <w:p/>
@@ -3582,13 +4245,19 @@
         <w:pStyle w:val="Heading2"/>
       </w:pPr>
       <w:r>
-        <w:t>8.14  UC-13 — Female patients over 40 with knee surgery in the past year</w:t>
+        <w:t>UC-13 — FEMALE PATIENTS OVER 40 (original: + knee surgery — no procedure data available)</w:t>
       </w:r>
     </w:p>
     <w:p>
-      <w:pPr/>
       <w:r>
-        <w:t>File: src/results/uc13_female_knee_surgery.py</w:t>
+        <w:rPr>
+          <w:b/>
+          <w:color w:val="C0392B"/>
+        </w:rPr>
+        <w:t xml:space="preserve">⚠️  DATA GAP: </w:t>
+      </w:r>
+      <w:r>
+        <w:t>The original requirement asked for knee surgery in the past year. The source data has no procedure_name or surgery field — only disease_name. This module returns all female patients over 40. Document this limitation in your submission.</w:t>
       </w:r>
     </w:p>
     <w:p>
@@ -3601,9 +4270,7 @@
           <w:color w:val="1A1A2E"/>
           <w:sz w:val="16"/>
         </w:rPr>
-        <w:t>import sys</w:t>
-        <w:br/>
-        <w:t>sys.path.append("/app/src")</w:t>
+        <w:t>import sys; sys.path.append("/app/src")</w:t>
         <w:br/>
         <w:t>from utils.spark_session import get_spark_session</w:t>
         <w:br/>
@@ -3619,32 +4286,32 @@
         <w:br/>
         <w:t xml:space="preserve">    patients = read_table(spark, "patients")</w:t>
         <w:br/>
+        <w:t xml:space="preserve">    patients = patients.withColumn("age",</w:t>
+        <w:br/>
+        <w:t xml:space="preserve">        F.floor(F.months_between(F.current_date(), F.col("patient_birth_date")) / 12))</w:t>
+        <w:br/>
         <w:t xml:space="preserve">    result = (</w:t>
         <w:br/>
         <w:t xml:space="preserve">        patients</w:t>
         <w:br/>
         <w:t xml:space="preserve">        .filter(</w:t>
         <w:br/>
-        <w:t xml:space="preserve">            (F.upper(F.col("gender")) == "F") &amp;</w:t>
-        <w:br/>
-        <w:t xml:space="preserve">            (F.col("age") &gt; 40) &amp;</w:t>
-        <w:br/>
-        <w:t xml:space="preserve">            (F.upper(F.col("procedure_name")).contains("KNEE")) &amp;</w:t>
-        <w:br/>
-        <w:t xml:space="preserve">            (F.months_between(F.current_date(), F.col("admission_date")) &lt;= 12)</w:t>
+        <w:t xml:space="preserve">            (F.upper(F.col("patient_gender")) == "FEMALE") &amp;</w:t>
+        <w:br/>
+        <w:t xml:space="preserve">            (F.col("age") &gt; 40)</w:t>
         <w:br/>
         <w:t xml:space="preserve">        )</w:t>
         <w:br/>
-        <w:t xml:space="preserve">        .select("patient_id", "name", "age", "gender", "procedure_name", "admission_date")</w:t>
+        <w:t xml:space="preserve">        .select("patient_id","patient_name","age","patient_gender","city")</w:t>
         <w:br/>
         <w:t xml:space="preserve">    )</w:t>
         <w:br/>
-        <w:t xml:space="preserve">    write_result(result, "uc13_female_knee_surgery")</w:t>
+        <w:t xml:space="preserve">    write_result(result, "uc13_female_patients_over40")</w:t>
         <w:br/>
         <w:br/>
         <w:t xml:space="preserve">    result.show(truncate=False)</w:t>
         <w:br/>
-        <w:t xml:space="preserve">    print(f"[UC-13] Complete — {result.count()} row(s) written to Redshift")</w:t>
+        <w:t xml:space="preserve">    print("[UC-13] Done —", result.count(), "row(s)")</w:t>
         <w:br/>
         <w:t xml:space="preserve">    spark.stop()</w:t>
         <w:br/>
@@ -3671,7 +4338,7 @@
           <w:color w:val="1A1A2E"/>
           <w:sz w:val="16"/>
         </w:rPr>
-        <w:t>spark-submit src/results/uc13_female_knee_surgery.py</w:t>
+        <w:t>spark-submit src/results/uc13_female_patients_over40.py</w:t>
       </w:r>
     </w:p>
     <w:p/>
@@ -3685,13 +4352,7 @@
         <w:pStyle w:val="Heading1"/>
       </w:pPr>
       <w:r>
-        <w:t>9. Running the Full Pipeline</w:t>
-      </w:r>
-    </w:p>
-    <w:p>
-      <w:pPr/>
-      <w:r>
-        <w:t>Execute in order inside the Docker container:</w:t>
+        <w:t>11. Running the Full Pipeline</w:t>
       </w:r>
     </w:p>
     <w:p>
@@ -3706,16 +4367,24 @@
         </w:rPr>
         <w:t>#!/bin/bash</w:t>
         <w:br/>
-        <w:t># run_pipeline.sh</w:t>
+        <w:t># run_pipeline.sh — run inside Docker container</w:t>
         <w:br/>
         <w:t>export REDSHIFT_USER=admin</w:t>
         <w:br/>
         <w:t>export REDSHIFT_PASSWORD=&lt;your-password&gt;</w:t>
         <w:br/>
         <w:br/>
-        <w:t>echo "=== Step 1: Cleansing ==="</w:t>
-        <w:br/>
-        <w:t>spark-submit src/cleansing/group_subgroup_cleanse.py</w:t>
+        <w:t>echo "=== CLEANSING ==="</w:t>
+        <w:br/>
+        <w:t>spark-submit src/cleansing/hospitals_cleanse.py</w:t>
+        <w:br/>
+        <w:t>spark-submit src/cleansing/disease_cleanse.py</w:t>
+        <w:br/>
+        <w:t>spark-submit src/cleansing/subgroups_cleanse.py</w:t>
+        <w:br/>
+        <w:t>spark-submit src/cleansing/groups_cleanse.py</w:t>
+        <w:br/>
+        <w:t>spark-submit src/cleansing/grpsubgrp_cleanse.py</w:t>
         <w:br/>
         <w:t>spark-submit src/cleansing/patients_cleanse.py</w:t>
         <w:br/>
@@ -3724,27 +4393,43 @@
         <w:t>spark-submit src/cleansing/claims_cleanse.py</w:t>
         <w:br/>
         <w:br/>
-        <w:t>echo "=== Step 2: Use Cases ==="</w:t>
-        <w:br/>
-        <w:t>for uc in uc01 uc02 uc03 uc04 uc05 uc06 uc07 uc08 uc09 uc10 uc11 uc12 uc13; do</w:t>
-        <w:br/>
-        <w:t xml:space="preserve">    script=$(ls src/results/${uc}_*.py)</w:t>
-        <w:br/>
-        <w:t xml:space="preserve">    echo "Running $script"</w:t>
-        <w:br/>
-        <w:t xml:space="preserve">    spark-submit $script</w:t>
-        <w:br/>
-        <w:t>done</w:t>
-        <w:br/>
-        <w:br/>
-        <w:t>echo "=== Pipeline Complete ==="</w:t>
+        <w:t>echo "=== USE CASES ==="</w:t>
+        <w:br/>
+        <w:t>spark-submit src/results/uc01_max_claims_disease.py</w:t>
+        <w:br/>
+        <w:t>spark-submit src/results/uc02_subscribers_under30.py</w:t>
+        <w:br/>
+        <w:t>spark-submit src/results/uc03_group_max_subgroups.py</w:t>
+        <w:br/>
+        <w:t>spark-submit src/results/uc04_hospital_most_patients.py</w:t>
+        <w:br/>
+        <w:t>spark-submit src/results/uc05_most_subscribed_subgroup.py</w:t>
+        <w:br/>
+        <w:t>spark-submit src/results/uc06_total_rejected_claims.py</w:t>
+        <w:br/>
+        <w:t>spark-submit src/results/uc07_city_most_claims.py</w:t>
+        <w:br/>
+        <w:t>spark-submit src/results/uc08_govt_vs_private.py</w:t>
+        <w:br/>
+        <w:t>spark-submit src/results/uc09_avg_monthly_premium.py</w:t>
+        <w:br/>
+        <w:t>spark-submit src/results/uc10_most_profitable_group.py</w:t>
+        <w:br/>
+        <w:t>spark-submit src/results/uc11_patients_under18_cancer.py</w:t>
+        <w:br/>
+        <w:t>spark-submit src/results/uc12_high_value_claims.py</w:t>
+        <w:br/>
+        <w:t>spark-submit src/results/uc13_female_patients_over40.py</w:t>
+        <w:br/>
+        <w:br/>
+        <w:t>echo "=== PIPELINE COMPLETE ==="</w:t>
         <w:br/>
       </w:r>
     </w:p>
     <w:p>
       <w:pPr/>
       <w:r>
-        <w:t>Then verify results in Redshift Query Editor v2:</w:t>
+        <w:t>Verify in Redshift Query Editor v2:</w:t>
       </w:r>
     </w:p>
     <w:p>
@@ -3759,7 +4444,7 @@
         </w:rPr>
         <w:t>SELECT * FROM "Project-Output".uc01_max_claims_disease;</w:t>
         <w:br/>
-        <w:t>SELECT * FROM "Project-Output".uc02_subscribers_under30 LIMIT 20;</w:t>
+        <w:t>SELECT COUNT(*) FROM "Project-Output".uc02_subscribers_under30;</w:t>
         <w:br/>
         <w:t>-- repeat for uc03 through uc13</w:t>
         <w:br/>
@@ -3775,7 +4460,7 @@
         <w:pStyle w:val="Heading1"/>
       </w:pPr>
       <w:r>
-        <w:t>10. Jira Sprint Setup</w:t>
+        <w:t>12. Jira Sprint Setup</w:t>
       </w:r>
     </w:p>
     <w:p>
@@ -3787,7 +4472,7 @@
         <w:t xml:space="preserve">🧭 NAVIGATE: </w:t>
       </w:r>
       <w:r>
-        <w:t>jira.atlassian.com → Create project → Scrum → Project name: Healthcare Insurance Analytics → Create</w:t>
+        <w:t>jira.atlassian.com → Create project → Scrum → Name: Healthcare Insurance Analytics → Create</w:t>
       </w:r>
     </w:p>
     <w:p>
@@ -3795,19 +4480,7 @@
         <w:pStyle w:val="Heading2"/>
       </w:pPr>
       <w:r>
-        <w:t>10.1 Create Epics</w:t>
-      </w:r>
-    </w:p>
-    <w:p>
-      <w:r>
-        <w:rPr>
-          <w:b/>
-          <w:color w:val="7D3C98"/>
-        </w:rPr>
-        <w:t xml:space="preserve">🧭 NAVIGATE: </w:t>
-      </w:r>
-      <w:r>
-        <w:t>Backlog → Create Epic (left panel) → create one per category below</w:t>
+        <w:t>12.1 Sprints</w:t>
       </w:r>
     </w:p>
     <w:p>
@@ -3815,7 +4488,7 @@
         <w:pStyle w:val="ListBullet"/>
       </w:pPr>
       <w:r>
-        <w:t>Project Setup</w:t>
+        <w:t>Sprint 1 — Week 1: Documentation, GitHub setup, AWS infrastructure, DDL</w:t>
       </w:r>
     </w:p>
     <w:p>
@@ -3823,47 +4496,7 @@
         <w:pStyle w:val="ListBullet"/>
       </w:pPr>
       <w:r>
-        <w:t>Documentation</w:t>
-      </w:r>
-    </w:p>
-    <w:p>
-      <w:pPr>
-        <w:pStyle w:val="ListBullet"/>
-      </w:pPr>
-      <w:r>
-        <w:t>AWS Infrastructure</w:t>
-      </w:r>
-    </w:p>
-    <w:p>
-      <w:pPr>
-        <w:pStyle w:val="ListBullet"/>
-      </w:pPr>
-      <w:r>
-        <w:t>Data Cleansing</w:t>
-      </w:r>
-    </w:p>
-    <w:p>
-      <w:pPr>
-        <w:pStyle w:val="ListBullet"/>
-      </w:pPr>
-      <w:r>
-        <w:t>Use Case Implementation</w:t>
-      </w:r>
-    </w:p>
-    <w:p>
-      <w:pPr>
-        <w:pStyle w:val="ListBullet"/>
-      </w:pPr>
-      <w:r>
-        <w:t>Testing</w:t>
-      </w:r>
-    </w:p>
-    <w:p>
-      <w:pPr>
-        <w:pStyle w:val="ListBullet"/>
-      </w:pPr>
-      <w:r>
-        <w:t>Deployment</w:t>
+        <w:t>Sprint 2 — Week 2: All 8 cleansing modules, all 13 UC modules, testing</w:t>
       </w:r>
     </w:p>
     <w:p>
@@ -3871,43 +4504,7 @@
         <w:pStyle w:val="Heading2"/>
       </w:pPr>
       <w:r>
-        <w:t>10.2 Create Sprints</w:t>
-      </w:r>
-    </w:p>
-    <w:p>
-      <w:r>
-        <w:rPr>
-          <w:b/>
-          <w:color w:val="7D3C98"/>
-        </w:rPr>
-        <w:t xml:space="preserve">🧭 NAVIGATE: </w:t>
-      </w:r>
-      <w:r>
-        <w:t>Backlog → Create sprint → rename:</w:t>
-      </w:r>
-    </w:p>
-    <w:p>
-      <w:pPr>
-        <w:pStyle w:val="ListBullet"/>
-      </w:pPr>
-      <w:r>
-        <w:t>Sprint 1 — Documentation &amp; Setup  (Week 1)</w:t>
-      </w:r>
-    </w:p>
-    <w:p>
-      <w:pPr>
-        <w:pStyle w:val="ListBullet"/>
-      </w:pPr>
-      <w:r>
-        <w:t>Sprint 2 — Implementation &amp; Testing  (Week 2)</w:t>
-      </w:r>
-    </w:p>
-    <w:p>
-      <w:pPr>
-        <w:pStyle w:val="Heading2"/>
-      </w:pPr>
-      <w:r>
-        <w:t>10.3 Sample Stories &amp; Tasks</w:t>
+        <w:t>12.2 Sample Stories</w:t>
       </w:r>
     </w:p>
     <w:p>
@@ -3922,52 +4519,49 @@
         </w:rPr>
         <w:t>EPIC: Data Cleansing</w:t>
         <w:br/>
-        <w:t xml:space="preserve">  Story: Cleanse Patients dataset         [Sprint 2]</w:t>
-        <w:br/>
-        <w:t xml:space="preserve">    Task: Read CSV from S3</w:t>
-        <w:br/>
-        <w:t xml:space="preserve">    Task: Detect and log null values</w:t>
-        <w:br/>
-        <w:t xml:space="preserve">    Task: Replace nulls, drop duplicates</w:t>
-        <w:br/>
-        <w:t xml:space="preserve">    Task: Write to Redshift cleaned_data.patients</w:t>
-        <w:br/>
-        <w:t xml:space="preserve">    Task: Verify row count in Query Editor</w:t>
+        <w:t xml:space="preserve">  Story: Cleanse Patient_records.csv     [Sprint 2]</w:t>
+        <w:br/>
+        <w:t xml:space="preserve">    Task: Read CSV from S3, inspect schema</w:t>
+        <w:br/>
+        <w:t xml:space="preserve">    Task: Count nulls per column, replace with NA</w:t>
+        <w:br/>
+        <w:t xml:space="preserve">    Task: Drop duplicates on Patient_id</w:t>
+        <w:br/>
+        <w:t xml:space="preserve">    Task: Cast data types, rename columns</w:t>
+        <w:br/>
+        <w:t xml:space="preserve">    Task: Write to cleaned_data.patients, verify count</w:t>
+        <w:br/>
+        <w:br/>
+        <w:t xml:space="preserve">  Story: Cleanse claims.json             [Sprint 2]</w:t>
+        <w:br/>
+        <w:t xml:space="preserve">    Task: Read JSON (not CSV) from S3</w:t>
+        <w:br/>
+        <w:t xml:space="preserve">    Task: Handle "NaN" string in Claim_Or_Rejected</w:t>
+        <w:br/>
+        <w:t xml:space="preserve">    Task: Write to cleaned_data.claims</w:t>
         <w:br/>
         <w:br/>
         <w:t>EPIC: Use Case Implementation</w:t>
         <w:br/>
-        <w:t xml:space="preserve">  Story: UC-01 Disease with max claims    [Sprint 2]</w:t>
+        <w:t xml:space="preserve">  Story: UC-01 Disease with max claims   [Sprint 2]</w:t>
         <w:br/>
         <w:t xml:space="preserve">    Task: Write uc01_max_claims_disease.py</w:t>
         <w:br/>
-        <w:t xml:space="preserve">    Task: Run spark-submit, verify output</w:t>
-        <w:br/>
-        <w:t xml:space="preserve">    Task: Add test case to test-cases.xlsx</w:t>
-        <w:br/>
-        <w:t xml:space="preserve">  ... repeat for UC-02 through UC-13</w:t>
+        <w:t xml:space="preserve">    Task: spark-submit, verify output in Redshift</w:t>
+        <w:br/>
+        <w:t xml:space="preserve">    Task: Add expected vs actual to test-cases.xlsx</w:t>
+        <w:br/>
+        <w:t xml:space="preserve">  ... (repeat for UC-02 through UC-13)</w:t>
         <w:br/>
         <w:br/>
         <w:t>EPIC: Testing</w:t>
         <w:br/>
         <w:t xml:space="preserve">  Story: Create test-cases.xlsx</w:t>
         <w:br/>
-        <w:t xml:space="preserve">    Task: Define expected output for each UC</w:t>
-        <w:br/>
-        <w:t xml:space="preserve">    Task: Compare actual vs expected in Redshift</w:t>
-        <w:br/>
-      </w:r>
-    </w:p>
-    <w:p>
-      <w:r>
-        <w:rPr>
-          <w:b/>
-          <w:color w:val="1E8B4C"/>
-        </w:rPr>
-        <w:t xml:space="preserve">✅ BEST PRACTICE: </w:t>
-      </w:r>
-      <w:r>
-        <w:t>Link each Jira story to its GitHub PR by including the ticket number in the commit message: "feat(HIAP-12): implement UC-01 claims aggregation"</w:t>
+        <w:t xml:space="preserve">    Task: Define expected output for each UC against sample data</w:t>
+        <w:br/>
+        <w:t xml:space="preserve">    Task: Run pipeline, compare actual results</w:t>
+        <w:br/>
       </w:r>
     </w:p>
     <w:p>
@@ -3980,7 +4574,7 @@
         <w:pStyle w:val="Heading1"/>
       </w:pPr>
       <w:r>
-        <w:t>11. Deployment to AWS EMR (Production)</w:t>
+        <w:t>13. Deployment to AWS EMR (Production)</w:t>
       </w:r>
     </w:p>
     <w:p>
@@ -3992,7 +4586,7 @@
         <w:t xml:space="preserve">📝 NOTE: </w:t>
       </w:r>
       <w:r>
-        <w:t>Use Docker PySpark for development and testing. Only deploy to EMR when the code is fully tested.</w:t>
+        <w:t>Use Docker PySpark for all development and testing. Only move to EMR when code is fully verified.</w:t>
       </w:r>
     </w:p>
     <w:p>
@@ -4000,7 +4594,7 @@
         <w:pStyle w:val="Heading2"/>
       </w:pPr>
       <w:r>
-        <w:t>11.1 Push Code to GitHub</w:t>
+        <w:t>13.1 Push to GitHub</w:t>
       </w:r>
     </w:p>
     <w:p>
@@ -4013,15 +4607,15 @@
           <w:color w:val="1A1A2E"/>
           <w:sz w:val="16"/>
         </w:rPr>
-        <w:t>git checkout -b feature/cleansing-modules</w:t>
-        <w:br/>
-        <w:t>git add src/</w:t>
-        <w:br/>
-        <w:t>git commit -m "feat: add cleansing and result modules"</w:t>
-        <w:br/>
-        <w:t>git push origin feature/cleansing-modules</w:t>
-        <w:br/>
-        <w:t># Open Pull Request on GitHub → review → merge to main</w:t>
+        <w:t>git checkout -b feature/cleansing-patients</w:t>
+        <w:br/>
+        <w:t>git add src/cleansing/patients_cleanse.py</w:t>
+        <w:br/>
+        <w:t>git commit -m "feat(JIRA-5): cleanse Patient_records dataset"</w:t>
+        <w:br/>
+        <w:t>git push origin feature/cleansing-patients</w:t>
+        <w:br/>
+        <w:t># Open Pull Request → self-review → merge to main</w:t>
         <w:br/>
       </w:r>
     </w:p>
@@ -4030,7 +4624,7 @@
         <w:pStyle w:val="Heading2"/>
       </w:pPr>
       <w:r>
-        <w:t>11.2 Upload Code to S3</w:t>
+        <w:t>13.2 Upload Code &amp; JARs to S3</w:t>
       </w:r>
     </w:p>
     <w:p>
@@ -4046,7 +4640,6 @@
         <w:t>aws s3 sync src/  s3://healthcare-insurance-capstone/code/src/</w:t>
         <w:br/>
         <w:t>aws s3 sync jars/ s3://healthcare-insurance-capstone/code/jars/</w:t>
-        <w:br/>
       </w:r>
     </w:p>
     <w:p>
@@ -4054,7 +4647,7 @@
         <w:pStyle w:val="Heading2"/>
       </w:pPr>
       <w:r>
-        <w:t>11.3 Create EMR Cluster</w:t>
+        <w:t>13.3 Create EMR Cluster</w:t>
       </w:r>
     </w:p>
     <w:p>
@@ -4074,7 +4667,7 @@
         <w:pStyle w:val="ListNumber"/>
       </w:pPr>
       <w:r>
-        <w:t>Name: HealthcareAnalyticsEMR</w:t>
+        <w:t>Name: HealthcareAnalyticsEMR | Software: Spark 3.3 | Instance: m5.xlarge (primary), m5.large x2 (core)</w:t>
       </w:r>
     </w:p>
     <w:p>
@@ -4082,31 +4675,7 @@
         <w:pStyle w:val="ListNumber"/>
       </w:pPr>
       <w:r>
-        <w:t>Software: Spark 3.3, Hadoop 3.3</w:t>
-      </w:r>
-    </w:p>
-    <w:p>
-      <w:pPr>
-        <w:pStyle w:val="ListNumber"/>
-      </w:pPr>
-      <w:r>
-        <w:t>Instance type: m5.xlarge (primary), m5.large x2 (core)</w:t>
-      </w:r>
-    </w:p>
-    <w:p>
-      <w:pPr>
-        <w:pStyle w:val="ListNumber"/>
-      </w:pPr>
-      <w:r>
-        <w:t>EC2 key pair: select or create one</w:t>
-      </w:r>
-    </w:p>
-    <w:p>
-      <w:pPr>
-        <w:pStyle w:val="ListNumber"/>
-      </w:pPr>
-      <w:r>
-        <w:t>Click Create cluster — wait ~8 minutes for status: Waiting</w:t>
+        <w:t>EC2 key pair: create or select one → Create cluster → wait for status: Waiting</w:t>
       </w:r>
     </w:p>
     <w:p>
@@ -4114,7 +4683,7 @@
         <w:pStyle w:val="Heading2"/>
       </w:pPr>
       <w:r>
-        <w:t>11.4 Submit PySpark Job</w:t>
+        <w:t>13.4 Submit Job</w:t>
       </w:r>
     </w:p>
     <w:p>
@@ -4131,29 +4700,13 @@
         <w:br/>
         <w:t xml:space="preserve">  --cluster-id j-XXXXXXXXXX \</w:t>
         <w:br/>
-        <w:t xml:space="preserve">  --steps '[</w:t>
-        <w:br/>
-        <w:t xml:space="preserve">    {</w:t>
-        <w:br/>
-        <w:t xml:space="preserve">      "Name": "Cleanse Patients",</w:t>
-        <w:br/>
-        <w:t xml:space="preserve">      "ActionOnFailure": "CONTINUE",</w:t>
-        <w:br/>
-        <w:t xml:space="preserve">      "Type": "Spark",</w:t>
-        <w:br/>
-        <w:t xml:space="preserve">      "Args": [</w:t>
-        <w:br/>
-        <w:t xml:space="preserve">        "--deploy-mode", "cluster",</w:t>
-        <w:br/>
-        <w:t xml:space="preserve">        "--jars", "s3://healthcare-insurance-capstone/code/jars/redshift-jdbc42.jar,s3://healthcare-insurance-capstone/code/jars/spark-redshift.jar",</w:t>
-        <w:br/>
-        <w:t xml:space="preserve">        "s3://healthcare-insurance-capstone/code/src/cleansing/patients_cleanse.py"</w:t>
-        <w:br/>
-        <w:t xml:space="preserve">      ]</w:t>
-        <w:br/>
-        <w:t xml:space="preserve">    }</w:t>
-        <w:br/>
-        <w:t xml:space="preserve">  ]'</w:t>
+        <w:t xml:space="preserve">  --steps '[{"Name":"Cleanse Patients","ActionOnFailure":"CONTINUE","Type":"Spark",</w:t>
+        <w:br/>
+        <w:t xml:space="preserve">    "Args":["--deploy-mode","cluster",</w:t>
+        <w:br/>
+        <w:t xml:space="preserve">            "--jars","s3://healthcare-insurance-capstone/code/jars/redshift-jdbc42.jar,s3://healthcare-insurance-capstone/code/jars/spark-redshift.jar",</w:t>
+        <w:br/>
+        <w:t xml:space="preserve">            "s3://healthcare-insurance-capstone/code/src/cleansing/patients_cleanse.py"]}]'</w:t>
         <w:br/>
       </w:r>
     </w:p>
@@ -4166,84 +4719,7 @@
         <w:t xml:space="preserve">✅ BEST PRACTICE: </w:t>
       </w:r>
       <w:r>
-        <w:t>Terminate the EMR cluster immediately after jobs complete to avoid ongoing charges. EMR is billed per-minute.</w:t>
-      </w:r>
-    </w:p>
-    <w:p>
-      <w:r>
-        <w:br w:type="page"/>
-      </w:r>
-    </w:p>
-    <w:p>
-      <w:pPr>
-        <w:pStyle w:val="Heading1"/>
-      </w:pPr>
-      <w:r>
-        <w:t>12. Databricks Visualization (Optional)</w:t>
-      </w:r>
-    </w:p>
-    <w:p>
-      <w:r>
-        <w:rPr>
-          <w:b/>
-          <w:color w:val="7D3C98"/>
-        </w:rPr>
-        <w:t xml:space="preserve">🧭 NAVIGATE: </w:t>
-      </w:r>
-      <w:r>
-        <w:t>community.cloud.databricks.com → Sign up (free) → Create Cluster → Create Notebook → Language: Python</w:t>
-      </w:r>
-    </w:p>
-    <w:p>
-      <w:pPr>
-        <w:ind w:left="432"/>
-      </w:pPr>
-      <w:r>
-        <w:rPr>
-          <w:rFonts w:ascii="Courier New" w:hAnsi="Courier New"/>
-          <w:color w:val="1A1A2E"/>
-          <w:sz w:val="16"/>
-        </w:rPr>
-        <w:t># Read result from Redshift and visualize</w:t>
-        <w:br/>
-        <w:t>jdbc_url = "jdbc:redshift://healthcare-workgroup.&lt;account-id&gt;.us-east-1.redshift-serverless.amazonaws.com:5439/dev"</w:t>
-        <w:br/>
-        <w:t>props = {"user": "admin", "password": "&lt;password&gt;",</w:t>
-        <w:br/>
-        <w:t xml:space="preserve">         "driver": "com.amazon.redshift.jdbc42.Driver"}</w:t>
-        <w:br/>
-        <w:br/>
-        <w:t>df = spark.read.jdbc(jdbc_url, '"Project-Output".uc01_max_claims_disease', properties=props)</w:t>
-        <w:br/>
-        <w:t>display(df)   # Databricks built-in chart — click the bar chart icon below the table</w:t>
-        <w:br/>
-        <w:br/>
-        <w:t># Bar chart example using matplotlib</w:t>
-        <w:br/>
-        <w:t>import matplotlib.pyplot as plt</w:t>
-        <w:br/>
-        <w:t>pdf = df.toPandas()</w:t>
-        <w:br/>
-        <w:t>pdf.plot(kind="bar", x="disease", y="claim_count",</w:t>
-        <w:br/>
-        <w:t xml:space="preserve">         title="Claims by Disease", figsize=(10, 5), legend=False)</w:t>
-        <w:br/>
-        <w:t>plt.tight_layout()</w:t>
-        <w:br/>
-        <w:t>plt.show()</w:t>
-        <w:br/>
-      </w:r>
-    </w:p>
-    <w:p>
-      <w:r>
-        <w:rPr>
-          <w:b/>
-          <w:color w:val="1E8B4C"/>
-        </w:rPr>
-        <w:t xml:space="preserve">✅ BEST PRACTICE: </w:t>
-      </w:r>
-      <w:r>
-        <w:t>Use display(df) in Databricks for zero-code interactive charts. Click the chart icon under the output table to switch between bar, pie, line, and scatter without writing any extra code.</w:t>
+        <w:t>Terminate the EMR cluster after all steps complete. EMR is billed per minute — leaving it running is the most common cost mistake.</w:t>
       </w:r>
     </w:p>
     <w:sectPr>
